--- a/backend/apps/operaciones/templates/Proios_Cotizacion_Quimicos_TEMPLATE_ES.docx
+++ b/backend/apps/operaciones/templates/Proios_Cotizacion_Quimicos_TEMPLATE_ES.docx
@@ -371,7 +371,13 @@
         <w:spacing w:before="220"/>
       </w:pPr>
       <w:r>
-        <w:t>Tenemos el agrado de presentar nuestra cotización por los siguientes trabajos, según el detalle a continuación:</w:t>
+        <w:t xml:space="preserve">Tenemos el agrado de presentar nuestra cotización por los siguientes </w:t>
+      </w:r>
+      <w:r>
+        <w:t>productos</w:t>
+      </w:r>
+      <w:r>
+        <w:t>, según el detalle a continuación:</w:t>
       </w:r>
     </w:p>
     <w:p>
@@ -1481,17 +1487,7 @@
             </w:tcMar>
             <w:vAlign w:val="center"/>
           </w:tcPr>
-          <w:p>
-            <w:r>
-              <w:rPr>
-                <w:b/>
-                <w:bCs/>
-                <w:sz w:val="19"/>
-                <w:szCs w:val="19"/>
-              </w:rPr>
-              <w:t>Impuestos</w:t>
-            </w:r>
-          </w:p>
+          <w:p/>
         </w:tc>
         <w:tc>
           <w:tcPr>
@@ -1504,15 +1500,7 @@
             </w:tcMar>
             <w:vAlign w:val="center"/>
           </w:tcPr>
-          <w:p>
-            <w:r>
-              <w:rPr>
-                <w:i/>
-                <w:iCs/>
-              </w:rPr>
-              <w:t>{{impuestos}}</w:t>
-            </w:r>
-          </w:p>
+          <w:p/>
         </w:tc>
       </w:tr>
     </w:tbl>
@@ -1566,38 +1554,7 @@
         </w:numPr>
       </w:pPr>
       <w:r>
-        <w:t>Este monto global cubre únicamente los trabajos designados en esta cotización. Cualquier acero, trabajo o daño adicional detectado tras el crop-out será re-cotizado y facturado por separado.</w:t>
-      </w:r>
-    </w:p>
-    <w:p>
-      <w:pPr>
-        <w:pStyle w:val="Prrafodelista"/>
-        <w:numPr>
-          <w:ilvl w:val="0"/>
-          <w:numId w:val="2"/>
-        </w:numPr>
-      </w:pPr>
-      <w:r>
-        <w:t>Las reparaciones están sujetas a la apro</w:t>
-      </w:r>
-      <w:r>
-        <w:t>bación y asistencia de la Sociedad de Clasificación.</w:t>
-      </w:r>
-    </w:p>
-    <w:p>
-      <w:pPr>
-        <w:pStyle w:val="Prrafodelista"/>
-        <w:numPr>
-          <w:ilvl w:val="0"/>
-          <w:numId w:val="2"/>
-        </w:numPr>
-      </w:pPr>
-      <w:r>
-        <w:rPr>
-          <w:i/>
-          <w:iCs/>
-        </w:rPr>
-        <w:t>Andamios, movilización/desmovilización, pintura, END, dique y gastos portuarios NO están incluidos en este monto global y se cobrarán por separado.</w:t>
+        <w:t>{{notas}}</w:t>
       </w:r>
     </w:p>
     <w:p>
@@ -1631,14 +1588,7 @@
           <w:i/>
           <w:iCs/>
         </w:rPr>
-        <w:t>{{fir</w:t>
-      </w:r>
-      <w:r>
-        <w:rPr>
-          <w:i/>
-          <w:iCs/>
-        </w:rPr>
-        <w:t>mante_email}}</w:t>
+        <w:t>{{firmante_email}}</w:t>
       </w:r>
     </w:p>
     <w:sectPr>
@@ -2499,6 +2449,7 @@
   <w:style w:type="character" w:default="1" w:styleId="Fuentedeprrafopredeter">
     <w:name w:val="Default Paragraph Font"/>
     <w:uiPriority w:val="1"/>
+    <w:semiHidden/>
     <w:unhideWhenUsed/>
   </w:style>
   <w:style w:type="table" w:default="1" w:styleId="Tablanormal">

--- a/backend/apps/operaciones/templates/Proios_Cotizacion_Quimicos_TEMPLATE_ES.docx
+++ b/backend/apps/operaciones/templates/Proios_Cotizacion_Quimicos_TEMPLATE_ES.docx
@@ -5,9 +5,13 @@
     <w:p>
       <w:pPr>
         <w:spacing w:before="120"/>
+        <w:rPr>
+          <w:rFonts w:ascii="Tahoma" w:hAnsi="Tahoma" w:cs="Tahoma"/>
+        </w:rPr>
       </w:pPr>
       <w:r>
         <w:rPr>
+          <w:rFonts w:ascii="Tahoma" w:hAnsi="Tahoma" w:cs="Tahoma"/>
           <w:b/>
           <w:bCs/>
           <w:sz w:val="52"/>
@@ -19,6 +23,9 @@
     <w:p>
       <w:pPr>
         <w:spacing w:after="60"/>
+        <w:rPr>
+          <w:rFonts w:ascii="Tahoma" w:hAnsi="Tahoma" w:cs="Tahoma"/>
+        </w:rPr>
       </w:pPr>
     </w:p>
     <w:tbl>
@@ -52,13 +59,15 @@
                 <w:bottom w:val="single" w:sz="6" w:space="3" w:color="1394B1"/>
               </w:pBdr>
               <w:spacing w:after="70"/>
-            </w:pPr>
-            <w:r>
-              <w:rPr>
+              <w:rPr>
+                <w:rFonts w:ascii="Tahoma" w:hAnsi="Tahoma" w:cs="Tahoma"/>
+              </w:rPr>
+            </w:pPr>
+            <w:r>
+              <w:rPr>
+                <w:rFonts w:ascii="Tahoma" w:hAnsi="Tahoma" w:cs="Tahoma"/>
                 <w:b/>
                 <w:bCs/>
-                <w:sz w:val="16"/>
-                <w:szCs w:val="16"/>
               </w:rPr>
               <w:t>DE</w:t>
             </w:r>
@@ -66,41 +75,81 @@
           <w:p>
             <w:pPr>
               <w:spacing w:after="20"/>
-            </w:pPr>
-            <w:r>
-              <w:rPr>
+              <w:rPr>
+                <w:rFonts w:ascii="Tahoma" w:hAnsi="Tahoma" w:cs="Tahoma"/>
+              </w:rPr>
+            </w:pPr>
+            <w:proofErr w:type="spellStart"/>
+            <w:r>
+              <w:rPr>
+                <w:rFonts w:ascii="Tahoma" w:hAnsi="Tahoma" w:cs="Tahoma"/>
                 <w:b/>
                 <w:bCs/>
               </w:rPr>
-              <w:t>Proios S.A.</w:t>
+              <w:t>Proios</w:t>
+            </w:r>
+            <w:proofErr w:type="spellEnd"/>
+            <w:r>
+              <w:rPr>
+                <w:rFonts w:ascii="Tahoma" w:hAnsi="Tahoma" w:cs="Tahoma"/>
+                <w:b/>
+                <w:bCs/>
+              </w:rPr>
+              <w:t xml:space="preserve"> S.A.</w:t>
             </w:r>
           </w:p>
           <w:p>
             <w:pPr>
               <w:spacing w:after="20"/>
-            </w:pPr>
-            <w:r>
+              <w:rPr>
+                <w:rFonts w:ascii="Tahoma" w:hAnsi="Tahoma" w:cs="Tahoma"/>
+              </w:rPr>
+            </w:pPr>
+            <w:r>
+              <w:rPr>
+                <w:rFonts w:ascii="Tahoma" w:hAnsi="Tahoma" w:cs="Tahoma"/>
+              </w:rPr>
               <w:t>Buenos Aires, Argentina</w:t>
             </w:r>
           </w:p>
           <w:p>
             <w:pPr>
               <w:spacing w:after="20"/>
-            </w:pPr>
-            <w:r>
-              <w:rPr>
-                <w:i/>
-                <w:iCs/>
-              </w:rPr>
-              <w:t>Comodoro Pedro Zanni 351, 5.º Piso – 503 LN (C1104AAH)</w:t>
+              <w:rPr>
+                <w:rFonts w:ascii="Tahoma" w:hAnsi="Tahoma" w:cs="Tahoma"/>
+              </w:rPr>
+            </w:pPr>
+            <w:r>
+              <w:rPr>
+                <w:rFonts w:ascii="Tahoma" w:hAnsi="Tahoma" w:cs="Tahoma"/>
+              </w:rPr>
+              <w:t xml:space="preserve">Comodoro Pedro </w:t>
+            </w:r>
+            <w:proofErr w:type="spellStart"/>
+            <w:r>
+              <w:rPr>
+                <w:rFonts w:ascii="Tahoma" w:hAnsi="Tahoma" w:cs="Tahoma"/>
+              </w:rPr>
+              <w:t>Zanni</w:t>
+            </w:r>
+            <w:proofErr w:type="spellEnd"/>
+            <w:r>
+              <w:rPr>
+                <w:rFonts w:ascii="Tahoma" w:hAnsi="Tahoma" w:cs="Tahoma"/>
+              </w:rPr>
+              <w:t xml:space="preserve"> 351, 5.º Piso – 503 LN (C1104AAH)</w:t>
             </w:r>
           </w:p>
           <w:p>
             <w:pPr>
               <w:spacing w:after="20"/>
-            </w:pPr>
-            <w:r>
-              <w:rPr>
+              <w:rPr>
+                <w:rFonts w:ascii="Tahoma" w:hAnsi="Tahoma" w:cs="Tahoma"/>
+              </w:rPr>
+            </w:pPr>
+            <w:r>
+              <w:rPr>
+                <w:rFonts w:ascii="Tahoma" w:hAnsi="Tahoma" w:cs="Tahoma"/>
                 <w:i/>
                 <w:iCs/>
               </w:rPr>
@@ -124,13 +173,15 @@
                 <w:bottom w:val="single" w:sz="6" w:space="3" w:color="1394B1"/>
               </w:pBdr>
               <w:spacing w:after="70"/>
-            </w:pPr>
-            <w:r>
-              <w:rPr>
+              <w:rPr>
+                <w:rFonts w:ascii="Tahoma" w:hAnsi="Tahoma" w:cs="Tahoma"/>
+              </w:rPr>
+            </w:pPr>
+            <w:r>
+              <w:rPr>
+                <w:rFonts w:ascii="Tahoma" w:hAnsi="Tahoma" w:cs="Tahoma"/>
                 <w:b/>
                 <w:bCs/>
-                <w:sz w:val="16"/>
-                <w:szCs w:val="16"/>
               </w:rPr>
               <w:t>PARA</w:t>
             </w:r>
@@ -138,12 +189,13 @@
           <w:p>
             <w:pPr>
               <w:spacing w:after="20"/>
-            </w:pPr>
-            <w:r>
-              <w:rPr>
-                <w:rFonts w:ascii="Consolas" w:eastAsia="Consolas" w:hAnsi="Consolas" w:cs="Consolas"/>
-                <w:b/>
-                <w:bCs/>
+              <w:rPr>
+                <w:rFonts w:ascii="Tahoma" w:hAnsi="Tahoma" w:cs="Tahoma"/>
+              </w:rPr>
+            </w:pPr>
+            <w:r>
+              <w:rPr>
+                <w:rFonts w:ascii="Tahoma" w:eastAsia="Consolas" w:hAnsi="Tahoma" w:cs="Tahoma"/>
               </w:rPr>
               <w:t>{{cliente}}</w:t>
             </w:r>
@@ -151,16 +203,29 @@
           <w:p>
             <w:pPr>
               <w:spacing w:after="20"/>
-            </w:pPr>
-            <w:r>
-              <w:t xml:space="preserve">At.: </w:t>
-            </w:r>
-            <w:r>
-              <w:rPr>
-                <w:i/>
-                <w:iCs/>
-              </w:rPr>
-              <w:t>{{atencion}}</w:t>
+              <w:rPr>
+                <w:rFonts w:ascii="Tahoma" w:hAnsi="Tahoma" w:cs="Tahoma"/>
+              </w:rPr>
+            </w:pPr>
+            <w:r>
+              <w:rPr>
+                <w:rFonts w:ascii="Tahoma" w:hAnsi="Tahoma" w:cs="Tahoma"/>
+              </w:rPr>
+              <w:t>At.: {{</w:t>
+            </w:r>
+            <w:proofErr w:type="spellStart"/>
+            <w:r>
+              <w:rPr>
+                <w:rFonts w:ascii="Tahoma" w:hAnsi="Tahoma" w:cs="Tahoma"/>
+              </w:rPr>
+              <w:t>atencion</w:t>
+            </w:r>
+            <w:proofErr w:type="spellEnd"/>
+            <w:r>
+              <w:rPr>
+                <w:rFonts w:ascii="Tahoma" w:hAnsi="Tahoma" w:cs="Tahoma"/>
+              </w:rPr>
+              <w:t>}}</w:t>
             </w:r>
           </w:p>
         </w:tc>
@@ -180,13 +245,15 @@
                 <w:bottom w:val="single" w:sz="6" w:space="3" w:color="1394B1"/>
               </w:pBdr>
               <w:spacing w:after="70"/>
-            </w:pPr>
-            <w:r>
-              <w:rPr>
+              <w:rPr>
+                <w:rFonts w:ascii="Tahoma" w:hAnsi="Tahoma" w:cs="Tahoma"/>
+              </w:rPr>
+            </w:pPr>
+            <w:r>
+              <w:rPr>
+                <w:rFonts w:ascii="Tahoma" w:hAnsi="Tahoma" w:cs="Tahoma"/>
                 <w:b/>
                 <w:bCs/>
-                <w:sz w:val="16"/>
-                <w:szCs w:val="16"/>
               </w:rPr>
               <w:t>COTIZACIÓN</w:t>
             </w:r>
@@ -194,18 +261,24 @@
           <w:p>
             <w:pPr>
               <w:spacing w:after="20"/>
-            </w:pPr>
-            <w:r>
-              <w:rPr>
-                <w:b/>
-                <w:bCs/>
+              <w:rPr>
+                <w:rFonts w:ascii="Tahoma" w:hAnsi="Tahoma" w:cs="Tahoma"/>
+              </w:rPr>
+            </w:pPr>
+            <w:proofErr w:type="spellStart"/>
+            <w:proofErr w:type="gramStart"/>
+            <w:r>
+              <w:rPr>
+                <w:rFonts w:ascii="Tahoma" w:hAnsi="Tahoma" w:cs="Tahoma"/>
                 <w:sz w:val="18"/>
                 <w:szCs w:val="18"/>
               </w:rPr>
               <w:t>N.°</w:t>
             </w:r>
-            <w:r>
-              <w:rPr>
+            <w:proofErr w:type="spellEnd"/>
+            <w:r>
+              <w:rPr>
+                <w:rFonts w:ascii="Tahoma" w:hAnsi="Tahoma" w:cs="Tahoma"/>
                 <w:sz w:val="18"/>
                 <w:szCs w:val="18"/>
               </w:rPr>
@@ -213,154 +286,194 @@
             </w:r>
             <w:r>
               <w:rPr>
-                <w:rFonts w:ascii="Consolas" w:eastAsia="Consolas" w:hAnsi="Consolas" w:cs="Consolas"/>
-                <w:b/>
-                <w:bCs/>
-              </w:rPr>
-              <w:t>{{ref}}</w:t>
+                <w:rFonts w:ascii="Tahoma" w:eastAsia="Consolas" w:hAnsi="Tahoma" w:cs="Tahoma"/>
+              </w:rPr>
+              <w:t>{</w:t>
+            </w:r>
+            <w:proofErr w:type="gramEnd"/>
+            <w:r>
+              <w:rPr>
+                <w:rFonts w:ascii="Tahoma" w:eastAsia="Consolas" w:hAnsi="Tahoma" w:cs="Tahoma"/>
+              </w:rPr>
+              <w:t>{</w:t>
+            </w:r>
+            <w:proofErr w:type="spellStart"/>
+            <w:r>
+              <w:rPr>
+                <w:rFonts w:ascii="Tahoma" w:eastAsia="Consolas" w:hAnsi="Tahoma" w:cs="Tahoma"/>
+              </w:rPr>
+              <w:t>ref</w:t>
+            </w:r>
+            <w:proofErr w:type="spellEnd"/>
+            <w:r>
+              <w:rPr>
+                <w:rFonts w:ascii="Tahoma" w:eastAsia="Consolas" w:hAnsi="Tahoma" w:cs="Tahoma"/>
+              </w:rPr>
+              <w:t>}}</w:t>
             </w:r>
           </w:p>
           <w:p>
             <w:pPr>
               <w:spacing w:after="20"/>
-            </w:pPr>
-            <w:r>
-              <w:rPr>
-                <w:b/>
-                <w:bCs/>
+              <w:rPr>
+                <w:rFonts w:ascii="Tahoma" w:hAnsi="Tahoma" w:cs="Tahoma"/>
+              </w:rPr>
+            </w:pPr>
+            <w:proofErr w:type="gramStart"/>
+            <w:r>
+              <w:rPr>
+                <w:rFonts w:ascii="Tahoma" w:hAnsi="Tahoma" w:cs="Tahoma"/>
                 <w:sz w:val="18"/>
                 <w:szCs w:val="18"/>
               </w:rPr>
-              <w:t>Fecha</w:t>
-            </w:r>
-            <w:r>
-              <w:rPr>
+              <w:t xml:space="preserve">Fecha  </w:t>
+            </w:r>
+            <w:r>
+              <w:rPr>
+                <w:rFonts w:ascii="Tahoma" w:hAnsi="Tahoma" w:cs="Tahoma"/>
+              </w:rPr>
+              <w:t>{</w:t>
+            </w:r>
+            <w:proofErr w:type="gramEnd"/>
+            <w:r>
+              <w:rPr>
+                <w:rFonts w:ascii="Tahoma" w:hAnsi="Tahoma" w:cs="Tahoma"/>
+              </w:rPr>
+              <w:t>{fecha}}</w:t>
+            </w:r>
+          </w:p>
+          <w:p>
+            <w:pPr>
+              <w:spacing w:after="20"/>
+              <w:rPr>
+                <w:rFonts w:ascii="Tahoma" w:hAnsi="Tahoma" w:cs="Tahoma"/>
+              </w:rPr>
+            </w:pPr>
+            <w:proofErr w:type="gramStart"/>
+            <w:r>
+              <w:rPr>
+                <w:rFonts w:ascii="Tahoma" w:hAnsi="Tahoma" w:cs="Tahoma"/>
                 <w:sz w:val="18"/>
                 <w:szCs w:val="18"/>
               </w:rPr>
-              <w:t xml:space="preserve">  </w:t>
-            </w:r>
-            <w:r>
-              <w:rPr>
-                <w:i/>
-                <w:iCs/>
-              </w:rPr>
-              <w:t>{{fecha}}</w:t>
+              <w:t xml:space="preserve">Validez  </w:t>
+            </w:r>
+            <w:r>
+              <w:rPr>
+                <w:rFonts w:ascii="Tahoma" w:hAnsi="Tahoma" w:cs="Tahoma"/>
+              </w:rPr>
+              <w:t>{</w:t>
+            </w:r>
+            <w:proofErr w:type="gramEnd"/>
+            <w:r>
+              <w:rPr>
+                <w:rFonts w:ascii="Tahoma" w:hAnsi="Tahoma" w:cs="Tahoma"/>
+              </w:rPr>
+              <w:t>{validez}}</w:t>
             </w:r>
           </w:p>
           <w:p>
             <w:pPr>
               <w:spacing w:after="20"/>
-            </w:pPr>
-            <w:r>
-              <w:rPr>
-                <w:b/>
-                <w:bCs/>
+              <w:rPr>
+                <w:rFonts w:ascii="Tahoma" w:hAnsi="Tahoma" w:cs="Tahoma"/>
+              </w:rPr>
+            </w:pPr>
+            <w:proofErr w:type="gramStart"/>
+            <w:r>
+              <w:rPr>
+                <w:rFonts w:ascii="Tahoma" w:hAnsi="Tahoma" w:cs="Tahoma"/>
                 <w:sz w:val="18"/>
                 <w:szCs w:val="18"/>
               </w:rPr>
-              <w:t>Validez</w:t>
-            </w:r>
-            <w:r>
-              <w:rPr>
+              <w:t xml:space="preserve">Buque  </w:t>
+            </w:r>
+            <w:r>
+              <w:rPr>
+                <w:rFonts w:ascii="Tahoma" w:eastAsia="Consolas" w:hAnsi="Tahoma" w:cs="Tahoma"/>
+              </w:rPr>
+              <w:t>{</w:t>
+            </w:r>
+            <w:proofErr w:type="gramEnd"/>
+            <w:r>
+              <w:rPr>
+                <w:rFonts w:ascii="Tahoma" w:eastAsia="Consolas" w:hAnsi="Tahoma" w:cs="Tahoma"/>
+              </w:rPr>
+              <w:t>{buque}}</w:t>
+            </w:r>
+          </w:p>
+          <w:p>
+            <w:pPr>
+              <w:spacing w:after="20"/>
+              <w:rPr>
+                <w:rFonts w:ascii="Tahoma" w:hAnsi="Tahoma" w:cs="Tahoma"/>
+              </w:rPr>
+            </w:pPr>
+            <w:proofErr w:type="gramStart"/>
+            <w:r>
+              <w:rPr>
+                <w:rFonts w:ascii="Tahoma" w:hAnsi="Tahoma" w:cs="Tahoma"/>
                 <w:sz w:val="18"/>
                 <w:szCs w:val="18"/>
               </w:rPr>
-              <w:t xml:space="preserve">  </w:t>
-            </w:r>
-            <w:r>
-              <w:rPr>
-                <w:i/>
-                <w:iCs/>
-              </w:rPr>
-              <w:t>{{validez}}</w:t>
+              <w:t xml:space="preserve">Ubicación  </w:t>
+            </w:r>
+            <w:r>
+              <w:rPr>
+                <w:rFonts w:ascii="Tahoma" w:eastAsia="Consolas" w:hAnsi="Tahoma" w:cs="Tahoma"/>
+              </w:rPr>
+              <w:t>{</w:t>
+            </w:r>
+            <w:proofErr w:type="gramEnd"/>
+            <w:r>
+              <w:rPr>
+                <w:rFonts w:ascii="Tahoma" w:eastAsia="Consolas" w:hAnsi="Tahoma" w:cs="Tahoma"/>
+              </w:rPr>
+              <w:t>{</w:t>
+            </w:r>
+            <w:proofErr w:type="spellStart"/>
+            <w:r>
+              <w:rPr>
+                <w:rFonts w:ascii="Tahoma" w:eastAsia="Consolas" w:hAnsi="Tahoma" w:cs="Tahoma"/>
+              </w:rPr>
+              <w:t>ubicacion</w:t>
+            </w:r>
+            <w:proofErr w:type="spellEnd"/>
+            <w:r>
+              <w:rPr>
+                <w:rFonts w:ascii="Tahoma" w:eastAsia="Consolas" w:hAnsi="Tahoma" w:cs="Tahoma"/>
+              </w:rPr>
+              <w:t>}}</w:t>
             </w:r>
           </w:p>
           <w:p>
             <w:pPr>
               <w:spacing w:after="20"/>
-            </w:pPr>
-            <w:r>
-              <w:rPr>
-                <w:b/>
-                <w:bCs/>
+              <w:rPr>
+                <w:rFonts w:ascii="Tahoma" w:hAnsi="Tahoma" w:cs="Tahoma"/>
+              </w:rPr>
+            </w:pPr>
+            <w:proofErr w:type="gramStart"/>
+            <w:r>
+              <w:rPr>
+                <w:rFonts w:ascii="Tahoma" w:hAnsi="Tahoma" w:cs="Tahoma"/>
                 <w:sz w:val="18"/>
                 <w:szCs w:val="18"/>
               </w:rPr>
-              <w:t>Buque</w:t>
-            </w:r>
-            <w:r>
-              <w:rPr>
-                <w:sz w:val="18"/>
-                <w:szCs w:val="18"/>
-              </w:rPr>
-              <w:t xml:space="preserve">  </w:t>
-            </w:r>
-            <w:r>
-              <w:rPr>
-                <w:rFonts w:ascii="Consolas" w:eastAsia="Consolas" w:hAnsi="Consolas" w:cs="Consolas"/>
-                <w:b/>
-                <w:bCs/>
-              </w:rPr>
-              <w:t>{{buque}}</w:t>
-            </w:r>
-          </w:p>
-          <w:p>
-            <w:pPr>
-              <w:spacing w:after="20"/>
-            </w:pPr>
-            <w:r>
-              <w:rPr>
-                <w:b/>
-                <w:bCs/>
-                <w:sz w:val="18"/>
-                <w:szCs w:val="18"/>
-              </w:rPr>
-              <w:t>Ubicación</w:t>
-            </w:r>
-            <w:r>
-              <w:rPr>
-                <w:sz w:val="18"/>
-                <w:szCs w:val="18"/>
-              </w:rPr>
-              <w:t xml:space="preserve">  </w:t>
-            </w:r>
-            <w:r>
-              <w:rPr>
-                <w:rFonts w:ascii="Consolas" w:eastAsia="Consolas" w:hAnsi="Consolas" w:cs="Consolas"/>
-                <w:b/>
-                <w:bCs/>
-              </w:rPr>
-              <w:t>{{ubicacion}}</w:t>
-            </w:r>
-          </w:p>
-          <w:p>
-            <w:pPr>
-              <w:spacing w:after="20"/>
-            </w:pPr>
-            <w:r>
-              <w:rPr>
-                <w:b/>
-                <w:bCs/>
-                <w:sz w:val="18"/>
-                <w:szCs w:val="18"/>
-              </w:rPr>
-              <w:t>ETA</w:t>
-            </w:r>
-            <w:r>
-              <w:rPr>
-                <w:sz w:val="18"/>
-                <w:szCs w:val="18"/>
-              </w:rPr>
-              <w:t xml:space="preserve">  </w:t>
-            </w:r>
-            <w:r>
-              <w:rPr>
-                <w:rFonts w:ascii="Consolas" w:eastAsia="Consolas" w:hAnsi="Consolas" w:cs="Consolas"/>
-                <w:b/>
-                <w:bCs/>
-              </w:rPr>
-              <w:t>{{eta}}</w:t>
+              <w:t xml:space="preserve">ETA  </w:t>
+            </w:r>
+            <w:r>
+              <w:rPr>
+                <w:rFonts w:ascii="Tahoma" w:eastAsia="Consolas" w:hAnsi="Tahoma" w:cs="Tahoma"/>
+              </w:rPr>
+              <w:t>{</w:t>
+            </w:r>
+            <w:proofErr w:type="gramEnd"/>
+            <w:r>
+              <w:rPr>
+                <w:rFonts w:ascii="Tahoma" w:eastAsia="Consolas" w:hAnsi="Tahoma" w:cs="Tahoma"/>
+              </w:rPr>
+              <w:t>{eta}}</w:t>
             </w:r>
           </w:p>
         </w:tc>
@@ -369,23 +482,39 @@
     <w:p>
       <w:pPr>
         <w:spacing w:before="220"/>
+        <w:rPr>
+          <w:rFonts w:ascii="Tahoma" w:hAnsi="Tahoma" w:cs="Tahoma"/>
+        </w:rPr>
       </w:pPr>
       <w:r>
+        <w:rPr>
+          <w:rFonts w:ascii="Tahoma" w:hAnsi="Tahoma" w:cs="Tahoma"/>
+        </w:rPr>
         <w:t xml:space="preserve">Tenemos el agrado de presentar nuestra cotización por los siguientes </w:t>
       </w:r>
       <w:r>
+        <w:rPr>
+          <w:rFonts w:ascii="Tahoma" w:hAnsi="Tahoma" w:cs="Tahoma"/>
+        </w:rPr>
         <w:t>productos</w:t>
       </w:r>
       <w:r>
+        <w:rPr>
+          <w:rFonts w:ascii="Tahoma" w:hAnsi="Tahoma" w:cs="Tahoma"/>
+        </w:rPr>
         <w:t>, según el detalle a continuación:</w:t>
       </w:r>
     </w:p>
     <w:p>
       <w:pPr>
         <w:spacing w:before="240" w:after="90"/>
+        <w:rPr>
+          <w:rFonts w:ascii="Tahoma" w:hAnsi="Tahoma" w:cs="Tahoma"/>
+        </w:rPr>
       </w:pPr>
       <w:r>
         <w:rPr>
+          <w:rFonts w:ascii="Tahoma" w:hAnsi="Tahoma" w:cs="Tahoma"/>
           <w:b/>
           <w:bCs/>
           <w:sz w:val="16"/>
@@ -396,7 +525,7 @@
     </w:p>
     <w:tbl>
       <w:tblPr>
-        <w:tblW w:w="9360" w:type="dxa"/>
+        <w:tblW w:w="9345" w:type="dxa"/>
         <w:tblCellMar>
           <w:left w:w="10" w:type="dxa"/>
           <w:right w:w="10" w:type="dxa"/>
@@ -404,17 +533,16 @@
         <w:tblLook w:val="04A0" w:firstRow="1" w:lastRow="0" w:firstColumn="1" w:lastColumn="0" w:noHBand="0" w:noVBand="1"/>
       </w:tblPr>
       <w:tblGrid>
-        <w:gridCol w:w="1834"/>
-        <w:gridCol w:w="1648"/>
-        <w:gridCol w:w="1582"/>
-        <w:gridCol w:w="1429"/>
-        <w:gridCol w:w="1373"/>
-        <w:gridCol w:w="1494"/>
+        <w:gridCol w:w="2612"/>
+        <w:gridCol w:w="1798"/>
+        <w:gridCol w:w="1637"/>
+        <w:gridCol w:w="1574"/>
+        <w:gridCol w:w="1724"/>
       </w:tblGrid>
       <w:tr>
         <w:tc>
           <w:tcPr>
-            <w:tcW w:w="1834" w:type="dxa"/>
+            <w:tcW w:w="2612" w:type="dxa"/>
             <w:tcBorders>
               <w:bottom w:val="single" w:sz="10" w:space="0" w:color="1394B1"/>
             </w:tcBorders>
@@ -426,8 +554,15 @@
             </w:tcMar>
           </w:tcPr>
           <w:p>
-            <w:r>
-              <w:rPr>
+            <w:pPr>
+              <w:rPr>
+                <w:rFonts w:ascii="Tahoma" w:hAnsi="Tahoma" w:cs="Tahoma"/>
+              </w:rPr>
+            </w:pPr>
+            <w:bookmarkStart w:id="0" w:name="_Hlk238735769"/>
+            <w:r>
+              <w:rPr>
+                <w:rFonts w:ascii="Tahoma" w:hAnsi="Tahoma" w:cs="Tahoma"/>
                 <w:b/>
                 <w:bCs/>
                 <w:sz w:val="17"/>
@@ -439,7 +574,7 @@
         </w:tc>
         <w:tc>
           <w:tcPr>
-            <w:tcW w:w="1648" w:type="dxa"/>
+            <w:tcW w:w="1798" w:type="dxa"/>
             <w:tcBorders>
               <w:bottom w:val="single" w:sz="10" w:space="0" w:color="1394B1"/>
             </w:tcBorders>
@@ -451,48 +586,39 @@
             </w:tcMar>
           </w:tcPr>
           <w:p>
-            <w:r>
-              <w:rPr>
+            <w:pPr>
+              <w:jc w:val="center"/>
+              <w:rPr>
+                <w:rFonts w:ascii="Tahoma" w:hAnsi="Tahoma" w:cs="Tahoma"/>
+              </w:rPr>
+            </w:pPr>
+            <w:proofErr w:type="spellStart"/>
+            <w:r>
+              <w:rPr>
+                <w:rFonts w:ascii="Tahoma" w:hAnsi="Tahoma" w:cs="Tahoma"/>
                 <w:b/>
                 <w:bCs/>
                 <w:sz w:val="17"/>
                 <w:szCs w:val="17"/>
               </w:rPr>
-              <w:t>Categoría</w:t>
-            </w:r>
-          </w:p>
-        </w:tc>
-        <w:tc>
-          <w:tcPr>
-            <w:tcW w:w="1582" w:type="dxa"/>
-            <w:tcBorders>
-              <w:bottom w:val="single" w:sz="10" w:space="0" w:color="1394B1"/>
-            </w:tcBorders>
-            <w:tcMar>
-              <w:top w:w="70" w:type="dxa"/>
-              <w:left w:w="0" w:type="dxa"/>
-              <w:bottom w:w="70" w:type="dxa"/>
-              <w:right w:w="140" w:type="dxa"/>
-            </w:tcMar>
-          </w:tcPr>
-          <w:p>
-            <w:pPr>
-              <w:jc w:val="center"/>
-            </w:pPr>
-            <w:r>
-              <w:rPr>
+              <w:t>Cant</w:t>
+            </w:r>
+            <w:proofErr w:type="spellEnd"/>
+            <w:r>
+              <w:rPr>
+                <w:rFonts w:ascii="Tahoma" w:hAnsi="Tahoma" w:cs="Tahoma"/>
                 <w:b/>
                 <w:bCs/>
                 <w:sz w:val="17"/>
                 <w:szCs w:val="17"/>
               </w:rPr>
-              <w:t>Cant.</w:t>
-            </w:r>
-          </w:p>
-        </w:tc>
-        <w:tc>
-          <w:tcPr>
-            <w:tcW w:w="1429" w:type="dxa"/>
+              <w:t>.</w:t>
+            </w:r>
+          </w:p>
+        </w:tc>
+        <w:tc>
+          <w:tcPr>
+            <w:tcW w:w="1637" w:type="dxa"/>
             <w:tcBorders>
               <w:bottom w:val="single" w:sz="10" w:space="0" w:color="1394B1"/>
             </w:tcBorders>
@@ -506,9 +632,13 @@
           <w:p>
             <w:pPr>
               <w:jc w:val="center"/>
-            </w:pPr>
-            <w:r>
-              <w:rPr>
+              <w:rPr>
+                <w:rFonts w:ascii="Tahoma" w:hAnsi="Tahoma" w:cs="Tahoma"/>
+              </w:rPr>
+            </w:pPr>
+            <w:r>
+              <w:rPr>
+                <w:rFonts w:ascii="Tahoma" w:hAnsi="Tahoma" w:cs="Tahoma"/>
                 <w:b/>
                 <w:bCs/>
                 <w:sz w:val="17"/>
@@ -520,7 +650,7 @@
         </w:tc>
         <w:tc>
           <w:tcPr>
-            <w:tcW w:w="1445" w:type="dxa"/>
+            <w:tcW w:w="1574" w:type="dxa"/>
             <w:tcBorders>
               <w:bottom w:val="single" w:sz="10" w:space="0" w:color="1394B1"/>
             </w:tcBorders>
@@ -534,42 +664,72 @@
           <w:p>
             <w:pPr>
               <w:jc w:val="right"/>
-            </w:pPr>
-            <w:r>
-              <w:rPr>
+              <w:rPr>
+                <w:rFonts w:ascii="Tahoma" w:hAnsi="Tahoma" w:cs="Tahoma"/>
+              </w:rPr>
+            </w:pPr>
+            <w:r>
+              <w:rPr>
+                <w:rFonts w:ascii="Tahoma" w:hAnsi="Tahoma" w:cs="Tahoma"/>
                 <w:b/>
                 <w:bCs/>
                 <w:sz w:val="17"/>
                 <w:szCs w:val="17"/>
               </w:rPr>
-              <w:t>Precio unit.</w:t>
-            </w:r>
-          </w:p>
-        </w:tc>
-        <w:tc>
-          <w:tcPr>
-            <w:tcW w:w="1422" w:type="dxa"/>
-            <w:tcBorders>
-              <w:bottom w:val="single" w:sz="10" w:space="0" w:color="1394B1"/>
-            </w:tcBorders>
-            <w:tcMar>
-              <w:top w:w="70" w:type="dxa"/>
-              <w:left w:w="0" w:type="dxa"/>
-              <w:bottom w:w="70" w:type="dxa"/>
-              <w:right w:w="140" w:type="dxa"/>
-            </w:tcMar>
-          </w:tcPr>
-          <w:p>
-            <w:pPr>
-              <w:jc w:val="right"/>
-            </w:pPr>
-            <w:r>
-              <w:rPr>
+              <w:t xml:space="preserve">Precio </w:t>
+            </w:r>
+            <w:proofErr w:type="spellStart"/>
+            <w:r>
+              <w:rPr>
+                <w:rFonts w:ascii="Tahoma" w:hAnsi="Tahoma" w:cs="Tahoma"/>
                 <w:b/>
                 <w:bCs/>
                 <w:sz w:val="17"/>
                 <w:szCs w:val="17"/>
               </w:rPr>
+              <w:t>unit</w:t>
+            </w:r>
+            <w:proofErr w:type="spellEnd"/>
+            <w:r>
+              <w:rPr>
+                <w:rFonts w:ascii="Tahoma" w:hAnsi="Tahoma" w:cs="Tahoma"/>
+                <w:b/>
+                <w:bCs/>
+                <w:sz w:val="17"/>
+                <w:szCs w:val="17"/>
+              </w:rPr>
+              <w:t>.</w:t>
+            </w:r>
+          </w:p>
+        </w:tc>
+        <w:tc>
+          <w:tcPr>
+            <w:tcW w:w="1724" w:type="dxa"/>
+            <w:tcBorders>
+              <w:bottom w:val="single" w:sz="10" w:space="0" w:color="1394B1"/>
+            </w:tcBorders>
+            <w:tcMar>
+              <w:top w:w="70" w:type="dxa"/>
+              <w:left w:w="0" w:type="dxa"/>
+              <w:bottom w:w="70" w:type="dxa"/>
+              <w:right w:w="140" w:type="dxa"/>
+            </w:tcMar>
+          </w:tcPr>
+          <w:p>
+            <w:pPr>
+              <w:jc w:val="right"/>
+              <w:rPr>
+                <w:rFonts w:ascii="Tahoma" w:hAnsi="Tahoma" w:cs="Tahoma"/>
+              </w:rPr>
+            </w:pPr>
+            <w:r>
+              <w:rPr>
+                <w:rFonts w:ascii="Tahoma" w:hAnsi="Tahoma" w:cs="Tahoma"/>
+                <w:b/>
+                <w:bCs/>
+                <w:sz w:val="17"/>
+                <w:szCs w:val="17"/>
+              </w:rPr>
               <w:t>Importe</w:t>
             </w:r>
           </w:p>
@@ -578,7 +738,7 @@
       <w:tr>
         <w:tc>
           <w:tcPr>
-            <w:tcW w:w="1834" w:type="dxa"/>
+            <w:tcW w:w="2612" w:type="dxa"/>
             <w:tcMar>
               <w:top w:w="70" w:type="dxa"/>
               <w:left w:w="0" w:type="dxa"/>
@@ -589,11 +749,13 @@
           <w:p>
             <w:pPr>
               <w:rPr>
+                <w:rFonts w:ascii="Tahoma" w:hAnsi="Tahoma" w:cs="Tahoma"/>
                 <w:lang w:val="en-GB"/>
               </w:rPr>
             </w:pPr>
             <w:r>
               <w:rPr>
+                <w:rFonts w:ascii="Tahoma" w:hAnsi="Tahoma" w:cs="Tahoma"/>
                 <w:i/>
                 <w:iCs/>
                 <w:lang w:val="en-GB"/>
@@ -604,7 +766,7 @@
         </w:tc>
         <w:tc>
           <w:tcPr>
-            <w:tcW w:w="1648" w:type="dxa"/>
+            <w:tcW w:w="1798" w:type="dxa"/>
             <w:tcMar>
               <w:top w:w="70" w:type="dxa"/>
               <w:left w:w="0" w:type="dxa"/>
@@ -614,7 +776,9 @@
           </w:tcPr>
           <w:p>
             <w:pPr>
-              <w:rPr>
+              <w:jc w:val="center"/>
+              <w:rPr>
+                <w:rFonts w:ascii="Tahoma" w:hAnsi="Tahoma" w:cs="Tahoma"/>
                 <w:lang w:val="en-GB"/>
               </w:rPr>
             </w:pPr>
@@ -622,7 +786,7 @@
         </w:tc>
         <w:tc>
           <w:tcPr>
-            <w:tcW w:w="1582" w:type="dxa"/>
+            <w:tcW w:w="1637" w:type="dxa"/>
             <w:tcMar>
               <w:top w:w="70" w:type="dxa"/>
               <w:left w:w="0" w:type="dxa"/>
@@ -634,6 +798,7 @@
             <w:pPr>
               <w:jc w:val="center"/>
               <w:rPr>
+                <w:rFonts w:ascii="Tahoma" w:hAnsi="Tahoma" w:cs="Tahoma"/>
                 <w:lang w:val="en-GB"/>
               </w:rPr>
             </w:pPr>
@@ -641,7 +806,7 @@
         </w:tc>
         <w:tc>
           <w:tcPr>
-            <w:tcW w:w="1429" w:type="dxa"/>
+            <w:tcW w:w="1574" w:type="dxa"/>
             <w:tcMar>
               <w:top w:w="70" w:type="dxa"/>
               <w:left w:w="0" w:type="dxa"/>
@@ -651,8 +816,9 @@
           </w:tcPr>
           <w:p>
             <w:pPr>
-              <w:jc w:val="center"/>
-              <w:rPr>
+              <w:jc w:val="right"/>
+              <w:rPr>
+                <w:rFonts w:ascii="Tahoma" w:hAnsi="Tahoma" w:cs="Tahoma"/>
                 <w:lang w:val="en-GB"/>
               </w:rPr>
             </w:pPr>
@@ -660,7 +826,7 @@
         </w:tc>
         <w:tc>
           <w:tcPr>
-            <w:tcW w:w="1445" w:type="dxa"/>
+            <w:tcW w:w="1724" w:type="dxa"/>
             <w:tcMar>
               <w:top w:w="70" w:type="dxa"/>
               <w:left w:w="0" w:type="dxa"/>
@@ -672,14 +838,17 @@
             <w:pPr>
               <w:jc w:val="right"/>
               <w:rPr>
+                <w:rFonts w:ascii="Tahoma" w:hAnsi="Tahoma" w:cs="Tahoma"/>
                 <w:lang w:val="en-GB"/>
               </w:rPr>
             </w:pPr>
           </w:p>
         </w:tc>
-        <w:tc>
-          <w:tcPr>
-            <w:tcW w:w="1422" w:type="dxa"/>
+      </w:tr>
+      <w:tr>
+        <w:tc>
+          <w:tcPr>
+            <w:tcW w:w="2612" w:type="dxa"/>
             <w:tcMar>
               <w:top w:w="70" w:type="dxa"/>
               <w:left w:w="0" w:type="dxa"/>
@@ -689,18 +858,208 @@
           </w:tcPr>
           <w:p>
             <w:pPr>
+              <w:rPr>
+                <w:rFonts w:ascii="Tahoma" w:hAnsi="Tahoma" w:cs="Tahoma"/>
+                <w:lang w:val="en-GB"/>
+              </w:rPr>
+            </w:pPr>
+            <w:r>
+              <w:rPr>
+                <w:rFonts w:ascii="Tahoma" w:hAnsi="Tahoma" w:cs="Tahoma"/>
+                <w:lang w:val="en-GB"/>
+              </w:rPr>
+              <w:t>{{</w:t>
+            </w:r>
+            <w:proofErr w:type="spellStart"/>
+            <w:proofErr w:type="gramStart"/>
+            <w:r>
+              <w:rPr>
+                <w:rFonts w:ascii="Tahoma" w:hAnsi="Tahoma" w:cs="Tahoma"/>
+                <w:lang w:val="en-GB"/>
+              </w:rPr>
+              <w:t>item.descripcion</w:t>
+            </w:r>
+            <w:proofErr w:type="spellEnd"/>
+            <w:proofErr w:type="gramEnd"/>
+            <w:r>
+              <w:rPr>
+                <w:rFonts w:ascii="Tahoma" w:hAnsi="Tahoma" w:cs="Tahoma"/>
+                <w:lang w:val="en-GB"/>
+              </w:rPr>
+              <w:t>}}</w:t>
+            </w:r>
+          </w:p>
+        </w:tc>
+        <w:tc>
+          <w:tcPr>
+            <w:tcW w:w="1798" w:type="dxa"/>
+            <w:tcMar>
+              <w:top w:w="70" w:type="dxa"/>
+              <w:left w:w="0" w:type="dxa"/>
+              <w:bottom w:w="70" w:type="dxa"/>
+              <w:right w:w="140" w:type="dxa"/>
+            </w:tcMar>
+          </w:tcPr>
+          <w:p>
+            <w:pPr>
+              <w:jc w:val="center"/>
+              <w:rPr>
+                <w:rFonts w:ascii="Tahoma" w:hAnsi="Tahoma" w:cs="Tahoma"/>
+              </w:rPr>
+            </w:pPr>
+            <w:r>
+              <w:rPr>
+                <w:rFonts w:ascii="Tahoma" w:hAnsi="Tahoma" w:cs="Tahoma"/>
+              </w:rPr>
+              <w:t>{{</w:t>
+            </w:r>
+            <w:proofErr w:type="spellStart"/>
+            <w:proofErr w:type="gramStart"/>
+            <w:r>
+              <w:rPr>
+                <w:rFonts w:ascii="Tahoma" w:hAnsi="Tahoma" w:cs="Tahoma"/>
+              </w:rPr>
+              <w:t>item.cantidad</w:t>
+            </w:r>
+            <w:proofErr w:type="spellEnd"/>
+            <w:proofErr w:type="gramEnd"/>
+            <w:r>
+              <w:rPr>
+                <w:rFonts w:ascii="Tahoma" w:hAnsi="Tahoma" w:cs="Tahoma"/>
+              </w:rPr>
+              <w:t>}}</w:t>
+            </w:r>
+          </w:p>
+        </w:tc>
+        <w:tc>
+          <w:tcPr>
+            <w:tcW w:w="1637" w:type="dxa"/>
+            <w:tcMar>
+              <w:top w:w="70" w:type="dxa"/>
+              <w:left w:w="0" w:type="dxa"/>
+              <w:bottom w:w="70" w:type="dxa"/>
+              <w:right w:w="140" w:type="dxa"/>
+            </w:tcMar>
+          </w:tcPr>
+          <w:p>
+            <w:pPr>
+              <w:jc w:val="center"/>
+              <w:rPr>
+                <w:rFonts w:ascii="Tahoma" w:hAnsi="Tahoma" w:cs="Tahoma"/>
+              </w:rPr>
+            </w:pPr>
+            <w:r>
+              <w:rPr>
+                <w:rFonts w:ascii="Tahoma" w:hAnsi="Tahoma" w:cs="Tahoma"/>
+              </w:rPr>
+              <w:t>{{</w:t>
+            </w:r>
+            <w:proofErr w:type="spellStart"/>
+            <w:proofErr w:type="gramStart"/>
+            <w:r>
+              <w:rPr>
+                <w:rFonts w:ascii="Tahoma" w:hAnsi="Tahoma" w:cs="Tahoma"/>
+              </w:rPr>
+              <w:t>item.unidad</w:t>
+            </w:r>
+            <w:proofErr w:type="spellEnd"/>
+            <w:proofErr w:type="gramEnd"/>
+            <w:r>
+              <w:rPr>
+                <w:rFonts w:ascii="Tahoma" w:hAnsi="Tahoma" w:cs="Tahoma"/>
+              </w:rPr>
+              <w:t>}}</w:t>
+            </w:r>
+          </w:p>
+        </w:tc>
+        <w:tc>
+          <w:tcPr>
+            <w:tcW w:w="1574" w:type="dxa"/>
+            <w:tcMar>
+              <w:top w:w="70" w:type="dxa"/>
+              <w:left w:w="0" w:type="dxa"/>
+              <w:bottom w:w="70" w:type="dxa"/>
+              <w:right w:w="140" w:type="dxa"/>
+            </w:tcMar>
+          </w:tcPr>
+          <w:p>
+            <w:pPr>
               <w:jc w:val="right"/>
               <w:rPr>
-                <w:lang w:val="en-GB"/>
-              </w:rPr>
-            </w:pPr>
+                <w:rFonts w:ascii="Tahoma" w:hAnsi="Tahoma" w:cs="Tahoma"/>
+              </w:rPr>
+            </w:pPr>
+            <w:r>
+              <w:rPr>
+                <w:rFonts w:ascii="Tahoma" w:hAnsi="Tahoma" w:cs="Tahoma"/>
+              </w:rPr>
+              <w:t>{{</w:t>
+            </w:r>
+            <w:proofErr w:type="spellStart"/>
+            <w:proofErr w:type="gramStart"/>
+            <w:r>
+              <w:rPr>
+                <w:rFonts w:ascii="Tahoma" w:hAnsi="Tahoma" w:cs="Tahoma"/>
+              </w:rPr>
+              <w:t>item.precio</w:t>
+            </w:r>
+            <w:proofErr w:type="spellEnd"/>
+            <w:proofErr w:type="gramEnd"/>
+            <w:r>
+              <w:rPr>
+                <w:rFonts w:ascii="Tahoma" w:hAnsi="Tahoma" w:cs="Tahoma"/>
+              </w:rPr>
+              <w:t>}}</w:t>
+            </w:r>
+          </w:p>
+        </w:tc>
+        <w:tc>
+          <w:tcPr>
+            <w:tcW w:w="1724" w:type="dxa"/>
+            <w:tcMar>
+              <w:top w:w="70" w:type="dxa"/>
+              <w:left w:w="0" w:type="dxa"/>
+              <w:bottom w:w="70" w:type="dxa"/>
+              <w:right w:w="140" w:type="dxa"/>
+            </w:tcMar>
+          </w:tcPr>
+          <w:p>
+            <w:pPr>
+              <w:jc w:val="right"/>
+              <w:rPr>
+                <w:rFonts w:ascii="Tahoma" w:hAnsi="Tahoma" w:cs="Tahoma"/>
+                <w:u w:val="single"/>
+              </w:rPr>
+            </w:pPr>
+            <w:r>
+              <w:rPr>
+                <w:rFonts w:ascii="Tahoma" w:hAnsi="Tahoma" w:cs="Tahoma"/>
+              </w:rPr>
+              <w:t>{{</w:t>
+            </w:r>
+            <w:proofErr w:type="spellStart"/>
+            <w:proofErr w:type="gramStart"/>
+            <w:r>
+              <w:rPr>
+                <w:rFonts w:ascii="Tahoma" w:hAnsi="Tahoma" w:cs="Tahoma"/>
+              </w:rPr>
+              <w:t>item.importe</w:t>
+            </w:r>
+            <w:proofErr w:type="spellEnd"/>
+            <w:proofErr w:type="gramEnd"/>
+            <w:r>
+              <w:rPr>
+                <w:rFonts w:ascii="Tahoma" w:hAnsi="Tahoma" w:cs="Tahoma"/>
+              </w:rPr>
+              <w:t>}}</w:t>
+            </w:r>
           </w:p>
         </w:tc>
       </w:tr>
       <w:tr>
         <w:tc>
           <w:tcPr>
-            <w:tcW w:w="1834" w:type="dxa"/>
+            <w:tcW w:w="2612" w:type="dxa"/>
             <w:tcMar>
               <w:top w:w="70" w:type="dxa"/>
               <w:left w:w="0" w:type="dxa"/>
@@ -711,243 +1070,148 @@
           <w:p>
             <w:pPr>
               <w:rPr>
+                <w:rFonts w:ascii="Tahoma" w:hAnsi="Tahoma" w:cs="Tahoma"/>
                 <w:i/>
                 <w:iCs/>
                 <w:lang w:val="en-GB"/>
               </w:rPr>
             </w:pPr>
-            <w:r>
-              <w:rPr>
+          </w:p>
+        </w:tc>
+        <w:tc>
+          <w:tcPr>
+            <w:tcW w:w="1798" w:type="dxa"/>
+            <w:tcMar>
+              <w:top w:w="70" w:type="dxa"/>
+              <w:left w:w="0" w:type="dxa"/>
+              <w:bottom w:w="70" w:type="dxa"/>
+              <w:right w:w="140" w:type="dxa"/>
+            </w:tcMar>
+          </w:tcPr>
+          <w:p>
+            <w:pPr>
+              <w:jc w:val="center"/>
+              <w:rPr>
+                <w:rFonts w:ascii="Tahoma" w:hAnsi="Tahoma" w:cs="Tahoma"/>
+              </w:rPr>
+            </w:pPr>
+          </w:p>
+        </w:tc>
+        <w:tc>
+          <w:tcPr>
+            <w:tcW w:w="1637" w:type="dxa"/>
+            <w:tcMar>
+              <w:top w:w="70" w:type="dxa"/>
+              <w:left w:w="0" w:type="dxa"/>
+              <w:bottom w:w="70" w:type="dxa"/>
+              <w:right w:w="140" w:type="dxa"/>
+            </w:tcMar>
+          </w:tcPr>
+          <w:p>
+            <w:pPr>
+              <w:jc w:val="center"/>
+              <w:rPr>
+                <w:rFonts w:ascii="Tahoma" w:hAnsi="Tahoma" w:cs="Tahoma"/>
+              </w:rPr>
+            </w:pPr>
+          </w:p>
+        </w:tc>
+        <w:tc>
+          <w:tcPr>
+            <w:tcW w:w="1574" w:type="dxa"/>
+            <w:tcMar>
+              <w:top w:w="70" w:type="dxa"/>
+              <w:left w:w="0" w:type="dxa"/>
+              <w:bottom w:w="70" w:type="dxa"/>
+              <w:right w:w="140" w:type="dxa"/>
+            </w:tcMar>
+          </w:tcPr>
+          <w:p>
+            <w:pPr>
+              <w:jc w:val="right"/>
+              <w:rPr>
+                <w:rFonts w:ascii="Tahoma" w:hAnsi="Tahoma" w:cs="Tahoma"/>
+              </w:rPr>
+            </w:pPr>
+          </w:p>
+        </w:tc>
+        <w:tc>
+          <w:tcPr>
+            <w:tcW w:w="1724" w:type="dxa"/>
+            <w:tcMar>
+              <w:top w:w="70" w:type="dxa"/>
+              <w:left w:w="0" w:type="dxa"/>
+              <w:bottom w:w="70" w:type="dxa"/>
+              <w:right w:w="140" w:type="dxa"/>
+            </w:tcMar>
+          </w:tcPr>
+          <w:p>
+            <w:pPr>
+              <w:jc w:val="right"/>
+              <w:rPr>
+                <w:rFonts w:ascii="Tahoma" w:hAnsi="Tahoma" w:cs="Tahoma"/>
                 <w:i/>
                 <w:iCs/>
-                <w:lang w:val="en-GB"/>
-              </w:rPr>
-              <w:t>{{item.descripcion}}</w:t>
-            </w:r>
-          </w:p>
-        </w:tc>
-        <w:tc>
-          <w:tcPr>
-            <w:tcW w:w="1648" w:type="dxa"/>
-            <w:tcMar>
-              <w:top w:w="70" w:type="dxa"/>
-              <w:left w:w="0" w:type="dxa"/>
-              <w:bottom w:w="70" w:type="dxa"/>
-              <w:right w:w="140" w:type="dxa"/>
-            </w:tcMar>
-          </w:tcPr>
-          <w:p>
-            <w:r>
-              <w:rPr>
+              </w:rPr>
+            </w:pPr>
+            <w:r>
+              <w:rPr>
+                <w:rFonts w:ascii="Tahoma" w:hAnsi="Tahoma" w:cs="Tahoma"/>
                 <w:i/>
                 <w:iCs/>
               </w:rPr>
-              <w:t>{{item.categoria}}</w:t>
-            </w:r>
-          </w:p>
-        </w:tc>
-        <w:tc>
-          <w:tcPr>
-            <w:tcW w:w="1582" w:type="dxa"/>
-            <w:tcMar>
-              <w:top w:w="70" w:type="dxa"/>
-              <w:left w:w="0" w:type="dxa"/>
-              <w:bottom w:w="70" w:type="dxa"/>
-              <w:right w:w="140" w:type="dxa"/>
-            </w:tcMar>
-          </w:tcPr>
-          <w:p>
-            <w:pPr>
-              <w:jc w:val="center"/>
-            </w:pPr>
-            <w:r>
-              <w:t>{{item.cantidad}}</w:t>
-            </w:r>
-          </w:p>
-        </w:tc>
-        <w:tc>
-          <w:tcPr>
-            <w:tcW w:w="1429" w:type="dxa"/>
-            <w:tcMar>
-              <w:top w:w="70" w:type="dxa"/>
-              <w:left w:w="0" w:type="dxa"/>
-              <w:bottom w:w="70" w:type="dxa"/>
-              <w:right w:w="140" w:type="dxa"/>
-            </w:tcMar>
-          </w:tcPr>
-          <w:p>
-            <w:pPr>
-              <w:jc w:val="center"/>
-            </w:pPr>
-            <w:r>
-              <w:t>{{item.unidad}}</w:t>
-            </w:r>
-          </w:p>
-        </w:tc>
-        <w:tc>
-          <w:tcPr>
-            <w:tcW w:w="1445" w:type="dxa"/>
-            <w:tcMar>
-              <w:top w:w="70" w:type="dxa"/>
-              <w:left w:w="0" w:type="dxa"/>
-              <w:bottom w:w="70" w:type="dxa"/>
-              <w:right w:w="140" w:type="dxa"/>
-            </w:tcMar>
-          </w:tcPr>
-          <w:p>
-            <w:pPr>
-              <w:jc w:val="right"/>
-            </w:pPr>
-            <w:r>
-              <w:t>{{item.precio}}</w:t>
-            </w:r>
-          </w:p>
-        </w:tc>
-        <w:tc>
-          <w:tcPr>
-            <w:tcW w:w="1422" w:type="dxa"/>
-            <w:tcMar>
-              <w:top w:w="70" w:type="dxa"/>
-              <w:left w:w="0" w:type="dxa"/>
-              <w:bottom w:w="70" w:type="dxa"/>
-              <w:right w:w="140" w:type="dxa"/>
-            </w:tcMar>
-          </w:tcPr>
-          <w:p>
-            <w:pPr>
-              <w:jc w:val="right"/>
-              <w:rPr>
+              <w:t>{%</w:t>
+            </w:r>
+            <w:proofErr w:type="spellStart"/>
+            <w:r>
+              <w:rPr>
+                <w:rFonts w:ascii="Tahoma" w:hAnsi="Tahoma" w:cs="Tahoma"/>
                 <w:i/>
                 <w:iCs/>
-                <w:u w:val="single"/>
-              </w:rPr>
-            </w:pPr>
-            <w:r>
-              <w:rPr>
+              </w:rPr>
+              <w:t>tr</w:t>
+            </w:r>
+            <w:proofErr w:type="spellEnd"/>
+            <w:r>
+              <w:rPr>
+                <w:rFonts w:ascii="Tahoma" w:hAnsi="Tahoma" w:cs="Tahoma"/>
                 <w:i/>
                 <w:iCs/>
               </w:rPr>
-              <w:t>{{item.importe}}</w:t>
-            </w:r>
-          </w:p>
-        </w:tc>
-      </w:tr>
-      <w:tr>
-        <w:tc>
-          <w:tcPr>
-            <w:tcW w:w="1834" w:type="dxa"/>
-            <w:tcMar>
-              <w:top w:w="70" w:type="dxa"/>
-              <w:left w:w="0" w:type="dxa"/>
-              <w:bottom w:w="70" w:type="dxa"/>
-              <w:right w:w="140" w:type="dxa"/>
-            </w:tcMar>
-          </w:tcPr>
-          <w:p>
-            <w:pPr>
-              <w:rPr>
+              <w:t xml:space="preserve"> </w:t>
+            </w:r>
+            <w:proofErr w:type="spellStart"/>
+            <w:r>
+              <w:rPr>
+                <w:rFonts w:ascii="Tahoma" w:hAnsi="Tahoma" w:cs="Tahoma"/>
                 <w:i/>
                 <w:iCs/>
-                <w:lang w:val="en-GB"/>
-              </w:rPr>
-            </w:pPr>
-          </w:p>
-        </w:tc>
-        <w:tc>
-          <w:tcPr>
-            <w:tcW w:w="1648" w:type="dxa"/>
-            <w:tcMar>
-              <w:top w:w="70" w:type="dxa"/>
-              <w:left w:w="0" w:type="dxa"/>
-              <w:bottom w:w="70" w:type="dxa"/>
-              <w:right w:w="140" w:type="dxa"/>
-            </w:tcMar>
-          </w:tcPr>
-          <w:p/>
-        </w:tc>
-        <w:tc>
-          <w:tcPr>
-            <w:tcW w:w="1582" w:type="dxa"/>
-            <w:tcMar>
-              <w:top w:w="70" w:type="dxa"/>
-              <w:left w:w="0" w:type="dxa"/>
-              <w:bottom w:w="70" w:type="dxa"/>
-              <w:right w:w="140" w:type="dxa"/>
-            </w:tcMar>
-          </w:tcPr>
-          <w:p>
-            <w:pPr>
-              <w:jc w:val="center"/>
-            </w:pPr>
-          </w:p>
-        </w:tc>
-        <w:tc>
-          <w:tcPr>
-            <w:tcW w:w="1429" w:type="dxa"/>
-            <w:tcMar>
-              <w:top w:w="70" w:type="dxa"/>
-              <w:left w:w="0" w:type="dxa"/>
-              <w:bottom w:w="70" w:type="dxa"/>
-              <w:right w:w="140" w:type="dxa"/>
-            </w:tcMar>
-          </w:tcPr>
-          <w:p>
-            <w:pPr>
-              <w:jc w:val="center"/>
-            </w:pPr>
-          </w:p>
-        </w:tc>
-        <w:tc>
-          <w:tcPr>
-            <w:tcW w:w="1445" w:type="dxa"/>
-            <w:tcMar>
-              <w:top w:w="70" w:type="dxa"/>
-              <w:left w:w="0" w:type="dxa"/>
-              <w:bottom w:w="70" w:type="dxa"/>
-              <w:right w:w="140" w:type="dxa"/>
-            </w:tcMar>
-          </w:tcPr>
-          <w:p>
-            <w:pPr>
-              <w:jc w:val="right"/>
-            </w:pPr>
-          </w:p>
-        </w:tc>
-        <w:tc>
-          <w:tcPr>
-            <w:tcW w:w="1422" w:type="dxa"/>
-            <w:tcMar>
-              <w:top w:w="70" w:type="dxa"/>
-              <w:left w:w="0" w:type="dxa"/>
-              <w:bottom w:w="70" w:type="dxa"/>
-              <w:right w:w="140" w:type="dxa"/>
-            </w:tcMar>
-          </w:tcPr>
-          <w:p>
-            <w:pPr>
-              <w:jc w:val="right"/>
-              <w:rPr>
+              </w:rPr>
+              <w:t>endfor</w:t>
+            </w:r>
+            <w:proofErr w:type="spellEnd"/>
+            <w:r>
+              <w:rPr>
+                <w:rFonts w:ascii="Tahoma" w:hAnsi="Tahoma" w:cs="Tahoma"/>
                 <w:i/>
                 <w:iCs/>
               </w:rPr>
-            </w:pPr>
-            <w:r>
-              <w:rPr>
-                <w:i/>
-                <w:iCs/>
-              </w:rPr>
-              <w:t>{%tr endfor %}</w:t>
+              <w:t xml:space="preserve"> %}</w:t>
             </w:r>
           </w:p>
           <w:p>
             <w:pPr>
               <w:jc w:val="right"/>
+              <w:rPr>
+                <w:rFonts w:ascii="Tahoma" w:hAnsi="Tahoma" w:cs="Tahoma"/>
+              </w:rPr>
             </w:pPr>
           </w:p>
           <w:p>
             <w:pPr>
               <w:jc w:val="right"/>
               <w:rPr>
+                <w:rFonts w:ascii="Tahoma" w:hAnsi="Tahoma" w:cs="Tahoma"/>
                 <w:i/>
                 <w:iCs/>
               </w:rPr>
@@ -962,6 +1226,9 @@
           <w:bottom w:val="single" w:sz="4" w:space="2" w:color="D9D9D9"/>
         </w:pBdr>
         <w:spacing w:after="120"/>
+        <w:rPr>
+          <w:rFonts w:ascii="Tahoma" w:hAnsi="Tahoma" w:cs="Tahoma"/>
+        </w:rPr>
       </w:pPr>
     </w:p>
     <w:tbl>
@@ -986,7 +1253,13 @@
           <w:tcPr>
             <w:tcW w:w="6360" w:type="dxa"/>
           </w:tcPr>
-          <w:p/>
+          <w:p>
+            <w:pPr>
+              <w:rPr>
+                <w:rFonts w:ascii="Tahoma" w:hAnsi="Tahoma" w:cs="Tahoma"/>
+              </w:rPr>
+            </w:pPr>
+          </w:p>
         </w:tc>
         <w:tc>
           <w:tcPr>
@@ -1002,8 +1275,8 @@
               <w:tblLook w:val="04A0" w:firstRow="1" w:lastRow="0" w:firstColumn="1" w:lastColumn="0" w:noHBand="0" w:noVBand="1"/>
             </w:tblPr>
             <w:tblGrid>
-              <w:gridCol w:w="1674"/>
-              <w:gridCol w:w="1326"/>
+              <w:gridCol w:w="1424"/>
+              <w:gridCol w:w="1576"/>
             </w:tblGrid>
             <w:tr>
               <w:tc>
@@ -1017,8 +1290,14 @@
                   </w:tcMar>
                 </w:tcPr>
                 <w:p>
+                  <w:pPr>
+                    <w:rPr>
+                      <w:rFonts w:ascii="Tahoma" w:hAnsi="Tahoma" w:cs="Tahoma"/>
+                    </w:rPr>
+                  </w:pPr>
                   <w:r>
                     <w:rPr>
+                      <w:rFonts w:ascii="Tahoma" w:hAnsi="Tahoma" w:cs="Tahoma"/>
                       <w:sz w:val="19"/>
                       <w:szCs w:val="19"/>
                     </w:rPr>
@@ -1039,11 +1318,13 @@
                 <w:p>
                   <w:pPr>
                     <w:jc w:val="right"/>
+                    <w:rPr>
+                      <w:rFonts w:ascii="Tahoma" w:hAnsi="Tahoma" w:cs="Tahoma"/>
+                    </w:rPr>
                   </w:pPr>
                   <w:r>
                     <w:rPr>
-                      <w:i/>
-                      <w:iCs/>
+                      <w:rFonts w:ascii="Tahoma" w:hAnsi="Tahoma" w:cs="Tahoma"/>
                     </w:rPr>
                     <w:t>{{importe}}</w:t>
                   </w:r>
@@ -1062,8 +1343,14 @@
                   </w:tcMar>
                 </w:tcPr>
                 <w:p>
+                  <w:pPr>
+                    <w:rPr>
+                      <w:rFonts w:ascii="Tahoma" w:hAnsi="Tahoma" w:cs="Tahoma"/>
+                    </w:rPr>
+                  </w:pPr>
                   <w:r>
                     <w:rPr>
+                      <w:rFonts w:ascii="Tahoma" w:hAnsi="Tahoma" w:cs="Tahoma"/>
                       <w:sz w:val="19"/>
                       <w:szCs w:val="19"/>
                     </w:rPr>
@@ -1084,13 +1371,29 @@
                 <w:p>
                   <w:pPr>
                     <w:jc w:val="right"/>
+                    <w:rPr>
+                      <w:rFonts w:ascii="Tahoma" w:hAnsi="Tahoma" w:cs="Tahoma"/>
+                    </w:rPr>
                   </w:pPr>
                   <w:r>
                     <w:rPr>
-                      <w:i/>
-                      <w:iCs/>
+                      <w:rFonts w:ascii="Tahoma" w:hAnsi="Tahoma" w:cs="Tahoma"/>
                     </w:rPr>
-                    <w:t>{{iva}}</w:t>
+                    <w:t>{{</w:t>
+                  </w:r>
+                  <w:proofErr w:type="spellStart"/>
+                  <w:r>
+                    <w:rPr>
+                      <w:rFonts w:ascii="Tahoma" w:hAnsi="Tahoma" w:cs="Tahoma"/>
+                    </w:rPr>
+                    <w:t>iva</w:t>
+                  </w:r>
+                  <w:proofErr w:type="spellEnd"/>
+                  <w:r>
+                    <w:rPr>
+                      <w:rFonts w:ascii="Tahoma" w:hAnsi="Tahoma" w:cs="Tahoma"/>
+                    </w:rPr>
+                    <w:t>}}</w:t>
                   </w:r>
                 </w:p>
               </w:tc>
@@ -1110,8 +1413,14 @@
                   </w:tcMar>
                 </w:tcPr>
                 <w:p>
+                  <w:pPr>
+                    <w:rPr>
+                      <w:rFonts w:ascii="Tahoma" w:hAnsi="Tahoma" w:cs="Tahoma"/>
+                    </w:rPr>
+                  </w:pPr>
                   <w:r>
                     <w:rPr>
+                      <w:rFonts w:ascii="Tahoma" w:hAnsi="Tahoma" w:cs="Tahoma"/>
                       <w:b/>
                       <w:bCs/>
                       <w:sz w:val="22"/>
@@ -1137,9 +1446,13 @@
                 <w:p>
                   <w:pPr>
                     <w:jc w:val="right"/>
+                    <w:rPr>
+                      <w:rFonts w:ascii="Tahoma" w:hAnsi="Tahoma" w:cs="Tahoma"/>
+                    </w:rPr>
                   </w:pPr>
                   <w:r>
                     <w:rPr>
+                      <w:rFonts w:ascii="Tahoma" w:hAnsi="Tahoma" w:cs="Tahoma"/>
                       <w:b/>
                       <w:bCs/>
                       <w:sz w:val="22"/>
@@ -1151,16 +1464,27 @@
               </w:tc>
             </w:tr>
           </w:tbl>
-          <w:p/>
+          <w:p>
+            <w:pPr>
+              <w:rPr>
+                <w:rFonts w:ascii="Tahoma" w:hAnsi="Tahoma" w:cs="Tahoma"/>
+              </w:rPr>
+            </w:pPr>
+          </w:p>
         </w:tc>
       </w:tr>
     </w:tbl>
+    <w:bookmarkEnd w:id="0"/>
     <w:p>
       <w:pPr>
         <w:spacing w:before="240" w:after="90"/>
+        <w:rPr>
+          <w:rFonts w:ascii="Tahoma" w:hAnsi="Tahoma" w:cs="Tahoma"/>
+        </w:rPr>
       </w:pPr>
       <w:r>
         <w:rPr>
+          <w:rFonts w:ascii="Tahoma" w:hAnsi="Tahoma" w:cs="Tahoma"/>
           <w:b/>
           <w:bCs/>
           <w:sz w:val="16"/>
@@ -1170,6 +1494,7 @@
       </w:r>
       <w:r>
         <w:rPr>
+          <w:rFonts w:ascii="Tahoma" w:hAnsi="Tahoma" w:cs="Tahoma"/>
           <w:b/>
           <w:bCs/>
           <w:sz w:val="16"/>
@@ -1204,8 +1529,14 @@
             <w:vAlign w:val="center"/>
           </w:tcPr>
           <w:p>
-            <w:r>
-              <w:rPr>
+            <w:pPr>
+              <w:rPr>
+                <w:rFonts w:ascii="Tahoma" w:hAnsi="Tahoma" w:cs="Tahoma"/>
+              </w:rPr>
+            </w:pPr>
+            <w:r>
+              <w:rPr>
+                <w:rFonts w:ascii="Tahoma" w:hAnsi="Tahoma" w:cs="Tahoma"/>
                 <w:b/>
                 <w:bCs/>
                 <w:sz w:val="19"/>
@@ -1227,10 +1558,14 @@
             <w:vAlign w:val="center"/>
           </w:tcPr>
           <w:p>
-            <w:r>
-              <w:rPr>
-                <w:i/>
-                <w:iCs/>
+            <w:pPr>
+              <w:rPr>
+                <w:rFonts w:ascii="Tahoma" w:hAnsi="Tahoma" w:cs="Tahoma"/>
+              </w:rPr>
+            </w:pPr>
+            <w:r>
+              <w:rPr>
+                <w:rFonts w:ascii="Tahoma" w:hAnsi="Tahoma" w:cs="Tahoma"/>
               </w:rPr>
               <w:t>{{moneda}}</w:t>
             </w:r>
@@ -1250,8 +1585,14 @@
             <w:vAlign w:val="center"/>
           </w:tcPr>
           <w:p>
-            <w:r>
-              <w:rPr>
+            <w:pPr>
+              <w:rPr>
+                <w:rFonts w:ascii="Tahoma" w:hAnsi="Tahoma" w:cs="Tahoma"/>
+              </w:rPr>
+            </w:pPr>
+            <w:r>
+              <w:rPr>
+                <w:rFonts w:ascii="Tahoma" w:hAnsi="Tahoma" w:cs="Tahoma"/>
                 <w:b/>
                 <w:bCs/>
                 <w:sz w:val="19"/>
@@ -1273,10 +1614,14 @@
             <w:vAlign w:val="center"/>
           </w:tcPr>
           <w:p>
-            <w:r>
-              <w:rPr>
-                <w:i/>
-                <w:iCs/>
+            <w:pPr>
+              <w:rPr>
+                <w:rFonts w:ascii="Tahoma" w:hAnsi="Tahoma" w:cs="Tahoma"/>
+              </w:rPr>
+            </w:pPr>
+            <w:r>
+              <w:rPr>
+                <w:rFonts w:ascii="Tahoma" w:hAnsi="Tahoma" w:cs="Tahoma"/>
               </w:rPr>
               <w:t>{{validez}}</w:t>
             </w:r>
@@ -1296,8 +1641,14 @@
             <w:vAlign w:val="center"/>
           </w:tcPr>
           <w:p>
-            <w:r>
-              <w:rPr>
+            <w:pPr>
+              <w:rPr>
+                <w:rFonts w:ascii="Tahoma" w:hAnsi="Tahoma" w:cs="Tahoma"/>
+              </w:rPr>
+            </w:pPr>
+            <w:r>
+              <w:rPr>
+                <w:rFonts w:ascii="Tahoma" w:hAnsi="Tahoma" w:cs="Tahoma"/>
                 <w:b/>
                 <w:bCs/>
                 <w:sz w:val="19"/>
@@ -1319,12 +1670,30 @@
             <w:vAlign w:val="center"/>
           </w:tcPr>
           <w:p>
-            <w:r>
-              <w:rPr>
-                <w:i/>
-                <w:iCs/>
-              </w:rPr>
-              <w:t>{{forma_de_pago}}</w:t>
+            <w:pPr>
+              <w:rPr>
+                <w:rFonts w:ascii="Tahoma" w:hAnsi="Tahoma" w:cs="Tahoma"/>
+              </w:rPr>
+            </w:pPr>
+            <w:r>
+              <w:rPr>
+                <w:rFonts w:ascii="Tahoma" w:hAnsi="Tahoma" w:cs="Tahoma"/>
+              </w:rPr>
+              <w:t>{{</w:t>
+            </w:r>
+            <w:proofErr w:type="spellStart"/>
+            <w:r>
+              <w:rPr>
+                <w:rFonts w:ascii="Tahoma" w:hAnsi="Tahoma" w:cs="Tahoma"/>
+              </w:rPr>
+              <w:t>forma_de_pago</w:t>
+            </w:r>
+            <w:proofErr w:type="spellEnd"/>
+            <w:r>
+              <w:rPr>
+                <w:rFonts w:ascii="Tahoma" w:hAnsi="Tahoma" w:cs="Tahoma"/>
+              </w:rPr>
+              <w:t>}}</w:t>
             </w:r>
           </w:p>
         </w:tc>
@@ -1342,8 +1711,14 @@
             <w:vAlign w:val="center"/>
           </w:tcPr>
           <w:p>
-            <w:r>
-              <w:rPr>
+            <w:pPr>
+              <w:rPr>
+                <w:rFonts w:ascii="Tahoma" w:hAnsi="Tahoma" w:cs="Tahoma"/>
+              </w:rPr>
+            </w:pPr>
+            <w:r>
+              <w:rPr>
+                <w:rFonts w:ascii="Tahoma" w:hAnsi="Tahoma" w:cs="Tahoma"/>
                 <w:b/>
                 <w:bCs/>
                 <w:sz w:val="19"/>
@@ -1365,17 +1740,34 @@
             <w:vAlign w:val="center"/>
           </w:tcPr>
           <w:p>
-            <w:r>
-              <w:rPr>
-                <w:i/>
-                <w:iCs/>
-              </w:rPr>
-              <w:t>{{tiempo_entrega}}</w:t>
-            </w:r>
-            <w:r>
-              <w:rPr>
-                <w:i/>
-                <w:iCs/>
+            <w:pPr>
+              <w:rPr>
+                <w:rFonts w:ascii="Tahoma" w:hAnsi="Tahoma" w:cs="Tahoma"/>
+              </w:rPr>
+            </w:pPr>
+            <w:r>
+              <w:rPr>
+                <w:rFonts w:ascii="Tahoma" w:hAnsi="Tahoma" w:cs="Tahoma"/>
+              </w:rPr>
+              <w:t>{{</w:t>
+            </w:r>
+            <w:proofErr w:type="spellStart"/>
+            <w:r>
+              <w:rPr>
+                <w:rFonts w:ascii="Tahoma" w:hAnsi="Tahoma" w:cs="Tahoma"/>
+              </w:rPr>
+              <w:t>tiempo_entrega</w:t>
+            </w:r>
+            <w:proofErr w:type="spellEnd"/>
+            <w:r>
+              <w:rPr>
+                <w:rFonts w:ascii="Tahoma" w:hAnsi="Tahoma" w:cs="Tahoma"/>
+              </w:rPr>
+              <w:t>}}</w:t>
+            </w:r>
+            <w:r>
+              <w:rPr>
+                <w:rFonts w:ascii="Tahoma" w:hAnsi="Tahoma" w:cs="Tahoma"/>
               </w:rPr>
               <w:t xml:space="preserve"> días.</w:t>
             </w:r>
@@ -1395,14 +1787,19 @@
             <w:vAlign w:val="center"/>
           </w:tcPr>
           <w:p>
-            <w:r>
-              <w:rPr>
+            <w:pPr>
+              <w:rPr>
+                <w:rFonts w:ascii="Tahoma" w:hAnsi="Tahoma" w:cs="Tahoma"/>
+              </w:rPr>
+            </w:pPr>
+            <w:r>
+              <w:rPr>
+                <w:rFonts w:ascii="Tahoma" w:hAnsi="Tahoma" w:cs="Tahoma"/>
                 <w:b/>
                 <w:bCs/>
                 <w:sz w:val="19"/>
                 <w:szCs w:val="19"/>
               </w:rPr>
-              <w:lastRenderedPageBreak/>
               <w:t>Lugar de entrega</w:t>
             </w:r>
           </w:p>
@@ -1419,12 +1816,30 @@
             <w:vAlign w:val="center"/>
           </w:tcPr>
           <w:p>
-            <w:r>
-              <w:rPr>
-                <w:i/>
-                <w:iCs/>
-              </w:rPr>
-              <w:t>{{lugar_entrega}}</w:t>
+            <w:pPr>
+              <w:rPr>
+                <w:rFonts w:ascii="Tahoma" w:hAnsi="Tahoma" w:cs="Tahoma"/>
+              </w:rPr>
+            </w:pPr>
+            <w:r>
+              <w:rPr>
+                <w:rFonts w:ascii="Tahoma" w:hAnsi="Tahoma" w:cs="Tahoma"/>
+              </w:rPr>
+              <w:t>{{</w:t>
+            </w:r>
+            <w:proofErr w:type="spellStart"/>
+            <w:r>
+              <w:rPr>
+                <w:rFonts w:ascii="Tahoma" w:hAnsi="Tahoma" w:cs="Tahoma"/>
+              </w:rPr>
+              <w:t>lugar_entrega</w:t>
+            </w:r>
+            <w:proofErr w:type="spellEnd"/>
+            <w:r>
+              <w:rPr>
+                <w:rFonts w:ascii="Tahoma" w:hAnsi="Tahoma" w:cs="Tahoma"/>
+              </w:rPr>
+              <w:t>}}</w:t>
             </w:r>
           </w:p>
         </w:tc>
@@ -1442,13 +1857,20 @@
             <w:vAlign w:val="center"/>
           </w:tcPr>
           <w:p>
-            <w:r>
-              <w:rPr>
+            <w:pPr>
+              <w:rPr>
+                <w:rFonts w:ascii="Tahoma" w:hAnsi="Tahoma" w:cs="Tahoma"/>
+              </w:rPr>
+            </w:pPr>
+            <w:r>
+              <w:rPr>
+                <w:rFonts w:ascii="Tahoma" w:hAnsi="Tahoma" w:cs="Tahoma"/>
                 <w:b/>
                 <w:bCs/>
                 <w:sz w:val="19"/>
                 <w:szCs w:val="19"/>
               </w:rPr>
+              <w:lastRenderedPageBreak/>
               <w:t>Garantía</w:t>
             </w:r>
           </w:p>
@@ -1465,12 +1887,30 @@
             <w:vAlign w:val="center"/>
           </w:tcPr>
           <w:p>
-            <w:r>
-              <w:rPr>
-                <w:i/>
-                <w:iCs/>
-              </w:rPr>
-              <w:t>{{garantia}}</w:t>
+            <w:pPr>
+              <w:rPr>
+                <w:rFonts w:ascii="Tahoma" w:hAnsi="Tahoma" w:cs="Tahoma"/>
+              </w:rPr>
+            </w:pPr>
+            <w:r>
+              <w:rPr>
+                <w:rFonts w:ascii="Tahoma" w:hAnsi="Tahoma" w:cs="Tahoma"/>
+              </w:rPr>
+              <w:t>{{</w:t>
+            </w:r>
+            <w:proofErr w:type="spellStart"/>
+            <w:r>
+              <w:rPr>
+                <w:rFonts w:ascii="Tahoma" w:hAnsi="Tahoma" w:cs="Tahoma"/>
+              </w:rPr>
+              <w:t>garantia</w:t>
+            </w:r>
+            <w:proofErr w:type="spellEnd"/>
+            <w:r>
+              <w:rPr>
+                <w:rFonts w:ascii="Tahoma" w:hAnsi="Tahoma" w:cs="Tahoma"/>
+              </w:rPr>
+              <w:t>}}</w:t>
             </w:r>
           </w:p>
         </w:tc>
@@ -1487,7 +1927,13 @@
             </w:tcMar>
             <w:vAlign w:val="center"/>
           </w:tcPr>
-          <w:p/>
+          <w:p>
+            <w:pPr>
+              <w:rPr>
+                <w:rFonts w:ascii="Tahoma" w:hAnsi="Tahoma" w:cs="Tahoma"/>
+              </w:rPr>
+            </w:pPr>
+          </w:p>
         </w:tc>
         <w:tc>
           <w:tcPr>
@@ -1500,19 +1946,29 @@
             </w:tcMar>
             <w:vAlign w:val="center"/>
           </w:tcPr>
-          <w:p/>
+          <w:p>
+            <w:pPr>
+              <w:rPr>
+                <w:rFonts w:ascii="Tahoma" w:hAnsi="Tahoma" w:cs="Tahoma"/>
+              </w:rPr>
+            </w:pPr>
+          </w:p>
         </w:tc>
       </w:tr>
     </w:tbl>
     <w:p>
       <w:pPr>
         <w:spacing w:before="240" w:after="90"/>
+        <w:rPr>
+          <w:rFonts w:ascii="Tahoma" w:hAnsi="Tahoma" w:cs="Tahoma"/>
+        </w:rPr>
       </w:pPr>
     </w:p>
     <w:p>
       <w:pPr>
         <w:spacing w:before="240" w:after="90"/>
         <w:rPr>
+          <w:rFonts w:ascii="Tahoma" w:hAnsi="Tahoma" w:cs="Tahoma"/>
           <w:b/>
           <w:bCs/>
           <w:sz w:val="16"/>
@@ -1524,6 +1980,7 @@
       <w:pPr>
         <w:spacing w:before="240" w:after="90"/>
         <w:rPr>
+          <w:rFonts w:ascii="Tahoma" w:hAnsi="Tahoma" w:cs="Tahoma"/>
           <w:b/>
           <w:bCs/>
           <w:sz w:val="16"/>
@@ -1534,9 +1991,13 @@
     <w:p>
       <w:pPr>
         <w:spacing w:before="240" w:after="90"/>
+        <w:rPr>
+          <w:rFonts w:ascii="Tahoma" w:hAnsi="Tahoma" w:cs="Tahoma"/>
+        </w:rPr>
       </w:pPr>
       <w:r>
         <w:rPr>
+          <w:rFonts w:ascii="Tahoma" w:hAnsi="Tahoma" w:cs="Tahoma"/>
           <w:b/>
           <w:bCs/>
           <w:sz w:val="16"/>
@@ -1547,30 +2008,41 @@
     </w:p>
     <w:p>
       <w:pPr>
-        <w:pStyle w:val="Prrafodelista"/>
-        <w:numPr>
-          <w:ilvl w:val="0"/>
-          <w:numId w:val="2"/>
-        </w:numPr>
+        <w:rPr>
+          <w:rFonts w:ascii="Tahoma" w:hAnsi="Tahoma" w:cs="Tahoma"/>
+        </w:rPr>
       </w:pPr>
       <w:r>
+        <w:rPr>
+          <w:rFonts w:ascii="Tahoma" w:hAnsi="Tahoma" w:cs="Tahoma"/>
+        </w:rPr>
         <w:t>{{notas}}</w:t>
       </w:r>
     </w:p>
     <w:p>
       <w:pPr>
         <w:spacing w:before="360"/>
+        <w:rPr>
+          <w:rFonts w:ascii="Tahoma" w:hAnsi="Tahoma" w:cs="Tahoma"/>
+        </w:rPr>
       </w:pPr>
       <w:r>
+        <w:rPr>
+          <w:rFonts w:ascii="Tahoma" w:hAnsi="Tahoma" w:cs="Tahoma"/>
+        </w:rPr>
         <w:t>Atentamente,</w:t>
       </w:r>
     </w:p>
     <w:p>
       <w:pPr>
         <w:spacing w:before="300"/>
+        <w:rPr>
+          <w:rFonts w:ascii="Tahoma" w:hAnsi="Tahoma" w:cs="Tahoma"/>
+        </w:rPr>
       </w:pPr>
       <w:r>
         <w:rPr>
+          <w:rFonts w:ascii="Tahoma" w:hAnsi="Tahoma" w:cs="Tahoma"/>
           <w:b/>
           <w:bCs/>
         </w:rPr>
@@ -1578,17 +2050,57 @@
       </w:r>
     </w:p>
     <w:p>
+      <w:pPr>
+        <w:rPr>
+          <w:rFonts w:ascii="Tahoma" w:hAnsi="Tahoma" w:cs="Tahoma"/>
+        </w:rPr>
+      </w:pPr>
       <w:r>
-        <w:t>{{cargo}} – Proios S.A.</w:t>
+        <w:rPr>
+          <w:rFonts w:ascii="Tahoma" w:hAnsi="Tahoma" w:cs="Tahoma"/>
+        </w:rPr>
+        <w:t xml:space="preserve">{{cargo}} – </w:t>
+      </w:r>
+      <w:proofErr w:type="spellStart"/>
+      <w:r>
+        <w:rPr>
+          <w:rFonts w:ascii="Tahoma" w:hAnsi="Tahoma" w:cs="Tahoma"/>
+        </w:rPr>
+        <w:t>Proios</w:t>
+      </w:r>
+      <w:proofErr w:type="spellEnd"/>
+      <w:r>
+        <w:rPr>
+          <w:rFonts w:ascii="Tahoma" w:hAnsi="Tahoma" w:cs="Tahoma"/>
+        </w:rPr>
+        <w:t xml:space="preserve"> S.A.</w:t>
       </w:r>
     </w:p>
     <w:p>
+      <w:pPr>
+        <w:rPr>
+          <w:rFonts w:ascii="Tahoma" w:hAnsi="Tahoma" w:cs="Tahoma"/>
+        </w:rPr>
+      </w:pPr>
       <w:r>
         <w:rPr>
-          <w:i/>
-          <w:iCs/>
+          <w:rFonts w:ascii="Tahoma" w:hAnsi="Tahoma" w:cs="Tahoma"/>
         </w:rPr>
-        <w:t>{{firmante_email}}</w:t>
+        <w:t>{{</w:t>
+      </w:r>
+      <w:proofErr w:type="spellStart"/>
+      <w:r>
+        <w:rPr>
+          <w:rFonts w:ascii="Tahoma" w:hAnsi="Tahoma" w:cs="Tahoma"/>
+        </w:rPr>
+        <w:t>firmante_email</w:t>
+      </w:r>
+      <w:proofErr w:type="spellEnd"/>
+      <w:r>
+        <w:rPr>
+          <w:rFonts w:ascii="Tahoma" w:hAnsi="Tahoma" w:cs="Tahoma"/>
+        </w:rPr>
+        <w:t>}}</w:t>
       </w:r>
     </w:p>
     <w:sectPr>
@@ -1633,12 +2145,53 @@
         <w:tab w:val="right" w:pos="9360"/>
       </w:tabs>
     </w:pPr>
+    <w:proofErr w:type="spellStart"/>
     <w:r>
       <w:rPr>
         <w:sz w:val="14"/>
         <w:szCs w:val="14"/>
       </w:rPr>
-      <w:t>Proios S.A. · Comodoro Pedro Zanni 351, 5.º Piso – 503 LN, Buenos Aires (C1104AAH)  ·  info@proios.com  ·  www.proios.com</w:t>
+      <w:t>Proios</w:t>
+    </w:r>
+    <w:proofErr w:type="spellEnd"/>
+    <w:r>
+      <w:rPr>
+        <w:sz w:val="14"/>
+        <w:szCs w:val="14"/>
+      </w:rPr>
+      <w:t xml:space="preserve"> S.A. · Comodoro Pedro </w:t>
+    </w:r>
+    <w:proofErr w:type="spellStart"/>
+    <w:r>
+      <w:rPr>
+        <w:sz w:val="14"/>
+        <w:szCs w:val="14"/>
+      </w:rPr>
+      <w:t>Zanni</w:t>
+    </w:r>
+    <w:proofErr w:type="spellEnd"/>
+    <w:r>
+      <w:rPr>
+        <w:sz w:val="14"/>
+        <w:szCs w:val="14"/>
+      </w:rPr>
+      <w:t xml:space="preserve"> 351, 5.º Piso – 503 LN, Buenos Aires (C1104</w:t>
+    </w:r>
+    <w:proofErr w:type="gramStart"/>
+    <w:r>
+      <w:rPr>
+        <w:sz w:val="14"/>
+        <w:szCs w:val="14"/>
+      </w:rPr>
+      <w:t>AAH)  ·</w:t>
+    </w:r>
+    <w:proofErr w:type="gramEnd"/>
+    <w:r>
+      <w:rPr>
+        <w:sz w:val="14"/>
+        <w:szCs w:val="14"/>
+      </w:rPr>
+      <w:t xml:space="preserve">  info@proios.com  ·  www.proios.com</w:t>
     </w:r>
     <w:r>
       <w:rPr>

--- a/backend/apps/operaciones/templates/Proios_Cotizacion_Quimicos_TEMPLATE_ES.docx
+++ b/backend/apps/operaciones/templates/Proios_Cotizacion_Quimicos_TEMPLATE_ES.docx
@@ -83,8 +83,6 @@
             <w:r>
               <w:rPr>
                 <w:rFonts w:ascii="Tahoma" w:hAnsi="Tahoma" w:cs="Tahoma"/>
-                <w:b/>
-                <w:bCs/>
               </w:rPr>
               <w:t>Proios</w:t>
             </w:r>
@@ -92,8 +90,6 @@
             <w:r>
               <w:rPr>
                 <w:rFonts w:ascii="Tahoma" w:hAnsi="Tahoma" w:cs="Tahoma"/>
-                <w:b/>
-                <w:bCs/>
               </w:rPr>
               <w:t xml:space="preserve"> S.A.</w:t>
             </w:r>
@@ -270,8 +266,6 @@
             <w:r>
               <w:rPr>
                 <w:rFonts w:ascii="Tahoma" w:hAnsi="Tahoma" w:cs="Tahoma"/>
-                <w:sz w:val="18"/>
-                <w:szCs w:val="18"/>
               </w:rPr>
               <w:t>N.°</w:t>
             </w:r>
@@ -279,8 +273,6 @@
             <w:r>
               <w:rPr>
                 <w:rFonts w:ascii="Tahoma" w:hAnsi="Tahoma" w:cs="Tahoma"/>
-                <w:sz w:val="18"/>
-                <w:szCs w:val="18"/>
               </w:rPr>
               <w:t xml:space="preserve">  </w:t>
             </w:r>
@@ -323,23 +315,65 @@
             <w:r>
               <w:rPr>
                 <w:rFonts w:ascii="Tahoma" w:hAnsi="Tahoma" w:cs="Tahoma"/>
-                <w:sz w:val="18"/>
-                <w:szCs w:val="18"/>
-              </w:rPr>
-              <w:t xml:space="preserve">Fecha  </w:t>
-            </w:r>
-            <w:r>
-              <w:rPr>
-                <w:rFonts w:ascii="Tahoma" w:hAnsi="Tahoma" w:cs="Tahoma"/>
+              </w:rPr>
+              <w:t>Fecha  {</w:t>
+            </w:r>
+            <w:proofErr w:type="gramEnd"/>
+            <w:r>
+              <w:rPr>
+                <w:rFonts w:ascii="Tahoma" w:hAnsi="Tahoma" w:cs="Tahoma"/>
+              </w:rPr>
+              <w:t>{fecha}}</w:t>
+            </w:r>
+          </w:p>
+          <w:p>
+            <w:pPr>
+              <w:spacing w:after="20"/>
+              <w:rPr>
+                <w:rFonts w:ascii="Tahoma" w:hAnsi="Tahoma" w:cs="Tahoma"/>
+              </w:rPr>
+            </w:pPr>
+            <w:proofErr w:type="gramStart"/>
+            <w:r>
+              <w:rPr>
+                <w:rFonts w:ascii="Tahoma" w:hAnsi="Tahoma" w:cs="Tahoma"/>
+              </w:rPr>
+              <w:t>Validez  {</w:t>
+            </w:r>
+            <w:proofErr w:type="gramEnd"/>
+            <w:r>
+              <w:rPr>
+                <w:rFonts w:ascii="Tahoma" w:hAnsi="Tahoma" w:cs="Tahoma"/>
+              </w:rPr>
+              <w:t>{validez}}</w:t>
+            </w:r>
+          </w:p>
+          <w:p>
+            <w:pPr>
+              <w:spacing w:after="20"/>
+              <w:rPr>
+                <w:rFonts w:ascii="Tahoma" w:hAnsi="Tahoma" w:cs="Tahoma"/>
+              </w:rPr>
+            </w:pPr>
+            <w:proofErr w:type="gramStart"/>
+            <w:r>
+              <w:rPr>
+                <w:rFonts w:ascii="Tahoma" w:hAnsi="Tahoma" w:cs="Tahoma"/>
+              </w:rPr>
+              <w:t xml:space="preserve">Buque  </w:t>
+            </w:r>
+            <w:r>
+              <w:rPr>
+                <w:rFonts w:ascii="Tahoma" w:eastAsia="Consolas" w:hAnsi="Tahoma" w:cs="Tahoma"/>
               </w:rPr>
               <w:t>{</w:t>
             </w:r>
             <w:proofErr w:type="gramEnd"/>
             <w:r>
               <w:rPr>
-                <w:rFonts w:ascii="Tahoma" w:hAnsi="Tahoma" w:cs="Tahoma"/>
-              </w:rPr>
-              <w:t>{fecha}}</w:t>
+                <w:rFonts w:ascii="Tahoma" w:eastAsia="Consolas" w:hAnsi="Tahoma" w:cs="Tahoma"/>
+              </w:rPr>
+              <w:t>{buque}}</w:t>
             </w:r>
           </w:p>
           <w:p>
@@ -353,23 +387,35 @@
             <w:r>
               <w:rPr>
                 <w:rFonts w:ascii="Tahoma" w:hAnsi="Tahoma" w:cs="Tahoma"/>
-                <w:sz w:val="18"/>
-                <w:szCs w:val="18"/>
-              </w:rPr>
-              <w:t xml:space="preserve">Validez  </w:t>
-            </w:r>
-            <w:r>
-              <w:rPr>
-                <w:rFonts w:ascii="Tahoma" w:hAnsi="Tahoma" w:cs="Tahoma"/>
+              </w:rPr>
+              <w:t xml:space="preserve">Ubicación  </w:t>
+            </w:r>
+            <w:r>
+              <w:rPr>
+                <w:rFonts w:ascii="Tahoma" w:eastAsia="Consolas" w:hAnsi="Tahoma" w:cs="Tahoma"/>
               </w:rPr>
               <w:t>{</w:t>
             </w:r>
             <w:proofErr w:type="gramEnd"/>
             <w:r>
               <w:rPr>
-                <w:rFonts w:ascii="Tahoma" w:hAnsi="Tahoma" w:cs="Tahoma"/>
-              </w:rPr>
-              <w:t>{validez}}</w:t>
+                <w:rFonts w:ascii="Tahoma" w:eastAsia="Consolas" w:hAnsi="Tahoma" w:cs="Tahoma"/>
+              </w:rPr>
+              <w:t>{</w:t>
+            </w:r>
+            <w:proofErr w:type="spellStart"/>
+            <w:r>
+              <w:rPr>
+                <w:rFonts w:ascii="Tahoma" w:eastAsia="Consolas" w:hAnsi="Tahoma" w:cs="Tahoma"/>
+              </w:rPr>
+              <w:t>ubicacion</w:t>
+            </w:r>
+            <w:proofErr w:type="spellEnd"/>
+            <w:r>
+              <w:rPr>
+                <w:rFonts w:ascii="Tahoma" w:eastAsia="Consolas" w:hAnsi="Tahoma" w:cs="Tahoma"/>
+              </w:rPr>
+              <w:t>}}</w:t>
             </w:r>
           </w:p>
           <w:p>
@@ -383,82 +429,6 @@
             <w:r>
               <w:rPr>
                 <w:rFonts w:ascii="Tahoma" w:hAnsi="Tahoma" w:cs="Tahoma"/>
-                <w:sz w:val="18"/>
-                <w:szCs w:val="18"/>
-              </w:rPr>
-              <w:t xml:space="preserve">Buque  </w:t>
-            </w:r>
-            <w:r>
-              <w:rPr>
-                <w:rFonts w:ascii="Tahoma" w:eastAsia="Consolas" w:hAnsi="Tahoma" w:cs="Tahoma"/>
-              </w:rPr>
-              <w:t>{</w:t>
-            </w:r>
-            <w:proofErr w:type="gramEnd"/>
-            <w:r>
-              <w:rPr>
-                <w:rFonts w:ascii="Tahoma" w:eastAsia="Consolas" w:hAnsi="Tahoma" w:cs="Tahoma"/>
-              </w:rPr>
-              <w:t>{buque}}</w:t>
-            </w:r>
-          </w:p>
-          <w:p>
-            <w:pPr>
-              <w:spacing w:after="20"/>
-              <w:rPr>
-                <w:rFonts w:ascii="Tahoma" w:hAnsi="Tahoma" w:cs="Tahoma"/>
-              </w:rPr>
-            </w:pPr>
-            <w:proofErr w:type="gramStart"/>
-            <w:r>
-              <w:rPr>
-                <w:rFonts w:ascii="Tahoma" w:hAnsi="Tahoma" w:cs="Tahoma"/>
-                <w:sz w:val="18"/>
-                <w:szCs w:val="18"/>
-              </w:rPr>
-              <w:t xml:space="preserve">Ubicación  </w:t>
-            </w:r>
-            <w:r>
-              <w:rPr>
-                <w:rFonts w:ascii="Tahoma" w:eastAsia="Consolas" w:hAnsi="Tahoma" w:cs="Tahoma"/>
-              </w:rPr>
-              <w:t>{</w:t>
-            </w:r>
-            <w:proofErr w:type="gramEnd"/>
-            <w:r>
-              <w:rPr>
-                <w:rFonts w:ascii="Tahoma" w:eastAsia="Consolas" w:hAnsi="Tahoma" w:cs="Tahoma"/>
-              </w:rPr>
-              <w:t>{</w:t>
-            </w:r>
-            <w:proofErr w:type="spellStart"/>
-            <w:r>
-              <w:rPr>
-                <w:rFonts w:ascii="Tahoma" w:eastAsia="Consolas" w:hAnsi="Tahoma" w:cs="Tahoma"/>
-              </w:rPr>
-              <w:t>ubicacion</w:t>
-            </w:r>
-            <w:proofErr w:type="spellEnd"/>
-            <w:r>
-              <w:rPr>
-                <w:rFonts w:ascii="Tahoma" w:eastAsia="Consolas" w:hAnsi="Tahoma" w:cs="Tahoma"/>
-              </w:rPr>
-              <w:t>}}</w:t>
-            </w:r>
-          </w:p>
-          <w:p>
-            <w:pPr>
-              <w:spacing w:after="20"/>
-              <w:rPr>
-                <w:rFonts w:ascii="Tahoma" w:hAnsi="Tahoma" w:cs="Tahoma"/>
-              </w:rPr>
-            </w:pPr>
-            <w:proofErr w:type="gramStart"/>
-            <w:r>
-              <w:rPr>
-                <w:rFonts w:ascii="Tahoma" w:hAnsi="Tahoma" w:cs="Tahoma"/>
-                <w:sz w:val="18"/>
-                <w:szCs w:val="18"/>
               </w:rPr>
               <w:t xml:space="preserve">ETA  </w:t>
             </w:r>
@@ -520,12 +490,23 @@
           <w:sz w:val="16"/>
           <w:szCs w:val="16"/>
         </w:rPr>
-        <w:t>ÍTEMS</w:t>
+        <w:t>Í</w:t>
+      </w:r>
+      <w:r>
+        <w:rPr>
+          <w:rFonts w:ascii="Tahoma" w:hAnsi="Tahoma" w:cs="Tahoma"/>
+          <w:b/>
+          <w:bCs/>
+          <w:sz w:val="16"/>
+          <w:szCs w:val="16"/>
+        </w:rPr>
+        <w:t>TEMS</w:t>
       </w:r>
     </w:p>
     <w:tbl>
       <w:tblPr>
-        <w:tblW w:w="9345" w:type="dxa"/>
+        <w:tblW w:w="9356" w:type="dxa"/>
+        <w:tblLayout w:type="fixed"/>
         <w:tblCellMar>
           <w:left w:w="10" w:type="dxa"/>
           <w:right w:w="10" w:type="dxa"/>
@@ -533,16 +514,16 @@
         <w:tblLook w:val="04A0" w:firstRow="1" w:lastRow="0" w:firstColumn="1" w:lastColumn="0" w:noHBand="0" w:noVBand="1"/>
       </w:tblPr>
       <w:tblGrid>
-        <w:gridCol w:w="2612"/>
-        <w:gridCol w:w="1798"/>
-        <w:gridCol w:w="1637"/>
-        <w:gridCol w:w="1574"/>
-        <w:gridCol w:w="1724"/>
+        <w:gridCol w:w="3544"/>
+        <w:gridCol w:w="992"/>
+        <w:gridCol w:w="1276"/>
+        <w:gridCol w:w="1701"/>
+        <w:gridCol w:w="1843"/>
       </w:tblGrid>
       <w:tr>
         <w:tc>
           <w:tcPr>
-            <w:tcW w:w="2612" w:type="dxa"/>
+            <w:tcW w:w="3544" w:type="dxa"/>
             <w:tcBorders>
               <w:bottom w:val="single" w:sz="10" w:space="0" w:color="1394B1"/>
             </w:tcBorders>
@@ -559,7 +540,7 @@
                 <w:rFonts w:ascii="Tahoma" w:hAnsi="Tahoma" w:cs="Tahoma"/>
               </w:rPr>
             </w:pPr>
-            <w:bookmarkStart w:id="0" w:name="_Hlk238735769"/>
+            <w:proofErr w:type="spellStart"/>
             <w:r>
               <w:rPr>
                 <w:rFonts w:ascii="Tahoma" w:hAnsi="Tahoma" w:cs="Tahoma"/>
@@ -568,31 +549,8 @@
                 <w:sz w:val="17"/>
                 <w:szCs w:val="17"/>
               </w:rPr>
-              <w:t>Descripción</w:t>
-            </w:r>
-          </w:p>
-        </w:tc>
-        <w:tc>
-          <w:tcPr>
-            <w:tcW w:w="1798" w:type="dxa"/>
-            <w:tcBorders>
-              <w:bottom w:val="single" w:sz="10" w:space="0" w:color="1394B1"/>
-            </w:tcBorders>
-            <w:tcMar>
-              <w:top w:w="70" w:type="dxa"/>
-              <w:left w:w="0" w:type="dxa"/>
-              <w:bottom w:w="70" w:type="dxa"/>
-              <w:right w:w="140" w:type="dxa"/>
-            </w:tcMar>
-          </w:tcPr>
-          <w:p>
-            <w:pPr>
-              <w:jc w:val="center"/>
-              <w:rPr>
-                <w:rFonts w:ascii="Tahoma" w:hAnsi="Tahoma" w:cs="Tahoma"/>
-              </w:rPr>
-            </w:pPr>
-            <w:proofErr w:type="spellStart"/>
+              <w:t>Descri</w:t>
+            </w:r>
             <w:r>
               <w:rPr>
                 <w:rFonts w:ascii="Tahoma" w:hAnsi="Tahoma" w:cs="Tahoma"/>
@@ -601,9 +559,31 @@
                 <w:sz w:val="17"/>
                 <w:szCs w:val="17"/>
               </w:rPr>
-              <w:t>Cant</w:t>
+              <w:t>oción</w:t>
             </w:r>
             <w:proofErr w:type="spellEnd"/>
+          </w:p>
+        </w:tc>
+        <w:tc>
+          <w:tcPr>
+            <w:tcW w:w="992" w:type="dxa"/>
+            <w:tcBorders>
+              <w:bottom w:val="single" w:sz="10" w:space="0" w:color="1394B1"/>
+            </w:tcBorders>
+            <w:tcMar>
+              <w:top w:w="70" w:type="dxa"/>
+              <w:left w:w="0" w:type="dxa"/>
+              <w:bottom w:w="70" w:type="dxa"/>
+              <w:right w:w="140" w:type="dxa"/>
+            </w:tcMar>
+          </w:tcPr>
+          <w:p>
+            <w:pPr>
+              <w:jc w:val="center"/>
+              <w:rPr>
+                <w:rFonts w:ascii="Tahoma" w:hAnsi="Tahoma" w:cs="Tahoma"/>
+              </w:rPr>
+            </w:pPr>
             <w:r>
               <w:rPr>
                 <w:rFonts w:ascii="Tahoma" w:hAnsi="Tahoma" w:cs="Tahoma"/>
@@ -612,13 +592,13 @@
                 <w:sz w:val="17"/>
                 <w:szCs w:val="17"/>
               </w:rPr>
-              <w:t>.</w:t>
-            </w:r>
-          </w:p>
-        </w:tc>
-        <w:tc>
-          <w:tcPr>
-            <w:tcW w:w="1637" w:type="dxa"/>
+              <w:t>Cantidad</w:t>
+            </w:r>
+          </w:p>
+        </w:tc>
+        <w:tc>
+          <w:tcPr>
+            <w:tcW w:w="1276" w:type="dxa"/>
             <w:tcBorders>
               <w:bottom w:val="single" w:sz="10" w:space="0" w:color="1394B1"/>
             </w:tcBorders>
@@ -650,7 +630,7 @@
         </w:tc>
         <w:tc>
           <w:tcPr>
-            <w:tcW w:w="1574" w:type="dxa"/>
+            <w:tcW w:w="1701" w:type="dxa"/>
             <w:tcBorders>
               <w:bottom w:val="single" w:sz="10" w:space="0" w:color="1394B1"/>
             </w:tcBorders>
@@ -687,9 +667,31 @@
                 <w:sz w:val="17"/>
                 <w:szCs w:val="17"/>
               </w:rPr>
-              <w:t>unit</w:t>
+              <w:t>Unit</w:t>
             </w:r>
             <w:proofErr w:type="spellEnd"/>
+          </w:p>
+        </w:tc>
+        <w:tc>
+          <w:tcPr>
+            <w:tcW w:w="1843" w:type="dxa"/>
+            <w:tcBorders>
+              <w:bottom w:val="single" w:sz="10" w:space="0" w:color="1394B1"/>
+            </w:tcBorders>
+            <w:tcMar>
+              <w:top w:w="70" w:type="dxa"/>
+              <w:left w:w="0" w:type="dxa"/>
+              <w:bottom w:w="70" w:type="dxa"/>
+              <w:right w:w="140" w:type="dxa"/>
+            </w:tcMar>
+          </w:tcPr>
+          <w:p>
+            <w:pPr>
+              <w:jc w:val="right"/>
+              <w:rPr>
+                <w:rFonts w:ascii="Tahoma" w:hAnsi="Tahoma" w:cs="Tahoma"/>
+              </w:rPr>
+            </w:pPr>
             <w:r>
               <w:rPr>
                 <w:rFonts w:ascii="Tahoma" w:hAnsi="Tahoma" w:cs="Tahoma"/>
@@ -698,39 +700,7 @@
                 <w:sz w:val="17"/>
                 <w:szCs w:val="17"/>
               </w:rPr>
-              <w:t>.</w:t>
-            </w:r>
-          </w:p>
-        </w:tc>
-        <w:tc>
-          <w:tcPr>
-            <w:tcW w:w="1724" w:type="dxa"/>
-            <w:tcBorders>
-              <w:bottom w:val="single" w:sz="10" w:space="0" w:color="1394B1"/>
-            </w:tcBorders>
-            <w:tcMar>
-              <w:top w:w="70" w:type="dxa"/>
-              <w:left w:w="0" w:type="dxa"/>
-              <w:bottom w:w="70" w:type="dxa"/>
-              <w:right w:w="140" w:type="dxa"/>
-            </w:tcMar>
-          </w:tcPr>
-          <w:p>
-            <w:pPr>
-              <w:jc w:val="right"/>
-              <w:rPr>
-                <w:rFonts w:ascii="Tahoma" w:hAnsi="Tahoma" w:cs="Tahoma"/>
-              </w:rPr>
-            </w:pPr>
-            <w:r>
-              <w:rPr>
-                <w:rFonts w:ascii="Tahoma" w:hAnsi="Tahoma" w:cs="Tahoma"/>
-                <w:b/>
-                <w:bCs/>
-                <w:sz w:val="17"/>
-                <w:szCs w:val="17"/>
-              </w:rPr>
-              <w:t>Importe</w:t>
+              <w:t>Total</w:t>
             </w:r>
           </w:p>
         </w:tc>
@@ -738,7 +708,7 @@
       <w:tr>
         <w:tc>
           <w:tcPr>
-            <w:tcW w:w="2612" w:type="dxa"/>
+            <w:tcW w:w="3544" w:type="dxa"/>
             <w:tcMar>
               <w:top w:w="70" w:type="dxa"/>
               <w:left w:w="0" w:type="dxa"/>
@@ -766,7 +736,7 @@
         </w:tc>
         <w:tc>
           <w:tcPr>
-            <w:tcW w:w="1798" w:type="dxa"/>
+            <w:tcW w:w="992" w:type="dxa"/>
             <w:tcMar>
               <w:top w:w="70" w:type="dxa"/>
               <w:left w:w="0" w:type="dxa"/>
@@ -786,7 +756,7 @@
         </w:tc>
         <w:tc>
           <w:tcPr>
-            <w:tcW w:w="1637" w:type="dxa"/>
+            <w:tcW w:w="1276" w:type="dxa"/>
             <w:tcMar>
               <w:top w:w="70" w:type="dxa"/>
               <w:left w:w="0" w:type="dxa"/>
@@ -806,7 +776,7 @@
         </w:tc>
         <w:tc>
           <w:tcPr>
-            <w:tcW w:w="1574" w:type="dxa"/>
+            <w:tcW w:w="1701" w:type="dxa"/>
             <w:tcMar>
               <w:top w:w="70" w:type="dxa"/>
               <w:left w:w="0" w:type="dxa"/>
@@ -826,7 +796,7 @@
         </w:tc>
         <w:tc>
           <w:tcPr>
-            <w:tcW w:w="1724" w:type="dxa"/>
+            <w:tcW w:w="1843" w:type="dxa"/>
             <w:tcMar>
               <w:top w:w="70" w:type="dxa"/>
               <w:left w:w="0" w:type="dxa"/>
@@ -848,7 +818,7 @@
       <w:tr>
         <w:tc>
           <w:tcPr>
-            <w:tcW w:w="2612" w:type="dxa"/>
+            <w:tcW w:w="3544" w:type="dxa"/>
             <w:tcMar>
               <w:top w:w="70" w:type="dxa"/>
               <w:left w:w="0" w:type="dxa"/>
@@ -892,7 +862,7 @@
         </w:tc>
         <w:tc>
           <w:tcPr>
-            <w:tcW w:w="1798" w:type="dxa"/>
+            <w:tcW w:w="992" w:type="dxa"/>
             <w:tcMar>
               <w:top w:w="70" w:type="dxa"/>
               <w:left w:w="0" w:type="dxa"/>
@@ -933,7 +903,7 @@
         </w:tc>
         <w:tc>
           <w:tcPr>
-            <w:tcW w:w="1637" w:type="dxa"/>
+            <w:tcW w:w="1276" w:type="dxa"/>
             <w:tcMar>
               <w:top w:w="70" w:type="dxa"/>
               <w:left w:w="0" w:type="dxa"/>
@@ -974,7 +944,7 @@
         </w:tc>
         <w:tc>
           <w:tcPr>
-            <w:tcW w:w="1574" w:type="dxa"/>
+            <w:tcW w:w="1701" w:type="dxa"/>
             <w:tcMar>
               <w:top w:w="70" w:type="dxa"/>
               <w:left w:w="0" w:type="dxa"/>
@@ -1015,7 +985,7 @@
         </w:tc>
         <w:tc>
           <w:tcPr>
-            <w:tcW w:w="1724" w:type="dxa"/>
+            <w:tcW w:w="1843" w:type="dxa"/>
             <w:tcMar>
               <w:top w:w="70" w:type="dxa"/>
               <w:left w:w="0" w:type="dxa"/>
@@ -1059,28 +1029,40 @@
       <w:tr>
         <w:tc>
           <w:tcPr>
-            <w:tcW w:w="2612" w:type="dxa"/>
-            <w:tcMar>
-              <w:top w:w="70" w:type="dxa"/>
-              <w:left w:w="0" w:type="dxa"/>
-              <w:bottom w:w="70" w:type="dxa"/>
-              <w:right w:w="140" w:type="dxa"/>
-            </w:tcMar>
-          </w:tcPr>
-          <w:p>
-            <w:pPr>
-              <w:rPr>
-                <w:rFonts w:ascii="Tahoma" w:hAnsi="Tahoma" w:cs="Tahoma"/>
+            <w:tcW w:w="3544" w:type="dxa"/>
+            <w:tcMar>
+              <w:top w:w="70" w:type="dxa"/>
+              <w:left w:w="0" w:type="dxa"/>
+              <w:bottom w:w="70" w:type="dxa"/>
+              <w:right w:w="140" w:type="dxa"/>
+            </w:tcMar>
+          </w:tcPr>
+          <w:p>
+            <w:pPr>
+              <w:rPr>
+                <w:rFonts w:ascii="Tahoma" w:hAnsi="Tahoma" w:cs="Tahoma"/>
+                <w:b/>
+                <w:bCs/>
                 <w:i/>
                 <w:iCs/>
                 <w:lang w:val="en-GB"/>
               </w:rPr>
             </w:pPr>
           </w:p>
-        </w:tc>
-        <w:tc>
-          <w:tcPr>
-            <w:tcW w:w="1798" w:type="dxa"/>
+          <w:p>
+            <w:r>
+              <w:rPr>
+                <w:rFonts w:ascii="Tahoma" w:hAnsi="Tahoma" w:cs="Tahoma"/>
+                <w:i/>
+                <w:iCs/>
+              </w:rPr>
+              <w:t xml:space="preserve"> </w:t>
+            </w:r>
+          </w:p>
+        </w:tc>
+        <w:tc>
+          <w:tcPr>
+            <w:tcW w:w="992" w:type="dxa"/>
             <w:tcMar>
               <w:top w:w="70" w:type="dxa"/>
               <w:left w:w="0" w:type="dxa"/>
@@ -1099,7 +1081,7 @@
         </w:tc>
         <w:tc>
           <w:tcPr>
-            <w:tcW w:w="1637" w:type="dxa"/>
+            <w:tcW w:w="1276" w:type="dxa"/>
             <w:tcMar>
               <w:top w:w="70" w:type="dxa"/>
               <w:left w:w="0" w:type="dxa"/>
@@ -1118,7 +1100,7 @@
         </w:tc>
         <w:tc>
           <w:tcPr>
-            <w:tcW w:w="1574" w:type="dxa"/>
+            <w:tcW w:w="1701" w:type="dxa"/>
             <w:tcMar>
               <w:top w:w="70" w:type="dxa"/>
               <w:left w:w="0" w:type="dxa"/>
@@ -1137,7 +1119,7 @@
         </w:tc>
         <w:tc>
           <w:tcPr>
-            <w:tcW w:w="1724" w:type="dxa"/>
+            <w:tcW w:w="1843" w:type="dxa"/>
             <w:tcMar>
               <w:top w:w="70" w:type="dxa"/>
               <w:left w:w="0" w:type="dxa"/>
@@ -1223,7 +1205,7 @@
     <w:p>
       <w:pPr>
         <w:pBdr>
-          <w:bottom w:val="single" w:sz="4" w:space="2" w:color="D9D9D9"/>
+          <w:bottom w:val="single" w:sz="4" w:space="0" w:color="D9D9D9"/>
         </w:pBdr>
         <w:spacing w:after="120"/>
         <w:rPr>
@@ -1233,8 +1215,8 @@
     </w:p>
     <w:tbl>
       <w:tblPr>
-        <w:tblW w:w="9360" w:type="dxa"/>
-        <w:jc w:val="right"/>
+        <w:tblW w:w="9356" w:type="dxa"/>
+        <w:tblLayout w:type="fixed"/>
         <w:tblCellMar>
           <w:left w:w="10" w:type="dxa"/>
           <w:right w:w="10" w:type="dxa"/>
@@ -1242,247 +1224,729 @@
         <w:tblLook w:val="04A0" w:firstRow="1" w:lastRow="0" w:firstColumn="1" w:lastColumn="0" w:noHBand="0" w:noVBand="1"/>
       </w:tblPr>
       <w:tblGrid>
-        <w:gridCol w:w="6340"/>
-        <w:gridCol w:w="3020"/>
+        <w:gridCol w:w="3686"/>
+        <w:gridCol w:w="850"/>
+        <w:gridCol w:w="1276"/>
+        <w:gridCol w:w="1701"/>
+        <w:gridCol w:w="1843"/>
       </w:tblGrid>
       <w:tr>
-        <w:trPr>
-          <w:jc w:val="right"/>
-        </w:trPr>
-        <w:tc>
-          <w:tcPr>
-            <w:tcW w:w="6360" w:type="dxa"/>
-          </w:tcPr>
-          <w:p>
-            <w:pPr>
-              <w:rPr>
-                <w:rFonts w:ascii="Tahoma" w:hAnsi="Tahoma" w:cs="Tahoma"/>
-              </w:rPr>
-            </w:pPr>
-          </w:p>
-        </w:tc>
-        <w:tc>
-          <w:tcPr>
-            <w:tcW w:w="3000" w:type="dxa"/>
-          </w:tcPr>
-          <w:tbl>
-            <w:tblPr>
-              <w:tblW w:w="3000" w:type="dxa"/>
-              <w:tblCellMar>
-                <w:left w:w="10" w:type="dxa"/>
-                <w:right w:w="10" w:type="dxa"/>
-              </w:tblCellMar>
-              <w:tblLook w:val="04A0" w:firstRow="1" w:lastRow="0" w:firstColumn="1" w:lastColumn="0" w:noHBand="0" w:noVBand="1"/>
-            </w:tblPr>
-            <w:tblGrid>
-              <w:gridCol w:w="1424"/>
-              <w:gridCol w:w="1576"/>
-            </w:tblGrid>
-            <w:tr>
-              <w:tc>
-                <w:tcPr>
-                  <w:tcW w:w="1700" w:type="dxa"/>
-                  <w:tcMar>
-                    <w:top w:w="70" w:type="dxa"/>
-                    <w:left w:w="0" w:type="dxa"/>
-                    <w:bottom w:w="70" w:type="dxa"/>
-                    <w:right w:w="140" w:type="dxa"/>
-                  </w:tcMar>
-                </w:tcPr>
-                <w:p>
-                  <w:pPr>
-                    <w:rPr>
-                      <w:rFonts w:ascii="Tahoma" w:hAnsi="Tahoma" w:cs="Tahoma"/>
-                    </w:rPr>
-                  </w:pPr>
-                  <w:r>
-                    <w:rPr>
-                      <w:rFonts w:ascii="Tahoma" w:hAnsi="Tahoma" w:cs="Tahoma"/>
-                      <w:sz w:val="19"/>
-                      <w:szCs w:val="19"/>
-                    </w:rPr>
-                    <w:t>Subtotal</w:t>
-                  </w:r>
-                </w:p>
-              </w:tc>
-              <w:tc>
-                <w:tcPr>
-                  <w:tcW w:w="1300" w:type="dxa"/>
-                  <w:tcMar>
-                    <w:top w:w="70" w:type="dxa"/>
-                    <w:left w:w="0" w:type="dxa"/>
-                    <w:bottom w:w="70" w:type="dxa"/>
-                    <w:right w:w="140" w:type="dxa"/>
-                  </w:tcMar>
-                </w:tcPr>
-                <w:p>
-                  <w:pPr>
-                    <w:jc w:val="right"/>
-                    <w:rPr>
-                      <w:rFonts w:ascii="Tahoma" w:hAnsi="Tahoma" w:cs="Tahoma"/>
-                    </w:rPr>
-                  </w:pPr>
-                  <w:r>
-                    <w:rPr>
-                      <w:rFonts w:ascii="Tahoma" w:hAnsi="Tahoma" w:cs="Tahoma"/>
-                    </w:rPr>
-                    <w:t>{{importe}}</w:t>
-                  </w:r>
-                </w:p>
-              </w:tc>
-            </w:tr>
-            <w:tr>
-              <w:tc>
-                <w:tcPr>
-                  <w:tcW w:w="1700" w:type="dxa"/>
-                  <w:tcMar>
-                    <w:top w:w="70" w:type="dxa"/>
-                    <w:left w:w="0" w:type="dxa"/>
-                    <w:bottom w:w="70" w:type="dxa"/>
-                    <w:right w:w="140" w:type="dxa"/>
-                  </w:tcMar>
-                </w:tcPr>
-                <w:p>
-                  <w:pPr>
-                    <w:rPr>
-                      <w:rFonts w:ascii="Tahoma" w:hAnsi="Tahoma" w:cs="Tahoma"/>
-                    </w:rPr>
-                  </w:pPr>
-                  <w:r>
-                    <w:rPr>
-                      <w:rFonts w:ascii="Tahoma" w:hAnsi="Tahoma" w:cs="Tahoma"/>
-                      <w:sz w:val="19"/>
-                      <w:szCs w:val="19"/>
-                    </w:rPr>
-                    <w:t>IVA</w:t>
-                  </w:r>
-                </w:p>
-              </w:tc>
-              <w:tc>
-                <w:tcPr>
-                  <w:tcW w:w="1300" w:type="dxa"/>
-                  <w:tcMar>
-                    <w:top w:w="70" w:type="dxa"/>
-                    <w:left w:w="0" w:type="dxa"/>
-                    <w:bottom w:w="70" w:type="dxa"/>
-                    <w:right w:w="140" w:type="dxa"/>
-                  </w:tcMar>
-                </w:tcPr>
-                <w:p>
-                  <w:pPr>
-                    <w:jc w:val="right"/>
-                    <w:rPr>
-                      <w:rFonts w:ascii="Tahoma" w:hAnsi="Tahoma" w:cs="Tahoma"/>
-                    </w:rPr>
-                  </w:pPr>
-                  <w:r>
-                    <w:rPr>
-                      <w:rFonts w:ascii="Tahoma" w:hAnsi="Tahoma" w:cs="Tahoma"/>
-                    </w:rPr>
-                    <w:t>{{</w:t>
-                  </w:r>
-                  <w:proofErr w:type="spellStart"/>
-                  <w:r>
-                    <w:rPr>
-                      <w:rFonts w:ascii="Tahoma" w:hAnsi="Tahoma" w:cs="Tahoma"/>
-                    </w:rPr>
-                    <w:t>iva</w:t>
-                  </w:r>
-                  <w:proofErr w:type="spellEnd"/>
-                  <w:r>
-                    <w:rPr>
-                      <w:rFonts w:ascii="Tahoma" w:hAnsi="Tahoma" w:cs="Tahoma"/>
-                    </w:rPr>
-                    <w:t>}}</w:t>
-                  </w:r>
-                </w:p>
-              </w:tc>
-            </w:tr>
-            <w:tr>
-              <w:tc>
-                <w:tcPr>
-                  <w:tcW w:w="1700" w:type="dxa"/>
-                  <w:tcBorders>
-                    <w:top w:val="single" w:sz="12" w:space="0" w:color="1394B1"/>
-                  </w:tcBorders>
-                  <w:tcMar>
-                    <w:top w:w="90" w:type="dxa"/>
-                    <w:left w:w="0" w:type="dxa"/>
-                    <w:bottom w:w="70" w:type="dxa"/>
-                    <w:right w:w="140" w:type="dxa"/>
-                  </w:tcMar>
-                </w:tcPr>
-                <w:p>
-                  <w:pPr>
-                    <w:rPr>
-                      <w:rFonts w:ascii="Tahoma" w:hAnsi="Tahoma" w:cs="Tahoma"/>
-                    </w:rPr>
-                  </w:pPr>
-                  <w:r>
-                    <w:rPr>
-                      <w:rFonts w:ascii="Tahoma" w:hAnsi="Tahoma" w:cs="Tahoma"/>
-                      <w:b/>
-                      <w:bCs/>
-                      <w:sz w:val="22"/>
-                      <w:szCs w:val="22"/>
-                    </w:rPr>
-                    <w:t>TOTAL</w:t>
-                  </w:r>
-                </w:p>
-              </w:tc>
-              <w:tc>
-                <w:tcPr>
-                  <w:tcW w:w="1300" w:type="dxa"/>
-                  <w:tcBorders>
-                    <w:top w:val="single" w:sz="12" w:space="0" w:color="1394B1"/>
-                  </w:tcBorders>
-                  <w:tcMar>
-                    <w:top w:w="90" w:type="dxa"/>
-                    <w:left w:w="0" w:type="dxa"/>
-                    <w:bottom w:w="70" w:type="dxa"/>
-                    <w:right w:w="140" w:type="dxa"/>
-                  </w:tcMar>
-                </w:tcPr>
-                <w:p>
-                  <w:pPr>
-                    <w:jc w:val="right"/>
-                    <w:rPr>
-                      <w:rFonts w:ascii="Tahoma" w:hAnsi="Tahoma" w:cs="Tahoma"/>
-                    </w:rPr>
-                  </w:pPr>
-                  <w:r>
-                    <w:rPr>
-                      <w:rFonts w:ascii="Tahoma" w:hAnsi="Tahoma" w:cs="Tahoma"/>
-                      <w:b/>
-                      <w:bCs/>
-                      <w:sz w:val="22"/>
-                      <w:szCs w:val="22"/>
-                    </w:rPr>
-                    <w:t>{{moneda}} {{total}}</w:t>
-                  </w:r>
-                </w:p>
-              </w:tc>
-            </w:tr>
-          </w:tbl>
-          <w:p>
-            <w:pPr>
-              <w:rPr>
-                <w:rFonts w:ascii="Tahoma" w:hAnsi="Tahoma" w:cs="Tahoma"/>
+        <w:tc>
+          <w:tcPr>
+            <w:tcW w:w="3686" w:type="dxa"/>
+            <w:tcBorders>
+              <w:bottom w:val="single" w:sz="10" w:space="0" w:color="1394B1"/>
+            </w:tcBorders>
+            <w:tcMar>
+              <w:top w:w="70" w:type="dxa"/>
+              <w:left w:w="0" w:type="dxa"/>
+              <w:bottom w:w="70" w:type="dxa"/>
+              <w:right w:w="140" w:type="dxa"/>
+            </w:tcMar>
+          </w:tcPr>
+          <w:p>
+            <w:pPr>
+              <w:rPr>
+                <w:rFonts w:ascii="Tahoma" w:hAnsi="Tahoma" w:cs="Tahoma"/>
+                <w:b/>
+                <w:bCs/>
+                <w:sz w:val="17"/>
+                <w:szCs w:val="17"/>
+              </w:rPr>
+            </w:pPr>
+            <w:r>
+              <w:rPr>
+                <w:rFonts w:ascii="Tahoma" w:hAnsi="Tahoma" w:cs="Tahoma"/>
+                <w:b/>
+                <w:bCs/>
+                <w:sz w:val="16"/>
+                <w:szCs w:val="16"/>
+              </w:rPr>
+              <w:t>EXPENSAS</w:t>
+            </w:r>
+          </w:p>
+        </w:tc>
+        <w:tc>
+          <w:tcPr>
+            <w:tcW w:w="850" w:type="dxa"/>
+            <w:tcBorders>
+              <w:bottom w:val="single" w:sz="10" w:space="0" w:color="1394B1"/>
+            </w:tcBorders>
+            <w:tcMar>
+              <w:top w:w="70" w:type="dxa"/>
+              <w:left w:w="0" w:type="dxa"/>
+              <w:bottom w:w="70" w:type="dxa"/>
+              <w:right w:w="140" w:type="dxa"/>
+            </w:tcMar>
+          </w:tcPr>
+          <w:p>
+            <w:pPr>
+              <w:jc w:val="center"/>
+              <w:rPr>
+                <w:rFonts w:ascii="Tahoma" w:hAnsi="Tahoma" w:cs="Tahoma"/>
+                <w:b/>
+                <w:bCs/>
+                <w:sz w:val="17"/>
+                <w:szCs w:val="17"/>
+              </w:rPr>
+            </w:pPr>
+          </w:p>
+        </w:tc>
+        <w:tc>
+          <w:tcPr>
+            <w:tcW w:w="1276" w:type="dxa"/>
+            <w:tcBorders>
+              <w:bottom w:val="single" w:sz="10" w:space="0" w:color="1394B1"/>
+            </w:tcBorders>
+            <w:tcMar>
+              <w:top w:w="70" w:type="dxa"/>
+              <w:left w:w="0" w:type="dxa"/>
+              <w:bottom w:w="70" w:type="dxa"/>
+              <w:right w:w="140" w:type="dxa"/>
+            </w:tcMar>
+          </w:tcPr>
+          <w:p>
+            <w:pPr>
+              <w:jc w:val="center"/>
+              <w:rPr>
+                <w:rFonts w:ascii="Tahoma" w:hAnsi="Tahoma" w:cs="Tahoma"/>
+                <w:b/>
+                <w:bCs/>
+                <w:sz w:val="17"/>
+                <w:szCs w:val="17"/>
+              </w:rPr>
+            </w:pPr>
+          </w:p>
+        </w:tc>
+        <w:tc>
+          <w:tcPr>
+            <w:tcW w:w="1701" w:type="dxa"/>
+            <w:tcBorders>
+              <w:bottom w:val="single" w:sz="10" w:space="0" w:color="1394B1"/>
+            </w:tcBorders>
+            <w:tcMar>
+              <w:top w:w="70" w:type="dxa"/>
+              <w:left w:w="0" w:type="dxa"/>
+              <w:bottom w:w="70" w:type="dxa"/>
+              <w:right w:w="140" w:type="dxa"/>
+            </w:tcMar>
+          </w:tcPr>
+          <w:p>
+            <w:pPr>
+              <w:jc w:val="right"/>
+              <w:rPr>
+                <w:rFonts w:ascii="Tahoma" w:hAnsi="Tahoma" w:cs="Tahoma"/>
+                <w:b/>
+                <w:bCs/>
+                <w:sz w:val="17"/>
+                <w:szCs w:val="17"/>
+              </w:rPr>
+            </w:pPr>
+          </w:p>
+        </w:tc>
+        <w:tc>
+          <w:tcPr>
+            <w:tcW w:w="1843" w:type="dxa"/>
+            <w:tcBorders>
+              <w:bottom w:val="single" w:sz="10" w:space="0" w:color="1394B1"/>
+            </w:tcBorders>
+            <w:tcMar>
+              <w:top w:w="70" w:type="dxa"/>
+              <w:left w:w="0" w:type="dxa"/>
+              <w:bottom w:w="70" w:type="dxa"/>
+              <w:right w:w="140" w:type="dxa"/>
+            </w:tcMar>
+          </w:tcPr>
+          <w:p>
+            <w:pPr>
+              <w:jc w:val="right"/>
+              <w:rPr>
+                <w:rFonts w:ascii="Tahoma" w:hAnsi="Tahoma" w:cs="Tahoma"/>
+                <w:b/>
+                <w:bCs/>
+                <w:sz w:val="17"/>
+                <w:szCs w:val="17"/>
+              </w:rPr>
+            </w:pPr>
+          </w:p>
+        </w:tc>
+      </w:tr>
+      <w:tr>
+        <w:tc>
+          <w:tcPr>
+            <w:tcW w:w="3686" w:type="dxa"/>
+            <w:tcMar>
+              <w:top w:w="70" w:type="dxa"/>
+              <w:left w:w="0" w:type="dxa"/>
+              <w:bottom w:w="70" w:type="dxa"/>
+              <w:right w:w="140" w:type="dxa"/>
+            </w:tcMar>
+          </w:tcPr>
+          <w:p>
+            <w:pPr>
+              <w:rPr>
+                <w:rFonts w:ascii="Tahoma" w:hAnsi="Tahoma" w:cs="Tahoma"/>
+                <w:lang w:val="en-GB"/>
+              </w:rPr>
+            </w:pPr>
+            <w:r>
+              <w:rPr>
+                <w:rFonts w:ascii="Tahoma" w:hAnsi="Tahoma" w:cs="Tahoma"/>
+                <w:i/>
+                <w:iCs/>
+                <w:lang w:val="en-GB"/>
+              </w:rPr>
+              <w:t xml:space="preserve">{%tr for </w:t>
+            </w:r>
+            <w:r>
+              <w:rPr>
+                <w:rFonts w:ascii="Tahoma" w:hAnsi="Tahoma" w:cs="Tahoma"/>
+                <w:i/>
+                <w:iCs/>
+                <w:lang w:val="en-GB"/>
+              </w:rPr>
+              <w:t>exp</w:t>
+            </w:r>
+            <w:r>
+              <w:rPr>
+                <w:rFonts w:ascii="Tahoma" w:hAnsi="Tahoma" w:cs="Tahoma"/>
+                <w:i/>
+                <w:iCs/>
+                <w:lang w:val="en-GB"/>
+              </w:rPr>
+              <w:t xml:space="preserve"> in </w:t>
+            </w:r>
+            <w:proofErr w:type="spellStart"/>
+            <w:r>
+              <w:rPr>
+                <w:rFonts w:ascii="Tahoma" w:hAnsi="Tahoma" w:cs="Tahoma"/>
+                <w:i/>
+                <w:iCs/>
+                <w:lang w:val="en-GB"/>
+              </w:rPr>
+              <w:t>expensas</w:t>
+            </w:r>
+            <w:proofErr w:type="spellEnd"/>
+            <w:r>
+              <w:rPr>
+                <w:rFonts w:ascii="Tahoma" w:hAnsi="Tahoma" w:cs="Tahoma"/>
+                <w:i/>
+                <w:iCs/>
+                <w:lang w:val="en-GB"/>
+              </w:rPr>
+              <w:t xml:space="preserve"> %} </w:t>
+            </w:r>
+          </w:p>
+        </w:tc>
+        <w:tc>
+          <w:tcPr>
+            <w:tcW w:w="850" w:type="dxa"/>
+            <w:tcMar>
+              <w:top w:w="70" w:type="dxa"/>
+              <w:left w:w="0" w:type="dxa"/>
+              <w:bottom w:w="70" w:type="dxa"/>
+              <w:right w:w="140" w:type="dxa"/>
+            </w:tcMar>
+          </w:tcPr>
+          <w:p>
+            <w:pPr>
+              <w:jc w:val="center"/>
+              <w:rPr>
+                <w:rFonts w:ascii="Tahoma" w:hAnsi="Tahoma" w:cs="Tahoma"/>
+                <w:lang w:val="en-GB"/>
+              </w:rPr>
+            </w:pPr>
+          </w:p>
+        </w:tc>
+        <w:tc>
+          <w:tcPr>
+            <w:tcW w:w="1276" w:type="dxa"/>
+            <w:tcMar>
+              <w:top w:w="70" w:type="dxa"/>
+              <w:left w:w="0" w:type="dxa"/>
+              <w:bottom w:w="70" w:type="dxa"/>
+              <w:right w:w="140" w:type="dxa"/>
+            </w:tcMar>
+          </w:tcPr>
+          <w:p>
+            <w:pPr>
+              <w:jc w:val="center"/>
+              <w:rPr>
+                <w:rFonts w:ascii="Tahoma" w:hAnsi="Tahoma" w:cs="Tahoma"/>
+                <w:lang w:val="en-GB"/>
+              </w:rPr>
+            </w:pPr>
+          </w:p>
+        </w:tc>
+        <w:tc>
+          <w:tcPr>
+            <w:tcW w:w="1701" w:type="dxa"/>
+            <w:tcMar>
+              <w:top w:w="70" w:type="dxa"/>
+              <w:left w:w="0" w:type="dxa"/>
+              <w:bottom w:w="70" w:type="dxa"/>
+              <w:right w:w="140" w:type="dxa"/>
+            </w:tcMar>
+          </w:tcPr>
+          <w:p>
+            <w:pPr>
+              <w:jc w:val="right"/>
+              <w:rPr>
+                <w:rFonts w:ascii="Tahoma" w:hAnsi="Tahoma" w:cs="Tahoma"/>
+                <w:lang w:val="en-GB"/>
+              </w:rPr>
+            </w:pPr>
+          </w:p>
+        </w:tc>
+        <w:tc>
+          <w:tcPr>
+            <w:tcW w:w="1843" w:type="dxa"/>
+            <w:tcMar>
+              <w:top w:w="70" w:type="dxa"/>
+              <w:left w:w="0" w:type="dxa"/>
+              <w:bottom w:w="70" w:type="dxa"/>
+              <w:right w:w="140" w:type="dxa"/>
+            </w:tcMar>
+          </w:tcPr>
+          <w:p>
+            <w:pPr>
+              <w:jc w:val="right"/>
+              <w:rPr>
+                <w:rFonts w:ascii="Tahoma" w:hAnsi="Tahoma" w:cs="Tahoma"/>
+                <w:lang w:val="en-GB"/>
+              </w:rPr>
+            </w:pPr>
+          </w:p>
+        </w:tc>
+      </w:tr>
+      <w:tr>
+        <w:tc>
+          <w:tcPr>
+            <w:tcW w:w="3686" w:type="dxa"/>
+            <w:tcMar>
+              <w:top w:w="70" w:type="dxa"/>
+              <w:left w:w="0" w:type="dxa"/>
+              <w:bottom w:w="70" w:type="dxa"/>
+              <w:right w:w="140" w:type="dxa"/>
+            </w:tcMar>
+          </w:tcPr>
+          <w:p>
+            <w:pPr>
+              <w:rPr>
+                <w:rFonts w:ascii="Tahoma" w:hAnsi="Tahoma" w:cs="Tahoma"/>
+                <w:lang w:val="en-GB"/>
+              </w:rPr>
+            </w:pPr>
+            <w:r>
+              <w:rPr>
+                <w:rFonts w:ascii="Tahoma" w:hAnsi="Tahoma" w:cs="Tahoma"/>
+                <w:lang w:val="en-GB"/>
+              </w:rPr>
+              <w:t>{{</w:t>
+            </w:r>
+            <w:proofErr w:type="spellStart"/>
+            <w:proofErr w:type="gramStart"/>
+            <w:r>
+              <w:rPr>
+                <w:rFonts w:ascii="Tahoma" w:hAnsi="Tahoma" w:cs="Tahoma"/>
+                <w:lang w:val="en-GB"/>
+              </w:rPr>
+              <w:t>exp</w:t>
+            </w:r>
+            <w:r>
+              <w:rPr>
+                <w:rFonts w:ascii="Tahoma" w:hAnsi="Tahoma" w:cs="Tahoma"/>
+                <w:lang w:val="en-GB"/>
+              </w:rPr>
+              <w:t>.descripcion</w:t>
+            </w:r>
+            <w:proofErr w:type="spellEnd"/>
+            <w:proofErr w:type="gramEnd"/>
+            <w:r>
+              <w:rPr>
+                <w:rFonts w:ascii="Tahoma" w:hAnsi="Tahoma" w:cs="Tahoma"/>
+                <w:lang w:val="en-GB"/>
+              </w:rPr>
+              <w:t>}}</w:t>
+            </w:r>
+          </w:p>
+        </w:tc>
+        <w:tc>
+          <w:tcPr>
+            <w:tcW w:w="850" w:type="dxa"/>
+            <w:tcMar>
+              <w:top w:w="70" w:type="dxa"/>
+              <w:left w:w="0" w:type="dxa"/>
+              <w:bottom w:w="70" w:type="dxa"/>
+              <w:right w:w="140" w:type="dxa"/>
+            </w:tcMar>
+          </w:tcPr>
+          <w:p>
+            <w:pPr>
+              <w:jc w:val="center"/>
+              <w:rPr>
+                <w:rFonts w:ascii="Tahoma" w:hAnsi="Tahoma" w:cs="Tahoma"/>
+                <w:u w:val="single"/>
+              </w:rPr>
+            </w:pPr>
+            <w:r>
+              <w:rPr>
+                <w:rFonts w:ascii="Tahoma" w:hAnsi="Tahoma" w:cs="Tahoma"/>
+              </w:rPr>
+              <w:t>{{</w:t>
+            </w:r>
+            <w:proofErr w:type="spellStart"/>
+            <w:proofErr w:type="gramStart"/>
+            <w:r>
+              <w:rPr>
+                <w:rFonts w:ascii="Tahoma" w:hAnsi="Tahoma" w:cs="Tahoma"/>
+              </w:rPr>
+              <w:t>exp</w:t>
+            </w:r>
+            <w:r>
+              <w:rPr>
+                <w:rFonts w:ascii="Tahoma" w:hAnsi="Tahoma" w:cs="Tahoma"/>
+              </w:rPr>
+              <w:t>.</w:t>
+            </w:r>
+            <w:r>
+              <w:rPr>
+                <w:rFonts w:ascii="Tahoma" w:hAnsi="Tahoma" w:cs="Tahoma"/>
+              </w:rPr>
+              <w:t>cantidad</w:t>
+            </w:r>
+            <w:proofErr w:type="spellEnd"/>
+            <w:proofErr w:type="gramEnd"/>
+            <w:r>
+              <w:rPr>
+                <w:rFonts w:ascii="Tahoma" w:hAnsi="Tahoma" w:cs="Tahoma"/>
+              </w:rPr>
+              <w:t>}}</w:t>
+            </w:r>
+          </w:p>
+        </w:tc>
+        <w:tc>
+          <w:tcPr>
+            <w:tcW w:w="1276" w:type="dxa"/>
+            <w:tcMar>
+              <w:top w:w="70" w:type="dxa"/>
+              <w:left w:w="0" w:type="dxa"/>
+              <w:bottom w:w="70" w:type="dxa"/>
+              <w:right w:w="140" w:type="dxa"/>
+            </w:tcMar>
+          </w:tcPr>
+          <w:p>
+            <w:pPr>
+              <w:jc w:val="center"/>
+              <w:rPr>
+                <w:rFonts w:ascii="Tahoma" w:hAnsi="Tahoma" w:cs="Tahoma"/>
+              </w:rPr>
+            </w:pPr>
+            <w:r>
+              <w:rPr>
+                <w:rFonts w:ascii="Tahoma" w:hAnsi="Tahoma" w:cs="Tahoma"/>
+              </w:rPr>
+              <w:t>{{</w:t>
+            </w:r>
+            <w:proofErr w:type="spellStart"/>
+            <w:proofErr w:type="gramStart"/>
+            <w:r>
+              <w:rPr>
+                <w:rFonts w:ascii="Tahoma" w:hAnsi="Tahoma" w:cs="Tahoma"/>
+              </w:rPr>
+              <w:t>exp</w:t>
+            </w:r>
+            <w:r>
+              <w:rPr>
+                <w:rFonts w:ascii="Tahoma" w:hAnsi="Tahoma" w:cs="Tahoma"/>
+              </w:rPr>
+              <w:t>.unidad</w:t>
+            </w:r>
+            <w:proofErr w:type="spellEnd"/>
+            <w:proofErr w:type="gramEnd"/>
+            <w:r>
+              <w:rPr>
+                <w:rFonts w:ascii="Tahoma" w:hAnsi="Tahoma" w:cs="Tahoma"/>
+              </w:rPr>
+              <w:t>}}</w:t>
+            </w:r>
+          </w:p>
+        </w:tc>
+        <w:tc>
+          <w:tcPr>
+            <w:tcW w:w="1701" w:type="dxa"/>
+            <w:tcMar>
+              <w:top w:w="70" w:type="dxa"/>
+              <w:left w:w="0" w:type="dxa"/>
+              <w:bottom w:w="70" w:type="dxa"/>
+              <w:right w:w="140" w:type="dxa"/>
+            </w:tcMar>
+          </w:tcPr>
+          <w:p>
+            <w:pPr>
+              <w:jc w:val="right"/>
+              <w:rPr>
+                <w:rFonts w:ascii="Tahoma" w:hAnsi="Tahoma" w:cs="Tahoma"/>
+              </w:rPr>
+            </w:pPr>
+            <w:r>
+              <w:rPr>
+                <w:rFonts w:ascii="Tahoma" w:hAnsi="Tahoma" w:cs="Tahoma"/>
+              </w:rPr>
+              <w:t>{{</w:t>
+            </w:r>
+            <w:proofErr w:type="spellStart"/>
+            <w:proofErr w:type="gramStart"/>
+            <w:r>
+              <w:rPr>
+                <w:rFonts w:ascii="Tahoma" w:hAnsi="Tahoma" w:cs="Tahoma"/>
+              </w:rPr>
+              <w:t>exp</w:t>
+            </w:r>
+            <w:r>
+              <w:rPr>
+                <w:rFonts w:ascii="Tahoma" w:hAnsi="Tahoma" w:cs="Tahoma"/>
+              </w:rPr>
+              <w:t>.precio</w:t>
+            </w:r>
+            <w:proofErr w:type="spellEnd"/>
+            <w:proofErr w:type="gramEnd"/>
+            <w:r>
+              <w:rPr>
+                <w:rFonts w:ascii="Tahoma" w:hAnsi="Tahoma" w:cs="Tahoma"/>
+              </w:rPr>
+              <w:t>}}</w:t>
+            </w:r>
+          </w:p>
+        </w:tc>
+        <w:tc>
+          <w:tcPr>
+            <w:tcW w:w="1843" w:type="dxa"/>
+            <w:tcMar>
+              <w:top w:w="70" w:type="dxa"/>
+              <w:left w:w="0" w:type="dxa"/>
+              <w:bottom w:w="70" w:type="dxa"/>
+              <w:right w:w="140" w:type="dxa"/>
+            </w:tcMar>
+          </w:tcPr>
+          <w:p>
+            <w:pPr>
+              <w:jc w:val="right"/>
+              <w:rPr>
+                <w:rFonts w:ascii="Tahoma" w:hAnsi="Tahoma" w:cs="Tahoma"/>
+                <w:u w:val="single"/>
+              </w:rPr>
+            </w:pPr>
+            <w:r>
+              <w:rPr>
+                <w:rFonts w:ascii="Tahoma" w:hAnsi="Tahoma" w:cs="Tahoma"/>
+              </w:rPr>
+              <w:t>{{</w:t>
+            </w:r>
+            <w:proofErr w:type="spellStart"/>
+            <w:proofErr w:type="gramStart"/>
+            <w:r>
+              <w:rPr>
+                <w:rFonts w:ascii="Tahoma" w:hAnsi="Tahoma" w:cs="Tahoma"/>
+              </w:rPr>
+              <w:t>exp</w:t>
+            </w:r>
+            <w:r>
+              <w:rPr>
+                <w:rFonts w:ascii="Tahoma" w:hAnsi="Tahoma" w:cs="Tahoma"/>
+              </w:rPr>
+              <w:t>.importe</w:t>
+            </w:r>
+            <w:proofErr w:type="spellEnd"/>
+            <w:proofErr w:type="gramEnd"/>
+            <w:r>
+              <w:rPr>
+                <w:rFonts w:ascii="Tahoma" w:hAnsi="Tahoma" w:cs="Tahoma"/>
+              </w:rPr>
+              <w:t>}}</w:t>
+            </w:r>
+          </w:p>
+        </w:tc>
+      </w:tr>
+      <w:tr>
+        <w:tc>
+          <w:tcPr>
+            <w:tcW w:w="3686" w:type="dxa"/>
+            <w:tcMar>
+              <w:top w:w="70" w:type="dxa"/>
+              <w:left w:w="0" w:type="dxa"/>
+              <w:bottom w:w="70" w:type="dxa"/>
+              <w:right w:w="140" w:type="dxa"/>
+            </w:tcMar>
+          </w:tcPr>
+          <w:p>
+            <w:pPr>
+              <w:rPr>
+                <w:rFonts w:ascii="Tahoma" w:hAnsi="Tahoma" w:cs="Tahoma"/>
+                <w:b/>
+                <w:bCs/>
+                <w:i/>
+                <w:iCs/>
+                <w:lang w:val="en-GB"/>
+              </w:rPr>
+            </w:pPr>
+          </w:p>
+          <w:p>
+            <w:r>
+              <w:rPr>
+                <w:rFonts w:ascii="Tahoma" w:hAnsi="Tahoma" w:cs="Tahoma"/>
+                <w:i/>
+                <w:iCs/>
+              </w:rPr>
+              <w:t xml:space="preserve"> </w:t>
+            </w:r>
+          </w:p>
+        </w:tc>
+        <w:tc>
+          <w:tcPr>
+            <w:tcW w:w="850" w:type="dxa"/>
+            <w:tcMar>
+              <w:top w:w="70" w:type="dxa"/>
+              <w:left w:w="0" w:type="dxa"/>
+              <w:bottom w:w="70" w:type="dxa"/>
+              <w:right w:w="140" w:type="dxa"/>
+            </w:tcMar>
+          </w:tcPr>
+          <w:p>
+            <w:pPr>
+              <w:jc w:val="center"/>
+              <w:rPr>
+                <w:rFonts w:ascii="Tahoma" w:hAnsi="Tahoma" w:cs="Tahoma"/>
+              </w:rPr>
+            </w:pPr>
+          </w:p>
+        </w:tc>
+        <w:tc>
+          <w:tcPr>
+            <w:tcW w:w="1276" w:type="dxa"/>
+            <w:tcMar>
+              <w:top w:w="70" w:type="dxa"/>
+              <w:left w:w="0" w:type="dxa"/>
+              <w:bottom w:w="70" w:type="dxa"/>
+              <w:right w:w="140" w:type="dxa"/>
+            </w:tcMar>
+          </w:tcPr>
+          <w:p>
+            <w:pPr>
+              <w:jc w:val="center"/>
+              <w:rPr>
+                <w:rFonts w:ascii="Tahoma" w:hAnsi="Tahoma" w:cs="Tahoma"/>
+              </w:rPr>
+            </w:pPr>
+          </w:p>
+        </w:tc>
+        <w:tc>
+          <w:tcPr>
+            <w:tcW w:w="1701" w:type="dxa"/>
+            <w:tcMar>
+              <w:top w:w="70" w:type="dxa"/>
+              <w:left w:w="0" w:type="dxa"/>
+              <w:bottom w:w="70" w:type="dxa"/>
+              <w:right w:w="140" w:type="dxa"/>
+            </w:tcMar>
+          </w:tcPr>
+          <w:p>
+            <w:pPr>
+              <w:jc w:val="right"/>
+              <w:rPr>
+                <w:rFonts w:ascii="Tahoma" w:hAnsi="Tahoma" w:cs="Tahoma"/>
+              </w:rPr>
+            </w:pPr>
+          </w:p>
+        </w:tc>
+        <w:tc>
+          <w:tcPr>
+            <w:tcW w:w="1843" w:type="dxa"/>
+            <w:tcMar>
+              <w:top w:w="70" w:type="dxa"/>
+              <w:left w:w="0" w:type="dxa"/>
+              <w:bottom w:w="70" w:type="dxa"/>
+              <w:right w:w="140" w:type="dxa"/>
+            </w:tcMar>
+          </w:tcPr>
+          <w:p>
+            <w:pPr>
+              <w:jc w:val="right"/>
+              <w:rPr>
+                <w:rFonts w:ascii="Tahoma" w:hAnsi="Tahoma" w:cs="Tahoma"/>
+                <w:i/>
+                <w:iCs/>
+              </w:rPr>
+            </w:pPr>
+            <w:r>
+              <w:rPr>
+                <w:rFonts w:ascii="Tahoma" w:hAnsi="Tahoma" w:cs="Tahoma"/>
+                <w:i/>
+                <w:iCs/>
+              </w:rPr>
+              <w:t>{%</w:t>
+            </w:r>
+            <w:proofErr w:type="spellStart"/>
+            <w:r>
+              <w:rPr>
+                <w:rFonts w:ascii="Tahoma" w:hAnsi="Tahoma" w:cs="Tahoma"/>
+                <w:i/>
+                <w:iCs/>
+              </w:rPr>
+              <w:t>tr</w:t>
+            </w:r>
+            <w:proofErr w:type="spellEnd"/>
+            <w:r>
+              <w:rPr>
+                <w:rFonts w:ascii="Tahoma" w:hAnsi="Tahoma" w:cs="Tahoma"/>
+                <w:i/>
+                <w:iCs/>
+              </w:rPr>
+              <w:t xml:space="preserve"> </w:t>
+            </w:r>
+            <w:proofErr w:type="spellStart"/>
+            <w:r>
+              <w:rPr>
+                <w:rFonts w:ascii="Tahoma" w:hAnsi="Tahoma" w:cs="Tahoma"/>
+                <w:i/>
+                <w:iCs/>
+              </w:rPr>
+              <w:t>endfor</w:t>
+            </w:r>
+            <w:proofErr w:type="spellEnd"/>
+            <w:r>
+              <w:rPr>
+                <w:rFonts w:ascii="Tahoma" w:hAnsi="Tahoma" w:cs="Tahoma"/>
+                <w:i/>
+                <w:iCs/>
+              </w:rPr>
+              <w:t xml:space="preserve"> %}</w:t>
+            </w:r>
+          </w:p>
+          <w:p>
+            <w:pPr>
+              <w:jc w:val="right"/>
+              <w:rPr>
+                <w:rFonts w:ascii="Tahoma" w:hAnsi="Tahoma" w:cs="Tahoma"/>
+              </w:rPr>
+            </w:pPr>
+          </w:p>
+          <w:p>
+            <w:pPr>
+              <w:jc w:val="right"/>
+              <w:rPr>
+                <w:rFonts w:ascii="Tahoma" w:hAnsi="Tahoma" w:cs="Tahoma"/>
+                <w:i/>
+                <w:iCs/>
               </w:rPr>
             </w:pPr>
           </w:p>
         </w:tc>
       </w:tr>
     </w:tbl>
-    <w:bookmarkEnd w:id="0"/>
     <w:p>
       <w:pPr>
         <w:spacing w:before="240" w:after="90"/>
-        <w:rPr>
-          <w:rFonts w:ascii="Tahoma" w:hAnsi="Tahoma" w:cs="Tahoma"/>
-        </w:rPr>
-      </w:pPr>
-      <w:r>
         <w:rPr>
           <w:rFonts w:ascii="Tahoma" w:hAnsi="Tahoma" w:cs="Tahoma"/>
           <w:b/>
@@ -1490,22 +1954,13 @@
           <w:sz w:val="16"/>
           <w:szCs w:val="16"/>
         </w:rPr>
-        <w:t>CONDICIONES</w:t>
-      </w:r>
-      <w:r>
-        <w:rPr>
-          <w:rFonts w:ascii="Tahoma" w:hAnsi="Tahoma" w:cs="Tahoma"/>
-          <w:b/>
-          <w:bCs/>
-          <w:sz w:val="16"/>
-          <w:szCs w:val="16"/>
-        </w:rPr>
-        <w:t xml:space="preserve"> COMERCIALES</w:t>
-      </w:r>
+      </w:pPr>
     </w:p>
     <w:tbl>
       <w:tblPr>
-        <w:tblW w:w="9360" w:type="dxa"/>
+        <w:tblpPr w:leftFromText="141" w:rightFromText="141" w:vertAnchor="text" w:horzAnchor="margin" w:tblpXSpec="right" w:tblpY="-91"/>
+        <w:tblOverlap w:val="never"/>
+        <w:tblW w:w="3000" w:type="dxa"/>
         <w:tblCellMar>
           <w:left w:w="10" w:type="dxa"/>
           <w:right w:w="10" w:type="dxa"/>
@@ -1513,23 +1968,168 @@
         <w:tblLook w:val="04A0" w:firstRow="1" w:lastRow="0" w:firstColumn="1" w:lastColumn="0" w:noHBand="0" w:noVBand="1"/>
       </w:tblPr>
       <w:tblGrid>
-        <w:gridCol w:w="2800"/>
-        <w:gridCol w:w="6560"/>
+        <w:gridCol w:w="1424"/>
+        <w:gridCol w:w="1576"/>
       </w:tblGrid>
       <w:tr>
-        <w:tc>
-          <w:tcPr>
-            <w:tcW w:w="2800" w:type="dxa"/>
-            <w:tcMar>
-              <w:top w:w="40" w:type="dxa"/>
-              <w:left w:w="0" w:type="dxa"/>
-              <w:bottom w:w="40" w:type="dxa"/>
-              <w:right w:w="140" w:type="dxa"/>
-            </w:tcMar>
-            <w:vAlign w:val="center"/>
-          </w:tcPr>
-          <w:p>
-            <w:pPr>
+        <w:trPr>
+          <w:cantSplit/>
+        </w:trPr>
+        <w:tc>
+          <w:tcPr>
+            <w:tcW w:w="1424" w:type="dxa"/>
+            <w:tcMar>
+              <w:top w:w="70" w:type="dxa"/>
+              <w:left w:w="0" w:type="dxa"/>
+              <w:bottom w:w="70" w:type="dxa"/>
+              <w:right w:w="140" w:type="dxa"/>
+            </w:tcMar>
+          </w:tcPr>
+          <w:p>
+            <w:pPr>
+              <w:keepNext/>
+              <w:keepLines/>
+              <w:jc w:val="right"/>
+              <w:rPr>
+                <w:rFonts w:ascii="Tahoma" w:hAnsi="Tahoma" w:cs="Tahoma"/>
+              </w:rPr>
+            </w:pPr>
+            <w:r>
+              <w:rPr>
+                <w:rFonts w:ascii="Tahoma" w:hAnsi="Tahoma" w:cs="Tahoma"/>
+                <w:sz w:val="19"/>
+                <w:szCs w:val="19"/>
+              </w:rPr>
+              <w:lastRenderedPageBreak/>
+              <w:t>Subtotal</w:t>
+            </w:r>
+          </w:p>
+        </w:tc>
+        <w:tc>
+          <w:tcPr>
+            <w:tcW w:w="1576" w:type="dxa"/>
+            <w:tcMar>
+              <w:top w:w="70" w:type="dxa"/>
+              <w:left w:w="0" w:type="dxa"/>
+              <w:bottom w:w="70" w:type="dxa"/>
+              <w:right w:w="140" w:type="dxa"/>
+            </w:tcMar>
+          </w:tcPr>
+          <w:p>
+            <w:pPr>
+              <w:keepNext/>
+              <w:keepLines/>
+              <w:jc w:val="right"/>
+              <w:rPr>
+                <w:rFonts w:ascii="Tahoma" w:hAnsi="Tahoma" w:cs="Tahoma"/>
+              </w:rPr>
+            </w:pPr>
+            <w:r>
+              <w:rPr>
+                <w:rFonts w:ascii="Tahoma" w:hAnsi="Tahoma" w:cs="Tahoma"/>
+              </w:rPr>
+              <w:t>{{importe}}</w:t>
+            </w:r>
+          </w:p>
+        </w:tc>
+      </w:tr>
+      <w:tr>
+        <w:trPr>
+          <w:cantSplit/>
+        </w:trPr>
+        <w:tc>
+          <w:tcPr>
+            <w:tcW w:w="1424" w:type="dxa"/>
+            <w:tcMar>
+              <w:top w:w="70" w:type="dxa"/>
+              <w:left w:w="0" w:type="dxa"/>
+              <w:bottom w:w="70" w:type="dxa"/>
+              <w:right w:w="140" w:type="dxa"/>
+            </w:tcMar>
+          </w:tcPr>
+          <w:p>
+            <w:pPr>
+              <w:keepNext/>
+              <w:keepLines/>
+              <w:jc w:val="right"/>
+              <w:rPr>
+                <w:rFonts w:ascii="Tahoma" w:hAnsi="Tahoma" w:cs="Tahoma"/>
+              </w:rPr>
+            </w:pPr>
+            <w:r>
+              <w:rPr>
+                <w:rFonts w:ascii="Tahoma" w:hAnsi="Tahoma" w:cs="Tahoma"/>
+                <w:sz w:val="19"/>
+                <w:szCs w:val="19"/>
+              </w:rPr>
+              <w:t>IVA</w:t>
+            </w:r>
+          </w:p>
+        </w:tc>
+        <w:tc>
+          <w:tcPr>
+            <w:tcW w:w="1576" w:type="dxa"/>
+            <w:tcMar>
+              <w:top w:w="70" w:type="dxa"/>
+              <w:left w:w="0" w:type="dxa"/>
+              <w:bottom w:w="70" w:type="dxa"/>
+              <w:right w:w="140" w:type="dxa"/>
+            </w:tcMar>
+          </w:tcPr>
+          <w:p>
+            <w:pPr>
+              <w:keepNext/>
+              <w:keepLines/>
+              <w:jc w:val="right"/>
+              <w:rPr>
+                <w:rFonts w:ascii="Tahoma" w:hAnsi="Tahoma" w:cs="Tahoma"/>
+              </w:rPr>
+            </w:pPr>
+            <w:r>
+              <w:rPr>
+                <w:rFonts w:ascii="Tahoma" w:hAnsi="Tahoma" w:cs="Tahoma"/>
+              </w:rPr>
+              <w:t>{{</w:t>
+            </w:r>
+            <w:proofErr w:type="spellStart"/>
+            <w:r>
+              <w:rPr>
+                <w:rFonts w:ascii="Tahoma" w:hAnsi="Tahoma" w:cs="Tahoma"/>
+              </w:rPr>
+              <w:t>iva</w:t>
+            </w:r>
+            <w:proofErr w:type="spellEnd"/>
+            <w:r>
+              <w:rPr>
+                <w:rFonts w:ascii="Tahoma" w:hAnsi="Tahoma" w:cs="Tahoma"/>
+              </w:rPr>
+              <w:t>}}</w:t>
+            </w:r>
+          </w:p>
+        </w:tc>
+      </w:tr>
+      <w:tr>
+        <w:trPr>
+          <w:cantSplit/>
+        </w:trPr>
+        <w:tc>
+          <w:tcPr>
+            <w:tcW w:w="1424" w:type="dxa"/>
+            <w:tcBorders>
+              <w:top w:val="single" w:sz="12" w:space="0" w:color="1394B1"/>
+            </w:tcBorders>
+            <w:tcMar>
+              <w:top w:w="90" w:type="dxa"/>
+              <w:left w:w="0" w:type="dxa"/>
+              <w:bottom w:w="70" w:type="dxa"/>
+              <w:right w:w="140" w:type="dxa"/>
+            </w:tcMar>
+          </w:tcPr>
+          <w:p>
+            <w:pPr>
+              <w:keepNext/>
+              <w:keepLines/>
+              <w:jc w:val="right"/>
               <w:rPr>
                 <w:rFonts w:ascii="Tahoma" w:hAnsi="Tahoma" w:cs="Tahoma"/>
               </w:rPr>
@@ -1539,53 +2139,31 @@
                 <w:rFonts w:ascii="Tahoma" w:hAnsi="Tahoma" w:cs="Tahoma"/>
                 <w:b/>
                 <w:bCs/>
-                <w:sz w:val="19"/>
-                <w:szCs w:val="19"/>
-              </w:rPr>
-              <w:t>Moneda</w:t>
-            </w:r>
-          </w:p>
-        </w:tc>
-        <w:tc>
-          <w:tcPr>
-            <w:tcW w:w="6560" w:type="dxa"/>
-            <w:tcMar>
-              <w:top w:w="40" w:type="dxa"/>
-              <w:left w:w="0" w:type="dxa"/>
-              <w:bottom w:w="40" w:type="dxa"/>
-              <w:right w:w="140" w:type="dxa"/>
-            </w:tcMar>
-            <w:vAlign w:val="center"/>
-          </w:tcPr>
-          <w:p>
-            <w:pPr>
-              <w:rPr>
-                <w:rFonts w:ascii="Tahoma" w:hAnsi="Tahoma" w:cs="Tahoma"/>
-              </w:rPr>
-            </w:pPr>
-            <w:r>
-              <w:rPr>
-                <w:rFonts w:ascii="Tahoma" w:hAnsi="Tahoma" w:cs="Tahoma"/>
-              </w:rPr>
-              <w:t>{{moneda}}</w:t>
-            </w:r>
-          </w:p>
-        </w:tc>
-      </w:tr>
-      <w:tr>
-        <w:tc>
-          <w:tcPr>
-            <w:tcW w:w="2800" w:type="dxa"/>
-            <w:tcMar>
-              <w:top w:w="40" w:type="dxa"/>
-              <w:left w:w="0" w:type="dxa"/>
-              <w:bottom w:w="40" w:type="dxa"/>
-              <w:right w:w="140" w:type="dxa"/>
-            </w:tcMar>
-            <w:vAlign w:val="center"/>
-          </w:tcPr>
-          <w:p>
-            <w:pPr>
+                <w:sz w:val="22"/>
+                <w:szCs w:val="22"/>
+              </w:rPr>
+              <w:t>TOTAL</w:t>
+            </w:r>
+          </w:p>
+        </w:tc>
+        <w:tc>
+          <w:tcPr>
+            <w:tcW w:w="1576" w:type="dxa"/>
+            <w:tcBorders>
+              <w:top w:val="single" w:sz="12" w:space="0" w:color="1394B1"/>
+            </w:tcBorders>
+            <w:tcMar>
+              <w:top w:w="90" w:type="dxa"/>
+              <w:left w:w="0" w:type="dxa"/>
+              <w:bottom w:w="70" w:type="dxa"/>
+              <w:right w:w="140" w:type="dxa"/>
+            </w:tcMar>
+          </w:tcPr>
+          <w:p>
+            <w:pPr>
+              <w:keepNext/>
+              <w:keepLines/>
+              <w:jc w:val="right"/>
               <w:rPr>
                 <w:rFonts w:ascii="Tahoma" w:hAnsi="Tahoma" w:cs="Tahoma"/>
               </w:rPr>
@@ -1595,363 +2173,33 @@
                 <w:rFonts w:ascii="Tahoma" w:hAnsi="Tahoma" w:cs="Tahoma"/>
                 <w:b/>
                 <w:bCs/>
-                <w:sz w:val="19"/>
-                <w:szCs w:val="19"/>
-              </w:rPr>
-              <w:t>Validez de la oferta</w:t>
-            </w:r>
-          </w:p>
-        </w:tc>
-        <w:tc>
-          <w:tcPr>
-            <w:tcW w:w="6560" w:type="dxa"/>
-            <w:tcMar>
-              <w:top w:w="40" w:type="dxa"/>
-              <w:left w:w="0" w:type="dxa"/>
-              <w:bottom w:w="40" w:type="dxa"/>
-              <w:right w:w="140" w:type="dxa"/>
-            </w:tcMar>
-            <w:vAlign w:val="center"/>
-          </w:tcPr>
-          <w:p>
-            <w:pPr>
-              <w:rPr>
-                <w:rFonts w:ascii="Tahoma" w:hAnsi="Tahoma" w:cs="Tahoma"/>
-              </w:rPr>
-            </w:pPr>
-            <w:r>
-              <w:rPr>
-                <w:rFonts w:ascii="Tahoma" w:hAnsi="Tahoma" w:cs="Tahoma"/>
-              </w:rPr>
-              <w:t>{{validez}}</w:t>
-            </w:r>
-          </w:p>
-        </w:tc>
-      </w:tr>
-      <w:tr>
-        <w:tc>
-          <w:tcPr>
-            <w:tcW w:w="2800" w:type="dxa"/>
-            <w:tcMar>
-              <w:top w:w="40" w:type="dxa"/>
-              <w:left w:w="0" w:type="dxa"/>
-              <w:bottom w:w="40" w:type="dxa"/>
-              <w:right w:w="140" w:type="dxa"/>
-            </w:tcMar>
-            <w:vAlign w:val="center"/>
-          </w:tcPr>
-          <w:p>
-            <w:pPr>
-              <w:rPr>
-                <w:rFonts w:ascii="Tahoma" w:hAnsi="Tahoma" w:cs="Tahoma"/>
-              </w:rPr>
-            </w:pPr>
+                <w:sz w:val="22"/>
+                <w:szCs w:val="22"/>
+              </w:rPr>
+              <w:t xml:space="preserve">        {{moneda</w:t>
+            </w:r>
+            <w:proofErr w:type="gramStart"/>
             <w:r>
               <w:rPr>
                 <w:rFonts w:ascii="Tahoma" w:hAnsi="Tahoma" w:cs="Tahoma"/>
                 <w:b/>
                 <w:bCs/>
-                <w:sz w:val="19"/>
-                <w:szCs w:val="19"/>
-              </w:rPr>
-              <w:t>Forma de pago</w:t>
-            </w:r>
-          </w:p>
-        </w:tc>
-        <w:tc>
-          <w:tcPr>
-            <w:tcW w:w="6560" w:type="dxa"/>
-            <w:tcMar>
-              <w:top w:w="40" w:type="dxa"/>
-              <w:left w:w="0" w:type="dxa"/>
-              <w:bottom w:w="40" w:type="dxa"/>
-              <w:right w:w="140" w:type="dxa"/>
-            </w:tcMar>
-            <w:vAlign w:val="center"/>
-          </w:tcPr>
-          <w:p>
-            <w:pPr>
-              <w:rPr>
-                <w:rFonts w:ascii="Tahoma" w:hAnsi="Tahoma" w:cs="Tahoma"/>
-              </w:rPr>
-            </w:pPr>
-            <w:r>
-              <w:rPr>
-                <w:rFonts w:ascii="Tahoma" w:hAnsi="Tahoma" w:cs="Tahoma"/>
-              </w:rPr>
-              <w:t>{{</w:t>
-            </w:r>
-            <w:proofErr w:type="spellStart"/>
-            <w:r>
-              <w:rPr>
-                <w:rFonts w:ascii="Tahoma" w:hAnsi="Tahoma" w:cs="Tahoma"/>
-              </w:rPr>
-              <w:t>forma_de_pago</w:t>
-            </w:r>
-            <w:proofErr w:type="spellEnd"/>
-            <w:r>
-              <w:rPr>
-                <w:rFonts w:ascii="Tahoma" w:hAnsi="Tahoma" w:cs="Tahoma"/>
-              </w:rPr>
-              <w:t>}}</w:t>
-            </w:r>
-          </w:p>
-        </w:tc>
-      </w:tr>
-      <w:tr>
-        <w:tc>
-          <w:tcPr>
-            <w:tcW w:w="2800" w:type="dxa"/>
-            <w:tcMar>
-              <w:top w:w="40" w:type="dxa"/>
-              <w:left w:w="0" w:type="dxa"/>
-              <w:bottom w:w="40" w:type="dxa"/>
-              <w:right w:w="140" w:type="dxa"/>
-            </w:tcMar>
-            <w:vAlign w:val="center"/>
-          </w:tcPr>
-          <w:p>
-            <w:pPr>
-              <w:rPr>
-                <w:rFonts w:ascii="Tahoma" w:hAnsi="Tahoma" w:cs="Tahoma"/>
-              </w:rPr>
-            </w:pPr>
+                <w:sz w:val="22"/>
+                <w:szCs w:val="22"/>
+              </w:rPr>
+              <w:t xml:space="preserve">}}   </w:t>
+            </w:r>
+            <w:proofErr w:type="gramEnd"/>
             <w:r>
               <w:rPr>
                 <w:rFonts w:ascii="Tahoma" w:hAnsi="Tahoma" w:cs="Tahoma"/>
                 <w:b/>
                 <w:bCs/>
-                <w:sz w:val="19"/>
-                <w:szCs w:val="19"/>
-              </w:rPr>
-              <w:t>Plazo de entrega</w:t>
-            </w:r>
-          </w:p>
-        </w:tc>
-        <w:tc>
-          <w:tcPr>
-            <w:tcW w:w="6560" w:type="dxa"/>
-            <w:tcMar>
-              <w:top w:w="40" w:type="dxa"/>
-              <w:left w:w="0" w:type="dxa"/>
-              <w:bottom w:w="40" w:type="dxa"/>
-              <w:right w:w="140" w:type="dxa"/>
-            </w:tcMar>
-            <w:vAlign w:val="center"/>
-          </w:tcPr>
-          <w:p>
-            <w:pPr>
-              <w:rPr>
-                <w:rFonts w:ascii="Tahoma" w:hAnsi="Tahoma" w:cs="Tahoma"/>
-              </w:rPr>
-            </w:pPr>
-            <w:r>
-              <w:rPr>
-                <w:rFonts w:ascii="Tahoma" w:hAnsi="Tahoma" w:cs="Tahoma"/>
-              </w:rPr>
-              <w:t>{{</w:t>
-            </w:r>
-            <w:proofErr w:type="spellStart"/>
-            <w:r>
-              <w:rPr>
-                <w:rFonts w:ascii="Tahoma" w:hAnsi="Tahoma" w:cs="Tahoma"/>
-              </w:rPr>
-              <w:t>tiempo_entrega</w:t>
-            </w:r>
-            <w:proofErr w:type="spellEnd"/>
-            <w:r>
-              <w:rPr>
-                <w:rFonts w:ascii="Tahoma" w:hAnsi="Tahoma" w:cs="Tahoma"/>
-              </w:rPr>
-              <w:t>}}</w:t>
-            </w:r>
-            <w:r>
-              <w:rPr>
-                <w:rFonts w:ascii="Tahoma" w:hAnsi="Tahoma" w:cs="Tahoma"/>
-              </w:rPr>
-              <w:t xml:space="preserve"> días.</w:t>
-            </w:r>
-          </w:p>
-        </w:tc>
-      </w:tr>
-      <w:tr>
-        <w:tc>
-          <w:tcPr>
-            <w:tcW w:w="2800" w:type="dxa"/>
-            <w:tcMar>
-              <w:top w:w="40" w:type="dxa"/>
-              <w:left w:w="0" w:type="dxa"/>
-              <w:bottom w:w="40" w:type="dxa"/>
-              <w:right w:w="140" w:type="dxa"/>
-            </w:tcMar>
-            <w:vAlign w:val="center"/>
-          </w:tcPr>
-          <w:p>
-            <w:pPr>
-              <w:rPr>
-                <w:rFonts w:ascii="Tahoma" w:hAnsi="Tahoma" w:cs="Tahoma"/>
-              </w:rPr>
-            </w:pPr>
-            <w:r>
-              <w:rPr>
-                <w:rFonts w:ascii="Tahoma" w:hAnsi="Tahoma" w:cs="Tahoma"/>
-                <w:b/>
-                <w:bCs/>
-                <w:sz w:val="19"/>
-                <w:szCs w:val="19"/>
-              </w:rPr>
-              <w:t>Lugar de entrega</w:t>
-            </w:r>
-          </w:p>
-        </w:tc>
-        <w:tc>
-          <w:tcPr>
-            <w:tcW w:w="6560" w:type="dxa"/>
-            <w:tcMar>
-              <w:top w:w="40" w:type="dxa"/>
-              <w:left w:w="0" w:type="dxa"/>
-              <w:bottom w:w="40" w:type="dxa"/>
-              <w:right w:w="140" w:type="dxa"/>
-            </w:tcMar>
-            <w:vAlign w:val="center"/>
-          </w:tcPr>
-          <w:p>
-            <w:pPr>
-              <w:rPr>
-                <w:rFonts w:ascii="Tahoma" w:hAnsi="Tahoma" w:cs="Tahoma"/>
-              </w:rPr>
-            </w:pPr>
-            <w:r>
-              <w:rPr>
-                <w:rFonts w:ascii="Tahoma" w:hAnsi="Tahoma" w:cs="Tahoma"/>
-              </w:rPr>
-              <w:t>{{</w:t>
-            </w:r>
-            <w:proofErr w:type="spellStart"/>
-            <w:r>
-              <w:rPr>
-                <w:rFonts w:ascii="Tahoma" w:hAnsi="Tahoma" w:cs="Tahoma"/>
-              </w:rPr>
-              <w:t>lugar_entrega</w:t>
-            </w:r>
-            <w:proofErr w:type="spellEnd"/>
-            <w:r>
-              <w:rPr>
-                <w:rFonts w:ascii="Tahoma" w:hAnsi="Tahoma" w:cs="Tahoma"/>
-              </w:rPr>
-              <w:t>}}</w:t>
-            </w:r>
-          </w:p>
-        </w:tc>
-      </w:tr>
-      <w:tr>
-        <w:tc>
-          <w:tcPr>
-            <w:tcW w:w="2800" w:type="dxa"/>
-            <w:tcMar>
-              <w:top w:w="40" w:type="dxa"/>
-              <w:left w:w="0" w:type="dxa"/>
-              <w:bottom w:w="40" w:type="dxa"/>
-              <w:right w:w="140" w:type="dxa"/>
-            </w:tcMar>
-            <w:vAlign w:val="center"/>
-          </w:tcPr>
-          <w:p>
-            <w:pPr>
-              <w:rPr>
-                <w:rFonts w:ascii="Tahoma" w:hAnsi="Tahoma" w:cs="Tahoma"/>
-              </w:rPr>
-            </w:pPr>
-            <w:r>
-              <w:rPr>
-                <w:rFonts w:ascii="Tahoma" w:hAnsi="Tahoma" w:cs="Tahoma"/>
-                <w:b/>
-                <w:bCs/>
-                <w:sz w:val="19"/>
-                <w:szCs w:val="19"/>
-              </w:rPr>
-              <w:lastRenderedPageBreak/>
-              <w:t>Garantía</w:t>
-            </w:r>
-          </w:p>
-        </w:tc>
-        <w:tc>
-          <w:tcPr>
-            <w:tcW w:w="6560" w:type="dxa"/>
-            <w:tcMar>
-              <w:top w:w="40" w:type="dxa"/>
-              <w:left w:w="0" w:type="dxa"/>
-              <w:bottom w:w="40" w:type="dxa"/>
-              <w:right w:w="140" w:type="dxa"/>
-            </w:tcMar>
-            <w:vAlign w:val="center"/>
-          </w:tcPr>
-          <w:p>
-            <w:pPr>
-              <w:rPr>
-                <w:rFonts w:ascii="Tahoma" w:hAnsi="Tahoma" w:cs="Tahoma"/>
-              </w:rPr>
-            </w:pPr>
-            <w:r>
-              <w:rPr>
-                <w:rFonts w:ascii="Tahoma" w:hAnsi="Tahoma" w:cs="Tahoma"/>
-              </w:rPr>
-              <w:t>{{</w:t>
-            </w:r>
-            <w:proofErr w:type="spellStart"/>
-            <w:r>
-              <w:rPr>
-                <w:rFonts w:ascii="Tahoma" w:hAnsi="Tahoma" w:cs="Tahoma"/>
-              </w:rPr>
-              <w:t>garantia</w:t>
-            </w:r>
-            <w:proofErr w:type="spellEnd"/>
-            <w:r>
-              <w:rPr>
-                <w:rFonts w:ascii="Tahoma" w:hAnsi="Tahoma" w:cs="Tahoma"/>
-              </w:rPr>
-              <w:t>}}</w:t>
-            </w:r>
-          </w:p>
-        </w:tc>
-      </w:tr>
-      <w:tr>
-        <w:tc>
-          <w:tcPr>
-            <w:tcW w:w="2800" w:type="dxa"/>
-            <w:tcMar>
-              <w:top w:w="40" w:type="dxa"/>
-              <w:left w:w="0" w:type="dxa"/>
-              <w:bottom w:w="40" w:type="dxa"/>
-              <w:right w:w="140" w:type="dxa"/>
-            </w:tcMar>
-            <w:vAlign w:val="center"/>
-          </w:tcPr>
-          <w:p>
-            <w:pPr>
-              <w:rPr>
-                <w:rFonts w:ascii="Tahoma" w:hAnsi="Tahoma" w:cs="Tahoma"/>
-              </w:rPr>
-            </w:pPr>
-          </w:p>
-        </w:tc>
-        <w:tc>
-          <w:tcPr>
-            <w:tcW w:w="6560" w:type="dxa"/>
-            <w:tcMar>
-              <w:top w:w="40" w:type="dxa"/>
-              <w:left w:w="0" w:type="dxa"/>
-              <w:bottom w:w="40" w:type="dxa"/>
-              <w:right w:w="140" w:type="dxa"/>
-            </w:tcMar>
-            <w:vAlign w:val="center"/>
-          </w:tcPr>
-          <w:p>
-            <w:pPr>
-              <w:rPr>
-                <w:rFonts w:ascii="Tahoma" w:hAnsi="Tahoma" w:cs="Tahoma"/>
-              </w:rPr>
-            </w:pPr>
+                <w:sz w:val="22"/>
+                <w:szCs w:val="22"/>
+              </w:rPr>
+              <w:t xml:space="preserve">                                                                                                                  {{total}}</w:t>
+            </w:r>
           </w:p>
         </w:tc>
       </w:tr>
@@ -1961,6 +2209,10 @@
         <w:spacing w:before="240" w:after="90"/>
         <w:rPr>
           <w:rFonts w:ascii="Tahoma" w:hAnsi="Tahoma" w:cs="Tahoma"/>
+          <w:b/>
+          <w:bCs/>
+          <w:sz w:val="16"/>
+          <w:szCs w:val="16"/>
         </w:rPr>
       </w:pPr>
     </w:p>
@@ -1993,30 +2245,520 @@
         <w:spacing w:before="240" w:after="90"/>
         <w:rPr>
           <w:rFonts w:ascii="Tahoma" w:hAnsi="Tahoma" w:cs="Tahoma"/>
-        </w:rPr>
-      </w:pPr>
-      <w:r>
-        <w:rPr>
-          <w:rFonts w:ascii="Tahoma" w:hAnsi="Tahoma" w:cs="Tahoma"/>
           <w:b/>
           <w:bCs/>
           <w:sz w:val="16"/>
           <w:szCs w:val="16"/>
         </w:rPr>
-        <w:t>NOTAS</w:t>
+      </w:pPr>
+    </w:p>
+    <w:p>
+      <w:pPr>
+        <w:spacing w:before="240" w:after="90"/>
+        <w:rPr>
+          <w:rFonts w:ascii="Tahoma" w:hAnsi="Tahoma" w:cs="Tahoma"/>
+          <w:b/>
+          <w:bCs/>
+          <w:sz w:val="16"/>
+          <w:szCs w:val="16"/>
+        </w:rPr>
+      </w:pPr>
+    </w:p>
+    <w:p>
+      <w:pPr>
+        <w:spacing w:before="240" w:after="90"/>
+        <w:rPr>
+          <w:rFonts w:ascii="Tahoma" w:hAnsi="Tahoma" w:cs="Tahoma"/>
+          <w:b/>
+          <w:bCs/>
+          <w:sz w:val="16"/>
+          <w:szCs w:val="16"/>
+        </w:rPr>
+      </w:pPr>
+    </w:p>
+    <w:p>
+      <w:pPr>
+        <w:spacing w:before="240" w:after="90"/>
+        <w:rPr>
+          <w:rFonts w:ascii="Tahoma" w:hAnsi="Tahoma" w:cs="Tahoma"/>
+          <w:b/>
+          <w:bCs/>
+          <w:sz w:val="16"/>
+          <w:szCs w:val="16"/>
+        </w:rPr>
+      </w:pPr>
+    </w:p>
+    <w:p>
+      <w:pPr>
+        <w:spacing w:before="240" w:after="90"/>
+        <w:rPr>
+          <w:rFonts w:ascii="Tahoma" w:hAnsi="Tahoma" w:cs="Tahoma"/>
+          <w:b/>
+          <w:bCs/>
+          <w:sz w:val="16"/>
+          <w:szCs w:val="16"/>
+        </w:rPr>
+      </w:pPr>
+    </w:p>
+    <w:p>
+      <w:pPr>
+        <w:spacing w:before="240" w:after="90"/>
+        <w:rPr>
+          <w:rFonts w:ascii="Tahoma" w:hAnsi="Tahoma" w:cs="Tahoma"/>
+          <w:b/>
+          <w:bCs/>
+          <w:sz w:val="16"/>
+          <w:szCs w:val="16"/>
+        </w:rPr>
+      </w:pPr>
+    </w:p>
+    <w:p>
+      <w:pPr>
+        <w:spacing w:before="240" w:after="90"/>
+        <w:rPr>
+          <w:rFonts w:ascii="Tahoma" w:hAnsi="Tahoma" w:cs="Tahoma"/>
+          <w:sz w:val="19"/>
+          <w:szCs w:val="19"/>
+        </w:rPr>
+      </w:pPr>
+      <w:r>
+        <w:rPr>
+          <w:rFonts w:ascii="Tahoma" w:hAnsi="Tahoma" w:cs="Tahoma"/>
+          <w:b/>
+          <w:bCs/>
+          <w:sz w:val="19"/>
+          <w:szCs w:val="19"/>
+        </w:rPr>
+        <w:t>CONDICIONES</w:t>
+      </w:r>
+      <w:r>
+        <w:rPr>
+          <w:rFonts w:ascii="Tahoma" w:hAnsi="Tahoma" w:cs="Tahoma"/>
+          <w:b/>
+          <w:bCs/>
+          <w:sz w:val="19"/>
+          <w:szCs w:val="19"/>
+        </w:rPr>
+        <w:t xml:space="preserve"> COMERCIALES</w:t>
+      </w:r>
+    </w:p>
+    <w:tbl>
+      <w:tblPr>
+        <w:tblStyle w:val="Tablaconcuadrcula"/>
+        <w:tblW w:w="9360" w:type="dxa"/>
+        <w:tblBorders>
+          <w:top w:val="none" w:sz="0" w:space="0" w:color="auto"/>
+          <w:left w:val="none" w:sz="0" w:space="0" w:color="auto"/>
+          <w:bottom w:val="none" w:sz="0" w:space="0" w:color="auto"/>
+          <w:right w:val="none" w:sz="0" w:space="0" w:color="auto"/>
+          <w:insideH w:val="none" w:sz="0" w:space="0" w:color="auto"/>
+          <w:insideV w:val="none" w:sz="0" w:space="0" w:color="auto"/>
+        </w:tblBorders>
+        <w:tblLook w:val="04A0" w:firstRow="1" w:lastRow="0" w:firstColumn="1" w:lastColumn="0" w:noHBand="0" w:noVBand="1"/>
+      </w:tblPr>
+      <w:tblGrid>
+        <w:gridCol w:w="2800"/>
+        <w:gridCol w:w="6560"/>
+      </w:tblGrid>
+      <w:tr>
+        <w:tc>
+          <w:tcPr>
+            <w:tcW w:w="2800" w:type="dxa"/>
+          </w:tcPr>
+          <w:p>
+            <w:pPr>
+              <w:rPr>
+                <w:rFonts w:ascii="Tahoma" w:hAnsi="Tahoma" w:cs="Tahoma"/>
+              </w:rPr>
+            </w:pPr>
+            <w:r>
+              <w:rPr>
+                <w:rFonts w:ascii="Tahoma" w:hAnsi="Tahoma" w:cs="Tahoma"/>
+                <w:b/>
+                <w:bCs/>
+                <w:sz w:val="19"/>
+                <w:szCs w:val="19"/>
+              </w:rPr>
+              <w:t>Validez de la oferta</w:t>
+            </w:r>
+          </w:p>
+        </w:tc>
+        <w:tc>
+          <w:tcPr>
+            <w:tcW w:w="6560" w:type="dxa"/>
+          </w:tcPr>
+          <w:p>
+            <w:pPr>
+              <w:rPr>
+                <w:rFonts w:ascii="Tahoma" w:hAnsi="Tahoma" w:cs="Tahoma"/>
+              </w:rPr>
+            </w:pPr>
+            <w:r>
+              <w:rPr>
+                <w:rFonts w:ascii="Tahoma" w:hAnsi="Tahoma" w:cs="Tahoma"/>
+              </w:rPr>
+              <w:t>{{validez}}</w:t>
+            </w:r>
+          </w:p>
+        </w:tc>
+      </w:tr>
+      <w:tr>
+        <w:tc>
+          <w:tcPr>
+            <w:tcW w:w="2800" w:type="dxa"/>
+          </w:tcPr>
+          <w:p>
+            <w:pPr>
+              <w:rPr>
+                <w:rFonts w:ascii="Tahoma" w:hAnsi="Tahoma" w:cs="Tahoma"/>
+              </w:rPr>
+            </w:pPr>
+            <w:r>
+              <w:rPr>
+                <w:rFonts w:ascii="Tahoma" w:hAnsi="Tahoma" w:cs="Tahoma"/>
+                <w:b/>
+                <w:bCs/>
+                <w:sz w:val="19"/>
+                <w:szCs w:val="19"/>
+              </w:rPr>
+              <w:t>Forma de pago</w:t>
+            </w:r>
+          </w:p>
+        </w:tc>
+        <w:tc>
+          <w:tcPr>
+            <w:tcW w:w="6560" w:type="dxa"/>
+          </w:tcPr>
+          <w:p>
+            <w:pPr>
+              <w:rPr>
+                <w:rFonts w:ascii="Tahoma" w:hAnsi="Tahoma" w:cs="Tahoma"/>
+              </w:rPr>
+            </w:pPr>
+            <w:r>
+              <w:rPr>
+                <w:rFonts w:ascii="Tahoma" w:hAnsi="Tahoma" w:cs="Tahoma"/>
+              </w:rPr>
+              <w:t>{{</w:t>
+            </w:r>
+            <w:proofErr w:type="spellStart"/>
+            <w:r>
+              <w:rPr>
+                <w:rFonts w:ascii="Tahoma" w:hAnsi="Tahoma" w:cs="Tahoma"/>
+              </w:rPr>
+              <w:t>forma_de_pago</w:t>
+            </w:r>
+            <w:proofErr w:type="spellEnd"/>
+            <w:r>
+              <w:rPr>
+                <w:rFonts w:ascii="Tahoma" w:hAnsi="Tahoma" w:cs="Tahoma"/>
+              </w:rPr>
+              <w:t>}}</w:t>
+            </w:r>
+          </w:p>
+        </w:tc>
+      </w:tr>
+      <w:tr>
+        <w:tc>
+          <w:tcPr>
+            <w:tcW w:w="2800" w:type="dxa"/>
+          </w:tcPr>
+          <w:p>
+            <w:pPr>
+              <w:rPr>
+                <w:rFonts w:ascii="Tahoma" w:hAnsi="Tahoma" w:cs="Tahoma"/>
+              </w:rPr>
+            </w:pPr>
+            <w:r>
+              <w:rPr>
+                <w:rFonts w:ascii="Tahoma" w:hAnsi="Tahoma" w:cs="Tahoma"/>
+                <w:b/>
+                <w:bCs/>
+                <w:sz w:val="19"/>
+                <w:szCs w:val="19"/>
+              </w:rPr>
+              <w:t>Plazo de entrega</w:t>
+            </w:r>
+          </w:p>
+        </w:tc>
+        <w:tc>
+          <w:tcPr>
+            <w:tcW w:w="6560" w:type="dxa"/>
+          </w:tcPr>
+          <w:p>
+            <w:pPr>
+              <w:rPr>
+                <w:rFonts w:ascii="Tahoma" w:hAnsi="Tahoma" w:cs="Tahoma"/>
+              </w:rPr>
+            </w:pPr>
+            <w:r>
+              <w:rPr>
+                <w:rFonts w:ascii="Tahoma" w:hAnsi="Tahoma" w:cs="Tahoma"/>
+              </w:rPr>
+              <w:t>{{</w:t>
+            </w:r>
+            <w:proofErr w:type="spellStart"/>
+            <w:r>
+              <w:rPr>
+                <w:rFonts w:ascii="Tahoma" w:hAnsi="Tahoma" w:cs="Tahoma"/>
+              </w:rPr>
+              <w:t>tiempo_entrega</w:t>
+            </w:r>
+            <w:proofErr w:type="spellEnd"/>
+            <w:r>
+              <w:rPr>
+                <w:rFonts w:ascii="Tahoma" w:hAnsi="Tahoma" w:cs="Tahoma"/>
+              </w:rPr>
+              <w:t>}}</w:t>
+            </w:r>
+            <w:r>
+              <w:rPr>
+                <w:rFonts w:ascii="Tahoma" w:hAnsi="Tahoma" w:cs="Tahoma"/>
+              </w:rPr>
+              <w:t xml:space="preserve"> días.</w:t>
+            </w:r>
+          </w:p>
+        </w:tc>
+      </w:tr>
+      <w:tr>
+        <w:tc>
+          <w:tcPr>
+            <w:tcW w:w="2800" w:type="dxa"/>
+          </w:tcPr>
+          <w:p>
+            <w:pPr>
+              <w:rPr>
+                <w:rFonts w:ascii="Tahoma" w:hAnsi="Tahoma" w:cs="Tahoma"/>
+              </w:rPr>
+            </w:pPr>
+            <w:r>
+              <w:rPr>
+                <w:rFonts w:ascii="Tahoma" w:hAnsi="Tahoma" w:cs="Tahoma"/>
+                <w:b/>
+                <w:bCs/>
+                <w:sz w:val="19"/>
+                <w:szCs w:val="19"/>
+              </w:rPr>
+              <w:t>Lugar de entrega</w:t>
+            </w:r>
+          </w:p>
+        </w:tc>
+        <w:tc>
+          <w:tcPr>
+            <w:tcW w:w="6560" w:type="dxa"/>
+          </w:tcPr>
+          <w:p>
+            <w:pPr>
+              <w:rPr>
+                <w:rFonts w:ascii="Tahoma" w:hAnsi="Tahoma" w:cs="Tahoma"/>
+              </w:rPr>
+            </w:pPr>
+            <w:r>
+              <w:rPr>
+                <w:rFonts w:ascii="Tahoma" w:hAnsi="Tahoma" w:cs="Tahoma"/>
+              </w:rPr>
+              <w:t>{{</w:t>
+            </w:r>
+            <w:proofErr w:type="spellStart"/>
+            <w:r>
+              <w:rPr>
+                <w:rFonts w:ascii="Tahoma" w:hAnsi="Tahoma" w:cs="Tahoma"/>
+              </w:rPr>
+              <w:t>lugar_entrega</w:t>
+            </w:r>
+            <w:proofErr w:type="spellEnd"/>
+            <w:r>
+              <w:rPr>
+                <w:rFonts w:ascii="Tahoma" w:hAnsi="Tahoma" w:cs="Tahoma"/>
+              </w:rPr>
+              <w:t>}}</w:t>
+            </w:r>
+          </w:p>
+        </w:tc>
+      </w:tr>
+      <w:tr>
+        <w:trPr>
+          <w:trHeight w:val="272"/>
+        </w:trPr>
+        <w:tc>
+          <w:tcPr>
+            <w:tcW w:w="2800" w:type="dxa"/>
+          </w:tcPr>
+          <w:p>
+            <w:pPr>
+              <w:rPr>
+                <w:rFonts w:ascii="Tahoma" w:hAnsi="Tahoma" w:cs="Tahoma"/>
+                <w:b/>
+                <w:bCs/>
+                <w:sz w:val="19"/>
+                <w:szCs w:val="19"/>
+              </w:rPr>
+            </w:pPr>
+            <w:r>
+              <w:rPr>
+                <w:rFonts w:ascii="Tahoma" w:hAnsi="Tahoma" w:cs="Tahoma"/>
+                <w:b/>
+                <w:bCs/>
+                <w:sz w:val="19"/>
+                <w:szCs w:val="19"/>
+              </w:rPr>
+              <w:t>Otros gastos</w:t>
+            </w:r>
+          </w:p>
+        </w:tc>
+        <w:tc>
+          <w:tcPr>
+            <w:tcW w:w="6560" w:type="dxa"/>
+          </w:tcPr>
+          <w:p>
+            <w:pPr>
+              <w:rPr>
+                <w:rFonts w:ascii="Tahoma" w:hAnsi="Tahoma" w:cs="Tahoma"/>
+              </w:rPr>
+            </w:pPr>
+            <w:r>
+              <w:rPr>
+                <w:rFonts w:ascii="Tahoma" w:hAnsi="Tahoma" w:cs="Tahoma"/>
+              </w:rPr>
+              <w:t>{{exp2}}</w:t>
+            </w:r>
+          </w:p>
+          <w:p>
+            <w:pPr>
+              <w:rPr>
+                <w:rFonts w:ascii="Tahoma" w:hAnsi="Tahoma" w:cs="Tahoma"/>
+              </w:rPr>
+            </w:pPr>
+          </w:p>
+        </w:tc>
+      </w:tr>
+    </w:tbl>
+    <w:p>
+      <w:pPr>
+        <w:spacing w:before="360"/>
+        <w:rPr>
+          <w:rFonts w:ascii="Tahoma" w:hAnsi="Tahoma" w:cs="Tahoma"/>
+          <w:b/>
+          <w:bCs/>
+          <w:sz w:val="19"/>
+          <w:szCs w:val="19"/>
+        </w:rPr>
+      </w:pPr>
+      <w:r>
+        <w:rPr>
+          <w:rFonts w:ascii="Tahoma" w:hAnsi="Tahoma" w:cs="Tahoma"/>
+          <w:b/>
+          <w:bCs/>
+          <w:sz w:val="19"/>
+          <w:szCs w:val="19"/>
+        </w:rPr>
+        <w:t xml:space="preserve">{%p </w:t>
+      </w:r>
+      <w:proofErr w:type="spellStart"/>
+      <w:r>
+        <w:rPr>
+          <w:rFonts w:ascii="Tahoma" w:hAnsi="Tahoma" w:cs="Tahoma"/>
+          <w:b/>
+          <w:bCs/>
+          <w:sz w:val="19"/>
+          <w:szCs w:val="19"/>
+        </w:rPr>
+        <w:t>if</w:t>
+      </w:r>
+      <w:proofErr w:type="spellEnd"/>
+      <w:r>
+        <w:rPr>
+          <w:rFonts w:ascii="Tahoma" w:hAnsi="Tahoma" w:cs="Tahoma"/>
+          <w:b/>
+          <w:bCs/>
+          <w:sz w:val="19"/>
+          <w:szCs w:val="19"/>
+        </w:rPr>
+        <w:t xml:space="preserve"> notas %}</w:t>
       </w:r>
     </w:p>
     <w:p>
       <w:pPr>
-        <w:rPr>
-          <w:rFonts w:ascii="Tahoma" w:hAnsi="Tahoma" w:cs="Tahoma"/>
+        <w:spacing w:before="360"/>
+        <w:rPr>
+          <w:rFonts w:ascii="Tahoma" w:hAnsi="Tahoma" w:cs="Tahoma"/>
+          <w:b/>
+          <w:bCs/>
+          <w:sz w:val="19"/>
+          <w:szCs w:val="19"/>
         </w:rPr>
       </w:pPr>
       <w:r>
         <w:rPr>
           <w:rFonts w:ascii="Tahoma" w:hAnsi="Tahoma" w:cs="Tahoma"/>
+          <w:b/>
+          <w:bCs/>
+          <w:sz w:val="19"/>
+          <w:szCs w:val="19"/>
+        </w:rPr>
+        <w:t>NOTAS:</w:t>
+      </w:r>
+    </w:p>
+    <w:p>
+      <w:pPr>
+        <w:spacing w:before="360"/>
+        <w:rPr>
+          <w:rFonts w:ascii="Tahoma" w:hAnsi="Tahoma" w:cs="Tahoma"/>
+          <w:sz w:val="19"/>
+          <w:szCs w:val="19"/>
+        </w:rPr>
+      </w:pPr>
+      <w:r>
+        <w:rPr>
+          <w:rFonts w:ascii="Tahoma" w:hAnsi="Tahoma" w:cs="Tahoma"/>
+          <w:sz w:val="19"/>
+          <w:szCs w:val="19"/>
         </w:rPr>
         <w:t>{{notas}}</w:t>
+      </w:r>
+    </w:p>
+    <w:p>
+      <w:pPr>
+        <w:spacing w:before="360"/>
+        <w:rPr>
+          <w:rFonts w:ascii="Tahoma" w:hAnsi="Tahoma" w:cs="Tahoma"/>
+          <w:b/>
+          <w:bCs/>
+          <w:sz w:val="19"/>
+          <w:szCs w:val="19"/>
+        </w:rPr>
+      </w:pPr>
+      <w:r>
+        <w:rPr>
+          <w:rFonts w:ascii="Tahoma" w:hAnsi="Tahoma" w:cs="Tahoma"/>
+          <w:b/>
+          <w:bCs/>
+          <w:sz w:val="19"/>
+          <w:szCs w:val="19"/>
+        </w:rPr>
+        <w:t xml:space="preserve">{%p </w:t>
+      </w:r>
+      <w:proofErr w:type="spellStart"/>
+      <w:r>
+        <w:rPr>
+          <w:rFonts w:ascii="Tahoma" w:hAnsi="Tahoma" w:cs="Tahoma"/>
+          <w:b/>
+          <w:bCs/>
+          <w:sz w:val="19"/>
+          <w:szCs w:val="19"/>
+        </w:rPr>
+        <w:t>endif</w:t>
+      </w:r>
+      <w:proofErr w:type="spellEnd"/>
+      <w:r>
+        <w:rPr>
+          <w:rFonts w:ascii="Tahoma" w:hAnsi="Tahoma" w:cs="Tahoma"/>
+          <w:b/>
+          <w:bCs/>
+          <w:sz w:val="19"/>
+          <w:szCs w:val="19"/>
+        </w:rPr>
+        <w:t xml:space="preserve"> %}</w:t>
       </w:r>
     </w:p>
     <w:p>
@@ -3160,6 +3902,22 @@
     <w:uiPriority w:val="99"/>
     <w:rsid w:val="00304229"/>
   </w:style>
+  <w:style w:type="table" w:styleId="Tablaconcuadrcula">
+    <w:name w:val="Table Grid"/>
+    <w:basedOn w:val="Tablanormal"/>
+    <w:uiPriority w:val="39"/>
+    <w:rsid w:val="00F6154B"/>
+    <w:tblPr>
+      <w:tblBorders>
+        <w:top w:val="single" w:sz="4" w:space="0" w:color="auto"/>
+        <w:left w:val="single" w:sz="4" w:space="0" w:color="auto"/>
+        <w:bottom w:val="single" w:sz="4" w:space="0" w:color="auto"/>
+        <w:right w:val="single" w:sz="4" w:space="0" w:color="auto"/>
+        <w:insideH w:val="single" w:sz="4" w:space="0" w:color="auto"/>
+        <w:insideV w:val="single" w:sz="4" w:space="0" w:color="auto"/>
+      </w:tblBorders>
+    </w:tblPr>
+  </w:style>
 </w:styles>
 </file>
 

--- a/backend/apps/operaciones/templates/Proios_Cotizacion_Quimicos_TEMPLATE_ES.docx
+++ b/backend/apps/operaciones/templates/Proios_Cotizacion_Quimicos_TEMPLATE_ES.docx
@@ -79,19 +79,11 @@
                 <w:rFonts w:ascii="Tahoma" w:hAnsi="Tahoma" w:cs="Tahoma"/>
               </w:rPr>
             </w:pPr>
-            <w:proofErr w:type="spellStart"/>
-            <w:r>
-              <w:rPr>
-                <w:rFonts w:ascii="Tahoma" w:hAnsi="Tahoma" w:cs="Tahoma"/>
-              </w:rPr>
-              <w:t>Proios</w:t>
-            </w:r>
-            <w:proofErr w:type="spellEnd"/>
-            <w:r>
-              <w:rPr>
-                <w:rFonts w:ascii="Tahoma" w:hAnsi="Tahoma" w:cs="Tahoma"/>
-              </w:rPr>
-              <w:t xml:space="preserve"> S.A.</w:t>
+            <w:r>
+              <w:rPr>
+                <w:rFonts w:ascii="Tahoma" w:hAnsi="Tahoma" w:cs="Tahoma"/>
+              </w:rPr>
+              <w:t>Proios S.A.</w:t>
             </w:r>
           </w:p>
           <w:p>
@@ -119,21 +111,7 @@
               <w:rPr>
                 <w:rFonts w:ascii="Tahoma" w:hAnsi="Tahoma" w:cs="Tahoma"/>
               </w:rPr>
-              <w:t xml:space="preserve">Comodoro Pedro </w:t>
-            </w:r>
-            <w:proofErr w:type="spellStart"/>
-            <w:r>
-              <w:rPr>
-                <w:rFonts w:ascii="Tahoma" w:hAnsi="Tahoma" w:cs="Tahoma"/>
-              </w:rPr>
-              <w:t>Zanni</w:t>
-            </w:r>
-            <w:proofErr w:type="spellEnd"/>
-            <w:r>
-              <w:rPr>
-                <w:rFonts w:ascii="Tahoma" w:hAnsi="Tahoma" w:cs="Tahoma"/>
-              </w:rPr>
-              <w:t xml:space="preserve"> 351, 5.º Piso – 503 LN (C1104AAH)</w:t>
+              <w:t>Comodoro Pedro Zanni 351, 5.º Piso – 503 LN (C1104AAH)</w:t>
             </w:r>
           </w:p>
           <w:p>
@@ -207,21 +185,7 @@
               <w:rPr>
                 <w:rFonts w:ascii="Tahoma" w:hAnsi="Tahoma" w:cs="Tahoma"/>
               </w:rPr>
-              <w:t>At.: {{</w:t>
-            </w:r>
-            <w:proofErr w:type="spellStart"/>
-            <w:r>
-              <w:rPr>
-                <w:rFonts w:ascii="Tahoma" w:hAnsi="Tahoma" w:cs="Tahoma"/>
-              </w:rPr>
-              <w:t>atencion</w:t>
-            </w:r>
-            <w:proofErr w:type="spellEnd"/>
-            <w:r>
-              <w:rPr>
-                <w:rFonts w:ascii="Tahoma" w:hAnsi="Tahoma" w:cs="Tahoma"/>
-              </w:rPr>
-              <w:t>}}</w:t>
+              <w:t>At.: {{atencion}}</w:t>
             </w:r>
           </w:p>
         </w:tc>
@@ -261,189 +225,105 @@
                 <w:rFonts w:ascii="Tahoma" w:hAnsi="Tahoma" w:cs="Tahoma"/>
               </w:rPr>
             </w:pPr>
-            <w:proofErr w:type="spellStart"/>
-            <w:proofErr w:type="gramStart"/>
-            <w:r>
-              <w:rPr>
-                <w:rFonts w:ascii="Tahoma" w:hAnsi="Tahoma" w:cs="Tahoma"/>
-              </w:rPr>
-              <w:t>N.°</w:t>
-            </w:r>
-            <w:proofErr w:type="spellEnd"/>
-            <w:r>
-              <w:rPr>
-                <w:rFonts w:ascii="Tahoma" w:hAnsi="Tahoma" w:cs="Tahoma"/>
-              </w:rPr>
-              <w:t xml:space="preserve">  </w:t>
+            <w:r>
+              <w:rPr>
+                <w:rFonts w:ascii="Tahoma" w:hAnsi="Tahoma" w:cs="Tahoma"/>
+              </w:rPr>
+              <w:t xml:space="preserve">N.°  </w:t>
             </w:r>
             <w:r>
               <w:rPr>
                 <w:rFonts w:ascii="Tahoma" w:eastAsia="Consolas" w:hAnsi="Tahoma" w:cs="Tahoma"/>
               </w:rPr>
-              <w:t>{</w:t>
-            </w:r>
-            <w:proofErr w:type="gramEnd"/>
+              <w:t>{{ref}}</w:t>
+            </w:r>
+          </w:p>
+          <w:p>
+            <w:pPr>
+              <w:spacing w:after="20"/>
+              <w:rPr>
+                <w:rFonts w:ascii="Tahoma" w:hAnsi="Tahoma" w:cs="Tahoma"/>
+              </w:rPr>
+            </w:pPr>
+            <w:r>
+              <w:rPr>
+                <w:rFonts w:ascii="Tahoma" w:hAnsi="Tahoma" w:cs="Tahoma"/>
+              </w:rPr>
+              <w:t>Fecha  {{fecha}}</w:t>
+            </w:r>
+          </w:p>
+          <w:p>
+            <w:pPr>
+              <w:spacing w:after="20"/>
+              <w:rPr>
+                <w:rFonts w:ascii="Tahoma" w:hAnsi="Tahoma" w:cs="Tahoma"/>
+              </w:rPr>
+            </w:pPr>
+            <w:r>
+              <w:rPr>
+                <w:rFonts w:ascii="Tahoma" w:hAnsi="Tahoma" w:cs="Tahoma"/>
+              </w:rPr>
+              <w:t>Validez  {{validez}}</w:t>
+            </w:r>
+          </w:p>
+          <w:p>
+            <w:pPr>
+              <w:spacing w:after="20"/>
+              <w:rPr>
+                <w:rFonts w:ascii="Tahoma" w:hAnsi="Tahoma" w:cs="Tahoma"/>
+              </w:rPr>
+            </w:pPr>
+            <w:r>
+              <w:rPr>
+                <w:rFonts w:ascii="Tahoma" w:hAnsi="Tahoma" w:cs="Tahoma"/>
+              </w:rPr>
+              <w:t xml:space="preserve">Buque  </w:t>
+            </w:r>
             <w:r>
               <w:rPr>
                 <w:rFonts w:ascii="Tahoma" w:eastAsia="Consolas" w:hAnsi="Tahoma" w:cs="Tahoma"/>
               </w:rPr>
-              <w:t>{</w:t>
-            </w:r>
-            <w:proofErr w:type="spellStart"/>
+              <w:t>{{buque}}</w:t>
+            </w:r>
+          </w:p>
+          <w:p>
+            <w:pPr>
+              <w:spacing w:after="20"/>
+              <w:rPr>
+                <w:rFonts w:ascii="Tahoma" w:hAnsi="Tahoma" w:cs="Tahoma"/>
+              </w:rPr>
+            </w:pPr>
+            <w:r>
+              <w:rPr>
+                <w:rFonts w:ascii="Tahoma" w:hAnsi="Tahoma" w:cs="Tahoma"/>
+              </w:rPr>
+              <w:t xml:space="preserve">Ubicación  </w:t>
+            </w:r>
             <w:r>
               <w:rPr>
                 <w:rFonts w:ascii="Tahoma" w:eastAsia="Consolas" w:hAnsi="Tahoma" w:cs="Tahoma"/>
               </w:rPr>
-              <w:t>ref</w:t>
-            </w:r>
-            <w:proofErr w:type="spellEnd"/>
+              <w:t>{{ubicacion}}</w:t>
+            </w:r>
+          </w:p>
+          <w:p>
+            <w:pPr>
+              <w:spacing w:after="20"/>
+              <w:rPr>
+                <w:rFonts w:ascii="Tahoma" w:hAnsi="Tahoma" w:cs="Tahoma"/>
+              </w:rPr>
+            </w:pPr>
+            <w:r>
+              <w:rPr>
+                <w:rFonts w:ascii="Tahoma" w:hAnsi="Tahoma" w:cs="Tahoma"/>
+              </w:rPr>
+              <w:t xml:space="preserve">ETA  </w:t>
+            </w:r>
             <w:r>
               <w:rPr>
                 <w:rFonts w:ascii="Tahoma" w:eastAsia="Consolas" w:hAnsi="Tahoma" w:cs="Tahoma"/>
               </w:rPr>
-              <w:t>}}</w:t>
-            </w:r>
-          </w:p>
-          <w:p>
-            <w:pPr>
-              <w:spacing w:after="20"/>
-              <w:rPr>
-                <w:rFonts w:ascii="Tahoma" w:hAnsi="Tahoma" w:cs="Tahoma"/>
-              </w:rPr>
-            </w:pPr>
-            <w:proofErr w:type="gramStart"/>
-            <w:r>
-              <w:rPr>
-                <w:rFonts w:ascii="Tahoma" w:hAnsi="Tahoma" w:cs="Tahoma"/>
-              </w:rPr>
-              <w:t>Fecha  {</w:t>
-            </w:r>
-            <w:proofErr w:type="gramEnd"/>
-            <w:r>
-              <w:rPr>
-                <w:rFonts w:ascii="Tahoma" w:hAnsi="Tahoma" w:cs="Tahoma"/>
-              </w:rPr>
-              <w:t>{fecha}}</w:t>
-            </w:r>
-          </w:p>
-          <w:p>
-            <w:pPr>
-              <w:spacing w:after="20"/>
-              <w:rPr>
-                <w:rFonts w:ascii="Tahoma" w:hAnsi="Tahoma" w:cs="Tahoma"/>
-              </w:rPr>
-            </w:pPr>
-            <w:proofErr w:type="gramStart"/>
-            <w:r>
-              <w:rPr>
-                <w:rFonts w:ascii="Tahoma" w:hAnsi="Tahoma" w:cs="Tahoma"/>
-              </w:rPr>
-              <w:t>Validez  {</w:t>
-            </w:r>
-            <w:proofErr w:type="gramEnd"/>
-            <w:r>
-              <w:rPr>
-                <w:rFonts w:ascii="Tahoma" w:hAnsi="Tahoma" w:cs="Tahoma"/>
-              </w:rPr>
-              <w:t>{validez}}</w:t>
-            </w:r>
-          </w:p>
-          <w:p>
-            <w:pPr>
-              <w:spacing w:after="20"/>
-              <w:rPr>
-                <w:rFonts w:ascii="Tahoma" w:hAnsi="Tahoma" w:cs="Tahoma"/>
-              </w:rPr>
-            </w:pPr>
-            <w:proofErr w:type="gramStart"/>
-            <w:r>
-              <w:rPr>
-                <w:rFonts w:ascii="Tahoma" w:hAnsi="Tahoma" w:cs="Tahoma"/>
-              </w:rPr>
-              <w:t xml:space="preserve">Buque  </w:t>
-            </w:r>
-            <w:r>
-              <w:rPr>
-                <w:rFonts w:ascii="Tahoma" w:eastAsia="Consolas" w:hAnsi="Tahoma" w:cs="Tahoma"/>
-              </w:rPr>
-              <w:t>{</w:t>
-            </w:r>
-            <w:proofErr w:type="gramEnd"/>
-            <w:r>
-              <w:rPr>
-                <w:rFonts w:ascii="Tahoma" w:eastAsia="Consolas" w:hAnsi="Tahoma" w:cs="Tahoma"/>
-              </w:rPr>
-              <w:t>{buque}}</w:t>
-            </w:r>
-          </w:p>
-          <w:p>
-            <w:pPr>
-              <w:spacing w:after="20"/>
-              <w:rPr>
-                <w:rFonts w:ascii="Tahoma" w:hAnsi="Tahoma" w:cs="Tahoma"/>
-              </w:rPr>
-            </w:pPr>
-            <w:proofErr w:type="gramStart"/>
-            <w:r>
-              <w:rPr>
-                <w:rFonts w:ascii="Tahoma" w:hAnsi="Tahoma" w:cs="Tahoma"/>
-              </w:rPr>
-              <w:t xml:space="preserve">Ubicación  </w:t>
-            </w:r>
-            <w:r>
-              <w:rPr>
-                <w:rFonts w:ascii="Tahoma" w:eastAsia="Consolas" w:hAnsi="Tahoma" w:cs="Tahoma"/>
-              </w:rPr>
-              <w:t>{</w:t>
-            </w:r>
-            <w:proofErr w:type="gramEnd"/>
-            <w:r>
-              <w:rPr>
-                <w:rFonts w:ascii="Tahoma" w:eastAsia="Consolas" w:hAnsi="Tahoma" w:cs="Tahoma"/>
-              </w:rPr>
-              <w:t>{</w:t>
-            </w:r>
-            <w:proofErr w:type="spellStart"/>
-            <w:r>
-              <w:rPr>
-                <w:rFonts w:ascii="Tahoma" w:eastAsia="Consolas" w:hAnsi="Tahoma" w:cs="Tahoma"/>
-              </w:rPr>
-              <w:t>ubicacion</w:t>
-            </w:r>
-            <w:proofErr w:type="spellEnd"/>
-            <w:r>
-              <w:rPr>
-                <w:rFonts w:ascii="Tahoma" w:eastAsia="Consolas" w:hAnsi="Tahoma" w:cs="Tahoma"/>
-              </w:rPr>
-              <w:t>}}</w:t>
-            </w:r>
-          </w:p>
-          <w:p>
-            <w:pPr>
-              <w:spacing w:after="20"/>
-              <w:rPr>
-                <w:rFonts w:ascii="Tahoma" w:hAnsi="Tahoma" w:cs="Tahoma"/>
-              </w:rPr>
-            </w:pPr>
-            <w:proofErr w:type="gramStart"/>
-            <w:r>
-              <w:rPr>
-                <w:rFonts w:ascii="Tahoma" w:hAnsi="Tahoma" w:cs="Tahoma"/>
-              </w:rPr>
-              <w:t xml:space="preserve">ETA  </w:t>
-            </w:r>
-            <w:r>
-              <w:rPr>
-                <w:rFonts w:ascii="Tahoma" w:eastAsia="Consolas" w:hAnsi="Tahoma" w:cs="Tahoma"/>
-              </w:rPr>
-              <w:t>{</w:t>
-            </w:r>
-            <w:proofErr w:type="gramEnd"/>
-            <w:r>
-              <w:rPr>
-                <w:rFonts w:ascii="Tahoma" w:eastAsia="Consolas" w:hAnsi="Tahoma" w:cs="Tahoma"/>
-              </w:rPr>
-              <w:t>{eta}}</w:t>
+              <w:t>{{eta}}</w:t>
             </w:r>
           </w:p>
         </w:tc>
@@ -540,7 +420,6 @@
                 <w:rFonts w:ascii="Tahoma" w:hAnsi="Tahoma" w:cs="Tahoma"/>
               </w:rPr>
             </w:pPr>
-            <w:proofErr w:type="spellStart"/>
             <w:r>
               <w:rPr>
                 <w:rFonts w:ascii="Tahoma" w:hAnsi="Tahoma" w:cs="Tahoma"/>
@@ -561,7 +440,6 @@
               </w:rPr>
               <w:t>oción</w:t>
             </w:r>
-            <w:proofErr w:type="spellEnd"/>
           </w:p>
         </w:tc>
         <w:tc>
@@ -656,9 +534,30 @@
                 <w:sz w:val="17"/>
                 <w:szCs w:val="17"/>
               </w:rPr>
-              <w:t xml:space="preserve">Precio </w:t>
-            </w:r>
-            <w:proofErr w:type="spellStart"/>
+              <w:t>Precio Unit</w:t>
+            </w:r>
+          </w:p>
+        </w:tc>
+        <w:tc>
+          <w:tcPr>
+            <w:tcW w:w="1843" w:type="dxa"/>
+            <w:tcBorders>
+              <w:bottom w:val="single" w:sz="10" w:space="0" w:color="1394B1"/>
+            </w:tcBorders>
+            <w:tcMar>
+              <w:top w:w="70" w:type="dxa"/>
+              <w:left w:w="0" w:type="dxa"/>
+              <w:bottom w:w="70" w:type="dxa"/>
+              <w:right w:w="140" w:type="dxa"/>
+            </w:tcMar>
+          </w:tcPr>
+          <w:p>
+            <w:pPr>
+              <w:jc w:val="right"/>
+              <w:rPr>
+                <w:rFonts w:ascii="Tahoma" w:hAnsi="Tahoma" w:cs="Tahoma"/>
+              </w:rPr>
+            </w:pPr>
             <w:r>
               <w:rPr>
                 <w:rFonts w:ascii="Tahoma" w:hAnsi="Tahoma" w:cs="Tahoma"/>
@@ -667,39 +566,6 @@
                 <w:sz w:val="17"/>
                 <w:szCs w:val="17"/>
               </w:rPr>
-              <w:t>Unit</w:t>
-            </w:r>
-            <w:proofErr w:type="spellEnd"/>
-          </w:p>
-        </w:tc>
-        <w:tc>
-          <w:tcPr>
-            <w:tcW w:w="1843" w:type="dxa"/>
-            <w:tcBorders>
-              <w:bottom w:val="single" w:sz="10" w:space="0" w:color="1394B1"/>
-            </w:tcBorders>
-            <w:tcMar>
-              <w:top w:w="70" w:type="dxa"/>
-              <w:left w:w="0" w:type="dxa"/>
-              <w:bottom w:w="70" w:type="dxa"/>
-              <w:right w:w="140" w:type="dxa"/>
-            </w:tcMar>
-          </w:tcPr>
-          <w:p>
-            <w:pPr>
-              <w:jc w:val="right"/>
-              <w:rPr>
-                <w:rFonts w:ascii="Tahoma" w:hAnsi="Tahoma" w:cs="Tahoma"/>
-              </w:rPr>
-            </w:pPr>
-            <w:r>
-              <w:rPr>
-                <w:rFonts w:ascii="Tahoma" w:hAnsi="Tahoma" w:cs="Tahoma"/>
-                <w:b/>
-                <w:bCs/>
-                <w:sz w:val="17"/>
-                <w:szCs w:val="17"/>
-              </w:rPr>
               <w:t>Total</w:t>
             </w:r>
           </w:p>
@@ -838,25 +704,7 @@
                 <w:rFonts w:ascii="Tahoma" w:hAnsi="Tahoma" w:cs="Tahoma"/>
                 <w:lang w:val="en-GB"/>
               </w:rPr>
-              <w:t>{{</w:t>
-            </w:r>
-            <w:proofErr w:type="spellStart"/>
-            <w:proofErr w:type="gramStart"/>
-            <w:r>
-              <w:rPr>
-                <w:rFonts w:ascii="Tahoma" w:hAnsi="Tahoma" w:cs="Tahoma"/>
-                <w:lang w:val="en-GB"/>
-              </w:rPr>
-              <w:t>item.descripcion</w:t>
-            </w:r>
-            <w:proofErr w:type="spellEnd"/>
-            <w:proofErr w:type="gramEnd"/>
-            <w:r>
-              <w:rPr>
-                <w:rFonts w:ascii="Tahoma" w:hAnsi="Tahoma" w:cs="Tahoma"/>
-                <w:lang w:val="en-GB"/>
-              </w:rPr>
-              <w:t>}}</w:t>
+              <w:t>{{item.descripcion}}</w:t>
             </w:r>
           </w:p>
         </w:tc>
@@ -881,23 +729,7 @@
               <w:rPr>
                 <w:rFonts w:ascii="Tahoma" w:hAnsi="Tahoma" w:cs="Tahoma"/>
               </w:rPr>
-              <w:t>{{</w:t>
-            </w:r>
-            <w:proofErr w:type="spellStart"/>
-            <w:proofErr w:type="gramStart"/>
-            <w:r>
-              <w:rPr>
-                <w:rFonts w:ascii="Tahoma" w:hAnsi="Tahoma" w:cs="Tahoma"/>
-              </w:rPr>
-              <w:t>item.cantidad</w:t>
-            </w:r>
-            <w:proofErr w:type="spellEnd"/>
-            <w:proofErr w:type="gramEnd"/>
-            <w:r>
-              <w:rPr>
-                <w:rFonts w:ascii="Tahoma" w:hAnsi="Tahoma" w:cs="Tahoma"/>
-              </w:rPr>
-              <w:t>}}</w:t>
+              <w:t>{{item.cantidad}}</w:t>
             </w:r>
           </w:p>
         </w:tc>
@@ -922,23 +754,7 @@
               <w:rPr>
                 <w:rFonts w:ascii="Tahoma" w:hAnsi="Tahoma" w:cs="Tahoma"/>
               </w:rPr>
-              <w:t>{{</w:t>
-            </w:r>
-            <w:proofErr w:type="spellStart"/>
-            <w:proofErr w:type="gramStart"/>
-            <w:r>
-              <w:rPr>
-                <w:rFonts w:ascii="Tahoma" w:hAnsi="Tahoma" w:cs="Tahoma"/>
-              </w:rPr>
-              <w:t>item.unidad</w:t>
-            </w:r>
-            <w:proofErr w:type="spellEnd"/>
-            <w:proofErr w:type="gramEnd"/>
-            <w:r>
-              <w:rPr>
-                <w:rFonts w:ascii="Tahoma" w:hAnsi="Tahoma" w:cs="Tahoma"/>
-              </w:rPr>
-              <w:t>}}</w:t>
+              <w:t>{{item.unidad}}</w:t>
             </w:r>
           </w:p>
         </w:tc>
@@ -963,23 +779,7 @@
               <w:rPr>
                 <w:rFonts w:ascii="Tahoma" w:hAnsi="Tahoma" w:cs="Tahoma"/>
               </w:rPr>
-              <w:t>{{</w:t>
-            </w:r>
-            <w:proofErr w:type="spellStart"/>
-            <w:proofErr w:type="gramStart"/>
-            <w:r>
-              <w:rPr>
-                <w:rFonts w:ascii="Tahoma" w:hAnsi="Tahoma" w:cs="Tahoma"/>
-              </w:rPr>
-              <w:t>item.precio</w:t>
-            </w:r>
-            <w:proofErr w:type="spellEnd"/>
-            <w:proofErr w:type="gramEnd"/>
-            <w:r>
-              <w:rPr>
-                <w:rFonts w:ascii="Tahoma" w:hAnsi="Tahoma" w:cs="Tahoma"/>
-              </w:rPr>
-              <w:t>}}</w:t>
+              <w:t>{{item.precio}}</w:t>
             </w:r>
           </w:p>
         </w:tc>
@@ -1005,23 +805,7 @@
               <w:rPr>
                 <w:rFonts w:ascii="Tahoma" w:hAnsi="Tahoma" w:cs="Tahoma"/>
               </w:rPr>
-              <w:t>{{</w:t>
-            </w:r>
-            <w:proofErr w:type="spellStart"/>
-            <w:proofErr w:type="gramStart"/>
-            <w:r>
-              <w:rPr>
-                <w:rFonts w:ascii="Tahoma" w:hAnsi="Tahoma" w:cs="Tahoma"/>
-              </w:rPr>
-              <w:t>item.importe</w:t>
-            </w:r>
-            <w:proofErr w:type="spellEnd"/>
-            <w:proofErr w:type="gramEnd"/>
-            <w:r>
-              <w:rPr>
-                <w:rFonts w:ascii="Tahoma" w:hAnsi="Tahoma" w:cs="Tahoma"/>
-              </w:rPr>
-              <w:t>}}</w:t>
+              <w:t>{{item.importe}}</w:t>
             </w:r>
           </w:p>
         </w:tc>
@@ -1142,43 +926,7 @@
                 <w:i/>
                 <w:iCs/>
               </w:rPr>
-              <w:t>{%</w:t>
-            </w:r>
-            <w:proofErr w:type="spellStart"/>
-            <w:r>
-              <w:rPr>
-                <w:rFonts w:ascii="Tahoma" w:hAnsi="Tahoma" w:cs="Tahoma"/>
-                <w:i/>
-                <w:iCs/>
-              </w:rPr>
-              <w:t>tr</w:t>
-            </w:r>
-            <w:proofErr w:type="spellEnd"/>
-            <w:r>
-              <w:rPr>
-                <w:rFonts w:ascii="Tahoma" w:hAnsi="Tahoma" w:cs="Tahoma"/>
-                <w:i/>
-                <w:iCs/>
-              </w:rPr>
-              <w:t xml:space="preserve"> </w:t>
-            </w:r>
-            <w:proofErr w:type="spellStart"/>
-            <w:r>
-              <w:rPr>
-                <w:rFonts w:ascii="Tahoma" w:hAnsi="Tahoma" w:cs="Tahoma"/>
-                <w:i/>
-                <w:iCs/>
-              </w:rPr>
-              <w:t>endfor</w:t>
-            </w:r>
-            <w:proofErr w:type="spellEnd"/>
-            <w:r>
-              <w:rPr>
-                <w:rFonts w:ascii="Tahoma" w:hAnsi="Tahoma" w:cs="Tahoma"/>
-                <w:i/>
-                <w:iCs/>
-              </w:rPr>
-              <w:t xml:space="preserve"> %}</w:t>
+              <w:t>{%tr endfor %}</w:t>
             </w:r>
           </w:p>
           <w:p>
@@ -1416,7 +1164,6 @@
               </w:rPr>
               <w:t xml:space="preserve"> in </w:t>
             </w:r>
-            <w:proofErr w:type="spellStart"/>
             <w:r>
               <w:rPr>
                 <w:rFonts w:ascii="Tahoma" w:hAnsi="Tahoma" w:cs="Tahoma"/>
@@ -1426,7 +1173,6 @@
               </w:rPr>
               <w:t>expensas</w:t>
             </w:r>
-            <w:proofErr w:type="spellEnd"/>
             <w:r>
               <w:rPr>
                 <w:rFonts w:ascii="Tahoma" w:hAnsi="Tahoma" w:cs="Tahoma"/>
@@ -1544,8 +1290,6 @@
               </w:rPr>
               <w:t>{{</w:t>
             </w:r>
-            <w:proofErr w:type="spellStart"/>
-            <w:proofErr w:type="gramStart"/>
             <w:r>
               <w:rPr>
                 <w:rFonts w:ascii="Tahoma" w:hAnsi="Tahoma" w:cs="Tahoma"/>
@@ -1558,14 +1302,55 @@
                 <w:rFonts w:ascii="Tahoma" w:hAnsi="Tahoma" w:cs="Tahoma"/>
                 <w:lang w:val="en-GB"/>
               </w:rPr>
-              <w:t>.descripcion</w:t>
-            </w:r>
-            <w:proofErr w:type="spellEnd"/>
-            <w:proofErr w:type="gramEnd"/>
-            <w:r>
-              <w:rPr>
-                <w:rFonts w:ascii="Tahoma" w:hAnsi="Tahoma" w:cs="Tahoma"/>
-                <w:lang w:val="en-GB"/>
+              <w:t>.descripcion}}</w:t>
+            </w:r>
+          </w:p>
+        </w:tc>
+        <w:tc>
+          <w:tcPr>
+            <w:tcW w:w="850" w:type="dxa"/>
+            <w:tcMar>
+              <w:top w:w="70" w:type="dxa"/>
+              <w:left w:w="0" w:type="dxa"/>
+              <w:bottom w:w="70" w:type="dxa"/>
+              <w:right w:w="140" w:type="dxa"/>
+            </w:tcMar>
+          </w:tcPr>
+          <w:p>
+            <w:pPr>
+              <w:jc w:val="center"/>
+              <w:rPr>
+                <w:rFonts w:ascii="Tahoma" w:hAnsi="Tahoma" w:cs="Tahoma"/>
+                <w:u w:val="single"/>
+              </w:rPr>
+            </w:pPr>
+            <w:r>
+              <w:rPr>
+                <w:rFonts w:ascii="Tahoma" w:hAnsi="Tahoma" w:cs="Tahoma"/>
+              </w:rPr>
+              <w:t>{{</w:t>
+            </w:r>
+            <w:r>
+              <w:rPr>
+                <w:rFonts w:ascii="Tahoma" w:hAnsi="Tahoma" w:cs="Tahoma"/>
+              </w:rPr>
+              <w:t>exp</w:t>
+            </w:r>
+            <w:r>
+              <w:rPr>
+                <w:rFonts w:ascii="Tahoma" w:hAnsi="Tahoma" w:cs="Tahoma"/>
+              </w:rPr>
+              <w:t>.</w:t>
+            </w:r>
+            <w:r>
+              <w:rPr>
+                <w:rFonts w:ascii="Tahoma" w:hAnsi="Tahoma" w:cs="Tahoma"/>
+              </w:rPr>
+              <w:t>cantidad</w:t>
+            </w:r>
+            <w:r>
+              <w:rPr>
+                <w:rFonts w:ascii="Tahoma" w:hAnsi="Tahoma" w:cs="Tahoma"/>
               </w:rPr>
               <w:t>}}</w:t>
             </w:r>
@@ -1573,7 +1358,7 @@
         </w:tc>
         <w:tc>
           <w:tcPr>
-            <w:tcW w:w="850" w:type="dxa"/>
+            <w:tcW w:w="1276" w:type="dxa"/>
             <w:tcMar>
               <w:top w:w="70" w:type="dxa"/>
               <w:left w:w="0" w:type="dxa"/>
@@ -1586,6 +1371,80 @@
               <w:jc w:val="center"/>
               <w:rPr>
                 <w:rFonts w:ascii="Tahoma" w:hAnsi="Tahoma" w:cs="Tahoma"/>
+              </w:rPr>
+            </w:pPr>
+            <w:r>
+              <w:rPr>
+                <w:rFonts w:ascii="Tahoma" w:hAnsi="Tahoma" w:cs="Tahoma"/>
+              </w:rPr>
+              <w:t>{{</w:t>
+            </w:r>
+            <w:r>
+              <w:rPr>
+                <w:rFonts w:ascii="Tahoma" w:hAnsi="Tahoma" w:cs="Tahoma"/>
+              </w:rPr>
+              <w:t>exp</w:t>
+            </w:r>
+            <w:r>
+              <w:rPr>
+                <w:rFonts w:ascii="Tahoma" w:hAnsi="Tahoma" w:cs="Tahoma"/>
+              </w:rPr>
+              <w:t>.unidad}}</w:t>
+            </w:r>
+          </w:p>
+        </w:tc>
+        <w:tc>
+          <w:tcPr>
+            <w:tcW w:w="1701" w:type="dxa"/>
+            <w:tcMar>
+              <w:top w:w="70" w:type="dxa"/>
+              <w:left w:w="0" w:type="dxa"/>
+              <w:bottom w:w="70" w:type="dxa"/>
+              <w:right w:w="140" w:type="dxa"/>
+            </w:tcMar>
+          </w:tcPr>
+          <w:p>
+            <w:pPr>
+              <w:jc w:val="right"/>
+              <w:rPr>
+                <w:rFonts w:ascii="Tahoma" w:hAnsi="Tahoma" w:cs="Tahoma"/>
+              </w:rPr>
+            </w:pPr>
+            <w:r>
+              <w:rPr>
+                <w:rFonts w:ascii="Tahoma" w:hAnsi="Tahoma" w:cs="Tahoma"/>
+              </w:rPr>
+              <w:t>{{</w:t>
+            </w:r>
+            <w:r>
+              <w:rPr>
+                <w:rFonts w:ascii="Tahoma" w:hAnsi="Tahoma" w:cs="Tahoma"/>
+              </w:rPr>
+              <w:t>exp</w:t>
+            </w:r>
+            <w:r>
+              <w:rPr>
+                <w:rFonts w:ascii="Tahoma" w:hAnsi="Tahoma" w:cs="Tahoma"/>
+              </w:rPr>
+              <w:t>.precio}}</w:t>
+            </w:r>
+          </w:p>
+        </w:tc>
+        <w:tc>
+          <w:tcPr>
+            <w:tcW w:w="1843" w:type="dxa"/>
+            <w:tcMar>
+              <w:top w:w="70" w:type="dxa"/>
+              <w:left w:w="0" w:type="dxa"/>
+              <w:bottom w:w="70" w:type="dxa"/>
+              <w:right w:w="140" w:type="dxa"/>
+            </w:tcMar>
+          </w:tcPr>
+          <w:p>
+            <w:pPr>
+              <w:jc w:val="right"/>
+              <w:rPr>
+                <w:rFonts w:ascii="Tahoma" w:hAnsi="Tahoma" w:cs="Tahoma"/>
                 <w:u w:val="single"/>
               </w:rPr>
             </w:pPr>
@@ -1595,8 +1454,6 @@
               </w:rPr>
               <w:t>{{</w:t>
             </w:r>
-            <w:proofErr w:type="spellStart"/>
-            <w:proofErr w:type="gramStart"/>
             <w:r>
               <w:rPr>
                 <w:rFonts w:ascii="Tahoma" w:hAnsi="Tahoma" w:cs="Tahoma"/>
@@ -1607,163 +1464,7 @@
               <w:rPr>
                 <w:rFonts w:ascii="Tahoma" w:hAnsi="Tahoma" w:cs="Tahoma"/>
               </w:rPr>
-              <w:t>.</w:t>
-            </w:r>
-            <w:r>
-              <w:rPr>
-                <w:rFonts w:ascii="Tahoma" w:hAnsi="Tahoma" w:cs="Tahoma"/>
-              </w:rPr>
-              <w:t>cantidad</w:t>
-            </w:r>
-            <w:proofErr w:type="spellEnd"/>
-            <w:proofErr w:type="gramEnd"/>
-            <w:r>
-              <w:rPr>
-                <w:rFonts w:ascii="Tahoma" w:hAnsi="Tahoma" w:cs="Tahoma"/>
-              </w:rPr>
-              <w:t>}}</w:t>
-            </w:r>
-          </w:p>
-        </w:tc>
-        <w:tc>
-          <w:tcPr>
-            <w:tcW w:w="1276" w:type="dxa"/>
-            <w:tcMar>
-              <w:top w:w="70" w:type="dxa"/>
-              <w:left w:w="0" w:type="dxa"/>
-              <w:bottom w:w="70" w:type="dxa"/>
-              <w:right w:w="140" w:type="dxa"/>
-            </w:tcMar>
-          </w:tcPr>
-          <w:p>
-            <w:pPr>
-              <w:jc w:val="center"/>
-              <w:rPr>
-                <w:rFonts w:ascii="Tahoma" w:hAnsi="Tahoma" w:cs="Tahoma"/>
-              </w:rPr>
-            </w:pPr>
-            <w:r>
-              <w:rPr>
-                <w:rFonts w:ascii="Tahoma" w:hAnsi="Tahoma" w:cs="Tahoma"/>
-              </w:rPr>
-              <w:t>{{</w:t>
-            </w:r>
-            <w:proofErr w:type="spellStart"/>
-            <w:proofErr w:type="gramStart"/>
-            <w:r>
-              <w:rPr>
-                <w:rFonts w:ascii="Tahoma" w:hAnsi="Tahoma" w:cs="Tahoma"/>
-              </w:rPr>
-              <w:t>exp</w:t>
-            </w:r>
-            <w:r>
-              <w:rPr>
-                <w:rFonts w:ascii="Tahoma" w:hAnsi="Tahoma" w:cs="Tahoma"/>
-              </w:rPr>
-              <w:t>.unidad</w:t>
-            </w:r>
-            <w:proofErr w:type="spellEnd"/>
-            <w:proofErr w:type="gramEnd"/>
-            <w:r>
-              <w:rPr>
-                <w:rFonts w:ascii="Tahoma" w:hAnsi="Tahoma" w:cs="Tahoma"/>
-              </w:rPr>
-              <w:t>}}</w:t>
-            </w:r>
-          </w:p>
-        </w:tc>
-        <w:tc>
-          <w:tcPr>
-            <w:tcW w:w="1701" w:type="dxa"/>
-            <w:tcMar>
-              <w:top w:w="70" w:type="dxa"/>
-              <w:left w:w="0" w:type="dxa"/>
-              <w:bottom w:w="70" w:type="dxa"/>
-              <w:right w:w="140" w:type="dxa"/>
-            </w:tcMar>
-          </w:tcPr>
-          <w:p>
-            <w:pPr>
-              <w:jc w:val="right"/>
-              <w:rPr>
-                <w:rFonts w:ascii="Tahoma" w:hAnsi="Tahoma" w:cs="Tahoma"/>
-              </w:rPr>
-            </w:pPr>
-            <w:r>
-              <w:rPr>
-                <w:rFonts w:ascii="Tahoma" w:hAnsi="Tahoma" w:cs="Tahoma"/>
-              </w:rPr>
-              <w:t>{{</w:t>
-            </w:r>
-            <w:proofErr w:type="spellStart"/>
-            <w:proofErr w:type="gramStart"/>
-            <w:r>
-              <w:rPr>
-                <w:rFonts w:ascii="Tahoma" w:hAnsi="Tahoma" w:cs="Tahoma"/>
-              </w:rPr>
-              <w:t>exp</w:t>
-            </w:r>
-            <w:r>
-              <w:rPr>
-                <w:rFonts w:ascii="Tahoma" w:hAnsi="Tahoma" w:cs="Tahoma"/>
-              </w:rPr>
-              <w:t>.precio</w:t>
-            </w:r>
-            <w:proofErr w:type="spellEnd"/>
-            <w:proofErr w:type="gramEnd"/>
-            <w:r>
-              <w:rPr>
-                <w:rFonts w:ascii="Tahoma" w:hAnsi="Tahoma" w:cs="Tahoma"/>
-              </w:rPr>
-              <w:t>}}</w:t>
-            </w:r>
-          </w:p>
-        </w:tc>
-        <w:tc>
-          <w:tcPr>
-            <w:tcW w:w="1843" w:type="dxa"/>
-            <w:tcMar>
-              <w:top w:w="70" w:type="dxa"/>
-              <w:left w:w="0" w:type="dxa"/>
-              <w:bottom w:w="70" w:type="dxa"/>
-              <w:right w:w="140" w:type="dxa"/>
-            </w:tcMar>
-          </w:tcPr>
-          <w:p>
-            <w:pPr>
-              <w:jc w:val="right"/>
-              <w:rPr>
-                <w:rFonts w:ascii="Tahoma" w:hAnsi="Tahoma" w:cs="Tahoma"/>
-                <w:u w:val="single"/>
-              </w:rPr>
-            </w:pPr>
-            <w:r>
-              <w:rPr>
-                <w:rFonts w:ascii="Tahoma" w:hAnsi="Tahoma" w:cs="Tahoma"/>
-              </w:rPr>
-              <w:t>{{</w:t>
-            </w:r>
-            <w:proofErr w:type="spellStart"/>
-            <w:proofErr w:type="gramStart"/>
-            <w:r>
-              <w:rPr>
-                <w:rFonts w:ascii="Tahoma" w:hAnsi="Tahoma" w:cs="Tahoma"/>
-              </w:rPr>
-              <w:t>exp</w:t>
-            </w:r>
-            <w:r>
-              <w:rPr>
-                <w:rFonts w:ascii="Tahoma" w:hAnsi="Tahoma" w:cs="Tahoma"/>
-              </w:rPr>
-              <w:t>.importe</w:t>
-            </w:r>
-            <w:proofErr w:type="spellEnd"/>
-            <w:proofErr w:type="gramEnd"/>
-            <w:r>
-              <w:rPr>
-                <w:rFonts w:ascii="Tahoma" w:hAnsi="Tahoma" w:cs="Tahoma"/>
-              </w:rPr>
-              <w:t>}}</w:t>
+              <w:t>.importe}}</w:t>
             </w:r>
           </w:p>
         </w:tc>
@@ -1884,43 +1585,7 @@
                 <w:i/>
                 <w:iCs/>
               </w:rPr>
-              <w:t>{%</w:t>
-            </w:r>
-            <w:proofErr w:type="spellStart"/>
-            <w:r>
-              <w:rPr>
-                <w:rFonts w:ascii="Tahoma" w:hAnsi="Tahoma" w:cs="Tahoma"/>
-                <w:i/>
-                <w:iCs/>
-              </w:rPr>
-              <w:t>tr</w:t>
-            </w:r>
-            <w:proofErr w:type="spellEnd"/>
-            <w:r>
-              <w:rPr>
-                <w:rFonts w:ascii="Tahoma" w:hAnsi="Tahoma" w:cs="Tahoma"/>
-                <w:i/>
-                <w:iCs/>
-              </w:rPr>
-              <w:t xml:space="preserve"> </w:t>
-            </w:r>
-            <w:proofErr w:type="spellStart"/>
-            <w:r>
-              <w:rPr>
-                <w:rFonts w:ascii="Tahoma" w:hAnsi="Tahoma" w:cs="Tahoma"/>
-                <w:i/>
-                <w:iCs/>
-              </w:rPr>
-              <w:t>endfor</w:t>
-            </w:r>
-            <w:proofErr w:type="spellEnd"/>
-            <w:r>
-              <w:rPr>
-                <w:rFonts w:ascii="Tahoma" w:hAnsi="Tahoma" w:cs="Tahoma"/>
-                <w:i/>
-                <w:iCs/>
-              </w:rPr>
-              <w:t xml:space="preserve"> %}</w:t>
+              <w:t>{%tr endfor %}</w:t>
             </w:r>
           </w:p>
           <w:p>
@@ -2001,7 +1666,7 @@
                 <w:szCs w:val="19"/>
               </w:rPr>
               <w:lastRenderedPageBreak/>
-              <w:t>Subtotal</w:t>
+              <w:t>IVA</w:t>
             </w:r>
           </w:p>
         </w:tc>
@@ -2028,7 +1693,7 @@
               <w:rPr>
                 <w:rFonts w:ascii="Tahoma" w:hAnsi="Tahoma" w:cs="Tahoma"/>
               </w:rPr>
-              <w:t>{{importe}}</w:t>
+              <w:t>{{iva}}</w:t>
             </w:r>
           </w:p>
         </w:tc>
@@ -2040,6 +1705,9 @@
         <w:tc>
           <w:tcPr>
             <w:tcW w:w="1424" w:type="dxa"/>
+            <w:tcBorders>
+              <w:top w:val="single" w:sz="12" w:space="0" w:color="1394B1"/>
+            </w:tcBorders>
             <w:tcMar>
               <w:top w:w="70" w:type="dxa"/>
               <w:left w:w="0" w:type="dxa"/>
@@ -2059,16 +1727,21 @@
             <w:r>
               <w:rPr>
                 <w:rFonts w:ascii="Tahoma" w:hAnsi="Tahoma" w:cs="Tahoma"/>
-                <w:sz w:val="19"/>
-                <w:szCs w:val="19"/>
-              </w:rPr>
-              <w:t>IVA</w:t>
+                <w:b/>
+                <w:bCs/>
+                <w:sz w:val="22"/>
+                <w:szCs w:val="22"/>
+              </w:rPr>
+              <w:t>TOTAL</w:t>
             </w:r>
           </w:p>
         </w:tc>
         <w:tc>
           <w:tcPr>
             <w:tcW w:w="1576" w:type="dxa"/>
+            <w:tcBorders>
+              <w:top w:val="single" w:sz="12" w:space="0" w:color="1394B1"/>
+            </w:tcBorders>
             <w:tcMar>
               <w:top w:w="70" w:type="dxa"/>
               <w:left w:w="0" w:type="dxa"/>
@@ -2088,22 +1761,12 @@
             <w:r>
               <w:rPr>
                 <w:rFonts w:ascii="Tahoma" w:hAnsi="Tahoma" w:cs="Tahoma"/>
-              </w:rPr>
-              <w:t>{{</w:t>
-            </w:r>
-            <w:proofErr w:type="spellStart"/>
-            <w:r>
-              <w:rPr>
-                <w:rFonts w:ascii="Tahoma" w:hAnsi="Tahoma" w:cs="Tahoma"/>
-              </w:rPr>
-              <w:t>iva</w:t>
-            </w:r>
-            <w:proofErr w:type="spellEnd"/>
-            <w:r>
-              <w:rPr>
-                <w:rFonts w:ascii="Tahoma" w:hAnsi="Tahoma" w:cs="Tahoma"/>
-              </w:rPr>
-              <w:t>}}</w:t>
+                <w:b/>
+                <w:bCs/>
+                <w:sz w:val="22"/>
+                <w:szCs w:val="22"/>
+              </w:rPr>
+              <w:t xml:space="preserve">        {{moneda}}                                                                                                                     {{total}}</w:t>
             </w:r>
           </w:p>
         </w:tc>
@@ -2134,16 +1797,6 @@
                 <w:rFonts w:ascii="Tahoma" w:hAnsi="Tahoma" w:cs="Tahoma"/>
               </w:rPr>
             </w:pPr>
-            <w:r>
-              <w:rPr>
-                <w:rFonts w:ascii="Tahoma" w:hAnsi="Tahoma" w:cs="Tahoma"/>
-                <w:b/>
-                <w:bCs/>
-                <w:sz w:val="22"/>
-                <w:szCs w:val="22"/>
-              </w:rPr>
-              <w:t>TOTAL</w:t>
-            </w:r>
           </w:p>
         </w:tc>
         <w:tc>
@@ -2168,38 +1821,6 @@
                 <w:rFonts w:ascii="Tahoma" w:hAnsi="Tahoma" w:cs="Tahoma"/>
               </w:rPr>
             </w:pPr>
-            <w:r>
-              <w:rPr>
-                <w:rFonts w:ascii="Tahoma" w:hAnsi="Tahoma" w:cs="Tahoma"/>
-                <w:b/>
-                <w:bCs/>
-                <w:sz w:val="22"/>
-                <w:szCs w:val="22"/>
-              </w:rPr>
-              <w:t xml:space="preserve">        {{moneda</w:t>
-            </w:r>
-            <w:proofErr w:type="gramStart"/>
-            <w:r>
-              <w:rPr>
-                <w:rFonts w:ascii="Tahoma" w:hAnsi="Tahoma" w:cs="Tahoma"/>
-                <w:b/>
-                <w:bCs/>
-                <w:sz w:val="22"/>
-                <w:szCs w:val="22"/>
-              </w:rPr>
-              <w:t xml:space="preserve">}}   </w:t>
-            </w:r>
-            <w:proofErr w:type="gramEnd"/>
-            <w:r>
-              <w:rPr>
-                <w:rFonts w:ascii="Tahoma" w:hAnsi="Tahoma" w:cs="Tahoma"/>
-                <w:b/>
-                <w:bCs/>
-                <w:sz w:val="22"/>
-                <w:szCs w:val="22"/>
-              </w:rPr>
-              <w:t xml:space="preserve">                                                                                                                  {{total}}</w:t>
-            </w:r>
           </w:p>
         </w:tc>
       </w:tr>
@@ -2439,21 +2060,7 @@
               <w:rPr>
                 <w:rFonts w:ascii="Tahoma" w:hAnsi="Tahoma" w:cs="Tahoma"/>
               </w:rPr>
-              <w:t>{{</w:t>
-            </w:r>
-            <w:proofErr w:type="spellStart"/>
-            <w:r>
-              <w:rPr>
-                <w:rFonts w:ascii="Tahoma" w:hAnsi="Tahoma" w:cs="Tahoma"/>
-              </w:rPr>
-              <w:t>forma_de_pago</w:t>
-            </w:r>
-            <w:proofErr w:type="spellEnd"/>
-            <w:r>
-              <w:rPr>
-                <w:rFonts w:ascii="Tahoma" w:hAnsi="Tahoma" w:cs="Tahoma"/>
-              </w:rPr>
-              <w:t>}}</w:t>
+              <w:t>{{forma_de_pago}}</w:t>
             </w:r>
           </w:p>
         </w:tc>
@@ -2495,21 +2102,7 @@
               <w:rPr>
                 <w:rFonts w:ascii="Tahoma" w:hAnsi="Tahoma" w:cs="Tahoma"/>
               </w:rPr>
-              <w:t>{{</w:t>
-            </w:r>
-            <w:proofErr w:type="spellStart"/>
-            <w:r>
-              <w:rPr>
-                <w:rFonts w:ascii="Tahoma" w:hAnsi="Tahoma" w:cs="Tahoma"/>
-              </w:rPr>
-              <w:t>tiempo_entrega</w:t>
-            </w:r>
-            <w:proofErr w:type="spellEnd"/>
-            <w:r>
-              <w:rPr>
-                <w:rFonts w:ascii="Tahoma" w:hAnsi="Tahoma" w:cs="Tahoma"/>
-              </w:rPr>
-              <w:t>}}</w:t>
+              <w:t>{{tiempo_entrega}}</w:t>
             </w:r>
             <w:r>
               <w:rPr>
@@ -2557,21 +2150,7 @@
               <w:rPr>
                 <w:rFonts w:ascii="Tahoma" w:hAnsi="Tahoma" w:cs="Tahoma"/>
               </w:rPr>
-              <w:t>{{</w:t>
-            </w:r>
-            <w:proofErr w:type="spellStart"/>
-            <w:r>
-              <w:rPr>
-                <w:rFonts w:ascii="Tahoma" w:hAnsi="Tahoma" w:cs="Tahoma"/>
-              </w:rPr>
-              <w:t>lugar_entrega</w:t>
-            </w:r>
-            <w:proofErr w:type="spellEnd"/>
-            <w:r>
-              <w:rPr>
-                <w:rFonts w:ascii="Tahoma" w:hAnsi="Tahoma" w:cs="Tahoma"/>
-              </w:rPr>
-              <w:t>}}</w:t>
+              <w:t>{{lugar_entrega}}</w:t>
             </w:r>
           </w:p>
         </w:tc>
@@ -2652,29 +2231,7 @@
           <w:sz w:val="19"/>
           <w:szCs w:val="19"/>
         </w:rPr>
-        <w:t xml:space="preserve">{%p </w:t>
-      </w:r>
-      <w:proofErr w:type="spellStart"/>
-      <w:r>
-        <w:rPr>
-          <w:rFonts w:ascii="Tahoma" w:hAnsi="Tahoma" w:cs="Tahoma"/>
-          <w:b/>
-          <w:bCs/>
-          <w:sz w:val="19"/>
-          <w:szCs w:val="19"/>
-        </w:rPr>
-        <w:t>if</w:t>
-      </w:r>
-      <w:proofErr w:type="spellEnd"/>
-      <w:r>
-        <w:rPr>
-          <w:rFonts w:ascii="Tahoma" w:hAnsi="Tahoma" w:cs="Tahoma"/>
-          <w:b/>
-          <w:bCs/>
-          <w:sz w:val="19"/>
-          <w:szCs w:val="19"/>
-        </w:rPr>
-        <w:t xml:space="preserve"> notas %}</w:t>
+        <w:t>{%p if notas %}</w:t>
       </w:r>
     </w:p>
     <w:p>
@@ -2736,29 +2293,7 @@
           <w:sz w:val="19"/>
           <w:szCs w:val="19"/>
         </w:rPr>
-        <w:t xml:space="preserve">{%p </w:t>
-      </w:r>
-      <w:proofErr w:type="spellStart"/>
-      <w:r>
-        <w:rPr>
-          <w:rFonts w:ascii="Tahoma" w:hAnsi="Tahoma" w:cs="Tahoma"/>
-          <w:b/>
-          <w:bCs/>
-          <w:sz w:val="19"/>
-          <w:szCs w:val="19"/>
-        </w:rPr>
-        <w:t>endif</w:t>
-      </w:r>
-      <w:proofErr w:type="spellEnd"/>
-      <w:r>
-        <w:rPr>
-          <w:rFonts w:ascii="Tahoma" w:hAnsi="Tahoma" w:cs="Tahoma"/>
-          <w:b/>
-          <w:bCs/>
-          <w:sz w:val="19"/>
-          <w:szCs w:val="19"/>
-        </w:rPr>
-        <w:t xml:space="preserve"> %}</w:t>
+        <w:t>{%p endif %}</w:t>
       </w:r>
     </w:p>
     <w:p>
@@ -2801,21 +2336,7 @@
         <w:rPr>
           <w:rFonts w:ascii="Tahoma" w:hAnsi="Tahoma" w:cs="Tahoma"/>
         </w:rPr>
-        <w:t xml:space="preserve">{{cargo}} – </w:t>
-      </w:r>
-      <w:proofErr w:type="spellStart"/>
-      <w:r>
-        <w:rPr>
-          <w:rFonts w:ascii="Tahoma" w:hAnsi="Tahoma" w:cs="Tahoma"/>
-        </w:rPr>
-        <w:t>Proios</w:t>
-      </w:r>
-      <w:proofErr w:type="spellEnd"/>
-      <w:r>
-        <w:rPr>
-          <w:rFonts w:ascii="Tahoma" w:hAnsi="Tahoma" w:cs="Tahoma"/>
-        </w:rPr>
-        <w:t xml:space="preserve"> S.A.</w:t>
+        <w:t>{{cargo}} – Proios S.A.</w:t>
       </w:r>
     </w:p>
     <w:p>
@@ -2828,21 +2349,7 @@
         <w:rPr>
           <w:rFonts w:ascii="Tahoma" w:hAnsi="Tahoma" w:cs="Tahoma"/>
         </w:rPr>
-        <w:t>{{</w:t>
-      </w:r>
-      <w:proofErr w:type="spellStart"/>
-      <w:r>
-        <w:rPr>
-          <w:rFonts w:ascii="Tahoma" w:hAnsi="Tahoma" w:cs="Tahoma"/>
-        </w:rPr>
-        <w:t>firmante_email</w:t>
-      </w:r>
-      <w:proofErr w:type="spellEnd"/>
-      <w:r>
-        <w:rPr>
-          <w:rFonts w:ascii="Tahoma" w:hAnsi="Tahoma" w:cs="Tahoma"/>
-        </w:rPr>
-        <w:t>}}</w:t>
+        <w:t>{{firmante_email}}</w:t>
       </w:r>
     </w:p>
     <w:sectPr>
@@ -2887,53 +2394,12 @@
         <w:tab w:val="right" w:pos="9360"/>
       </w:tabs>
     </w:pPr>
-    <w:proofErr w:type="spellStart"/>
     <w:r>
       <w:rPr>
         <w:sz w:val="14"/>
         <w:szCs w:val="14"/>
       </w:rPr>
-      <w:t>Proios</w:t>
-    </w:r>
-    <w:proofErr w:type="spellEnd"/>
-    <w:r>
-      <w:rPr>
-        <w:sz w:val="14"/>
-        <w:szCs w:val="14"/>
-      </w:rPr>
-      <w:t xml:space="preserve"> S.A. · Comodoro Pedro </w:t>
-    </w:r>
-    <w:proofErr w:type="spellStart"/>
-    <w:r>
-      <w:rPr>
-        <w:sz w:val="14"/>
-        <w:szCs w:val="14"/>
-      </w:rPr>
-      <w:t>Zanni</w:t>
-    </w:r>
-    <w:proofErr w:type="spellEnd"/>
-    <w:r>
-      <w:rPr>
-        <w:sz w:val="14"/>
-        <w:szCs w:val="14"/>
-      </w:rPr>
-      <w:t xml:space="preserve"> 351, 5.º Piso – 503 LN, Buenos Aires (C1104</w:t>
-    </w:r>
-    <w:proofErr w:type="gramStart"/>
-    <w:r>
-      <w:rPr>
-        <w:sz w:val="14"/>
-        <w:szCs w:val="14"/>
-      </w:rPr>
-      <w:t>AAH)  ·</w:t>
-    </w:r>
-    <w:proofErr w:type="gramEnd"/>
-    <w:r>
-      <w:rPr>
-        <w:sz w:val="14"/>
-        <w:szCs w:val="14"/>
-      </w:rPr>
-      <w:t xml:space="preserve">  info@proios.com  ·  www.proios.com</w:t>
+      <w:t>Proios S.A. · Comodoro Pedro Zanni 351, 5.º Piso – 503 LN, Buenos Aires (C1104AAH)  ·  info@proios.com  ·  www.proios.com</w:t>
     </w:r>
     <w:r>
       <w:rPr>

--- a/backend/apps/operaciones/templates/Proios_Cotizacion_Quimicos_TEMPLATE_ES.docx
+++ b/backend/apps/operaciones/templates/Proios_Cotizacion_Quimicos_TEMPLATE_ES.docx
@@ -1,6 +1,6 @@
 
 <file path=word/document.xml><?xml version="1.0" encoding="utf-8"?>
-<w:document xmlns:wpc="http://schemas.microsoft.com/office/word/2010/wordprocessingCanvas" xmlns:cx="http://schemas.microsoft.com/office/drawing/2014/chartex" xmlns:cx1="http://schemas.microsoft.com/office/drawing/2015/9/8/chartex" xmlns:cx2="http://schemas.microsoft.com/office/drawing/2015/10/21/chartex" xmlns:cx3="http://schemas.microsoft.com/office/drawing/2016/5/9/chartex" xmlns:cx4="http://schemas.microsoft.com/office/drawing/2016/5/10/chartex" xmlns:cx5="http://schemas.microsoft.com/office/drawing/2016/5/11/chartex" xmlns:cx6="http://schemas.microsoft.com/office/drawing/2016/5/12/chartex" xmlns:cx7="http://schemas.microsoft.com/office/drawing/2016/5/13/chartex" xmlns:cx8="http://schemas.microsoft.com/office/drawing/2016/5/14/chartex" xmlns:mc="http://schemas.openxmlformats.org/markup-compatibility/2006" xmlns:aink="http://schemas.microsoft.com/office/drawing/2016/ink" xmlns:am3d="http://schemas.microsoft.com/office/drawing/2017/model3d" xmlns:o="urn:schemas-microsoft-com:office:office" xmlns:r="http://schemas.openxmlformats.org/officeDocument/2006/relationships" xmlns:m="http://schemas.openxmlformats.org/officeDocument/2006/math" xmlns:v="urn:schemas-microsoft-com:vml" xmlns:wp14="http://schemas.microsoft.com/office/word/2010/wordprocessingDrawing" xmlns:wp="http://schemas.openxmlformats.org/drawingml/2006/wordprocessingDrawing" xmlns:w10="urn:schemas-microsoft-com:office:word" xmlns:w="http://schemas.openxmlformats.org/wordprocessingml/2006/main" xmlns:w14="http://schemas.microsoft.com/office/word/2010/wordml" xmlns:w15="http://schemas.microsoft.com/office/word/2012/wordml" xmlns:w16cex="http://schemas.microsoft.com/office/word/2018/wordml/cex" xmlns:w16cid="http://schemas.microsoft.com/office/word/2016/wordml/cid" xmlns:w16="http://schemas.microsoft.com/office/word/2018/wordml" xmlns:w16sdtdh="http://schemas.microsoft.com/office/word/2020/wordml/sdtdatahash" xmlns:w16se="http://schemas.microsoft.com/office/word/2015/wordml/symex" xmlns:wpg="http://schemas.microsoft.com/office/word/2010/wordprocessingGroup" xmlns:wpi="http://schemas.microsoft.com/office/word/2010/wordprocessingInk" xmlns:wne="http://schemas.microsoft.com/office/word/2006/wordml" xmlns:wps="http://schemas.microsoft.com/office/word/2010/wordprocessingShape" mc:Ignorable="w14 w15 w16se w16cid w16 w16cex w16sdtdh wp14">
+<w:document xmlns:wpc="http://schemas.microsoft.com/office/word/2010/wordprocessingCanvas" xmlns:cx="http://schemas.microsoft.com/office/drawing/2014/chartex" xmlns:cx1="http://schemas.microsoft.com/office/drawing/2015/9/8/chartex" xmlns:cx2="http://schemas.microsoft.com/office/drawing/2015/10/21/chartex" xmlns:cx3="http://schemas.microsoft.com/office/drawing/2016/5/9/chartex" xmlns:cx4="http://schemas.microsoft.com/office/drawing/2016/5/10/chartex" xmlns:cx5="http://schemas.microsoft.com/office/drawing/2016/5/11/chartex" xmlns:cx6="http://schemas.microsoft.com/office/drawing/2016/5/12/chartex" xmlns:cx7="http://schemas.microsoft.com/office/drawing/2016/5/13/chartex" xmlns:cx8="http://schemas.microsoft.com/office/drawing/2016/5/14/chartex" xmlns:mc="http://schemas.openxmlformats.org/markup-compatibility/2006" xmlns:aink="http://schemas.microsoft.com/office/drawing/2016/ink" xmlns:am3d="http://schemas.microsoft.com/office/drawing/2017/model3d" xmlns:o="urn:schemas-microsoft-com:office:office" xmlns:oel="http://schemas.microsoft.com/office/2019/extlst" xmlns:r="http://schemas.openxmlformats.org/officeDocument/2006/relationships" xmlns:m="http://schemas.openxmlformats.org/officeDocument/2006/math" xmlns:v="urn:schemas-microsoft-com:vml" xmlns:wp14="http://schemas.microsoft.com/office/word/2010/wordprocessingDrawing" xmlns:wp="http://schemas.openxmlformats.org/drawingml/2006/wordprocessingDrawing" xmlns:w10="urn:schemas-microsoft-com:office:word" xmlns:w="http://schemas.openxmlformats.org/wordprocessingml/2006/main" xmlns:w14="http://schemas.microsoft.com/office/word/2010/wordml" xmlns:w15="http://schemas.microsoft.com/office/word/2012/wordml" xmlns:w16cex="http://schemas.microsoft.com/office/word/2018/wordml/cex" xmlns:w16cid="http://schemas.microsoft.com/office/word/2016/wordml/cid" xmlns:w16="http://schemas.microsoft.com/office/word/2018/wordml" xmlns:w16du="http://schemas.microsoft.com/office/word/2023/wordml/word16du" xmlns:w16sdtdh="http://schemas.microsoft.com/office/word/2020/wordml/sdtdatahash" xmlns:w16sdtfl="http://schemas.microsoft.com/office/word/2024/wordml/sdtformatlock" xmlns:w16se="http://schemas.microsoft.com/office/word/2015/wordml/symex" xmlns:wpg="http://schemas.microsoft.com/office/word/2010/wordprocessingGroup" xmlns:wpi="http://schemas.microsoft.com/office/word/2010/wordprocessingInk" xmlns:wne="http://schemas.microsoft.com/office/word/2006/wordml" xmlns:wps="http://schemas.microsoft.com/office/word/2010/wordprocessingShape" mc:Ignorable="w14 w15 w16se w16cid w16 w16cex w16sdtdh w16sdtfl w16du wp14">
   <w:body>
     <w:p>
       <w:pPr>
@@ -52,6 +52,7 @@
               <w:bottom w:w="0" w:type="dxa"/>
               <w:right w:w="160" w:type="dxa"/>
             </w:tcMar>
+            <w:hideMark/>
           </w:tcPr>
           <w:p>
             <w:pPr>
@@ -105,11 +106,13 @@
               <w:spacing w:after="20"/>
               <w:rPr>
                 <w:rFonts w:ascii="Tahoma" w:hAnsi="Tahoma" w:cs="Tahoma"/>
-              </w:rPr>
-            </w:pPr>
-            <w:r>
-              <w:rPr>
-                <w:rFonts w:ascii="Tahoma" w:hAnsi="Tahoma" w:cs="Tahoma"/>
+                <w:lang w:val="it-IT"/>
+              </w:rPr>
+            </w:pPr>
+            <w:r>
+              <w:rPr>
+                <w:rFonts w:ascii="Tahoma" w:hAnsi="Tahoma" w:cs="Tahoma"/>
+                <w:lang w:val="it-IT"/>
               </w:rPr>
               <w:t>Comodoro Pedro Zanni 351, 5.º Piso – 503 LN (C1104AAH)</w:t>
             </w:r>
@@ -140,6 +143,7 @@
               <w:bottom w:w="0" w:type="dxa"/>
               <w:right w:w="160" w:type="dxa"/>
             </w:tcMar>
+            <w:hideMark/>
           </w:tcPr>
           <w:p>
             <w:pPr>
@@ -185,7 +189,21 @@
               <w:rPr>
                 <w:rFonts w:ascii="Tahoma" w:hAnsi="Tahoma" w:cs="Tahoma"/>
               </w:rPr>
-              <w:t>At.: {{atencion}}</w:t>
+              <w:t>At.: {{</w:t>
+            </w:r>
+            <w:proofErr w:type="spellStart"/>
+            <w:r>
+              <w:rPr>
+                <w:rFonts w:ascii="Tahoma" w:hAnsi="Tahoma" w:cs="Tahoma"/>
+              </w:rPr>
+              <w:t>atencion</w:t>
+            </w:r>
+            <w:proofErr w:type="spellEnd"/>
+            <w:r>
+              <w:rPr>
+                <w:rFonts w:ascii="Tahoma" w:hAnsi="Tahoma" w:cs="Tahoma"/>
+              </w:rPr>
+              <w:t>}}</w:t>
             </w:r>
           </w:p>
         </w:tc>
@@ -198,6 +216,7 @@
               <w:bottom w:w="0" w:type="dxa"/>
               <w:right w:w="160" w:type="dxa"/>
             </w:tcMar>
+            <w:hideMark/>
           </w:tcPr>
           <w:p>
             <w:pPr>
@@ -225,17 +244,47 @@
                 <w:rFonts w:ascii="Tahoma" w:hAnsi="Tahoma" w:cs="Tahoma"/>
               </w:rPr>
             </w:pPr>
-            <w:r>
-              <w:rPr>
-                <w:rFonts w:ascii="Tahoma" w:hAnsi="Tahoma" w:cs="Tahoma"/>
-              </w:rPr>
-              <w:t xml:space="preserve">N.°  </w:t>
+            <w:proofErr w:type="spellStart"/>
+            <w:proofErr w:type="gramStart"/>
+            <w:r>
+              <w:rPr>
+                <w:rFonts w:ascii="Tahoma" w:hAnsi="Tahoma" w:cs="Tahoma"/>
+              </w:rPr>
+              <w:t>N.°</w:t>
+            </w:r>
+            <w:proofErr w:type="spellEnd"/>
+            <w:r>
+              <w:rPr>
+                <w:rFonts w:ascii="Tahoma" w:hAnsi="Tahoma" w:cs="Tahoma"/>
+              </w:rPr>
+              <w:t xml:space="preserve">  </w:t>
             </w:r>
             <w:r>
               <w:rPr>
                 <w:rFonts w:ascii="Tahoma" w:eastAsia="Consolas" w:hAnsi="Tahoma" w:cs="Tahoma"/>
               </w:rPr>
-              <w:t>{{ref}}</w:t>
+              <w:t>{</w:t>
+            </w:r>
+            <w:proofErr w:type="gramEnd"/>
+            <w:r>
+              <w:rPr>
+                <w:rFonts w:ascii="Tahoma" w:eastAsia="Consolas" w:hAnsi="Tahoma" w:cs="Tahoma"/>
+              </w:rPr>
+              <w:t>{</w:t>
+            </w:r>
+            <w:proofErr w:type="spellStart"/>
+            <w:r>
+              <w:rPr>
+                <w:rFonts w:ascii="Tahoma" w:eastAsia="Consolas" w:hAnsi="Tahoma" w:cs="Tahoma"/>
+              </w:rPr>
+              <w:t>ref</w:t>
+            </w:r>
+            <w:proofErr w:type="spellEnd"/>
+            <w:r>
+              <w:rPr>
+                <w:rFonts w:ascii="Tahoma" w:eastAsia="Consolas" w:hAnsi="Tahoma" w:cs="Tahoma"/>
+              </w:rPr>
+              <w:t>}}</w:t>
             </w:r>
           </w:p>
           <w:p>
@@ -245,11 +294,19 @@
                 <w:rFonts w:ascii="Tahoma" w:hAnsi="Tahoma" w:cs="Tahoma"/>
               </w:rPr>
             </w:pPr>
-            <w:r>
-              <w:rPr>
-                <w:rFonts w:ascii="Tahoma" w:hAnsi="Tahoma" w:cs="Tahoma"/>
-              </w:rPr>
-              <w:t>Fecha  {{fecha}}</w:t>
+            <w:proofErr w:type="gramStart"/>
+            <w:r>
+              <w:rPr>
+                <w:rFonts w:ascii="Tahoma" w:hAnsi="Tahoma" w:cs="Tahoma"/>
+              </w:rPr>
+              <w:t>Fecha  {</w:t>
+            </w:r>
+            <w:proofErr w:type="gramEnd"/>
+            <w:r>
+              <w:rPr>
+                <w:rFonts w:ascii="Tahoma" w:hAnsi="Tahoma" w:cs="Tahoma"/>
+              </w:rPr>
+              <w:t>{fecha}}</w:t>
             </w:r>
           </w:p>
           <w:p>
@@ -259,11 +316,19 @@
                 <w:rFonts w:ascii="Tahoma" w:hAnsi="Tahoma" w:cs="Tahoma"/>
               </w:rPr>
             </w:pPr>
-            <w:r>
-              <w:rPr>
-                <w:rFonts w:ascii="Tahoma" w:hAnsi="Tahoma" w:cs="Tahoma"/>
-              </w:rPr>
-              <w:t>Validez  {{validez}}</w:t>
+            <w:proofErr w:type="gramStart"/>
+            <w:r>
+              <w:rPr>
+                <w:rFonts w:ascii="Tahoma" w:hAnsi="Tahoma" w:cs="Tahoma"/>
+              </w:rPr>
+              <w:t>Validez  {</w:t>
+            </w:r>
+            <w:proofErr w:type="gramEnd"/>
+            <w:r>
+              <w:rPr>
+                <w:rFonts w:ascii="Tahoma" w:hAnsi="Tahoma" w:cs="Tahoma"/>
+              </w:rPr>
+              <w:t>{validez}}</w:t>
             </w:r>
           </w:p>
           <w:p>
@@ -273,6 +338,7 @@
                 <w:rFonts w:ascii="Tahoma" w:hAnsi="Tahoma" w:cs="Tahoma"/>
               </w:rPr>
             </w:pPr>
+            <w:proofErr w:type="gramStart"/>
             <w:r>
               <w:rPr>
                 <w:rFonts w:ascii="Tahoma" w:hAnsi="Tahoma" w:cs="Tahoma"/>
@@ -283,7 +349,14 @@
               <w:rPr>
                 <w:rFonts w:ascii="Tahoma" w:eastAsia="Consolas" w:hAnsi="Tahoma" w:cs="Tahoma"/>
               </w:rPr>
-              <w:t>{{buque}}</w:t>
+              <w:t>{</w:t>
+            </w:r>
+            <w:proofErr w:type="gramEnd"/>
+            <w:r>
+              <w:rPr>
+                <w:rFonts w:ascii="Tahoma" w:eastAsia="Consolas" w:hAnsi="Tahoma" w:cs="Tahoma"/>
+              </w:rPr>
+              <w:t>{buque}}</w:t>
             </w:r>
           </w:p>
           <w:p>
@@ -293,6 +366,7 @@
                 <w:rFonts w:ascii="Tahoma" w:hAnsi="Tahoma" w:cs="Tahoma"/>
               </w:rPr>
             </w:pPr>
+            <w:proofErr w:type="gramStart"/>
             <w:r>
               <w:rPr>
                 <w:rFonts w:ascii="Tahoma" w:hAnsi="Tahoma" w:cs="Tahoma"/>
@@ -303,7 +377,28 @@
               <w:rPr>
                 <w:rFonts w:ascii="Tahoma" w:eastAsia="Consolas" w:hAnsi="Tahoma" w:cs="Tahoma"/>
               </w:rPr>
-              <w:t>{{ubicacion}}</w:t>
+              <w:t>{</w:t>
+            </w:r>
+            <w:proofErr w:type="gramEnd"/>
+            <w:r>
+              <w:rPr>
+                <w:rFonts w:ascii="Tahoma" w:eastAsia="Consolas" w:hAnsi="Tahoma" w:cs="Tahoma"/>
+              </w:rPr>
+              <w:t>{</w:t>
+            </w:r>
+            <w:proofErr w:type="spellStart"/>
+            <w:r>
+              <w:rPr>
+                <w:rFonts w:ascii="Tahoma" w:eastAsia="Consolas" w:hAnsi="Tahoma" w:cs="Tahoma"/>
+              </w:rPr>
+              <w:t>ubicacion</w:t>
+            </w:r>
+            <w:proofErr w:type="spellEnd"/>
+            <w:r>
+              <w:rPr>
+                <w:rFonts w:ascii="Tahoma" w:eastAsia="Consolas" w:hAnsi="Tahoma" w:cs="Tahoma"/>
+              </w:rPr>
+              <w:t>}}</w:t>
             </w:r>
           </w:p>
           <w:p>
@@ -313,6 +408,7 @@
                 <w:rFonts w:ascii="Tahoma" w:hAnsi="Tahoma" w:cs="Tahoma"/>
               </w:rPr>
             </w:pPr>
+            <w:proofErr w:type="gramStart"/>
             <w:r>
               <w:rPr>
                 <w:rFonts w:ascii="Tahoma" w:hAnsi="Tahoma" w:cs="Tahoma"/>
@@ -323,7 +419,14 @@
               <w:rPr>
                 <w:rFonts w:ascii="Tahoma" w:eastAsia="Consolas" w:hAnsi="Tahoma" w:cs="Tahoma"/>
               </w:rPr>
-              <w:t>{{eta}}</w:t>
+              <w:t>{</w:t>
+            </w:r>
+            <w:proofErr w:type="gramEnd"/>
+            <w:r>
+              <w:rPr>
+                <w:rFonts w:ascii="Tahoma" w:eastAsia="Consolas" w:hAnsi="Tahoma" w:cs="Tahoma"/>
+              </w:rPr>
+              <w:t>{eta}}</w:t>
             </w:r>
           </w:p>
         </w:tc>
@@ -340,19 +443,7 @@
         <w:rPr>
           <w:rFonts w:ascii="Tahoma" w:hAnsi="Tahoma" w:cs="Tahoma"/>
         </w:rPr>
-        <w:t xml:space="preserve">Tenemos el agrado de presentar nuestra cotización por los siguientes </w:t>
-      </w:r>
-      <w:r>
-        <w:rPr>
-          <w:rFonts w:ascii="Tahoma" w:hAnsi="Tahoma" w:cs="Tahoma"/>
-        </w:rPr>
-        <w:t>productos</w:t>
-      </w:r>
-      <w:r>
-        <w:rPr>
-          <w:rFonts w:ascii="Tahoma" w:hAnsi="Tahoma" w:cs="Tahoma"/>
-        </w:rPr>
-        <w:t>, según el detalle a continuación:</w:t>
+        <w:t>Tenemos el agrado de presentar nuestra cotización por los siguientes productos, según el detalle a continuación:</w:t>
       </w:r>
     </w:p>
     <w:p>
@@ -370,22 +461,12 @@
           <w:sz w:val="16"/>
           <w:szCs w:val="16"/>
         </w:rPr>
-        <w:t>Í</w:t>
-      </w:r>
-      <w:r>
-        <w:rPr>
-          <w:rFonts w:ascii="Tahoma" w:hAnsi="Tahoma" w:cs="Tahoma"/>
-          <w:b/>
-          <w:bCs/>
-          <w:sz w:val="16"/>
-          <w:szCs w:val="16"/>
-        </w:rPr>
-        <w:t>TEMS</w:t>
+        <w:t>ÍTEMS</w:t>
       </w:r>
     </w:p>
     <w:tbl>
       <w:tblPr>
-        <w:tblW w:w="9356" w:type="dxa"/>
+        <w:tblW w:w="9360" w:type="dxa"/>
         <w:tblLayout w:type="fixed"/>
         <w:tblCellMar>
           <w:left w:w="10" w:type="dxa"/>
@@ -394,18 +475,21 @@
         <w:tblLook w:val="04A0" w:firstRow="1" w:lastRow="0" w:firstColumn="1" w:lastColumn="0" w:noHBand="0" w:noVBand="1"/>
       </w:tblPr>
       <w:tblGrid>
-        <w:gridCol w:w="3544"/>
+        <w:gridCol w:w="3545"/>
         <w:gridCol w:w="992"/>
-        <w:gridCol w:w="1276"/>
-        <w:gridCol w:w="1701"/>
-        <w:gridCol w:w="1843"/>
+        <w:gridCol w:w="1277"/>
+        <w:gridCol w:w="1702"/>
+        <w:gridCol w:w="1844"/>
       </w:tblGrid>
       <w:tr>
         <w:tc>
           <w:tcPr>
             <w:tcW w:w="3544" w:type="dxa"/>
             <w:tcBorders>
-              <w:bottom w:val="single" w:sz="10" w:space="0" w:color="1394B1"/>
+              <w:top w:val="nil"/>
+              <w:left w:val="nil"/>
+              <w:bottom w:val="single" w:sz="12" w:space="0" w:color="1394B1"/>
+              <w:right w:val="nil"/>
             </w:tcBorders>
             <w:tcMar>
               <w:top w:w="70" w:type="dxa"/>
@@ -413,13 +497,15 @@
               <w:bottom w:w="70" w:type="dxa"/>
               <w:right w:w="140" w:type="dxa"/>
             </w:tcMar>
-          </w:tcPr>
-          <w:p>
-            <w:pPr>
-              <w:rPr>
-                <w:rFonts w:ascii="Tahoma" w:hAnsi="Tahoma" w:cs="Tahoma"/>
-              </w:rPr>
-            </w:pPr>
+            <w:hideMark/>
+          </w:tcPr>
+          <w:p>
+            <w:pPr>
+              <w:rPr>
+                <w:rFonts w:ascii="Tahoma" w:hAnsi="Tahoma" w:cs="Tahoma"/>
+              </w:rPr>
+            </w:pPr>
+            <w:proofErr w:type="spellStart"/>
             <w:r>
               <w:rPr>
                 <w:rFonts w:ascii="Tahoma" w:hAnsi="Tahoma" w:cs="Tahoma"/>
@@ -428,8 +514,35 @@
                 <w:sz w:val="17"/>
                 <w:szCs w:val="17"/>
               </w:rPr>
-              <w:t>Descri</w:t>
-            </w:r>
+              <w:t>Descrioción</w:t>
+            </w:r>
+            <w:proofErr w:type="spellEnd"/>
+          </w:p>
+        </w:tc>
+        <w:tc>
+          <w:tcPr>
+            <w:tcW w:w="992" w:type="dxa"/>
+            <w:tcBorders>
+              <w:top w:val="nil"/>
+              <w:left w:val="nil"/>
+              <w:bottom w:val="single" w:sz="12" w:space="0" w:color="1394B1"/>
+              <w:right w:val="nil"/>
+            </w:tcBorders>
+            <w:tcMar>
+              <w:top w:w="70" w:type="dxa"/>
+              <w:left w:w="0" w:type="dxa"/>
+              <w:bottom w:w="70" w:type="dxa"/>
+              <w:right w:w="140" w:type="dxa"/>
+            </w:tcMar>
+            <w:hideMark/>
+          </w:tcPr>
+          <w:p>
+            <w:pPr>
+              <w:jc w:val="center"/>
+              <w:rPr>
+                <w:rFonts w:ascii="Tahoma" w:hAnsi="Tahoma" w:cs="Tahoma"/>
+              </w:rPr>
+            </w:pPr>
             <w:r>
               <w:rPr>
                 <w:rFonts w:ascii="Tahoma" w:hAnsi="Tahoma" w:cs="Tahoma"/>
@@ -438,15 +551,18 @@
                 <w:sz w:val="17"/>
                 <w:szCs w:val="17"/>
               </w:rPr>
-              <w:t>oción</w:t>
-            </w:r>
-          </w:p>
-        </w:tc>
-        <w:tc>
-          <w:tcPr>
-            <w:tcW w:w="992" w:type="dxa"/>
+              <w:t>Cantidad</w:t>
+            </w:r>
+          </w:p>
+        </w:tc>
+        <w:tc>
+          <w:tcPr>
+            <w:tcW w:w="1276" w:type="dxa"/>
             <w:tcBorders>
-              <w:bottom w:val="single" w:sz="10" w:space="0" w:color="1394B1"/>
+              <w:top w:val="nil"/>
+              <w:left w:val="nil"/>
+              <w:bottom w:val="single" w:sz="12" w:space="0" w:color="1394B1"/>
+              <w:right w:val="nil"/>
             </w:tcBorders>
             <w:tcMar>
               <w:top w:w="70" w:type="dxa"/>
@@ -454,6 +570,7 @@
               <w:bottom w:w="70" w:type="dxa"/>
               <w:right w:w="140" w:type="dxa"/>
             </w:tcMar>
+            <w:hideMark/>
           </w:tcPr>
           <w:p>
             <w:pPr>
@@ -470,15 +587,18 @@
                 <w:sz w:val="17"/>
                 <w:szCs w:val="17"/>
               </w:rPr>
-              <w:t>Cantidad</w:t>
-            </w:r>
-          </w:p>
-        </w:tc>
-        <w:tc>
-          <w:tcPr>
-            <w:tcW w:w="1276" w:type="dxa"/>
+              <w:t>Unidad</w:t>
+            </w:r>
+          </w:p>
+        </w:tc>
+        <w:tc>
+          <w:tcPr>
+            <w:tcW w:w="1701" w:type="dxa"/>
             <w:tcBorders>
-              <w:bottom w:val="single" w:sz="10" w:space="0" w:color="1394B1"/>
+              <w:top w:val="nil"/>
+              <w:left w:val="nil"/>
+              <w:bottom w:val="single" w:sz="12" w:space="0" w:color="1394B1"/>
+              <w:right w:val="nil"/>
             </w:tcBorders>
             <w:tcMar>
               <w:top w:w="70" w:type="dxa"/>
@@ -486,10 +606,11 @@
               <w:bottom w:w="70" w:type="dxa"/>
               <w:right w:w="140" w:type="dxa"/>
             </w:tcMar>
-          </w:tcPr>
-          <w:p>
-            <w:pPr>
-              <w:jc w:val="center"/>
+            <w:hideMark/>
+          </w:tcPr>
+          <w:p>
+            <w:pPr>
+              <w:jc w:val="right"/>
               <w:rPr>
                 <w:rFonts w:ascii="Tahoma" w:hAnsi="Tahoma" w:cs="Tahoma"/>
               </w:rPr>
@@ -502,30 +623,9 @@
                 <w:sz w:val="17"/>
                 <w:szCs w:val="17"/>
               </w:rPr>
-              <w:t>Unidad</w:t>
-            </w:r>
-          </w:p>
-        </w:tc>
-        <w:tc>
-          <w:tcPr>
-            <w:tcW w:w="1701" w:type="dxa"/>
-            <w:tcBorders>
-              <w:bottom w:val="single" w:sz="10" w:space="0" w:color="1394B1"/>
-            </w:tcBorders>
-            <w:tcMar>
-              <w:top w:w="70" w:type="dxa"/>
-              <w:left w:w="0" w:type="dxa"/>
-              <w:bottom w:w="70" w:type="dxa"/>
-              <w:right w:w="140" w:type="dxa"/>
-            </w:tcMar>
-          </w:tcPr>
-          <w:p>
-            <w:pPr>
-              <w:jc w:val="right"/>
-              <w:rPr>
-                <w:rFonts w:ascii="Tahoma" w:hAnsi="Tahoma" w:cs="Tahoma"/>
-              </w:rPr>
-            </w:pPr>
+              <w:t xml:space="preserve">Precio </w:t>
+            </w:r>
+            <w:proofErr w:type="spellStart"/>
             <w:r>
               <w:rPr>
                 <w:rFonts w:ascii="Tahoma" w:hAnsi="Tahoma" w:cs="Tahoma"/>
@@ -534,15 +634,19 @@
                 <w:sz w:val="17"/>
                 <w:szCs w:val="17"/>
               </w:rPr>
-              <w:t>Precio Unit</w:t>
-            </w:r>
+              <w:t>Unit</w:t>
+            </w:r>
+            <w:proofErr w:type="spellEnd"/>
           </w:p>
         </w:tc>
         <w:tc>
           <w:tcPr>
             <w:tcW w:w="1843" w:type="dxa"/>
             <w:tcBorders>
-              <w:bottom w:val="single" w:sz="10" w:space="0" w:color="1394B1"/>
+              <w:top w:val="nil"/>
+              <w:left w:val="nil"/>
+              <w:bottom w:val="single" w:sz="12" w:space="0" w:color="1394B1"/>
+              <w:right w:val="nil"/>
             </w:tcBorders>
             <w:tcMar>
               <w:top w:w="70" w:type="dxa"/>
@@ -550,6 +654,7 @@
               <w:bottom w:w="70" w:type="dxa"/>
               <w:right w:w="140" w:type="dxa"/>
             </w:tcMar>
+            <w:hideMark/>
           </w:tcPr>
           <w:p>
             <w:pPr>
@@ -581,6 +686,7 @@
               <w:bottom w:w="70" w:type="dxa"/>
               <w:right w:w="140" w:type="dxa"/>
             </w:tcMar>
+            <w:hideMark/>
           </w:tcPr>
           <w:p>
             <w:pPr>
@@ -691,6 +797,7 @@
               <w:bottom w:w="70" w:type="dxa"/>
               <w:right w:w="140" w:type="dxa"/>
             </w:tcMar>
+            <w:hideMark/>
           </w:tcPr>
           <w:p>
             <w:pPr>
@@ -704,7 +811,25 @@
                 <w:rFonts w:ascii="Tahoma" w:hAnsi="Tahoma" w:cs="Tahoma"/>
                 <w:lang w:val="en-GB"/>
               </w:rPr>
-              <w:t>{{item.descripcion}}</w:t>
+              <w:t>{{</w:t>
+            </w:r>
+            <w:proofErr w:type="spellStart"/>
+            <w:proofErr w:type="gramStart"/>
+            <w:r>
+              <w:rPr>
+                <w:rFonts w:ascii="Tahoma" w:hAnsi="Tahoma" w:cs="Tahoma"/>
+                <w:lang w:val="en-GB"/>
+              </w:rPr>
+              <w:t>item.descripcion</w:t>
+            </w:r>
+            <w:proofErr w:type="spellEnd"/>
+            <w:proofErr w:type="gramEnd"/>
+            <w:r>
+              <w:rPr>
+                <w:rFonts w:ascii="Tahoma" w:hAnsi="Tahoma" w:cs="Tahoma"/>
+                <w:lang w:val="en-GB"/>
+              </w:rPr>
+              <w:t>}}</w:t>
             </w:r>
           </w:p>
         </w:tc>
@@ -717,6 +842,7 @@
               <w:bottom w:w="70" w:type="dxa"/>
               <w:right w:w="140" w:type="dxa"/>
             </w:tcMar>
+            <w:hideMark/>
           </w:tcPr>
           <w:p>
             <w:pPr>
@@ -729,7 +855,23 @@
               <w:rPr>
                 <w:rFonts w:ascii="Tahoma" w:hAnsi="Tahoma" w:cs="Tahoma"/>
               </w:rPr>
-              <w:t>{{item.cantidad}}</w:t>
+              <w:t>{{</w:t>
+            </w:r>
+            <w:proofErr w:type="spellStart"/>
+            <w:proofErr w:type="gramStart"/>
+            <w:r>
+              <w:rPr>
+                <w:rFonts w:ascii="Tahoma" w:hAnsi="Tahoma" w:cs="Tahoma"/>
+              </w:rPr>
+              <w:t>item.cantidad</w:t>
+            </w:r>
+            <w:proofErr w:type="spellEnd"/>
+            <w:proofErr w:type="gramEnd"/>
+            <w:r>
+              <w:rPr>
+                <w:rFonts w:ascii="Tahoma" w:hAnsi="Tahoma" w:cs="Tahoma"/>
+              </w:rPr>
+              <w:t>}}</w:t>
             </w:r>
           </w:p>
         </w:tc>
@@ -742,6 +884,7 @@
               <w:bottom w:w="70" w:type="dxa"/>
               <w:right w:w="140" w:type="dxa"/>
             </w:tcMar>
+            <w:hideMark/>
           </w:tcPr>
           <w:p>
             <w:pPr>
@@ -754,7 +897,23 @@
               <w:rPr>
                 <w:rFonts w:ascii="Tahoma" w:hAnsi="Tahoma" w:cs="Tahoma"/>
               </w:rPr>
-              <w:t>{{item.unidad}}</w:t>
+              <w:t>{{</w:t>
+            </w:r>
+            <w:proofErr w:type="spellStart"/>
+            <w:proofErr w:type="gramStart"/>
+            <w:r>
+              <w:rPr>
+                <w:rFonts w:ascii="Tahoma" w:hAnsi="Tahoma" w:cs="Tahoma"/>
+              </w:rPr>
+              <w:t>item.unidad</w:t>
+            </w:r>
+            <w:proofErr w:type="spellEnd"/>
+            <w:proofErr w:type="gramEnd"/>
+            <w:r>
+              <w:rPr>
+                <w:rFonts w:ascii="Tahoma" w:hAnsi="Tahoma" w:cs="Tahoma"/>
+              </w:rPr>
+              <w:t>}}</w:t>
             </w:r>
           </w:p>
         </w:tc>
@@ -767,6 +926,7 @@
               <w:bottom w:w="70" w:type="dxa"/>
               <w:right w:w="140" w:type="dxa"/>
             </w:tcMar>
+            <w:hideMark/>
           </w:tcPr>
           <w:p>
             <w:pPr>
@@ -779,7 +939,23 @@
               <w:rPr>
                 <w:rFonts w:ascii="Tahoma" w:hAnsi="Tahoma" w:cs="Tahoma"/>
               </w:rPr>
-              <w:t>{{item.precio}}</w:t>
+              <w:t>{{</w:t>
+            </w:r>
+            <w:proofErr w:type="spellStart"/>
+            <w:proofErr w:type="gramStart"/>
+            <w:r>
+              <w:rPr>
+                <w:rFonts w:ascii="Tahoma" w:hAnsi="Tahoma" w:cs="Tahoma"/>
+              </w:rPr>
+              <w:t>item.precio</w:t>
+            </w:r>
+            <w:proofErr w:type="spellEnd"/>
+            <w:proofErr w:type="gramEnd"/>
+            <w:r>
+              <w:rPr>
+                <w:rFonts w:ascii="Tahoma" w:hAnsi="Tahoma" w:cs="Tahoma"/>
+              </w:rPr>
+              <w:t>}}</w:t>
             </w:r>
           </w:p>
         </w:tc>
@@ -792,6 +968,7 @@
               <w:bottom w:w="70" w:type="dxa"/>
               <w:right w:w="140" w:type="dxa"/>
             </w:tcMar>
+            <w:hideMark/>
           </w:tcPr>
           <w:p>
             <w:pPr>
@@ -805,7 +982,23 @@
               <w:rPr>
                 <w:rFonts w:ascii="Tahoma" w:hAnsi="Tahoma" w:cs="Tahoma"/>
               </w:rPr>
-              <w:t>{{item.importe}}</w:t>
+              <w:t>{{</w:t>
+            </w:r>
+            <w:proofErr w:type="spellStart"/>
+            <w:proofErr w:type="gramStart"/>
+            <w:r>
+              <w:rPr>
+                <w:rFonts w:ascii="Tahoma" w:hAnsi="Tahoma" w:cs="Tahoma"/>
+              </w:rPr>
+              <w:t>item.importe</w:t>
+            </w:r>
+            <w:proofErr w:type="spellEnd"/>
+            <w:proofErr w:type="gramEnd"/>
+            <w:r>
+              <w:rPr>
+                <w:rFonts w:ascii="Tahoma" w:hAnsi="Tahoma" w:cs="Tahoma"/>
+              </w:rPr>
+              <w:t>}}</w:t>
             </w:r>
           </w:p>
         </w:tc>
@@ -839,6 +1032,7 @@
                 <w:rFonts w:ascii="Tahoma" w:hAnsi="Tahoma" w:cs="Tahoma"/>
                 <w:i/>
                 <w:iCs/>
+                <w:lang w:val="en-GB"/>
               </w:rPr>
               <w:t xml:space="preserve"> </w:t>
             </w:r>
@@ -926,7 +1120,43 @@
                 <w:i/>
                 <w:iCs/>
               </w:rPr>
-              <w:t>{%tr endfor %}</w:t>
+              <w:t>{%</w:t>
+            </w:r>
+            <w:proofErr w:type="spellStart"/>
+            <w:r>
+              <w:rPr>
+                <w:rFonts w:ascii="Tahoma" w:hAnsi="Tahoma" w:cs="Tahoma"/>
+                <w:i/>
+                <w:iCs/>
+              </w:rPr>
+              <w:t>tr</w:t>
+            </w:r>
+            <w:proofErr w:type="spellEnd"/>
+            <w:r>
+              <w:rPr>
+                <w:rFonts w:ascii="Tahoma" w:hAnsi="Tahoma" w:cs="Tahoma"/>
+                <w:i/>
+                <w:iCs/>
+              </w:rPr>
+              <w:t xml:space="preserve"> </w:t>
+            </w:r>
+            <w:proofErr w:type="spellStart"/>
+            <w:r>
+              <w:rPr>
+                <w:rFonts w:ascii="Tahoma" w:hAnsi="Tahoma" w:cs="Tahoma"/>
+                <w:i/>
+                <w:iCs/>
+              </w:rPr>
+              <w:t>endfor</w:t>
+            </w:r>
+            <w:proofErr w:type="spellEnd"/>
+            <w:r>
+              <w:rPr>
+                <w:rFonts w:ascii="Tahoma" w:hAnsi="Tahoma" w:cs="Tahoma"/>
+                <w:i/>
+                <w:iCs/>
+              </w:rPr>
+              <w:t xml:space="preserve"> %}</w:t>
             </w:r>
           </w:p>
           <w:p>
@@ -963,7 +1193,7 @@
     </w:p>
     <w:tbl>
       <w:tblPr>
-        <w:tblW w:w="9356" w:type="dxa"/>
+        <w:tblW w:w="9360" w:type="dxa"/>
         <w:tblLayout w:type="fixed"/>
         <w:tblCellMar>
           <w:left w:w="10" w:type="dxa"/>
@@ -972,18 +1202,21 @@
         <w:tblLook w:val="04A0" w:firstRow="1" w:lastRow="0" w:firstColumn="1" w:lastColumn="0" w:noHBand="0" w:noVBand="1"/>
       </w:tblPr>
       <w:tblGrid>
-        <w:gridCol w:w="3686"/>
+        <w:gridCol w:w="3687"/>
         <w:gridCol w:w="850"/>
-        <w:gridCol w:w="1276"/>
-        <w:gridCol w:w="1701"/>
-        <w:gridCol w:w="1843"/>
+        <w:gridCol w:w="1277"/>
+        <w:gridCol w:w="1702"/>
+        <w:gridCol w:w="1844"/>
       </w:tblGrid>
       <w:tr>
         <w:tc>
           <w:tcPr>
             <w:tcW w:w="3686" w:type="dxa"/>
             <w:tcBorders>
-              <w:bottom w:val="single" w:sz="10" w:space="0" w:color="1394B1"/>
+              <w:top w:val="nil"/>
+              <w:left w:val="nil"/>
+              <w:bottom w:val="single" w:sz="12" w:space="0" w:color="1394B1"/>
+              <w:right w:val="nil"/>
             </w:tcBorders>
             <w:tcMar>
               <w:top w:w="70" w:type="dxa"/>
@@ -991,6 +1224,7 @@
               <w:bottom w:w="70" w:type="dxa"/>
               <w:right w:w="140" w:type="dxa"/>
             </w:tcMar>
+            <w:hideMark/>
           </w:tcPr>
           <w:p>
             <w:pPr>
@@ -1018,7 +1252,10 @@
           <w:tcPr>
             <w:tcW w:w="850" w:type="dxa"/>
             <w:tcBorders>
-              <w:bottom w:val="single" w:sz="10" w:space="0" w:color="1394B1"/>
+              <w:top w:val="nil"/>
+              <w:left w:val="nil"/>
+              <w:bottom w:val="single" w:sz="12" w:space="0" w:color="1394B1"/>
+              <w:right w:val="nil"/>
             </w:tcBorders>
             <w:tcMar>
               <w:top w:w="70" w:type="dxa"/>
@@ -1044,7 +1281,10 @@
           <w:tcPr>
             <w:tcW w:w="1276" w:type="dxa"/>
             <w:tcBorders>
-              <w:bottom w:val="single" w:sz="10" w:space="0" w:color="1394B1"/>
+              <w:top w:val="nil"/>
+              <w:left w:val="nil"/>
+              <w:bottom w:val="single" w:sz="12" w:space="0" w:color="1394B1"/>
+              <w:right w:val="nil"/>
             </w:tcBorders>
             <w:tcMar>
               <w:top w:w="70" w:type="dxa"/>
@@ -1070,7 +1310,10 @@
           <w:tcPr>
             <w:tcW w:w="1701" w:type="dxa"/>
             <w:tcBorders>
-              <w:bottom w:val="single" w:sz="10" w:space="0" w:color="1394B1"/>
+              <w:top w:val="nil"/>
+              <w:left w:val="nil"/>
+              <w:bottom w:val="single" w:sz="12" w:space="0" w:color="1394B1"/>
+              <w:right w:val="nil"/>
             </w:tcBorders>
             <w:tcMar>
               <w:top w:w="70" w:type="dxa"/>
@@ -1096,7 +1339,10 @@
           <w:tcPr>
             <w:tcW w:w="1843" w:type="dxa"/>
             <w:tcBorders>
-              <w:bottom w:val="single" w:sz="10" w:space="0" w:color="1394B1"/>
+              <w:top w:val="nil"/>
+              <w:left w:val="nil"/>
+              <w:bottom w:val="single" w:sz="12" w:space="0" w:color="1394B1"/>
+              <w:right w:val="nil"/>
             </w:tcBorders>
             <w:tcMar>
               <w:top w:w="70" w:type="dxa"/>
@@ -1129,6 +1375,7 @@
               <w:bottom w:w="70" w:type="dxa"/>
               <w:right w:w="140" w:type="dxa"/>
             </w:tcMar>
+            <w:hideMark/>
           </w:tcPr>
           <w:p>
             <w:pPr>
@@ -1144,8 +1391,9 @@
                 <w:iCs/>
                 <w:lang w:val="en-GB"/>
               </w:rPr>
-              <w:t xml:space="preserve">{%tr for </w:t>
-            </w:r>
+              <w:t xml:space="preserve">{%tr for exp in </w:t>
+            </w:r>
+            <w:proofErr w:type="spellStart"/>
             <w:r>
               <w:rPr>
                 <w:rFonts w:ascii="Tahoma" w:hAnsi="Tahoma" w:cs="Tahoma"/>
@@ -1153,8 +1401,9 @@
                 <w:iCs/>
                 <w:lang w:val="en-GB"/>
               </w:rPr>
-              <w:t>exp</w:t>
-            </w:r>
+              <w:t>expensas</w:t>
+            </w:r>
+            <w:proofErr w:type="spellEnd"/>
             <w:r>
               <w:rPr>
                 <w:rFonts w:ascii="Tahoma" w:hAnsi="Tahoma" w:cs="Tahoma"/>
@@ -1162,24 +1411,6 @@
                 <w:iCs/>
                 <w:lang w:val="en-GB"/>
               </w:rPr>
-              <w:t xml:space="preserve"> in </w:t>
-            </w:r>
-            <w:r>
-              <w:rPr>
-                <w:rFonts w:ascii="Tahoma" w:hAnsi="Tahoma" w:cs="Tahoma"/>
-                <w:i/>
-                <w:iCs/>
-                <w:lang w:val="en-GB"/>
-              </w:rPr>
-              <w:t>expensas</w:t>
-            </w:r>
-            <w:r>
-              <w:rPr>
-                <w:rFonts w:ascii="Tahoma" w:hAnsi="Tahoma" w:cs="Tahoma"/>
-                <w:i/>
-                <w:iCs/>
-                <w:lang w:val="en-GB"/>
-              </w:rPr>
               <w:t xml:space="preserve"> %} </w:t>
             </w:r>
           </w:p>
@@ -1275,6 +1506,7 @@
               <w:bottom w:w="70" w:type="dxa"/>
               <w:right w:w="140" w:type="dxa"/>
             </w:tcMar>
+            <w:hideMark/>
           </w:tcPr>
           <w:p>
             <w:pPr>
@@ -1290,19 +1522,23 @@
               </w:rPr>
               <w:t>{{</w:t>
             </w:r>
+            <w:proofErr w:type="spellStart"/>
+            <w:proofErr w:type="gramStart"/>
             <w:r>
               <w:rPr>
                 <w:rFonts w:ascii="Tahoma" w:hAnsi="Tahoma" w:cs="Tahoma"/>
                 <w:lang w:val="en-GB"/>
               </w:rPr>
-              <w:t>exp</w:t>
-            </w:r>
+              <w:t>exp.descripcion</w:t>
+            </w:r>
+            <w:proofErr w:type="spellEnd"/>
+            <w:proofErr w:type="gramEnd"/>
             <w:r>
               <w:rPr>
                 <w:rFonts w:ascii="Tahoma" w:hAnsi="Tahoma" w:cs="Tahoma"/>
                 <w:lang w:val="en-GB"/>
               </w:rPr>
-              <w:t>.descripcion}}</w:t>
+              <w:t>}}</w:t>
             </w:r>
           </w:p>
         </w:tc>
@@ -1315,6 +1551,7 @@
               <w:bottom w:w="70" w:type="dxa"/>
               <w:right w:w="140" w:type="dxa"/>
             </w:tcMar>
+            <w:hideMark/>
           </w:tcPr>
           <w:p>
             <w:pPr>
@@ -1330,24 +1567,16 @@
               </w:rPr>
               <w:t>{{</w:t>
             </w:r>
-            <w:r>
-              <w:rPr>
-                <w:rFonts w:ascii="Tahoma" w:hAnsi="Tahoma" w:cs="Tahoma"/>
-              </w:rPr>
-              <w:t>exp</w:t>
-            </w:r>
-            <w:r>
-              <w:rPr>
-                <w:rFonts w:ascii="Tahoma" w:hAnsi="Tahoma" w:cs="Tahoma"/>
-              </w:rPr>
-              <w:t>.</w:t>
-            </w:r>
-            <w:r>
-              <w:rPr>
-                <w:rFonts w:ascii="Tahoma" w:hAnsi="Tahoma" w:cs="Tahoma"/>
-              </w:rPr>
-              <w:t>cantidad</w:t>
-            </w:r>
+            <w:proofErr w:type="spellStart"/>
+            <w:proofErr w:type="gramStart"/>
+            <w:r>
+              <w:rPr>
+                <w:rFonts w:ascii="Tahoma" w:hAnsi="Tahoma" w:cs="Tahoma"/>
+              </w:rPr>
+              <w:t>exp.cantidad</w:t>
+            </w:r>
+            <w:proofErr w:type="spellEnd"/>
+            <w:proofErr w:type="gramEnd"/>
             <w:r>
               <w:rPr>
                 <w:rFonts w:ascii="Tahoma" w:hAnsi="Tahoma" w:cs="Tahoma"/>
@@ -1365,6 +1594,7 @@
               <w:bottom w:w="70" w:type="dxa"/>
               <w:right w:w="140" w:type="dxa"/>
             </w:tcMar>
+            <w:hideMark/>
           </w:tcPr>
           <w:p>
             <w:pPr>
@@ -1379,17 +1609,21 @@
               </w:rPr>
               <w:t>{{</w:t>
             </w:r>
-            <w:r>
-              <w:rPr>
-                <w:rFonts w:ascii="Tahoma" w:hAnsi="Tahoma" w:cs="Tahoma"/>
-              </w:rPr>
-              <w:t>exp</w:t>
-            </w:r>
-            <w:r>
-              <w:rPr>
-                <w:rFonts w:ascii="Tahoma" w:hAnsi="Tahoma" w:cs="Tahoma"/>
-              </w:rPr>
-              <w:t>.unidad}}</w:t>
+            <w:proofErr w:type="spellStart"/>
+            <w:proofErr w:type="gramStart"/>
+            <w:r>
+              <w:rPr>
+                <w:rFonts w:ascii="Tahoma" w:hAnsi="Tahoma" w:cs="Tahoma"/>
+              </w:rPr>
+              <w:t>exp.unidad</w:t>
+            </w:r>
+            <w:proofErr w:type="spellEnd"/>
+            <w:proofErr w:type="gramEnd"/>
+            <w:r>
+              <w:rPr>
+                <w:rFonts w:ascii="Tahoma" w:hAnsi="Tahoma" w:cs="Tahoma"/>
+              </w:rPr>
+              <w:t>}}</w:t>
             </w:r>
           </w:p>
         </w:tc>
@@ -1402,6 +1636,7 @@
               <w:bottom w:w="70" w:type="dxa"/>
               <w:right w:w="140" w:type="dxa"/>
             </w:tcMar>
+            <w:hideMark/>
           </w:tcPr>
           <w:p>
             <w:pPr>
@@ -1416,17 +1651,21 @@
               </w:rPr>
               <w:t>{{</w:t>
             </w:r>
-            <w:r>
-              <w:rPr>
-                <w:rFonts w:ascii="Tahoma" w:hAnsi="Tahoma" w:cs="Tahoma"/>
-              </w:rPr>
-              <w:t>exp</w:t>
-            </w:r>
-            <w:r>
-              <w:rPr>
-                <w:rFonts w:ascii="Tahoma" w:hAnsi="Tahoma" w:cs="Tahoma"/>
-              </w:rPr>
-              <w:t>.precio}}</w:t>
+            <w:proofErr w:type="spellStart"/>
+            <w:proofErr w:type="gramStart"/>
+            <w:r>
+              <w:rPr>
+                <w:rFonts w:ascii="Tahoma" w:hAnsi="Tahoma" w:cs="Tahoma"/>
+              </w:rPr>
+              <w:t>exp.precio</w:t>
+            </w:r>
+            <w:proofErr w:type="spellEnd"/>
+            <w:proofErr w:type="gramEnd"/>
+            <w:r>
+              <w:rPr>
+                <w:rFonts w:ascii="Tahoma" w:hAnsi="Tahoma" w:cs="Tahoma"/>
+              </w:rPr>
+              <w:t>}}</w:t>
             </w:r>
           </w:p>
         </w:tc>
@@ -1439,6 +1678,7 @@
               <w:bottom w:w="70" w:type="dxa"/>
               <w:right w:w="140" w:type="dxa"/>
             </w:tcMar>
+            <w:hideMark/>
           </w:tcPr>
           <w:p>
             <w:pPr>
@@ -1454,17 +1694,21 @@
               </w:rPr>
               <w:t>{{</w:t>
             </w:r>
-            <w:r>
-              <w:rPr>
-                <w:rFonts w:ascii="Tahoma" w:hAnsi="Tahoma" w:cs="Tahoma"/>
-              </w:rPr>
-              <w:t>exp</w:t>
-            </w:r>
-            <w:r>
-              <w:rPr>
-                <w:rFonts w:ascii="Tahoma" w:hAnsi="Tahoma" w:cs="Tahoma"/>
-              </w:rPr>
-              <w:t>.importe}}</w:t>
+            <w:proofErr w:type="spellStart"/>
+            <w:proofErr w:type="gramStart"/>
+            <w:r>
+              <w:rPr>
+                <w:rFonts w:ascii="Tahoma" w:hAnsi="Tahoma" w:cs="Tahoma"/>
+              </w:rPr>
+              <w:t>exp.importe</w:t>
+            </w:r>
+            <w:proofErr w:type="spellEnd"/>
+            <w:proofErr w:type="gramEnd"/>
+            <w:r>
+              <w:rPr>
+                <w:rFonts w:ascii="Tahoma" w:hAnsi="Tahoma" w:cs="Tahoma"/>
+              </w:rPr>
+              <w:t>}}</w:t>
             </w:r>
           </w:p>
         </w:tc>
@@ -1498,6 +1742,7 @@
                 <w:rFonts w:ascii="Tahoma" w:hAnsi="Tahoma" w:cs="Tahoma"/>
                 <w:i/>
                 <w:iCs/>
+                <w:lang w:val="en-GB"/>
               </w:rPr>
               <w:t xml:space="preserve"> </w:t>
             </w:r>
@@ -1585,7 +1830,43 @@
                 <w:i/>
                 <w:iCs/>
               </w:rPr>
-              <w:t>{%tr endfor %}</w:t>
+              <w:t>{%</w:t>
+            </w:r>
+            <w:proofErr w:type="spellStart"/>
+            <w:r>
+              <w:rPr>
+                <w:rFonts w:ascii="Tahoma" w:hAnsi="Tahoma" w:cs="Tahoma"/>
+                <w:i/>
+                <w:iCs/>
+              </w:rPr>
+              <w:t>tr</w:t>
+            </w:r>
+            <w:proofErr w:type="spellEnd"/>
+            <w:r>
+              <w:rPr>
+                <w:rFonts w:ascii="Tahoma" w:hAnsi="Tahoma" w:cs="Tahoma"/>
+                <w:i/>
+                <w:iCs/>
+              </w:rPr>
+              <w:t xml:space="preserve"> </w:t>
+            </w:r>
+            <w:proofErr w:type="spellStart"/>
+            <w:r>
+              <w:rPr>
+                <w:rFonts w:ascii="Tahoma" w:hAnsi="Tahoma" w:cs="Tahoma"/>
+                <w:i/>
+                <w:iCs/>
+              </w:rPr>
+              <w:t>endfor</w:t>
+            </w:r>
+            <w:proofErr w:type="spellEnd"/>
+            <w:r>
+              <w:rPr>
+                <w:rFonts w:ascii="Tahoma" w:hAnsi="Tahoma" w:cs="Tahoma"/>
+                <w:i/>
+                <w:iCs/>
+              </w:rPr>
+              <w:t xml:space="preserve"> %}</w:t>
             </w:r>
           </w:p>
           <w:p>
@@ -1649,6 +1930,7 @@
               <w:bottom w:w="70" w:type="dxa"/>
               <w:right w:w="140" w:type="dxa"/>
             </w:tcMar>
+            <w:hideMark/>
           </w:tcPr>
           <w:p>
             <w:pPr>
@@ -1679,6 +1961,7 @@
               <w:bottom w:w="70" w:type="dxa"/>
               <w:right w:w="140" w:type="dxa"/>
             </w:tcMar>
+            <w:hideMark/>
           </w:tcPr>
           <w:p>
             <w:pPr>
@@ -1693,7 +1976,21 @@
               <w:rPr>
                 <w:rFonts w:ascii="Tahoma" w:hAnsi="Tahoma" w:cs="Tahoma"/>
               </w:rPr>
-              <w:t>{{iva}}</w:t>
+              <w:t>{{</w:t>
+            </w:r>
+            <w:proofErr w:type="spellStart"/>
+            <w:r>
+              <w:rPr>
+                <w:rFonts w:ascii="Tahoma" w:hAnsi="Tahoma" w:cs="Tahoma"/>
+              </w:rPr>
+              <w:t>iva</w:t>
+            </w:r>
+            <w:proofErr w:type="spellEnd"/>
+            <w:r>
+              <w:rPr>
+                <w:rFonts w:ascii="Tahoma" w:hAnsi="Tahoma" w:cs="Tahoma"/>
+              </w:rPr>
+              <w:t>}}</w:t>
             </w:r>
           </w:p>
         </w:tc>
@@ -1707,6 +2004,9 @@
             <w:tcW w:w="1424" w:type="dxa"/>
             <w:tcBorders>
               <w:top w:val="single" w:sz="12" w:space="0" w:color="1394B1"/>
+              <w:left w:val="nil"/>
+              <w:bottom w:val="nil"/>
+              <w:right w:val="nil"/>
             </w:tcBorders>
             <w:tcMar>
               <w:top w:w="70" w:type="dxa"/>
@@ -1714,6 +2014,7 @@
               <w:bottom w:w="70" w:type="dxa"/>
               <w:right w:w="140" w:type="dxa"/>
             </w:tcMar>
+            <w:hideMark/>
           </w:tcPr>
           <w:p>
             <w:pPr>
@@ -1741,6 +2042,9 @@
             <w:tcW w:w="1576" w:type="dxa"/>
             <w:tcBorders>
               <w:top w:val="single" w:sz="12" w:space="0" w:color="1394B1"/>
+              <w:left w:val="nil"/>
+              <w:bottom w:val="nil"/>
+              <w:right w:val="nil"/>
             </w:tcBorders>
             <w:tcMar>
               <w:top w:w="70" w:type="dxa"/>
@@ -1748,6 +2052,7 @@
               <w:bottom w:w="70" w:type="dxa"/>
               <w:right w:w="140" w:type="dxa"/>
             </w:tcMar>
+            <w:hideMark/>
           </w:tcPr>
           <w:p>
             <w:pPr>
@@ -1766,7 +2071,51 @@
                 <w:sz w:val="22"/>
                 <w:szCs w:val="22"/>
               </w:rPr>
-              <w:t xml:space="preserve">        {{moneda}}                                                                                                                     {{total}}</w:t>
+              <w:t xml:space="preserve">        {{moneda</w:t>
+            </w:r>
+            <w:proofErr w:type="gramStart"/>
+            <w:r>
+              <w:rPr>
+                <w:rFonts w:ascii="Tahoma" w:hAnsi="Tahoma" w:cs="Tahoma"/>
+                <w:b/>
+                <w:bCs/>
+                <w:sz w:val="22"/>
+                <w:szCs w:val="22"/>
+              </w:rPr>
+              <w:t xml:space="preserve">}}   </w:t>
+            </w:r>
+            <w:proofErr w:type="gramEnd"/>
+            <w:r>
+              <w:rPr>
+                <w:rFonts w:ascii="Tahoma" w:hAnsi="Tahoma" w:cs="Tahoma"/>
+                <w:b/>
+                <w:bCs/>
+                <w:sz w:val="22"/>
+                <w:szCs w:val="22"/>
+              </w:rPr>
+              <w:t xml:space="preserve">                                                                                                               </w:t>
+            </w:r>
+            <w:proofErr w:type="gramStart"/>
+            <w:r>
+              <w:rPr>
+                <w:rFonts w:ascii="Tahoma" w:hAnsi="Tahoma" w:cs="Tahoma"/>
+                <w:b/>
+                <w:bCs/>
+                <w:sz w:val="22"/>
+                <w:szCs w:val="22"/>
+              </w:rPr>
+              <w:t xml:space="preserve">   {</w:t>
+            </w:r>
+            <w:proofErr w:type="gramEnd"/>
+            <w:r>
+              <w:rPr>
+                <w:rFonts w:ascii="Tahoma" w:hAnsi="Tahoma" w:cs="Tahoma"/>
+                <w:b/>
+                <w:bCs/>
+                <w:sz w:val="22"/>
+                <w:szCs w:val="22"/>
+              </w:rPr>
+              <w:t>{total}}</w:t>
             </w:r>
           </w:p>
         </w:tc>
@@ -1780,6 +2129,9 @@
             <w:tcW w:w="1424" w:type="dxa"/>
             <w:tcBorders>
               <w:top w:val="single" w:sz="12" w:space="0" w:color="1394B1"/>
+              <w:left w:val="nil"/>
+              <w:bottom w:val="nil"/>
+              <w:right w:val="nil"/>
             </w:tcBorders>
             <w:tcMar>
               <w:top w:w="90" w:type="dxa"/>
@@ -1804,6 +2156,9 @@
             <w:tcW w:w="1576" w:type="dxa"/>
             <w:tcBorders>
               <w:top w:val="single" w:sz="12" w:space="0" w:color="1394B1"/>
+              <w:left w:val="nil"/>
+              <w:bottom w:val="nil"/>
+              <w:right w:val="nil"/>
             </w:tcBorders>
             <w:tcMar>
               <w:top w:w="90" w:type="dxa"/>
@@ -1911,7 +2266,15 @@
     </w:p>
     <w:p>
       <w:pPr>
+        <w:pageBreakBefore/>
         <w:spacing w:before="240" w:after="90"/>
+        <w:rPr>
+          <w:rFonts w:ascii="Tahoma" w:hAnsi="Tahoma" w:cs="Tahoma"/>
+          <w:sz w:val="19"/>
+          <w:szCs w:val="19"/>
+        </w:rPr>
+      </w:pPr>
+      <w:r>
         <w:rPr>
           <w:rFonts w:ascii="Tahoma" w:hAnsi="Tahoma" w:cs="Tahoma"/>
           <w:b/>
@@ -1919,11 +2282,10 @@
           <w:sz w:val="16"/>
           <w:szCs w:val="16"/>
         </w:rPr>
-      </w:pPr>
-    </w:p>
-    <w:p>
-      <w:pPr>
-        <w:spacing w:before="240" w:after="90"/>
+        <w:lastRenderedPageBreak/>
+        <w:br/>
+      </w:r>
+      <w:r>
         <w:rPr>
           <w:rFonts w:ascii="Tahoma" w:hAnsi="Tahoma" w:cs="Tahoma"/>
           <w:b/>
@@ -1931,17 +2293,118 @@
           <w:sz w:val="16"/>
           <w:szCs w:val="16"/>
         </w:rPr>
-      </w:pPr>
-    </w:p>
-    <w:p>
-      <w:pPr>
-        <w:spacing w:before="240" w:after="90"/>
-        <w:rPr>
-          <w:rFonts w:ascii="Tahoma" w:hAnsi="Tahoma" w:cs="Tahoma"/>
-          <w:sz w:val="19"/>
-          <w:szCs w:val="19"/>
-        </w:rPr>
-      </w:pPr>
+        <w:br/>
+      </w:r>
+      <w:r>
+        <w:rPr>
+          <w:rFonts w:ascii="Tahoma" w:hAnsi="Tahoma" w:cs="Tahoma"/>
+          <w:b/>
+          <w:bCs/>
+          <w:sz w:val="16"/>
+          <w:szCs w:val="16"/>
+        </w:rPr>
+        <w:br/>
+      </w:r>
+      <w:r>
+        <w:rPr>
+          <w:rFonts w:ascii="Tahoma" w:hAnsi="Tahoma" w:cs="Tahoma"/>
+          <w:b/>
+          <w:bCs/>
+          <w:sz w:val="16"/>
+          <w:szCs w:val="16"/>
+        </w:rPr>
+        <w:br/>
+      </w:r>
+      <w:r>
+        <w:rPr>
+          <w:rFonts w:ascii="Tahoma" w:hAnsi="Tahoma" w:cs="Tahoma"/>
+          <w:b/>
+          <w:bCs/>
+          <w:sz w:val="16"/>
+          <w:szCs w:val="16"/>
+        </w:rPr>
+        <w:br/>
+      </w:r>
+      <w:r>
+        <w:rPr>
+          <w:rFonts w:ascii="Tahoma" w:hAnsi="Tahoma" w:cs="Tahoma"/>
+          <w:b/>
+          <w:bCs/>
+          <w:sz w:val="16"/>
+          <w:szCs w:val="16"/>
+        </w:rPr>
+        <w:br/>
+      </w:r>
+      <w:r>
+        <w:rPr>
+          <w:rFonts w:ascii="Tahoma" w:hAnsi="Tahoma" w:cs="Tahoma"/>
+          <w:b/>
+          <w:bCs/>
+          <w:sz w:val="16"/>
+          <w:szCs w:val="16"/>
+        </w:rPr>
+        <w:br/>
+      </w:r>
+      <w:r>
+        <w:rPr>
+          <w:rFonts w:ascii="Tahoma" w:hAnsi="Tahoma" w:cs="Tahoma"/>
+          <w:b/>
+          <w:bCs/>
+          <w:sz w:val="16"/>
+          <w:szCs w:val="16"/>
+        </w:rPr>
+        <w:br/>
+      </w:r>
+      <w:r>
+        <w:rPr>
+          <w:rFonts w:ascii="Tahoma" w:hAnsi="Tahoma" w:cs="Tahoma"/>
+          <w:b/>
+          <w:bCs/>
+          <w:sz w:val="16"/>
+          <w:szCs w:val="16"/>
+        </w:rPr>
+        <w:br/>
+      </w:r>
+      <w:r>
+        <w:rPr>
+          <w:rFonts w:ascii="Tahoma" w:hAnsi="Tahoma" w:cs="Tahoma"/>
+          <w:b/>
+          <w:bCs/>
+          <w:sz w:val="16"/>
+          <w:szCs w:val="16"/>
+        </w:rPr>
+        <w:br/>
+      </w:r>
+      <w:r>
+        <w:rPr>
+          <w:rFonts w:ascii="Tahoma" w:hAnsi="Tahoma" w:cs="Tahoma"/>
+          <w:b/>
+          <w:bCs/>
+          <w:sz w:val="16"/>
+          <w:szCs w:val="16"/>
+        </w:rPr>
+        <w:br/>
+      </w:r>
+      <w:r>
+        <w:rPr>
+          <w:rFonts w:ascii="Tahoma" w:hAnsi="Tahoma" w:cs="Tahoma"/>
+          <w:b/>
+          <w:bCs/>
+          <w:sz w:val="16"/>
+          <w:szCs w:val="16"/>
+        </w:rPr>
+        <w:br/>
+      </w:r>
+      <w:r>
+        <w:rPr>
+          <w:rFonts w:ascii="Tahoma" w:hAnsi="Tahoma" w:cs="Tahoma"/>
+          <w:b/>
+          <w:bCs/>
+          <w:sz w:val="16"/>
+          <w:szCs w:val="16"/>
+        </w:rPr>
+        <w:br/>
+      </w:r>
       <w:r>
         <w:rPr>
           <w:rFonts w:ascii="Tahoma" w:hAnsi="Tahoma" w:cs="Tahoma"/>
@@ -1950,17 +2413,7 @@
           <w:sz w:val="19"/>
           <w:szCs w:val="19"/>
         </w:rPr>
-        <w:t>CONDICIONES</w:t>
-      </w:r>
-      <w:r>
-        <w:rPr>
-          <w:rFonts w:ascii="Tahoma" w:hAnsi="Tahoma" w:cs="Tahoma"/>
-          <w:b/>
-          <w:bCs/>
-          <w:sz w:val="19"/>
-          <w:szCs w:val="19"/>
-        </w:rPr>
-        <w:t xml:space="preserve"> COMERCIALES</w:t>
+        <w:t>CONDICIONES COMERCIALES</w:t>
       </w:r>
     </w:p>
     <w:tbl>
@@ -1985,6 +2438,7 @@
         <w:tc>
           <w:tcPr>
             <w:tcW w:w="2800" w:type="dxa"/>
+            <w:hideMark/>
           </w:tcPr>
           <w:p>
             <w:pPr>
@@ -2007,6 +2461,7 @@
         <w:tc>
           <w:tcPr>
             <w:tcW w:w="6560" w:type="dxa"/>
+            <w:hideMark/>
           </w:tcPr>
           <w:p>
             <w:pPr>
@@ -2027,6 +2482,7 @@
         <w:tc>
           <w:tcPr>
             <w:tcW w:w="2800" w:type="dxa"/>
+            <w:hideMark/>
           </w:tcPr>
           <w:p>
             <w:pPr>
@@ -2049,18 +2505,33 @@
         <w:tc>
           <w:tcPr>
             <w:tcW w:w="6560" w:type="dxa"/>
-          </w:tcPr>
-          <w:p>
-            <w:pPr>
-              <w:rPr>
-                <w:rFonts w:ascii="Tahoma" w:hAnsi="Tahoma" w:cs="Tahoma"/>
-              </w:rPr>
-            </w:pPr>
-            <w:r>
-              <w:rPr>
-                <w:rFonts w:ascii="Tahoma" w:hAnsi="Tahoma" w:cs="Tahoma"/>
-              </w:rPr>
-              <w:t>{{forma_de_pago}}</w:t>
+            <w:hideMark/>
+          </w:tcPr>
+          <w:p>
+            <w:pPr>
+              <w:rPr>
+                <w:rFonts w:ascii="Tahoma" w:hAnsi="Tahoma" w:cs="Tahoma"/>
+              </w:rPr>
+            </w:pPr>
+            <w:r>
+              <w:rPr>
+                <w:rFonts w:ascii="Tahoma" w:hAnsi="Tahoma" w:cs="Tahoma"/>
+              </w:rPr>
+              <w:t>{{</w:t>
+            </w:r>
+            <w:proofErr w:type="spellStart"/>
+            <w:r>
+              <w:rPr>
+                <w:rFonts w:ascii="Tahoma" w:hAnsi="Tahoma" w:cs="Tahoma"/>
+              </w:rPr>
+              <w:t>forma_de_pago</w:t>
+            </w:r>
+            <w:proofErr w:type="spellEnd"/>
+            <w:r>
+              <w:rPr>
+                <w:rFonts w:ascii="Tahoma" w:hAnsi="Tahoma" w:cs="Tahoma"/>
+              </w:rPr>
+              <w:t>}}</w:t>
             </w:r>
           </w:p>
         </w:tc>
@@ -2069,6 +2540,7 @@
         <w:tc>
           <w:tcPr>
             <w:tcW w:w="2800" w:type="dxa"/>
+            <w:hideMark/>
           </w:tcPr>
           <w:p>
             <w:pPr>
@@ -2091,24 +2563,33 @@
         <w:tc>
           <w:tcPr>
             <w:tcW w:w="6560" w:type="dxa"/>
-          </w:tcPr>
-          <w:p>
-            <w:pPr>
-              <w:rPr>
-                <w:rFonts w:ascii="Tahoma" w:hAnsi="Tahoma" w:cs="Tahoma"/>
-              </w:rPr>
-            </w:pPr>
-            <w:r>
-              <w:rPr>
-                <w:rFonts w:ascii="Tahoma" w:hAnsi="Tahoma" w:cs="Tahoma"/>
-              </w:rPr>
-              <w:t>{{tiempo_entrega}}</w:t>
-            </w:r>
-            <w:r>
-              <w:rPr>
-                <w:rFonts w:ascii="Tahoma" w:hAnsi="Tahoma" w:cs="Tahoma"/>
-              </w:rPr>
-              <w:t xml:space="preserve"> días.</w:t>
+            <w:hideMark/>
+          </w:tcPr>
+          <w:p>
+            <w:pPr>
+              <w:rPr>
+                <w:rFonts w:ascii="Tahoma" w:hAnsi="Tahoma" w:cs="Tahoma"/>
+              </w:rPr>
+            </w:pPr>
+            <w:r>
+              <w:rPr>
+                <w:rFonts w:ascii="Tahoma" w:hAnsi="Tahoma" w:cs="Tahoma"/>
+              </w:rPr>
+              <w:t>{{</w:t>
+            </w:r>
+            <w:proofErr w:type="spellStart"/>
+            <w:r>
+              <w:rPr>
+                <w:rFonts w:ascii="Tahoma" w:hAnsi="Tahoma" w:cs="Tahoma"/>
+              </w:rPr>
+              <w:t>tiempo_entrega</w:t>
+            </w:r>
+            <w:proofErr w:type="spellEnd"/>
+            <w:r>
+              <w:rPr>
+                <w:rFonts w:ascii="Tahoma" w:hAnsi="Tahoma" w:cs="Tahoma"/>
+              </w:rPr>
+              <w:t>}} días.</w:t>
             </w:r>
           </w:p>
         </w:tc>
@@ -2117,6 +2598,7 @@
         <w:tc>
           <w:tcPr>
             <w:tcW w:w="2800" w:type="dxa"/>
+            <w:hideMark/>
           </w:tcPr>
           <w:p>
             <w:pPr>
@@ -2132,26 +2614,34 @@
                 <w:sz w:val="19"/>
                 <w:szCs w:val="19"/>
               </w:rPr>
-              <w:t>Lugar de entrega</w:t>
+              <w:t>Otras expensas</w:t>
             </w:r>
           </w:p>
         </w:tc>
         <w:tc>
           <w:tcPr>
             <w:tcW w:w="6560" w:type="dxa"/>
-          </w:tcPr>
-          <w:p>
-            <w:pPr>
-              <w:rPr>
-                <w:rFonts w:ascii="Tahoma" w:hAnsi="Tahoma" w:cs="Tahoma"/>
-              </w:rPr>
-            </w:pPr>
-            <w:r>
-              <w:rPr>
-                <w:rFonts w:ascii="Tahoma" w:hAnsi="Tahoma" w:cs="Tahoma"/>
-              </w:rPr>
-              <w:t>{{lugar_entrega}}</w:t>
-            </w:r>
+            <w:hideMark/>
+          </w:tcPr>
+          <w:p>
+            <w:pPr>
+              <w:rPr>
+                <w:rFonts w:ascii="Tahoma" w:hAnsi="Tahoma" w:cs="Tahoma"/>
+              </w:rPr>
+            </w:pPr>
+            <w:r>
+              <w:rPr>
+                <w:rFonts w:ascii="Tahoma" w:hAnsi="Tahoma" w:cs="Tahoma"/>
+              </w:rPr>
+              <w:t>Otras expensas vía agencia</w:t>
+            </w:r>
+          </w:p>
+          <w:p>
+            <w:pPr>
+              <w:rPr>
+                <w:rFonts w:ascii="Tahoma" w:hAnsi="Tahoma" w:cs="Tahoma"/>
+              </w:rPr>
+            </w:pPr>
           </w:p>
         </w:tc>
       </w:tr>
@@ -2173,35 +2663,12 @@
                 <w:szCs w:val="19"/>
               </w:rPr>
             </w:pPr>
-            <w:r>
-              <w:rPr>
-                <w:rFonts w:ascii="Tahoma" w:hAnsi="Tahoma" w:cs="Tahoma"/>
-                <w:b/>
-                <w:bCs/>
-                <w:sz w:val="19"/>
-                <w:szCs w:val="19"/>
-              </w:rPr>
-              <w:t>Otros gastos</w:t>
-            </w:r>
           </w:p>
         </w:tc>
         <w:tc>
           <w:tcPr>
             <w:tcW w:w="6560" w:type="dxa"/>
           </w:tcPr>
-          <w:p>
-            <w:pPr>
-              <w:rPr>
-                <w:rFonts w:ascii="Tahoma" w:hAnsi="Tahoma" w:cs="Tahoma"/>
-              </w:rPr>
-            </w:pPr>
-            <w:r>
-              <w:rPr>
-                <w:rFonts w:ascii="Tahoma" w:hAnsi="Tahoma" w:cs="Tahoma"/>
-              </w:rPr>
-              <w:t>{{exp2}}</w:t>
-            </w:r>
-          </w:p>
           <w:p>
             <w:pPr>
               <w:rPr>
@@ -2231,7 +2698,29 @@
           <w:sz w:val="19"/>
           <w:szCs w:val="19"/>
         </w:rPr>
-        <w:t>{%p if notas %}</w:t>
+        <w:t xml:space="preserve">{%p </w:t>
+      </w:r>
+      <w:proofErr w:type="spellStart"/>
+      <w:r>
+        <w:rPr>
+          <w:rFonts w:ascii="Tahoma" w:hAnsi="Tahoma" w:cs="Tahoma"/>
+          <w:b/>
+          <w:bCs/>
+          <w:sz w:val="19"/>
+          <w:szCs w:val="19"/>
+        </w:rPr>
+        <w:t>if</w:t>
+      </w:r>
+      <w:proofErr w:type="spellEnd"/>
+      <w:r>
+        <w:rPr>
+          <w:rFonts w:ascii="Tahoma" w:hAnsi="Tahoma" w:cs="Tahoma"/>
+          <w:b/>
+          <w:bCs/>
+          <w:sz w:val="19"/>
+          <w:szCs w:val="19"/>
+        </w:rPr>
+        <w:t xml:space="preserve"> notas %}</w:t>
       </w:r>
     </w:p>
     <w:p>
@@ -2293,7 +2782,29 @@
           <w:sz w:val="19"/>
           <w:szCs w:val="19"/>
         </w:rPr>
-        <w:t>{%p endif %}</w:t>
+        <w:t xml:space="preserve">{%p </w:t>
+      </w:r>
+      <w:proofErr w:type="spellStart"/>
+      <w:r>
+        <w:rPr>
+          <w:rFonts w:ascii="Tahoma" w:hAnsi="Tahoma" w:cs="Tahoma"/>
+          <w:b/>
+          <w:bCs/>
+          <w:sz w:val="19"/>
+          <w:szCs w:val="19"/>
+        </w:rPr>
+        <w:t>endif</w:t>
+      </w:r>
+      <w:proofErr w:type="spellEnd"/>
+      <w:r>
+        <w:rPr>
+          <w:rFonts w:ascii="Tahoma" w:hAnsi="Tahoma" w:cs="Tahoma"/>
+          <w:b/>
+          <w:bCs/>
+          <w:sz w:val="19"/>
+          <w:szCs w:val="19"/>
+        </w:rPr>
+        <w:t xml:space="preserve"> %}</w:t>
       </w:r>
     </w:p>
     <w:p>
@@ -2349,9 +2860,24 @@
         <w:rPr>
           <w:rFonts w:ascii="Tahoma" w:hAnsi="Tahoma" w:cs="Tahoma"/>
         </w:rPr>
-        <w:t>{{firmante_email}}</w:t>
+        <w:t>{{</w:t>
+      </w:r>
+      <w:proofErr w:type="spellStart"/>
+      <w:r>
+        <w:rPr>
+          <w:rFonts w:ascii="Tahoma" w:hAnsi="Tahoma" w:cs="Tahoma"/>
+        </w:rPr>
+        <w:t>firmante_email</w:t>
+      </w:r>
+      <w:proofErr w:type="spellEnd"/>
+      <w:r>
+        <w:rPr>
+          <w:rFonts w:ascii="Tahoma" w:hAnsi="Tahoma" w:cs="Tahoma"/>
+        </w:rPr>
+        <w:t>}}</w:t>
       </w:r>
     </w:p>
+    <w:p/>
     <w:sectPr>
       <w:headerReference w:type="default" r:id="rId7"/>
       <w:footerReference w:type="default" r:id="rId8"/>
@@ -2365,7 +2891,7 @@
 </file>
 
 <file path=word/endnotes.xml><?xml version="1.0" encoding="utf-8"?>
-<w:endnotes xmlns:wpc="http://schemas.microsoft.com/office/word/2010/wordprocessingCanvas" xmlns:cx="http://schemas.microsoft.com/office/drawing/2014/chartex" xmlns:cx1="http://schemas.microsoft.com/office/drawing/2015/9/8/chartex" xmlns:cx2="http://schemas.microsoft.com/office/drawing/2015/10/21/chartex" xmlns:cx3="http://schemas.microsoft.com/office/drawing/2016/5/9/chartex" xmlns:cx4="http://schemas.microsoft.com/office/drawing/2016/5/10/chartex" xmlns:cx5="http://schemas.microsoft.com/office/drawing/2016/5/11/chartex" xmlns:cx6="http://schemas.microsoft.com/office/drawing/2016/5/12/chartex" xmlns:cx7="http://schemas.microsoft.com/office/drawing/2016/5/13/chartex" xmlns:cx8="http://schemas.microsoft.com/office/drawing/2016/5/14/chartex" xmlns:mc="http://schemas.openxmlformats.org/markup-compatibility/2006" xmlns:aink="http://schemas.microsoft.com/office/drawing/2016/ink" xmlns:am3d="http://schemas.microsoft.com/office/drawing/2017/model3d" xmlns:o="urn:schemas-microsoft-com:office:office" xmlns:r="http://schemas.openxmlformats.org/officeDocument/2006/relationships" xmlns:m="http://schemas.openxmlformats.org/officeDocument/2006/math" xmlns:v="urn:schemas-microsoft-com:vml" xmlns:wp14="http://schemas.microsoft.com/office/word/2010/wordprocessingDrawing" xmlns:wp="http://schemas.openxmlformats.org/drawingml/2006/wordprocessingDrawing" xmlns:w10="urn:schemas-microsoft-com:office:word" xmlns:w="http://schemas.openxmlformats.org/wordprocessingml/2006/main" xmlns:w14="http://schemas.microsoft.com/office/word/2010/wordml" xmlns:w15="http://schemas.microsoft.com/office/word/2012/wordml" xmlns:w16cex="http://schemas.microsoft.com/office/word/2018/wordml/cex" xmlns:w16cid="http://schemas.microsoft.com/office/word/2016/wordml/cid" xmlns:w16="http://schemas.microsoft.com/office/word/2018/wordml" xmlns:w16sdtdh="http://schemas.microsoft.com/office/word/2020/wordml/sdtdatahash" xmlns:w16se="http://schemas.microsoft.com/office/word/2015/wordml/symex" xmlns:wpg="http://schemas.microsoft.com/office/word/2010/wordprocessingGroup" xmlns:wpi="http://schemas.microsoft.com/office/word/2010/wordprocessingInk" xmlns:wne="http://schemas.microsoft.com/office/word/2006/wordml" xmlns:wps="http://schemas.microsoft.com/office/word/2010/wordprocessingShape" mc:Ignorable="w14 w15 w16se w16cid w16 w16cex w16sdtdh wp14">
+<w:endnotes xmlns:wpc="http://schemas.microsoft.com/office/word/2010/wordprocessingCanvas" xmlns:cx="http://schemas.microsoft.com/office/drawing/2014/chartex" xmlns:cx1="http://schemas.microsoft.com/office/drawing/2015/9/8/chartex" xmlns:cx2="http://schemas.microsoft.com/office/drawing/2015/10/21/chartex" xmlns:cx3="http://schemas.microsoft.com/office/drawing/2016/5/9/chartex" xmlns:cx4="http://schemas.microsoft.com/office/drawing/2016/5/10/chartex" xmlns:cx5="http://schemas.microsoft.com/office/drawing/2016/5/11/chartex" xmlns:cx6="http://schemas.microsoft.com/office/drawing/2016/5/12/chartex" xmlns:cx7="http://schemas.microsoft.com/office/drawing/2016/5/13/chartex" xmlns:cx8="http://schemas.microsoft.com/office/drawing/2016/5/14/chartex" xmlns:mc="http://schemas.openxmlformats.org/markup-compatibility/2006" xmlns:aink="http://schemas.microsoft.com/office/drawing/2016/ink" xmlns:am3d="http://schemas.microsoft.com/office/drawing/2017/model3d" xmlns:o="urn:schemas-microsoft-com:office:office" xmlns:oel="http://schemas.microsoft.com/office/2019/extlst" xmlns:r="http://schemas.openxmlformats.org/officeDocument/2006/relationships" xmlns:m="http://schemas.openxmlformats.org/officeDocument/2006/math" xmlns:v="urn:schemas-microsoft-com:vml" xmlns:wp14="http://schemas.microsoft.com/office/word/2010/wordprocessingDrawing" xmlns:wp="http://schemas.openxmlformats.org/drawingml/2006/wordprocessingDrawing" xmlns:w10="urn:schemas-microsoft-com:office:word" xmlns:w="http://schemas.openxmlformats.org/wordprocessingml/2006/main" xmlns:w14="http://schemas.microsoft.com/office/word/2010/wordml" xmlns:w15="http://schemas.microsoft.com/office/word/2012/wordml" xmlns:w16cex="http://schemas.microsoft.com/office/word/2018/wordml/cex" xmlns:w16cid="http://schemas.microsoft.com/office/word/2016/wordml/cid" xmlns:w16="http://schemas.microsoft.com/office/word/2018/wordml" xmlns:w16du="http://schemas.microsoft.com/office/word/2023/wordml/word16du" xmlns:w16sdtdh="http://schemas.microsoft.com/office/word/2020/wordml/sdtdatahash" xmlns:w16sdtfl="http://schemas.microsoft.com/office/word/2024/wordml/sdtformatlock" xmlns:w16se="http://schemas.microsoft.com/office/word/2015/wordml/symex" xmlns:wpg="http://schemas.microsoft.com/office/word/2010/wordprocessingGroup" xmlns:wpi="http://schemas.microsoft.com/office/word/2010/wordprocessingInk" xmlns:wne="http://schemas.microsoft.com/office/word/2006/wordml" xmlns:wps="http://schemas.microsoft.com/office/word/2010/wordprocessingShape" mc:Ignorable="w14 w15 w16se w16cid w16 w16cex w16sdtdh w16sdtfl w16du wp14">
   <w:endnote w:type="separator" w:id="-1">
     <w:p>
       <w:r>
@@ -2384,7 +2910,7 @@
 </file>
 
 <file path=word/footer1.xml><?xml version="1.0" encoding="utf-8"?>
-<w:ftr xmlns:wpc="http://schemas.microsoft.com/office/word/2010/wordprocessingCanvas" xmlns:cx="http://schemas.microsoft.com/office/drawing/2014/chartex" xmlns:cx1="http://schemas.microsoft.com/office/drawing/2015/9/8/chartex" xmlns:cx2="http://schemas.microsoft.com/office/drawing/2015/10/21/chartex" xmlns:cx3="http://schemas.microsoft.com/office/drawing/2016/5/9/chartex" xmlns:cx4="http://schemas.microsoft.com/office/drawing/2016/5/10/chartex" xmlns:cx5="http://schemas.microsoft.com/office/drawing/2016/5/11/chartex" xmlns:cx6="http://schemas.microsoft.com/office/drawing/2016/5/12/chartex" xmlns:cx7="http://schemas.microsoft.com/office/drawing/2016/5/13/chartex" xmlns:cx8="http://schemas.microsoft.com/office/drawing/2016/5/14/chartex" xmlns:mc="http://schemas.openxmlformats.org/markup-compatibility/2006" xmlns:aink="http://schemas.microsoft.com/office/drawing/2016/ink" xmlns:am3d="http://schemas.microsoft.com/office/drawing/2017/model3d" xmlns:o="urn:schemas-microsoft-com:office:office" xmlns:r="http://schemas.openxmlformats.org/officeDocument/2006/relationships" xmlns:m="http://schemas.openxmlformats.org/officeDocument/2006/math" xmlns:v="urn:schemas-microsoft-com:vml" xmlns:wp14="http://schemas.microsoft.com/office/word/2010/wordprocessingDrawing" xmlns:wp="http://schemas.openxmlformats.org/drawingml/2006/wordprocessingDrawing" xmlns:w10="urn:schemas-microsoft-com:office:word" xmlns:w="http://schemas.openxmlformats.org/wordprocessingml/2006/main" xmlns:w14="http://schemas.microsoft.com/office/word/2010/wordml" xmlns:w15="http://schemas.microsoft.com/office/word/2012/wordml" xmlns:w16cex="http://schemas.microsoft.com/office/word/2018/wordml/cex" xmlns:w16cid="http://schemas.microsoft.com/office/word/2016/wordml/cid" xmlns:w16="http://schemas.microsoft.com/office/word/2018/wordml" xmlns:w16sdtdh="http://schemas.microsoft.com/office/word/2020/wordml/sdtdatahash" xmlns:w16se="http://schemas.microsoft.com/office/word/2015/wordml/symex" xmlns:wpg="http://schemas.microsoft.com/office/word/2010/wordprocessingGroup" xmlns:wpi="http://schemas.microsoft.com/office/word/2010/wordprocessingInk" xmlns:wne="http://schemas.microsoft.com/office/word/2006/wordml" xmlns:wps="http://schemas.microsoft.com/office/word/2010/wordprocessingShape" mc:Ignorable="w14 w15 w16se w16cid w16 w16cex w16sdtdh wp14">
+<w:ftr xmlns:wpc="http://schemas.microsoft.com/office/word/2010/wordprocessingCanvas" xmlns:cx="http://schemas.microsoft.com/office/drawing/2014/chartex" xmlns:cx1="http://schemas.microsoft.com/office/drawing/2015/9/8/chartex" xmlns:cx2="http://schemas.microsoft.com/office/drawing/2015/10/21/chartex" xmlns:cx3="http://schemas.microsoft.com/office/drawing/2016/5/9/chartex" xmlns:cx4="http://schemas.microsoft.com/office/drawing/2016/5/10/chartex" xmlns:cx5="http://schemas.microsoft.com/office/drawing/2016/5/11/chartex" xmlns:cx6="http://schemas.microsoft.com/office/drawing/2016/5/12/chartex" xmlns:cx7="http://schemas.microsoft.com/office/drawing/2016/5/13/chartex" xmlns:cx8="http://schemas.microsoft.com/office/drawing/2016/5/14/chartex" xmlns:mc="http://schemas.openxmlformats.org/markup-compatibility/2006" xmlns:aink="http://schemas.microsoft.com/office/drawing/2016/ink" xmlns:am3d="http://schemas.microsoft.com/office/drawing/2017/model3d" xmlns:o="urn:schemas-microsoft-com:office:office" xmlns:oel="http://schemas.microsoft.com/office/2019/extlst" xmlns:r="http://schemas.openxmlformats.org/officeDocument/2006/relationships" xmlns:m="http://schemas.openxmlformats.org/officeDocument/2006/math" xmlns:v="urn:schemas-microsoft-com:vml" xmlns:wp14="http://schemas.microsoft.com/office/word/2010/wordprocessingDrawing" xmlns:wp="http://schemas.openxmlformats.org/drawingml/2006/wordprocessingDrawing" xmlns:w10="urn:schemas-microsoft-com:office:word" xmlns:w="http://schemas.openxmlformats.org/wordprocessingml/2006/main" xmlns:w14="http://schemas.microsoft.com/office/word/2010/wordml" xmlns:w15="http://schemas.microsoft.com/office/word/2012/wordml" xmlns:w16cex="http://schemas.microsoft.com/office/word/2018/wordml/cex" xmlns:w16cid="http://schemas.microsoft.com/office/word/2016/wordml/cid" xmlns:w16="http://schemas.microsoft.com/office/word/2018/wordml" xmlns:w16du="http://schemas.microsoft.com/office/word/2023/wordml/word16du" xmlns:w16sdtdh="http://schemas.microsoft.com/office/word/2020/wordml/sdtdatahash" xmlns:w16sdtfl="http://schemas.microsoft.com/office/word/2024/wordml/sdtformatlock" xmlns:w16se="http://schemas.microsoft.com/office/word/2015/wordml/symex" xmlns:wpg="http://schemas.microsoft.com/office/word/2010/wordprocessingGroup" xmlns:wpi="http://schemas.microsoft.com/office/word/2010/wordprocessingInk" xmlns:wne="http://schemas.microsoft.com/office/word/2006/wordml" xmlns:wps="http://schemas.microsoft.com/office/word/2010/wordprocessingShape" mc:Ignorable="w14 w15 w16se w16cid w16 w16cex w16sdtdh w16sdtfl w16du wp14">
   <w:p>
     <w:pPr>
       <w:pBdr>
@@ -2399,7 +2925,39 @@
         <w:sz w:val="14"/>
         <w:szCs w:val="14"/>
       </w:rPr>
-      <w:t>Proios S.A. · Comodoro Pedro Zanni 351, 5.º Piso – 503 LN, Buenos Aires (C1104AAH)  ·  info@proios.com  ·  www.proios.com</w:t>
+      <w:t>Proios S.A. · Comodoro Pedro Zanni 351, 5.º Piso – 503 LN, Buenos Aires (C1104</w:t>
+    </w:r>
+    <w:proofErr w:type="gramStart"/>
+    <w:r>
+      <w:rPr>
+        <w:sz w:val="14"/>
+        <w:szCs w:val="14"/>
+      </w:rPr>
+      <w:t>AAH)  ·</w:t>
+    </w:r>
+    <w:proofErr w:type="gramEnd"/>
+    <w:r>
+      <w:rPr>
+        <w:sz w:val="14"/>
+        <w:szCs w:val="14"/>
+      </w:rPr>
+      <w:t xml:space="preserve">  </w:t>
+    </w:r>
+    <w:proofErr w:type="gramStart"/>
+    <w:r>
+      <w:rPr>
+        <w:sz w:val="14"/>
+        <w:szCs w:val="14"/>
+      </w:rPr>
+      <w:t>info@proios.com  ·</w:t>
+    </w:r>
+    <w:proofErr w:type="gramEnd"/>
+    <w:r>
+      <w:rPr>
+        <w:sz w:val="14"/>
+        <w:szCs w:val="14"/>
+      </w:rPr>
+      <w:t xml:space="preserve">  www.proios.com</w:t>
     </w:r>
     <w:r>
       <w:rPr>
@@ -2450,7 +3008,7 @@
 </file>
 
 <file path=word/footnotes.xml><?xml version="1.0" encoding="utf-8"?>
-<w:footnotes xmlns:wpc="http://schemas.microsoft.com/office/word/2010/wordprocessingCanvas" xmlns:cx="http://schemas.microsoft.com/office/drawing/2014/chartex" xmlns:cx1="http://schemas.microsoft.com/office/drawing/2015/9/8/chartex" xmlns:cx2="http://schemas.microsoft.com/office/drawing/2015/10/21/chartex" xmlns:cx3="http://schemas.microsoft.com/office/drawing/2016/5/9/chartex" xmlns:cx4="http://schemas.microsoft.com/office/drawing/2016/5/10/chartex" xmlns:cx5="http://schemas.microsoft.com/office/drawing/2016/5/11/chartex" xmlns:cx6="http://schemas.microsoft.com/office/drawing/2016/5/12/chartex" xmlns:cx7="http://schemas.microsoft.com/office/drawing/2016/5/13/chartex" xmlns:cx8="http://schemas.microsoft.com/office/drawing/2016/5/14/chartex" xmlns:mc="http://schemas.openxmlformats.org/markup-compatibility/2006" xmlns:aink="http://schemas.microsoft.com/office/drawing/2016/ink" xmlns:am3d="http://schemas.microsoft.com/office/drawing/2017/model3d" xmlns:o="urn:schemas-microsoft-com:office:office" xmlns:r="http://schemas.openxmlformats.org/officeDocument/2006/relationships" xmlns:m="http://schemas.openxmlformats.org/officeDocument/2006/math" xmlns:v="urn:schemas-microsoft-com:vml" xmlns:wp14="http://schemas.microsoft.com/office/word/2010/wordprocessingDrawing" xmlns:wp="http://schemas.openxmlformats.org/drawingml/2006/wordprocessingDrawing" xmlns:w10="urn:schemas-microsoft-com:office:word" xmlns:w="http://schemas.openxmlformats.org/wordprocessingml/2006/main" xmlns:w14="http://schemas.microsoft.com/office/word/2010/wordml" xmlns:w15="http://schemas.microsoft.com/office/word/2012/wordml" xmlns:w16cex="http://schemas.microsoft.com/office/word/2018/wordml/cex" xmlns:w16cid="http://schemas.microsoft.com/office/word/2016/wordml/cid" xmlns:w16="http://schemas.microsoft.com/office/word/2018/wordml" xmlns:w16sdtdh="http://schemas.microsoft.com/office/word/2020/wordml/sdtdatahash" xmlns:w16se="http://schemas.microsoft.com/office/word/2015/wordml/symex" xmlns:wpg="http://schemas.microsoft.com/office/word/2010/wordprocessingGroup" xmlns:wpi="http://schemas.microsoft.com/office/word/2010/wordprocessingInk" xmlns:wne="http://schemas.microsoft.com/office/word/2006/wordml" xmlns:wps="http://schemas.microsoft.com/office/word/2010/wordprocessingShape" mc:Ignorable="w14 w15 w16se w16cid w16 w16cex w16sdtdh wp14">
+<w:footnotes xmlns:wpc="http://schemas.microsoft.com/office/word/2010/wordprocessingCanvas" xmlns:cx="http://schemas.microsoft.com/office/drawing/2014/chartex" xmlns:cx1="http://schemas.microsoft.com/office/drawing/2015/9/8/chartex" xmlns:cx2="http://schemas.microsoft.com/office/drawing/2015/10/21/chartex" xmlns:cx3="http://schemas.microsoft.com/office/drawing/2016/5/9/chartex" xmlns:cx4="http://schemas.microsoft.com/office/drawing/2016/5/10/chartex" xmlns:cx5="http://schemas.microsoft.com/office/drawing/2016/5/11/chartex" xmlns:cx6="http://schemas.microsoft.com/office/drawing/2016/5/12/chartex" xmlns:cx7="http://schemas.microsoft.com/office/drawing/2016/5/13/chartex" xmlns:cx8="http://schemas.microsoft.com/office/drawing/2016/5/14/chartex" xmlns:mc="http://schemas.openxmlformats.org/markup-compatibility/2006" xmlns:aink="http://schemas.microsoft.com/office/drawing/2016/ink" xmlns:am3d="http://schemas.microsoft.com/office/drawing/2017/model3d" xmlns:o="urn:schemas-microsoft-com:office:office" xmlns:oel="http://schemas.microsoft.com/office/2019/extlst" xmlns:r="http://schemas.openxmlformats.org/officeDocument/2006/relationships" xmlns:m="http://schemas.openxmlformats.org/officeDocument/2006/math" xmlns:v="urn:schemas-microsoft-com:vml" xmlns:wp14="http://schemas.microsoft.com/office/word/2010/wordprocessingDrawing" xmlns:wp="http://schemas.openxmlformats.org/drawingml/2006/wordprocessingDrawing" xmlns:w10="urn:schemas-microsoft-com:office:word" xmlns:w="http://schemas.openxmlformats.org/wordprocessingml/2006/main" xmlns:w14="http://schemas.microsoft.com/office/word/2010/wordml" xmlns:w15="http://schemas.microsoft.com/office/word/2012/wordml" xmlns:w16cex="http://schemas.microsoft.com/office/word/2018/wordml/cex" xmlns:w16cid="http://schemas.microsoft.com/office/word/2016/wordml/cid" xmlns:w16="http://schemas.microsoft.com/office/word/2018/wordml" xmlns:w16du="http://schemas.microsoft.com/office/word/2023/wordml/word16du" xmlns:w16sdtdh="http://schemas.microsoft.com/office/word/2020/wordml/sdtdatahash" xmlns:w16sdtfl="http://schemas.microsoft.com/office/word/2024/wordml/sdtformatlock" xmlns:w16se="http://schemas.microsoft.com/office/word/2015/wordml/symex" xmlns:wpg="http://schemas.microsoft.com/office/word/2010/wordprocessingGroup" xmlns:wpi="http://schemas.microsoft.com/office/word/2010/wordprocessingInk" xmlns:wne="http://schemas.microsoft.com/office/word/2006/wordml" xmlns:wps="http://schemas.microsoft.com/office/word/2010/wordprocessingShape" mc:Ignorable="w14 w15 w16se w16cid w16 w16cex w16sdtdh w16sdtfl w16du wp14">
   <w:footnote w:type="separator" w:id="-1">
     <w:p>
       <w:r>
@@ -2469,7 +3027,7 @@
 </file>
 
 <file path=word/header1.xml><?xml version="1.0" encoding="utf-8"?>
-<w:hdr xmlns:wpc="http://schemas.microsoft.com/office/word/2010/wordprocessingCanvas" xmlns:cx="http://schemas.microsoft.com/office/drawing/2014/chartex" xmlns:cx1="http://schemas.microsoft.com/office/drawing/2015/9/8/chartex" xmlns:cx2="http://schemas.microsoft.com/office/drawing/2015/10/21/chartex" xmlns:cx3="http://schemas.microsoft.com/office/drawing/2016/5/9/chartex" xmlns:cx4="http://schemas.microsoft.com/office/drawing/2016/5/10/chartex" xmlns:cx5="http://schemas.microsoft.com/office/drawing/2016/5/11/chartex" xmlns:cx6="http://schemas.microsoft.com/office/drawing/2016/5/12/chartex" xmlns:cx7="http://schemas.microsoft.com/office/drawing/2016/5/13/chartex" xmlns:cx8="http://schemas.microsoft.com/office/drawing/2016/5/14/chartex" xmlns:mc="http://schemas.openxmlformats.org/markup-compatibility/2006" xmlns:aink="http://schemas.microsoft.com/office/drawing/2016/ink" xmlns:am3d="http://schemas.microsoft.com/office/drawing/2017/model3d" xmlns:o="urn:schemas-microsoft-com:office:office" xmlns:r="http://schemas.openxmlformats.org/officeDocument/2006/relationships" xmlns:m="http://schemas.openxmlformats.org/officeDocument/2006/math" xmlns:v="urn:schemas-microsoft-com:vml" xmlns:wp14="http://schemas.microsoft.com/office/word/2010/wordprocessingDrawing" xmlns:wp="http://schemas.openxmlformats.org/drawingml/2006/wordprocessingDrawing" xmlns:w10="urn:schemas-microsoft-com:office:word" xmlns:w="http://schemas.openxmlformats.org/wordprocessingml/2006/main" xmlns:w14="http://schemas.microsoft.com/office/word/2010/wordml" xmlns:w15="http://schemas.microsoft.com/office/word/2012/wordml" xmlns:w16cex="http://schemas.microsoft.com/office/word/2018/wordml/cex" xmlns:w16cid="http://schemas.microsoft.com/office/word/2016/wordml/cid" xmlns:w16="http://schemas.microsoft.com/office/word/2018/wordml" xmlns:w16sdtdh="http://schemas.microsoft.com/office/word/2020/wordml/sdtdatahash" xmlns:w16se="http://schemas.microsoft.com/office/word/2015/wordml/symex" xmlns:wpg="http://schemas.microsoft.com/office/word/2010/wordprocessingGroup" xmlns:wpi="http://schemas.microsoft.com/office/word/2010/wordprocessingInk" xmlns:wne="http://schemas.microsoft.com/office/word/2006/wordml" xmlns:wps="http://schemas.microsoft.com/office/word/2010/wordprocessingShape" mc:Ignorable="w14 w15 w16se w16cid w16 w16cex w16sdtdh wp14">
+<w:hdr xmlns:wpc="http://schemas.microsoft.com/office/word/2010/wordprocessingCanvas" xmlns:cx="http://schemas.microsoft.com/office/drawing/2014/chartex" xmlns:cx1="http://schemas.microsoft.com/office/drawing/2015/9/8/chartex" xmlns:cx2="http://schemas.microsoft.com/office/drawing/2015/10/21/chartex" xmlns:cx3="http://schemas.microsoft.com/office/drawing/2016/5/9/chartex" xmlns:cx4="http://schemas.microsoft.com/office/drawing/2016/5/10/chartex" xmlns:cx5="http://schemas.microsoft.com/office/drawing/2016/5/11/chartex" xmlns:cx6="http://schemas.microsoft.com/office/drawing/2016/5/12/chartex" xmlns:cx7="http://schemas.microsoft.com/office/drawing/2016/5/13/chartex" xmlns:cx8="http://schemas.microsoft.com/office/drawing/2016/5/14/chartex" xmlns:mc="http://schemas.openxmlformats.org/markup-compatibility/2006" xmlns:aink="http://schemas.microsoft.com/office/drawing/2016/ink" xmlns:am3d="http://schemas.microsoft.com/office/drawing/2017/model3d" xmlns:o="urn:schemas-microsoft-com:office:office" xmlns:oel="http://schemas.microsoft.com/office/2019/extlst" xmlns:r="http://schemas.openxmlformats.org/officeDocument/2006/relationships" xmlns:m="http://schemas.openxmlformats.org/officeDocument/2006/math" xmlns:v="urn:schemas-microsoft-com:vml" xmlns:wp14="http://schemas.microsoft.com/office/word/2010/wordprocessingDrawing" xmlns:wp="http://schemas.openxmlformats.org/drawingml/2006/wordprocessingDrawing" xmlns:w10="urn:schemas-microsoft-com:office:word" xmlns:w="http://schemas.openxmlformats.org/wordprocessingml/2006/main" xmlns:w14="http://schemas.microsoft.com/office/word/2010/wordml" xmlns:w15="http://schemas.microsoft.com/office/word/2012/wordml" xmlns:w16cex="http://schemas.microsoft.com/office/word/2018/wordml/cex" xmlns:w16cid="http://schemas.microsoft.com/office/word/2016/wordml/cid" xmlns:w16="http://schemas.microsoft.com/office/word/2018/wordml" xmlns:w16du="http://schemas.microsoft.com/office/word/2023/wordml/word16du" xmlns:w16sdtdh="http://schemas.microsoft.com/office/word/2020/wordml/sdtdatahash" xmlns:w16sdtfl="http://schemas.microsoft.com/office/word/2024/wordml/sdtformatlock" xmlns:w16se="http://schemas.microsoft.com/office/word/2015/wordml/symex" xmlns:wpg="http://schemas.microsoft.com/office/word/2010/wordprocessingGroup" xmlns:wpi="http://schemas.microsoft.com/office/word/2010/wordprocessingInk" xmlns:wne="http://schemas.microsoft.com/office/word/2006/wordml" xmlns:wps="http://schemas.microsoft.com/office/word/2010/wordprocessingShape" mc:Ignorable="w14 w15 w16se w16cid w16 w16cex w16sdtdh w16sdtfl w16du wp14">
   <w:tbl>
     <w:tblPr>
       <w:tblW w:w="9360" w:type="dxa"/>
@@ -2571,7 +3129,7 @@
 </file>
 
 <file path=word/numbering.xml><?xml version="1.0" encoding="utf-8"?>
-<w:numbering xmlns:wpc="http://schemas.microsoft.com/office/word/2010/wordprocessingCanvas" xmlns:cx="http://schemas.microsoft.com/office/drawing/2014/chartex" xmlns:cx1="http://schemas.microsoft.com/office/drawing/2015/9/8/chartex" xmlns:cx2="http://schemas.microsoft.com/office/drawing/2015/10/21/chartex" xmlns:cx3="http://schemas.microsoft.com/office/drawing/2016/5/9/chartex" xmlns:cx4="http://schemas.microsoft.com/office/drawing/2016/5/10/chartex" xmlns:cx5="http://schemas.microsoft.com/office/drawing/2016/5/11/chartex" xmlns:cx6="http://schemas.microsoft.com/office/drawing/2016/5/12/chartex" xmlns:cx7="http://schemas.microsoft.com/office/drawing/2016/5/13/chartex" xmlns:cx8="http://schemas.microsoft.com/office/drawing/2016/5/14/chartex" xmlns:mc="http://schemas.openxmlformats.org/markup-compatibility/2006" xmlns:aink="http://schemas.microsoft.com/office/drawing/2016/ink" xmlns:am3d="http://schemas.microsoft.com/office/drawing/2017/model3d" xmlns:o="urn:schemas-microsoft-com:office:office" xmlns:r="http://schemas.openxmlformats.org/officeDocument/2006/relationships" xmlns:m="http://schemas.openxmlformats.org/officeDocument/2006/math" xmlns:v="urn:schemas-microsoft-com:vml" xmlns:wp14="http://schemas.microsoft.com/office/word/2010/wordprocessingDrawing" xmlns:wp="http://schemas.openxmlformats.org/drawingml/2006/wordprocessingDrawing" xmlns:w10="urn:schemas-microsoft-com:office:word" xmlns:w="http://schemas.openxmlformats.org/wordprocessingml/2006/main" xmlns:w14="http://schemas.microsoft.com/office/word/2010/wordml" xmlns:w15="http://schemas.microsoft.com/office/word/2012/wordml" xmlns:w16cex="http://schemas.microsoft.com/office/word/2018/wordml/cex" xmlns:w16cid="http://schemas.microsoft.com/office/word/2016/wordml/cid" xmlns:w16="http://schemas.microsoft.com/office/word/2018/wordml" xmlns:w16sdtdh="http://schemas.microsoft.com/office/word/2020/wordml/sdtdatahash" xmlns:w16se="http://schemas.microsoft.com/office/word/2015/wordml/symex" xmlns:wpg="http://schemas.microsoft.com/office/word/2010/wordprocessingGroup" xmlns:wpi="http://schemas.microsoft.com/office/word/2010/wordprocessingInk" xmlns:wne="http://schemas.microsoft.com/office/word/2006/wordml" xmlns:wps="http://schemas.microsoft.com/office/word/2010/wordprocessingShape" mc:Ignorable="w14 w15 w16se w16cid w16 w16cex w16sdtdh wp14">
+<w:numbering xmlns:wpc="http://schemas.microsoft.com/office/word/2010/wordprocessingCanvas" xmlns:cx="http://schemas.microsoft.com/office/drawing/2014/chartex" xmlns:cx1="http://schemas.microsoft.com/office/drawing/2015/9/8/chartex" xmlns:cx2="http://schemas.microsoft.com/office/drawing/2015/10/21/chartex" xmlns:cx3="http://schemas.microsoft.com/office/drawing/2016/5/9/chartex" xmlns:cx4="http://schemas.microsoft.com/office/drawing/2016/5/10/chartex" xmlns:cx5="http://schemas.microsoft.com/office/drawing/2016/5/11/chartex" xmlns:cx6="http://schemas.microsoft.com/office/drawing/2016/5/12/chartex" xmlns:cx7="http://schemas.microsoft.com/office/drawing/2016/5/13/chartex" xmlns:cx8="http://schemas.microsoft.com/office/drawing/2016/5/14/chartex" xmlns:mc="http://schemas.openxmlformats.org/markup-compatibility/2006" xmlns:aink="http://schemas.microsoft.com/office/drawing/2016/ink" xmlns:am3d="http://schemas.microsoft.com/office/drawing/2017/model3d" xmlns:o="urn:schemas-microsoft-com:office:office" xmlns:oel="http://schemas.microsoft.com/office/2019/extlst" xmlns:r="http://schemas.openxmlformats.org/officeDocument/2006/relationships" xmlns:m="http://schemas.openxmlformats.org/officeDocument/2006/math" xmlns:v="urn:schemas-microsoft-com:vml" xmlns:wp14="http://schemas.microsoft.com/office/word/2010/wordprocessingDrawing" xmlns:wp="http://schemas.openxmlformats.org/drawingml/2006/wordprocessingDrawing" xmlns:w10="urn:schemas-microsoft-com:office:word" xmlns:w="http://schemas.openxmlformats.org/wordprocessingml/2006/main" xmlns:w14="http://schemas.microsoft.com/office/word/2010/wordml" xmlns:w15="http://schemas.microsoft.com/office/word/2012/wordml" xmlns:w16cex="http://schemas.microsoft.com/office/word/2018/wordml/cex" xmlns:w16cid="http://schemas.microsoft.com/office/word/2016/wordml/cid" xmlns:w16="http://schemas.microsoft.com/office/word/2018/wordml" xmlns:w16du="http://schemas.microsoft.com/office/word/2023/wordml/word16du" xmlns:w16sdtdh="http://schemas.microsoft.com/office/word/2020/wordml/sdtdatahash" xmlns:w16sdtfl="http://schemas.microsoft.com/office/word/2024/wordml/sdtformatlock" xmlns:w16se="http://schemas.microsoft.com/office/word/2015/wordml/symex" xmlns:wpg="http://schemas.microsoft.com/office/word/2010/wordprocessingGroup" xmlns:wpi="http://schemas.microsoft.com/office/word/2010/wordprocessingInk" xmlns:wne="http://schemas.microsoft.com/office/word/2006/wordml" xmlns:wps="http://schemas.microsoft.com/office/word/2010/wordprocessingShape" mc:Ignorable="w14 w15 w16se w16cid w16 w16cex w16sdtdh w16sdtfl w16du wp14">
   <w:abstractNum w:abstractNumId="0" w15:restartNumberingAfterBreak="0">
     <w:nsid w:val="090B0C57"/>
     <w:multiLevelType w:val="hybridMultilevel"/>
@@ -2712,13 +3270,13 @@
       <w:lvlJc w:val="left"/>
     </w:lvl>
   </w:abstractNum>
-  <w:num w:numId="1">
+  <w:num w:numId="1" w16cid:durableId="317617127">
     <w:abstractNumId w:val="0"/>
     <w:lvlOverride w:ilvl="0">
       <w:startOverride w:val="1"/>
     </w:lvlOverride>
   </w:num>
-  <w:num w:numId="2">
+  <w:num w:numId="2" w16cid:durableId="2049796851">
     <w:abstractNumId w:val="1"/>
     <w:lvlOverride w:ilvl="0">
       <w:startOverride w:val="1"/>
@@ -2728,7 +3286,7 @@
 </file>
 
 <file path=word/styles.xml><?xml version="1.0" encoding="utf-8"?>
-<w:styles xmlns:mc="http://schemas.openxmlformats.org/markup-compatibility/2006" xmlns:r="http://schemas.openxmlformats.org/officeDocument/2006/relationships" xmlns:w="http://schemas.openxmlformats.org/wordprocessingml/2006/main" xmlns:w14="http://schemas.microsoft.com/office/word/2010/wordml" xmlns:w15="http://schemas.microsoft.com/office/word/2012/wordml" xmlns:w16cex="http://schemas.microsoft.com/office/word/2018/wordml/cex" xmlns:w16cid="http://schemas.microsoft.com/office/word/2016/wordml/cid" xmlns:w16="http://schemas.microsoft.com/office/word/2018/wordml" xmlns:w16sdtdh="http://schemas.microsoft.com/office/word/2020/wordml/sdtdatahash" xmlns:w16se="http://schemas.microsoft.com/office/word/2015/wordml/symex" mc:Ignorable="w14 w15 w16se w16cid w16 w16cex w16sdtdh">
+<w:styles xmlns:mc="http://schemas.openxmlformats.org/markup-compatibility/2006" xmlns:r="http://schemas.openxmlformats.org/officeDocument/2006/relationships" xmlns:w="http://schemas.openxmlformats.org/wordprocessingml/2006/main" xmlns:w14="http://schemas.microsoft.com/office/word/2010/wordml" xmlns:w15="http://schemas.microsoft.com/office/word/2012/wordml" xmlns:w16cex="http://schemas.microsoft.com/office/word/2018/wordml/cex" xmlns:w16cid="http://schemas.microsoft.com/office/word/2016/wordml/cid" xmlns:w16="http://schemas.microsoft.com/office/word/2018/wordml" xmlns:w16du="http://schemas.microsoft.com/office/word/2023/wordml/word16du" xmlns:w16sdtdh="http://schemas.microsoft.com/office/word/2020/wordml/sdtdatahash" xmlns:w16sdtfl="http://schemas.microsoft.com/office/word/2024/wordml/sdtformatlock" xmlns:w16se="http://schemas.microsoft.com/office/word/2015/wordml/symex" mc:Ignorable="w14 w15 w16se w16cid w16 w16cex w16sdtdh w16sdtfl w16du">
   <w:docDefaults>
     <w:rPrDefault>
       <w:rPr>

--- a/backend/apps/operaciones/templates/Proios_Cotizacion_Quimicos_TEMPLATE_ES.docx
+++ b/backend/apps/operaciones/templates/Proios_Cotizacion_Quimicos_TEMPLATE_ES.docx
@@ -1,6 +1,6 @@
 
 <file path=word/document.xml><?xml version="1.0" encoding="utf-8"?>
-<w:document xmlns:wpc="http://schemas.microsoft.com/office/word/2010/wordprocessingCanvas" xmlns:cx="http://schemas.microsoft.com/office/drawing/2014/chartex" xmlns:cx1="http://schemas.microsoft.com/office/drawing/2015/9/8/chartex" xmlns:cx2="http://schemas.microsoft.com/office/drawing/2015/10/21/chartex" xmlns:cx3="http://schemas.microsoft.com/office/drawing/2016/5/9/chartex" xmlns:cx4="http://schemas.microsoft.com/office/drawing/2016/5/10/chartex" xmlns:cx5="http://schemas.microsoft.com/office/drawing/2016/5/11/chartex" xmlns:cx6="http://schemas.microsoft.com/office/drawing/2016/5/12/chartex" xmlns:cx7="http://schemas.microsoft.com/office/drawing/2016/5/13/chartex" xmlns:cx8="http://schemas.microsoft.com/office/drawing/2016/5/14/chartex" xmlns:mc="http://schemas.openxmlformats.org/markup-compatibility/2006" xmlns:aink="http://schemas.microsoft.com/office/drawing/2016/ink" xmlns:am3d="http://schemas.microsoft.com/office/drawing/2017/model3d" xmlns:o="urn:schemas-microsoft-com:office:office" xmlns:oel="http://schemas.microsoft.com/office/2019/extlst" xmlns:r="http://schemas.openxmlformats.org/officeDocument/2006/relationships" xmlns:m="http://schemas.openxmlformats.org/officeDocument/2006/math" xmlns:v="urn:schemas-microsoft-com:vml" xmlns:wp14="http://schemas.microsoft.com/office/word/2010/wordprocessingDrawing" xmlns:wp="http://schemas.openxmlformats.org/drawingml/2006/wordprocessingDrawing" xmlns:w10="urn:schemas-microsoft-com:office:word" xmlns:w="http://schemas.openxmlformats.org/wordprocessingml/2006/main" xmlns:w14="http://schemas.microsoft.com/office/word/2010/wordml" xmlns:w15="http://schemas.microsoft.com/office/word/2012/wordml" xmlns:w16cex="http://schemas.microsoft.com/office/word/2018/wordml/cex" xmlns:w16cid="http://schemas.microsoft.com/office/word/2016/wordml/cid" xmlns:w16="http://schemas.microsoft.com/office/word/2018/wordml" xmlns:w16du="http://schemas.microsoft.com/office/word/2023/wordml/word16du" xmlns:w16sdtdh="http://schemas.microsoft.com/office/word/2020/wordml/sdtdatahash" xmlns:w16sdtfl="http://schemas.microsoft.com/office/word/2024/wordml/sdtformatlock" xmlns:w16se="http://schemas.microsoft.com/office/word/2015/wordml/symex" xmlns:wpg="http://schemas.microsoft.com/office/word/2010/wordprocessingGroup" xmlns:wpi="http://schemas.microsoft.com/office/word/2010/wordprocessingInk" xmlns:wne="http://schemas.microsoft.com/office/word/2006/wordml" xmlns:wps="http://schemas.microsoft.com/office/word/2010/wordprocessingShape" mc:Ignorable="w14 w15 w16se w16cid w16 w16cex w16sdtdh w16sdtfl w16du wp14">
+<w:document xmlns:wpc="http://schemas.microsoft.com/office/word/2010/wordprocessingCanvas" xmlns:cx="http://schemas.microsoft.com/office/drawing/2014/chartex" xmlns:cx1="http://schemas.microsoft.com/office/drawing/2015/9/8/chartex" xmlns:cx2="http://schemas.microsoft.com/office/drawing/2015/10/21/chartex" xmlns:cx3="http://schemas.microsoft.com/office/drawing/2016/5/9/chartex" xmlns:cx4="http://schemas.microsoft.com/office/drawing/2016/5/10/chartex" xmlns:cx5="http://schemas.microsoft.com/office/drawing/2016/5/11/chartex" xmlns:cx6="http://schemas.microsoft.com/office/drawing/2016/5/12/chartex" xmlns:cx7="http://schemas.microsoft.com/office/drawing/2016/5/13/chartex" xmlns:cx8="http://schemas.microsoft.com/office/drawing/2016/5/14/chartex" xmlns:mc="http://schemas.openxmlformats.org/markup-compatibility/2006" xmlns:aink="http://schemas.microsoft.com/office/drawing/2016/ink" xmlns:am3d="http://schemas.microsoft.com/office/drawing/2017/model3d" xmlns:o="urn:schemas-microsoft-com:office:office" xmlns:r="http://schemas.openxmlformats.org/officeDocument/2006/relationships" xmlns:m="http://schemas.openxmlformats.org/officeDocument/2006/math" xmlns:v="urn:schemas-microsoft-com:vml" xmlns:wp14="http://schemas.microsoft.com/office/word/2010/wordprocessingDrawing" xmlns:wp="http://schemas.openxmlformats.org/drawingml/2006/wordprocessingDrawing" xmlns:w10="urn:schemas-microsoft-com:office:word" xmlns:w="http://schemas.openxmlformats.org/wordprocessingml/2006/main" xmlns:w14="http://schemas.microsoft.com/office/word/2010/wordml" xmlns:w15="http://schemas.microsoft.com/office/word/2012/wordml" xmlns:w16cex="http://schemas.microsoft.com/office/word/2018/wordml/cex" xmlns:w16cid="http://schemas.microsoft.com/office/word/2016/wordml/cid" xmlns:w16="http://schemas.microsoft.com/office/word/2018/wordml" xmlns:w16sdtdh="http://schemas.microsoft.com/office/word/2020/wordml/sdtdatahash" xmlns:w16se="http://schemas.microsoft.com/office/word/2015/wordml/symex" xmlns:wpg="http://schemas.microsoft.com/office/word/2010/wordprocessingGroup" xmlns:wpi="http://schemas.microsoft.com/office/word/2010/wordprocessingInk" xmlns:wne="http://schemas.microsoft.com/office/word/2006/wordml" xmlns:wps="http://schemas.microsoft.com/office/word/2010/wordprocessingShape" mc:Ignorable="w14 w15 w16se w16cid w16 w16cex w16sdtdh wp14">
   <w:body>
     <w:p>
       <w:pPr>
@@ -52,7 +52,6 @@
               <w:bottom w:w="0" w:type="dxa"/>
               <w:right w:w="160" w:type="dxa"/>
             </w:tcMar>
-            <w:hideMark/>
           </w:tcPr>
           <w:p>
             <w:pPr>
@@ -80,11 +79,19 @@
                 <w:rFonts w:ascii="Tahoma" w:hAnsi="Tahoma" w:cs="Tahoma"/>
               </w:rPr>
             </w:pPr>
-            <w:r>
-              <w:rPr>
-                <w:rFonts w:ascii="Tahoma" w:hAnsi="Tahoma" w:cs="Tahoma"/>
-              </w:rPr>
-              <w:t>Proios S.A.</w:t>
+            <w:proofErr w:type="spellStart"/>
+            <w:r>
+              <w:rPr>
+                <w:rFonts w:ascii="Tahoma" w:hAnsi="Tahoma" w:cs="Tahoma"/>
+              </w:rPr>
+              <w:t>Proios</w:t>
+            </w:r>
+            <w:proofErr w:type="spellEnd"/>
+            <w:r>
+              <w:rPr>
+                <w:rFonts w:ascii="Tahoma" w:hAnsi="Tahoma" w:cs="Tahoma"/>
+              </w:rPr>
+              <w:t xml:space="preserve"> S.A.</w:t>
             </w:r>
           </w:p>
           <w:p>
@@ -143,7 +150,6 @@
               <w:bottom w:w="0" w:type="dxa"/>
               <w:right w:w="160" w:type="dxa"/>
             </w:tcMar>
-            <w:hideMark/>
           </w:tcPr>
           <w:p>
             <w:pPr>
@@ -216,7 +222,6 @@
               <w:bottom w:w="0" w:type="dxa"/>
               <w:right w:w="160" w:type="dxa"/>
             </w:tcMar>
-            <w:hideMark/>
           </w:tcPr>
           <w:p>
             <w:pPr>
@@ -461,12 +466,22 @@
           <w:sz w:val="16"/>
           <w:szCs w:val="16"/>
         </w:rPr>
-        <w:t>ÍTEMS</w:t>
+        <w:t>Í</w:t>
+      </w:r>
+      <w:r>
+        <w:rPr>
+          <w:rFonts w:ascii="Tahoma" w:hAnsi="Tahoma" w:cs="Tahoma"/>
+          <w:b/>
+          <w:bCs/>
+          <w:sz w:val="16"/>
+          <w:szCs w:val="16"/>
+        </w:rPr>
+        <w:t>TEMS</w:t>
       </w:r>
     </w:p>
     <w:tbl>
       <w:tblPr>
-        <w:tblW w:w="9360" w:type="dxa"/>
+        <w:tblW w:w="9356" w:type="dxa"/>
         <w:tblLayout w:type="fixed"/>
         <w:tblCellMar>
           <w:left w:w="10" w:type="dxa"/>
@@ -475,21 +490,18 @@
         <w:tblLook w:val="04A0" w:firstRow="1" w:lastRow="0" w:firstColumn="1" w:lastColumn="0" w:noHBand="0" w:noVBand="1"/>
       </w:tblPr>
       <w:tblGrid>
-        <w:gridCol w:w="3545"/>
+        <w:gridCol w:w="3544"/>
         <w:gridCol w:w="992"/>
-        <w:gridCol w:w="1277"/>
-        <w:gridCol w:w="1702"/>
-        <w:gridCol w:w="1844"/>
+        <w:gridCol w:w="1276"/>
+        <w:gridCol w:w="1701"/>
+        <w:gridCol w:w="1843"/>
       </w:tblGrid>
       <w:tr>
         <w:tc>
           <w:tcPr>
             <w:tcW w:w="3544" w:type="dxa"/>
             <w:tcBorders>
-              <w:top w:val="nil"/>
-              <w:left w:val="nil"/>
-              <w:bottom w:val="single" w:sz="12" w:space="0" w:color="1394B1"/>
-              <w:right w:val="nil"/>
+              <w:bottom w:val="single" w:sz="10" w:space="0" w:color="1394B1"/>
             </w:tcBorders>
             <w:tcMar>
               <w:top w:w="70" w:type="dxa"/>
@@ -497,7 +509,6 @@
               <w:bottom w:w="70" w:type="dxa"/>
               <w:right w:w="140" w:type="dxa"/>
             </w:tcMar>
-            <w:hideMark/>
           </w:tcPr>
           <w:p>
             <w:pPr>
@@ -514,35 +525,8 @@
                 <w:sz w:val="17"/>
                 <w:szCs w:val="17"/>
               </w:rPr>
-              <w:t>Descrioción</w:t>
-            </w:r>
-            <w:proofErr w:type="spellEnd"/>
-          </w:p>
-        </w:tc>
-        <w:tc>
-          <w:tcPr>
-            <w:tcW w:w="992" w:type="dxa"/>
-            <w:tcBorders>
-              <w:top w:val="nil"/>
-              <w:left w:val="nil"/>
-              <w:bottom w:val="single" w:sz="12" w:space="0" w:color="1394B1"/>
-              <w:right w:val="nil"/>
-            </w:tcBorders>
-            <w:tcMar>
-              <w:top w:w="70" w:type="dxa"/>
-              <w:left w:w="0" w:type="dxa"/>
-              <w:bottom w:w="70" w:type="dxa"/>
-              <w:right w:w="140" w:type="dxa"/>
-            </w:tcMar>
-            <w:hideMark/>
-          </w:tcPr>
-          <w:p>
-            <w:pPr>
-              <w:jc w:val="center"/>
-              <w:rPr>
-                <w:rFonts w:ascii="Tahoma" w:hAnsi="Tahoma" w:cs="Tahoma"/>
-              </w:rPr>
-            </w:pPr>
+              <w:t>Descri</w:t>
+            </w:r>
             <w:r>
               <w:rPr>
                 <w:rFonts w:ascii="Tahoma" w:hAnsi="Tahoma" w:cs="Tahoma"/>
@@ -551,18 +535,16 @@
                 <w:sz w:val="17"/>
                 <w:szCs w:val="17"/>
               </w:rPr>
-              <w:t>Cantidad</w:t>
-            </w:r>
-          </w:p>
-        </w:tc>
-        <w:tc>
-          <w:tcPr>
-            <w:tcW w:w="1276" w:type="dxa"/>
+              <w:t>oción</w:t>
+            </w:r>
+            <w:proofErr w:type="spellEnd"/>
+          </w:p>
+        </w:tc>
+        <w:tc>
+          <w:tcPr>
+            <w:tcW w:w="992" w:type="dxa"/>
             <w:tcBorders>
-              <w:top w:val="nil"/>
-              <w:left w:val="nil"/>
-              <w:bottom w:val="single" w:sz="12" w:space="0" w:color="1394B1"/>
-              <w:right w:val="nil"/>
+              <w:bottom w:val="single" w:sz="10" w:space="0" w:color="1394B1"/>
             </w:tcBorders>
             <w:tcMar>
               <w:top w:w="70" w:type="dxa"/>
@@ -570,7 +552,6 @@
               <w:bottom w:w="70" w:type="dxa"/>
               <w:right w:w="140" w:type="dxa"/>
             </w:tcMar>
-            <w:hideMark/>
           </w:tcPr>
           <w:p>
             <w:pPr>
@@ -587,18 +568,15 @@
                 <w:sz w:val="17"/>
                 <w:szCs w:val="17"/>
               </w:rPr>
-              <w:t>Unidad</w:t>
-            </w:r>
-          </w:p>
-        </w:tc>
-        <w:tc>
-          <w:tcPr>
-            <w:tcW w:w="1701" w:type="dxa"/>
+              <w:t>Cantidad</w:t>
+            </w:r>
+          </w:p>
+        </w:tc>
+        <w:tc>
+          <w:tcPr>
+            <w:tcW w:w="1276" w:type="dxa"/>
             <w:tcBorders>
-              <w:top w:val="nil"/>
-              <w:left w:val="nil"/>
-              <w:bottom w:val="single" w:sz="12" w:space="0" w:color="1394B1"/>
-              <w:right w:val="nil"/>
+              <w:bottom w:val="single" w:sz="10" w:space="0" w:color="1394B1"/>
             </w:tcBorders>
             <w:tcMar>
               <w:top w:w="70" w:type="dxa"/>
@@ -606,11 +584,10 @@
               <w:bottom w:w="70" w:type="dxa"/>
               <w:right w:w="140" w:type="dxa"/>
             </w:tcMar>
-            <w:hideMark/>
-          </w:tcPr>
-          <w:p>
-            <w:pPr>
-              <w:jc w:val="right"/>
+          </w:tcPr>
+          <w:p>
+            <w:pPr>
+              <w:jc w:val="center"/>
               <w:rPr>
                 <w:rFonts w:ascii="Tahoma" w:hAnsi="Tahoma" w:cs="Tahoma"/>
               </w:rPr>
@@ -623,9 +600,30 @@
                 <w:sz w:val="17"/>
                 <w:szCs w:val="17"/>
               </w:rPr>
-              <w:t xml:space="preserve">Precio </w:t>
-            </w:r>
-            <w:proofErr w:type="spellStart"/>
+              <w:t>Unidad</w:t>
+            </w:r>
+          </w:p>
+        </w:tc>
+        <w:tc>
+          <w:tcPr>
+            <w:tcW w:w="1701" w:type="dxa"/>
+            <w:tcBorders>
+              <w:bottom w:val="single" w:sz="10" w:space="0" w:color="1394B1"/>
+            </w:tcBorders>
+            <w:tcMar>
+              <w:top w:w="70" w:type="dxa"/>
+              <w:left w:w="0" w:type="dxa"/>
+              <w:bottom w:w="70" w:type="dxa"/>
+              <w:right w:w="140" w:type="dxa"/>
+            </w:tcMar>
+          </w:tcPr>
+          <w:p>
+            <w:pPr>
+              <w:jc w:val="right"/>
+              <w:rPr>
+                <w:rFonts w:ascii="Tahoma" w:hAnsi="Tahoma" w:cs="Tahoma"/>
+              </w:rPr>
+            </w:pPr>
             <w:r>
               <w:rPr>
                 <w:rFonts w:ascii="Tahoma" w:hAnsi="Tahoma" w:cs="Tahoma"/>
@@ -634,35 +632,9 @@
                 <w:sz w:val="17"/>
                 <w:szCs w:val="17"/>
               </w:rPr>
-              <w:t>Unit</w:t>
-            </w:r>
-            <w:proofErr w:type="spellEnd"/>
-          </w:p>
-        </w:tc>
-        <w:tc>
-          <w:tcPr>
-            <w:tcW w:w="1843" w:type="dxa"/>
-            <w:tcBorders>
-              <w:top w:val="nil"/>
-              <w:left w:val="nil"/>
-              <w:bottom w:val="single" w:sz="12" w:space="0" w:color="1394B1"/>
-              <w:right w:val="nil"/>
-            </w:tcBorders>
-            <w:tcMar>
-              <w:top w:w="70" w:type="dxa"/>
-              <w:left w:w="0" w:type="dxa"/>
-              <w:bottom w:w="70" w:type="dxa"/>
-              <w:right w:w="140" w:type="dxa"/>
-            </w:tcMar>
-            <w:hideMark/>
-          </w:tcPr>
-          <w:p>
-            <w:pPr>
-              <w:jc w:val="right"/>
-              <w:rPr>
-                <w:rFonts w:ascii="Tahoma" w:hAnsi="Tahoma" w:cs="Tahoma"/>
-              </w:rPr>
-            </w:pPr>
+              <w:t xml:space="preserve">Precio </w:t>
+            </w:r>
+            <w:proofErr w:type="spellStart"/>
             <w:r>
               <w:rPr>
                 <w:rFonts w:ascii="Tahoma" w:hAnsi="Tahoma" w:cs="Tahoma"/>
@@ -671,6 +643,39 @@
                 <w:sz w:val="17"/>
                 <w:szCs w:val="17"/>
               </w:rPr>
+              <w:t>Unit</w:t>
+            </w:r>
+            <w:proofErr w:type="spellEnd"/>
+          </w:p>
+        </w:tc>
+        <w:tc>
+          <w:tcPr>
+            <w:tcW w:w="1843" w:type="dxa"/>
+            <w:tcBorders>
+              <w:bottom w:val="single" w:sz="10" w:space="0" w:color="1394B1"/>
+            </w:tcBorders>
+            <w:tcMar>
+              <w:top w:w="70" w:type="dxa"/>
+              <w:left w:w="0" w:type="dxa"/>
+              <w:bottom w:w="70" w:type="dxa"/>
+              <w:right w:w="140" w:type="dxa"/>
+            </w:tcMar>
+          </w:tcPr>
+          <w:p>
+            <w:pPr>
+              <w:jc w:val="right"/>
+              <w:rPr>
+                <w:rFonts w:ascii="Tahoma" w:hAnsi="Tahoma" w:cs="Tahoma"/>
+              </w:rPr>
+            </w:pPr>
+            <w:r>
+              <w:rPr>
+                <w:rFonts w:ascii="Tahoma" w:hAnsi="Tahoma" w:cs="Tahoma"/>
+                <w:b/>
+                <w:bCs/>
+                <w:sz w:val="17"/>
+                <w:szCs w:val="17"/>
+              </w:rPr>
               <w:t>Total</w:t>
             </w:r>
           </w:p>
@@ -686,7 +691,6 @@
               <w:bottom w:w="70" w:type="dxa"/>
               <w:right w:w="140" w:type="dxa"/>
             </w:tcMar>
-            <w:hideMark/>
           </w:tcPr>
           <w:p>
             <w:pPr>
@@ -797,7 +801,6 @@
               <w:bottom w:w="70" w:type="dxa"/>
               <w:right w:w="140" w:type="dxa"/>
             </w:tcMar>
-            <w:hideMark/>
           </w:tcPr>
           <w:p>
             <w:pPr>
@@ -842,7 +845,6 @@
               <w:bottom w:w="70" w:type="dxa"/>
               <w:right w:w="140" w:type="dxa"/>
             </w:tcMar>
-            <w:hideMark/>
           </w:tcPr>
           <w:p>
             <w:pPr>
@@ -884,7 +886,6 @@
               <w:bottom w:w="70" w:type="dxa"/>
               <w:right w:w="140" w:type="dxa"/>
             </w:tcMar>
-            <w:hideMark/>
           </w:tcPr>
           <w:p>
             <w:pPr>
@@ -926,7 +927,6 @@
               <w:bottom w:w="70" w:type="dxa"/>
               <w:right w:w="140" w:type="dxa"/>
             </w:tcMar>
-            <w:hideMark/>
           </w:tcPr>
           <w:p>
             <w:pPr>
@@ -968,7 +968,6 @@
               <w:bottom w:w="70" w:type="dxa"/>
               <w:right w:w="140" w:type="dxa"/>
             </w:tcMar>
-            <w:hideMark/>
           </w:tcPr>
           <w:p>
             <w:pPr>
@@ -1032,7 +1031,6 @@
                 <w:rFonts w:ascii="Tahoma" w:hAnsi="Tahoma" w:cs="Tahoma"/>
                 <w:i/>
                 <w:iCs/>
-                <w:lang w:val="en-GB"/>
               </w:rPr>
               <w:t xml:space="preserve"> </w:t>
             </w:r>
@@ -1191,9 +1189,22 @@
         </w:rPr>
       </w:pPr>
     </w:p>
+    <w:p>
+      <w:r>
+        <w:t xml:space="preserve">{%p </w:t>
+      </w:r>
+      <w:proofErr w:type="spellStart"/>
+      <w:r>
+        <w:t>if</w:t>
+      </w:r>
+      <w:proofErr w:type="spellEnd"/>
+      <w:r>
+        <w:t xml:space="preserve"> expensas %}</w:t>
+      </w:r>
+    </w:p>
     <w:tbl>
       <w:tblPr>
-        <w:tblW w:w="9360" w:type="dxa"/>
+        <w:tblW w:w="9356" w:type="dxa"/>
         <w:tblLayout w:type="fixed"/>
         <w:tblCellMar>
           <w:left w:w="10" w:type="dxa"/>
@@ -1202,21 +1213,18 @@
         <w:tblLook w:val="04A0" w:firstRow="1" w:lastRow="0" w:firstColumn="1" w:lastColumn="0" w:noHBand="0" w:noVBand="1"/>
       </w:tblPr>
       <w:tblGrid>
-        <w:gridCol w:w="3687"/>
+        <w:gridCol w:w="3686"/>
         <w:gridCol w:w="850"/>
-        <w:gridCol w:w="1277"/>
-        <w:gridCol w:w="1702"/>
-        <w:gridCol w:w="1844"/>
+        <w:gridCol w:w="1276"/>
+        <w:gridCol w:w="1701"/>
+        <w:gridCol w:w="1843"/>
       </w:tblGrid>
       <w:tr>
         <w:tc>
           <w:tcPr>
             <w:tcW w:w="3686" w:type="dxa"/>
             <w:tcBorders>
-              <w:top w:val="nil"/>
-              <w:left w:val="nil"/>
-              <w:bottom w:val="single" w:sz="12" w:space="0" w:color="1394B1"/>
-              <w:right w:val="nil"/>
+              <w:bottom w:val="single" w:sz="10" w:space="0" w:color="1394B1"/>
             </w:tcBorders>
             <w:tcMar>
               <w:top w:w="70" w:type="dxa"/>
@@ -1224,7 +1232,6 @@
               <w:bottom w:w="70" w:type="dxa"/>
               <w:right w:w="140" w:type="dxa"/>
             </w:tcMar>
-            <w:hideMark/>
           </w:tcPr>
           <w:p>
             <w:pPr>
@@ -1234,6 +1241,7 @@
                 <w:bCs/>
                 <w:sz w:val="17"/>
                 <w:szCs w:val="17"/>
+                <w:lang w:val="en-GB"/>
               </w:rPr>
             </w:pPr>
             <w:r>
@@ -1243,8 +1251,31 @@
                 <w:bCs/>
                 <w:sz w:val="16"/>
                 <w:szCs w:val="16"/>
-              </w:rPr>
-              <w:t>EXPENSAS</w:t>
+                <w:lang w:val="en-GB"/>
+              </w:rPr>
+              <w:t>EXPENS</w:t>
+            </w:r>
+            <w:r>
+              <w:rPr>
+                <w:rFonts w:ascii="Tahoma" w:hAnsi="Tahoma" w:cs="Tahoma"/>
+                <w:b/>
+                <w:bCs/>
+                <w:sz w:val="16"/>
+                <w:szCs w:val="16"/>
+                <w:lang w:val="en-GB"/>
+              </w:rPr>
+              <w:t>A</w:t>
+            </w:r>
+            <w:r>
+              <w:rPr>
+                <w:rFonts w:ascii="Tahoma" w:hAnsi="Tahoma" w:cs="Tahoma"/>
+                <w:b/>
+                <w:bCs/>
+                <w:sz w:val="16"/>
+                <w:szCs w:val="16"/>
+                <w:lang w:val="en-GB"/>
+              </w:rPr>
+              <w:t>S</w:t>
             </w:r>
           </w:p>
         </w:tc>
@@ -1252,10 +1283,7 @@
           <w:tcPr>
             <w:tcW w:w="850" w:type="dxa"/>
             <w:tcBorders>
-              <w:top w:val="nil"/>
-              <w:left w:val="nil"/>
-              <w:bottom w:val="single" w:sz="12" w:space="0" w:color="1394B1"/>
-              <w:right w:val="nil"/>
+              <w:bottom w:val="single" w:sz="10" w:space="0" w:color="1394B1"/>
             </w:tcBorders>
             <w:tcMar>
               <w:top w:w="70" w:type="dxa"/>
@@ -1273,6 +1301,7 @@
                 <w:bCs/>
                 <w:sz w:val="17"/>
                 <w:szCs w:val="17"/>
+                <w:lang w:val="en-GB"/>
               </w:rPr>
             </w:pPr>
           </w:p>
@@ -1281,10 +1310,7 @@
           <w:tcPr>
             <w:tcW w:w="1276" w:type="dxa"/>
             <w:tcBorders>
-              <w:top w:val="nil"/>
-              <w:left w:val="nil"/>
-              <w:bottom w:val="single" w:sz="12" w:space="0" w:color="1394B1"/>
-              <w:right w:val="nil"/>
+              <w:bottom w:val="single" w:sz="10" w:space="0" w:color="1394B1"/>
             </w:tcBorders>
             <w:tcMar>
               <w:top w:w="70" w:type="dxa"/>
@@ -1302,6 +1328,7 @@
                 <w:bCs/>
                 <w:sz w:val="17"/>
                 <w:szCs w:val="17"/>
+                <w:lang w:val="en-GB"/>
               </w:rPr>
             </w:pPr>
           </w:p>
@@ -1310,10 +1337,7 @@
           <w:tcPr>
             <w:tcW w:w="1701" w:type="dxa"/>
             <w:tcBorders>
-              <w:top w:val="nil"/>
-              <w:left w:val="nil"/>
-              <w:bottom w:val="single" w:sz="12" w:space="0" w:color="1394B1"/>
-              <w:right w:val="nil"/>
+              <w:bottom w:val="single" w:sz="10" w:space="0" w:color="1394B1"/>
             </w:tcBorders>
             <w:tcMar>
               <w:top w:w="70" w:type="dxa"/>
@@ -1331,6 +1355,7 @@
                 <w:bCs/>
                 <w:sz w:val="17"/>
                 <w:szCs w:val="17"/>
+                <w:lang w:val="en-GB"/>
               </w:rPr>
             </w:pPr>
           </w:p>
@@ -1339,10 +1364,7 @@
           <w:tcPr>
             <w:tcW w:w="1843" w:type="dxa"/>
             <w:tcBorders>
-              <w:top w:val="nil"/>
-              <w:left w:val="nil"/>
-              <w:bottom w:val="single" w:sz="12" w:space="0" w:color="1394B1"/>
-              <w:right w:val="nil"/>
+              <w:bottom w:val="single" w:sz="10" w:space="0" w:color="1394B1"/>
             </w:tcBorders>
             <w:tcMar>
               <w:top w:w="70" w:type="dxa"/>
@@ -1360,6 +1382,7 @@
                 <w:bCs/>
                 <w:sz w:val="17"/>
                 <w:szCs w:val="17"/>
+                <w:lang w:val="en-GB"/>
               </w:rPr>
             </w:pPr>
           </w:p>
@@ -1375,7 +1398,6 @@
               <w:bottom w:w="70" w:type="dxa"/>
               <w:right w:w="140" w:type="dxa"/>
             </w:tcMar>
-            <w:hideMark/>
           </w:tcPr>
           <w:p>
             <w:pPr>
@@ -1391,9 +1413,8 @@
                 <w:iCs/>
                 <w:lang w:val="en-GB"/>
               </w:rPr>
-              <w:t xml:space="preserve">{%tr for exp in </w:t>
-            </w:r>
-            <w:proofErr w:type="spellStart"/>
+              <w:t xml:space="preserve">{%tr for </w:t>
+            </w:r>
             <w:r>
               <w:rPr>
                 <w:rFonts w:ascii="Tahoma" w:hAnsi="Tahoma" w:cs="Tahoma"/>
@@ -1401,9 +1422,8 @@
                 <w:iCs/>
                 <w:lang w:val="en-GB"/>
               </w:rPr>
-              <w:t>expensas</w:t>
-            </w:r>
-            <w:proofErr w:type="spellEnd"/>
+              <w:t>exp</w:t>
+            </w:r>
             <w:r>
               <w:rPr>
                 <w:rFonts w:ascii="Tahoma" w:hAnsi="Tahoma" w:cs="Tahoma"/>
@@ -1411,6 +1431,26 @@
                 <w:iCs/>
                 <w:lang w:val="en-GB"/>
               </w:rPr>
+              <w:t xml:space="preserve"> in </w:t>
+            </w:r>
+            <w:proofErr w:type="spellStart"/>
+            <w:r>
+              <w:rPr>
+                <w:rFonts w:ascii="Tahoma" w:hAnsi="Tahoma" w:cs="Tahoma"/>
+                <w:i/>
+                <w:iCs/>
+                <w:lang w:val="en-GB"/>
+              </w:rPr>
+              <w:t>expensas</w:t>
+            </w:r>
+            <w:proofErr w:type="spellEnd"/>
+            <w:r>
+              <w:rPr>
+                <w:rFonts w:ascii="Tahoma" w:hAnsi="Tahoma" w:cs="Tahoma"/>
+                <w:i/>
+                <w:iCs/>
+                <w:lang w:val="en-GB"/>
+              </w:rPr>
               <w:t xml:space="preserve"> %} </w:t>
             </w:r>
           </w:p>
@@ -1506,7 +1546,6 @@
               <w:bottom w:w="70" w:type="dxa"/>
               <w:right w:w="140" w:type="dxa"/>
             </w:tcMar>
-            <w:hideMark/>
           </w:tcPr>
           <w:p>
             <w:pPr>
@@ -1529,7 +1568,14 @@
                 <w:rFonts w:ascii="Tahoma" w:hAnsi="Tahoma" w:cs="Tahoma"/>
                 <w:lang w:val="en-GB"/>
               </w:rPr>
-              <w:t>exp.descripcion</w:t>
+              <w:t>exp</w:t>
+            </w:r>
+            <w:r>
+              <w:rPr>
+                <w:rFonts w:ascii="Tahoma" w:hAnsi="Tahoma" w:cs="Tahoma"/>
+                <w:lang w:val="en-GB"/>
+              </w:rPr>
+              <w:t>.descripcion</w:t>
             </w:r>
             <w:proofErr w:type="spellEnd"/>
             <w:proofErr w:type="gramEnd"/>
@@ -1551,7 +1597,6 @@
               <w:bottom w:w="70" w:type="dxa"/>
               <w:right w:w="140" w:type="dxa"/>
             </w:tcMar>
-            <w:hideMark/>
           </w:tcPr>
           <w:p>
             <w:pPr>
@@ -1573,7 +1618,19 @@
               <w:rPr>
                 <w:rFonts w:ascii="Tahoma" w:hAnsi="Tahoma" w:cs="Tahoma"/>
               </w:rPr>
-              <w:t>exp.cantidad</w:t>
+              <w:t>exp</w:t>
+            </w:r>
+            <w:r>
+              <w:rPr>
+                <w:rFonts w:ascii="Tahoma" w:hAnsi="Tahoma" w:cs="Tahoma"/>
+              </w:rPr>
+              <w:t>.</w:t>
+            </w:r>
+            <w:r>
+              <w:rPr>
+                <w:rFonts w:ascii="Tahoma" w:hAnsi="Tahoma" w:cs="Tahoma"/>
+              </w:rPr>
+              <w:t>cantidad</w:t>
             </w:r>
             <w:proofErr w:type="spellEnd"/>
             <w:proofErr w:type="gramEnd"/>
@@ -1594,7 +1651,6 @@
               <w:bottom w:w="70" w:type="dxa"/>
               <w:right w:w="140" w:type="dxa"/>
             </w:tcMar>
-            <w:hideMark/>
           </w:tcPr>
           <w:p>
             <w:pPr>
@@ -1615,7 +1671,13 @@
               <w:rPr>
                 <w:rFonts w:ascii="Tahoma" w:hAnsi="Tahoma" w:cs="Tahoma"/>
               </w:rPr>
-              <w:t>exp.unidad</w:t>
+              <w:t>exp</w:t>
+            </w:r>
+            <w:r>
+              <w:rPr>
+                <w:rFonts w:ascii="Tahoma" w:hAnsi="Tahoma" w:cs="Tahoma"/>
+              </w:rPr>
+              <w:t>.unidad</w:t>
             </w:r>
             <w:proofErr w:type="spellEnd"/>
             <w:proofErr w:type="gramEnd"/>
@@ -1636,7 +1698,6 @@
               <w:bottom w:w="70" w:type="dxa"/>
               <w:right w:w="140" w:type="dxa"/>
             </w:tcMar>
-            <w:hideMark/>
           </w:tcPr>
           <w:p>
             <w:pPr>
@@ -1657,7 +1718,13 @@
               <w:rPr>
                 <w:rFonts w:ascii="Tahoma" w:hAnsi="Tahoma" w:cs="Tahoma"/>
               </w:rPr>
-              <w:t>exp.precio</w:t>
+              <w:t>exp</w:t>
+            </w:r>
+            <w:r>
+              <w:rPr>
+                <w:rFonts w:ascii="Tahoma" w:hAnsi="Tahoma" w:cs="Tahoma"/>
+              </w:rPr>
+              <w:t>.precio</w:t>
             </w:r>
             <w:proofErr w:type="spellEnd"/>
             <w:proofErr w:type="gramEnd"/>
@@ -1678,7 +1745,6 @@
               <w:bottom w:w="70" w:type="dxa"/>
               <w:right w:w="140" w:type="dxa"/>
             </w:tcMar>
-            <w:hideMark/>
           </w:tcPr>
           <w:p>
             <w:pPr>
@@ -1700,7 +1766,13 @@
               <w:rPr>
                 <w:rFonts w:ascii="Tahoma" w:hAnsi="Tahoma" w:cs="Tahoma"/>
               </w:rPr>
-              <w:t>exp.importe</w:t>
+              <w:t>exp</w:t>
+            </w:r>
+            <w:r>
+              <w:rPr>
+                <w:rFonts w:ascii="Tahoma" w:hAnsi="Tahoma" w:cs="Tahoma"/>
+              </w:rPr>
+              <w:t>.importe</w:t>
             </w:r>
             <w:proofErr w:type="spellEnd"/>
             <w:proofErr w:type="gramEnd"/>
@@ -1742,7 +1814,6 @@
                 <w:rFonts w:ascii="Tahoma" w:hAnsi="Tahoma" w:cs="Tahoma"/>
                 <w:i/>
                 <w:iCs/>
-                <w:lang w:val="en-GB"/>
               </w:rPr>
               <w:t xml:space="preserve"> </w:t>
             </w:r>
@@ -1892,6 +1963,29 @@
     </w:tbl>
     <w:p>
       <w:pPr>
+        <w:spacing w:before="240" w:after="90"/>
+      </w:pPr>
+      <w:r>
+        <w:t xml:space="preserve">{%p </w:t>
+      </w:r>
+      <w:proofErr w:type="spellStart"/>
+      <w:r>
+        <w:t>endif</w:t>
+      </w:r>
+      <w:proofErr w:type="spellEnd"/>
+      <w:r>
+        <w:t xml:space="preserve"> %}</w:t>
+      </w:r>
+    </w:p>
+    <w:p>
+      <w:pPr>
+        <w:spacing w:before="240" w:after="90"/>
+      </w:pPr>
+    </w:p>
+    <w:p>
+      <w:pPr>
+        <w:keepNext/>
+        <w:keepLines/>
         <w:spacing w:before="240" w:after="90"/>
         <w:rPr>
           <w:rFonts w:ascii="Tahoma" w:hAnsi="Tahoma" w:cs="Tahoma"/>
@@ -1930,7 +2024,6 @@
               <w:bottom w:w="70" w:type="dxa"/>
               <w:right w:w="140" w:type="dxa"/>
             </w:tcMar>
-            <w:hideMark/>
           </w:tcPr>
           <w:p>
             <w:pPr>
@@ -1947,8 +2040,7 @@
                 <w:sz w:val="19"/>
                 <w:szCs w:val="19"/>
               </w:rPr>
-              <w:lastRenderedPageBreak/>
-              <w:t>IVA</w:t>
+              <w:t>VAT</w:t>
             </w:r>
           </w:p>
         </w:tc>
@@ -1961,7 +2053,6 @@
               <w:bottom w:w="70" w:type="dxa"/>
               <w:right w:w="140" w:type="dxa"/>
             </w:tcMar>
-            <w:hideMark/>
           </w:tcPr>
           <w:p>
             <w:pPr>
@@ -2004,9 +2095,6 @@
             <w:tcW w:w="1424" w:type="dxa"/>
             <w:tcBorders>
               <w:top w:val="single" w:sz="12" w:space="0" w:color="1394B1"/>
-              <w:left w:val="nil"/>
-              <w:bottom w:val="nil"/>
-              <w:right w:val="nil"/>
             </w:tcBorders>
             <w:tcMar>
               <w:top w:w="70" w:type="dxa"/>
@@ -2014,7 +2102,6 @@
               <w:bottom w:w="70" w:type="dxa"/>
               <w:right w:w="140" w:type="dxa"/>
             </w:tcMar>
-            <w:hideMark/>
           </w:tcPr>
           <w:p>
             <w:pPr>
@@ -2042,9 +2129,6 @@
             <w:tcW w:w="1576" w:type="dxa"/>
             <w:tcBorders>
               <w:top w:val="single" w:sz="12" w:space="0" w:color="1394B1"/>
-              <w:left w:val="nil"/>
-              <w:bottom w:val="nil"/>
-              <w:right w:val="nil"/>
             </w:tcBorders>
             <w:tcMar>
               <w:top w:w="70" w:type="dxa"/>
@@ -2052,7 +2136,6 @@
               <w:bottom w:w="70" w:type="dxa"/>
               <w:right w:w="140" w:type="dxa"/>
             </w:tcMar>
-            <w:hideMark/>
           </w:tcPr>
           <w:p>
             <w:pPr>
@@ -2093,29 +2176,7 @@
                 <w:sz w:val="22"/>
                 <w:szCs w:val="22"/>
               </w:rPr>
-              <w:t xml:space="preserve">                                                                                                               </w:t>
-            </w:r>
-            <w:proofErr w:type="gramStart"/>
-            <w:r>
-              <w:rPr>
-                <w:rFonts w:ascii="Tahoma" w:hAnsi="Tahoma" w:cs="Tahoma"/>
-                <w:b/>
-                <w:bCs/>
-                <w:sz w:val="22"/>
-                <w:szCs w:val="22"/>
-              </w:rPr>
-              <w:t xml:space="preserve">   {</w:t>
-            </w:r>
-            <w:proofErr w:type="gramEnd"/>
-            <w:r>
-              <w:rPr>
-                <w:rFonts w:ascii="Tahoma" w:hAnsi="Tahoma" w:cs="Tahoma"/>
-                <w:b/>
-                <w:bCs/>
-                <w:sz w:val="22"/>
-                <w:szCs w:val="22"/>
-              </w:rPr>
-              <w:t>{total}}</w:t>
+              <w:t xml:space="preserve">                                                                                                                  {{total}}</w:t>
             </w:r>
           </w:p>
         </w:tc>
@@ -2129,9 +2190,6 @@
             <w:tcW w:w="1424" w:type="dxa"/>
             <w:tcBorders>
               <w:top w:val="single" w:sz="12" w:space="0" w:color="1394B1"/>
-              <w:left w:val="nil"/>
-              <w:bottom w:val="nil"/>
-              <w:right w:val="nil"/>
             </w:tcBorders>
             <w:tcMar>
               <w:top w:w="90" w:type="dxa"/>
@@ -2156,9 +2214,6 @@
             <w:tcW w:w="1576" w:type="dxa"/>
             <w:tcBorders>
               <w:top w:val="single" w:sz="12" w:space="0" w:color="1394B1"/>
-              <w:left w:val="nil"/>
-              <w:bottom w:val="nil"/>
-              <w:right w:val="nil"/>
             </w:tcBorders>
             <w:tcMar>
               <w:top w:w="90" w:type="dxa"/>
@@ -2182,6 +2237,8 @@
     </w:tbl>
     <w:p>
       <w:pPr>
+        <w:keepNext/>
+        <w:keepLines/>
         <w:spacing w:before="240" w:after="90"/>
         <w:rPr>
           <w:rFonts w:ascii="Tahoma" w:hAnsi="Tahoma" w:cs="Tahoma"/>
@@ -2194,6 +2251,8 @@
     </w:p>
     <w:p>
       <w:pPr>
+        <w:keepNext/>
+        <w:keepLines/>
         <w:spacing w:before="240" w:after="90"/>
         <w:rPr>
           <w:rFonts w:ascii="Tahoma" w:hAnsi="Tahoma" w:cs="Tahoma"/>
@@ -2206,6 +2265,8 @@
     </w:p>
     <w:p>
       <w:pPr>
+        <w:keepNext/>
+        <w:keepLines/>
         <w:spacing w:before="240" w:after="90"/>
         <w:rPr>
           <w:rFonts w:ascii="Tahoma" w:hAnsi="Tahoma" w:cs="Tahoma"/>
@@ -2218,6 +2279,8 @@
     </w:p>
     <w:p>
       <w:pPr>
+        <w:keepNext/>
+        <w:keepLines/>
         <w:spacing w:before="240" w:after="90"/>
         <w:rPr>
           <w:rFonts w:ascii="Tahoma" w:hAnsi="Tahoma" w:cs="Tahoma"/>
@@ -2230,6 +2293,8 @@
     </w:p>
     <w:p>
       <w:pPr>
+        <w:keepNext/>
+        <w:keepLines/>
         <w:spacing w:before="240" w:after="90"/>
         <w:rPr>
           <w:rFonts w:ascii="Tahoma" w:hAnsi="Tahoma" w:cs="Tahoma"/>
@@ -2242,31 +2307,22 @@
     </w:p>
     <w:p>
       <w:pPr>
+        <w:keepNext/>
+        <w:keepLines/>
         <w:spacing w:before="240" w:after="90"/>
         <w:rPr>
           <w:rFonts w:ascii="Tahoma" w:hAnsi="Tahoma" w:cs="Tahoma"/>
           <w:b/>
           <w:bCs/>
-          <w:sz w:val="16"/>
-          <w:szCs w:val="16"/>
+          <w:sz w:val="19"/>
+          <w:szCs w:val="19"/>
         </w:rPr>
       </w:pPr>
     </w:p>
     <w:p>
       <w:pPr>
-        <w:spacing w:before="240" w:after="90"/>
-        <w:rPr>
-          <w:rFonts w:ascii="Tahoma" w:hAnsi="Tahoma" w:cs="Tahoma"/>
-          <w:b/>
-          <w:bCs/>
-          <w:sz w:val="16"/>
-          <w:szCs w:val="16"/>
-        </w:rPr>
-      </w:pPr>
-    </w:p>
-    <w:p>
-      <w:pPr>
-        <w:pageBreakBefore/>
+        <w:keepNext/>
+        <w:keepLines/>
         <w:spacing w:before="240" w:after="90"/>
         <w:rPr>
           <w:rFonts w:ascii="Tahoma" w:hAnsi="Tahoma" w:cs="Tahoma"/>
@@ -2274,137 +2330,6 @@
           <w:szCs w:val="19"/>
         </w:rPr>
       </w:pPr>
-      <w:r>
-        <w:rPr>
-          <w:rFonts w:ascii="Tahoma" w:hAnsi="Tahoma" w:cs="Tahoma"/>
-          <w:b/>
-          <w:bCs/>
-          <w:sz w:val="16"/>
-          <w:szCs w:val="16"/>
-        </w:rPr>
-        <w:lastRenderedPageBreak/>
-        <w:br/>
-      </w:r>
-      <w:r>
-        <w:rPr>
-          <w:rFonts w:ascii="Tahoma" w:hAnsi="Tahoma" w:cs="Tahoma"/>
-          <w:b/>
-          <w:bCs/>
-          <w:sz w:val="16"/>
-          <w:szCs w:val="16"/>
-        </w:rPr>
-        <w:br/>
-      </w:r>
-      <w:r>
-        <w:rPr>
-          <w:rFonts w:ascii="Tahoma" w:hAnsi="Tahoma" w:cs="Tahoma"/>
-          <w:b/>
-          <w:bCs/>
-          <w:sz w:val="16"/>
-          <w:szCs w:val="16"/>
-        </w:rPr>
-        <w:br/>
-      </w:r>
-      <w:r>
-        <w:rPr>
-          <w:rFonts w:ascii="Tahoma" w:hAnsi="Tahoma" w:cs="Tahoma"/>
-          <w:b/>
-          <w:bCs/>
-          <w:sz w:val="16"/>
-          <w:szCs w:val="16"/>
-        </w:rPr>
-        <w:br/>
-      </w:r>
-      <w:r>
-        <w:rPr>
-          <w:rFonts w:ascii="Tahoma" w:hAnsi="Tahoma" w:cs="Tahoma"/>
-          <w:b/>
-          <w:bCs/>
-          <w:sz w:val="16"/>
-          <w:szCs w:val="16"/>
-        </w:rPr>
-        <w:br/>
-      </w:r>
-      <w:r>
-        <w:rPr>
-          <w:rFonts w:ascii="Tahoma" w:hAnsi="Tahoma" w:cs="Tahoma"/>
-          <w:b/>
-          <w:bCs/>
-          <w:sz w:val="16"/>
-          <w:szCs w:val="16"/>
-        </w:rPr>
-        <w:br/>
-      </w:r>
-      <w:r>
-        <w:rPr>
-          <w:rFonts w:ascii="Tahoma" w:hAnsi="Tahoma" w:cs="Tahoma"/>
-          <w:b/>
-          <w:bCs/>
-          <w:sz w:val="16"/>
-          <w:szCs w:val="16"/>
-        </w:rPr>
-        <w:br/>
-      </w:r>
-      <w:r>
-        <w:rPr>
-          <w:rFonts w:ascii="Tahoma" w:hAnsi="Tahoma" w:cs="Tahoma"/>
-          <w:b/>
-          <w:bCs/>
-          <w:sz w:val="16"/>
-          <w:szCs w:val="16"/>
-        </w:rPr>
-        <w:br/>
-      </w:r>
-      <w:r>
-        <w:rPr>
-          <w:rFonts w:ascii="Tahoma" w:hAnsi="Tahoma" w:cs="Tahoma"/>
-          <w:b/>
-          <w:bCs/>
-          <w:sz w:val="16"/>
-          <w:szCs w:val="16"/>
-        </w:rPr>
-        <w:br/>
-      </w:r>
-      <w:r>
-        <w:rPr>
-          <w:rFonts w:ascii="Tahoma" w:hAnsi="Tahoma" w:cs="Tahoma"/>
-          <w:b/>
-          <w:bCs/>
-          <w:sz w:val="16"/>
-          <w:szCs w:val="16"/>
-        </w:rPr>
-        <w:br/>
-      </w:r>
-      <w:r>
-        <w:rPr>
-          <w:rFonts w:ascii="Tahoma" w:hAnsi="Tahoma" w:cs="Tahoma"/>
-          <w:b/>
-          <w:bCs/>
-          <w:sz w:val="16"/>
-          <w:szCs w:val="16"/>
-        </w:rPr>
-        <w:br/>
-      </w:r>
-      <w:r>
-        <w:rPr>
-          <w:rFonts w:ascii="Tahoma" w:hAnsi="Tahoma" w:cs="Tahoma"/>
-          <w:b/>
-          <w:bCs/>
-          <w:sz w:val="16"/>
-          <w:szCs w:val="16"/>
-        </w:rPr>
-        <w:br/>
-      </w:r>
-      <w:r>
-        <w:rPr>
-          <w:rFonts w:ascii="Tahoma" w:hAnsi="Tahoma" w:cs="Tahoma"/>
-          <w:b/>
-          <w:bCs/>
-          <w:sz w:val="16"/>
-          <w:szCs w:val="16"/>
-        </w:rPr>
-        <w:br/>
-      </w:r>
       <w:r>
         <w:rPr>
           <w:rFonts w:ascii="Tahoma" w:hAnsi="Tahoma" w:cs="Tahoma"/>
@@ -2438,10 +2363,11 @@
         <w:tc>
           <w:tcPr>
             <w:tcW w:w="2800" w:type="dxa"/>
-            <w:hideMark/>
-          </w:tcPr>
-          <w:p>
-            <w:pPr>
+          </w:tcPr>
+          <w:p>
+            <w:pPr>
+              <w:keepNext/>
+              <w:keepLines/>
               <w:rPr>
                 <w:rFonts w:ascii="Tahoma" w:hAnsi="Tahoma" w:cs="Tahoma"/>
               </w:rPr>
@@ -2461,10 +2387,11 @@
         <w:tc>
           <w:tcPr>
             <w:tcW w:w="6560" w:type="dxa"/>
-            <w:hideMark/>
-          </w:tcPr>
-          <w:p>
-            <w:pPr>
+          </w:tcPr>
+          <w:p>
+            <w:pPr>
+              <w:keepNext/>
+              <w:keepLines/>
               <w:rPr>
                 <w:rFonts w:ascii="Tahoma" w:hAnsi="Tahoma" w:cs="Tahoma"/>
               </w:rPr>
@@ -2482,10 +2409,11 @@
         <w:tc>
           <w:tcPr>
             <w:tcW w:w="2800" w:type="dxa"/>
-            <w:hideMark/>
-          </w:tcPr>
-          <w:p>
-            <w:pPr>
+          </w:tcPr>
+          <w:p>
+            <w:pPr>
+              <w:keepNext/>
+              <w:keepLines/>
               <w:rPr>
                 <w:rFonts w:ascii="Tahoma" w:hAnsi="Tahoma" w:cs="Tahoma"/>
               </w:rPr>
@@ -2505,10 +2433,11 @@
         <w:tc>
           <w:tcPr>
             <w:tcW w:w="6560" w:type="dxa"/>
-            <w:hideMark/>
-          </w:tcPr>
-          <w:p>
-            <w:pPr>
+          </w:tcPr>
+          <w:p>
+            <w:pPr>
+              <w:keepNext/>
+              <w:keepLines/>
               <w:rPr>
                 <w:rFonts w:ascii="Tahoma" w:hAnsi="Tahoma" w:cs="Tahoma"/>
               </w:rPr>
@@ -2540,10 +2469,11 @@
         <w:tc>
           <w:tcPr>
             <w:tcW w:w="2800" w:type="dxa"/>
-            <w:hideMark/>
-          </w:tcPr>
-          <w:p>
-            <w:pPr>
+          </w:tcPr>
+          <w:p>
+            <w:pPr>
+              <w:keepNext/>
+              <w:keepLines/>
               <w:rPr>
                 <w:rFonts w:ascii="Tahoma" w:hAnsi="Tahoma" w:cs="Tahoma"/>
               </w:rPr>
@@ -2563,10 +2493,11 @@
         <w:tc>
           <w:tcPr>
             <w:tcW w:w="6560" w:type="dxa"/>
-            <w:hideMark/>
-          </w:tcPr>
-          <w:p>
-            <w:pPr>
+          </w:tcPr>
+          <w:p>
+            <w:pPr>
+              <w:keepNext/>
+              <w:keepLines/>
               <w:rPr>
                 <w:rFonts w:ascii="Tahoma" w:hAnsi="Tahoma" w:cs="Tahoma"/>
               </w:rPr>
@@ -2598,10 +2529,11 @@
         <w:tc>
           <w:tcPr>
             <w:tcW w:w="2800" w:type="dxa"/>
-            <w:hideMark/>
-          </w:tcPr>
-          <w:p>
-            <w:pPr>
+          </w:tcPr>
+          <w:p>
+            <w:pPr>
+              <w:keepNext/>
+              <w:keepLines/>
               <w:rPr>
                 <w:rFonts w:ascii="Tahoma" w:hAnsi="Tahoma" w:cs="Tahoma"/>
               </w:rPr>
@@ -2614,17 +2546,28 @@
                 <w:sz w:val="19"/>
                 <w:szCs w:val="19"/>
               </w:rPr>
-              <w:t>Otras expensas</w:t>
+              <w:t>Otr</w:t>
+            </w:r>
+            <w:r>
+              <w:rPr>
+                <w:rFonts w:ascii="Tahoma" w:hAnsi="Tahoma" w:cs="Tahoma"/>
+                <w:b/>
+                <w:bCs/>
+                <w:sz w:val="19"/>
+                <w:szCs w:val="19"/>
+              </w:rPr>
+              <w:t>as expensas</w:t>
             </w:r>
           </w:p>
         </w:tc>
         <w:tc>
           <w:tcPr>
             <w:tcW w:w="6560" w:type="dxa"/>
-            <w:hideMark/>
-          </w:tcPr>
-          <w:p>
-            <w:pPr>
+          </w:tcPr>
+          <w:p>
+            <w:pPr>
+              <w:keepNext/>
+              <w:keepLines/>
               <w:rPr>
                 <w:rFonts w:ascii="Tahoma" w:hAnsi="Tahoma" w:cs="Tahoma"/>
               </w:rPr>
@@ -2638,6 +2581,8 @@
           </w:p>
           <w:p>
             <w:pPr>
+              <w:keepNext/>
+              <w:keepLines/>
               <w:rPr>
                 <w:rFonts w:ascii="Tahoma" w:hAnsi="Tahoma" w:cs="Tahoma"/>
               </w:rPr>
@@ -2655,6 +2600,8 @@
           </w:tcPr>
           <w:p>
             <w:pPr>
+              <w:keepNext/>
+              <w:keepLines/>
               <w:rPr>
                 <w:rFonts w:ascii="Tahoma" w:hAnsi="Tahoma" w:cs="Tahoma"/>
                 <w:b/>
@@ -2671,6 +2618,8 @@
           </w:tcPr>
           <w:p>
             <w:pPr>
+              <w:keepNext/>
+              <w:keepLines/>
               <w:rPr>
                 <w:rFonts w:ascii="Tahoma" w:hAnsi="Tahoma" w:cs="Tahoma"/>
               </w:rPr>
@@ -2809,6 +2758,8 @@
     </w:p>
     <w:p>
       <w:pPr>
+        <w:keepNext/>
+        <w:keepLines/>
         <w:spacing w:before="360"/>
         <w:rPr>
           <w:rFonts w:ascii="Tahoma" w:hAnsi="Tahoma" w:cs="Tahoma"/>
@@ -2823,6 +2774,8 @@
     </w:p>
     <w:p>
       <w:pPr>
+        <w:keepNext/>
+        <w:keepLines/>
         <w:spacing w:before="300"/>
         <w:rPr>
           <w:rFonts w:ascii="Tahoma" w:hAnsi="Tahoma" w:cs="Tahoma"/>
@@ -2839,6 +2792,8 @@
     </w:p>
     <w:p>
       <w:pPr>
+        <w:keepNext/>
+        <w:keepLines/>
         <w:rPr>
           <w:rFonts w:ascii="Tahoma" w:hAnsi="Tahoma" w:cs="Tahoma"/>
         </w:rPr>
@@ -2847,11 +2802,27 @@
         <w:rPr>
           <w:rFonts w:ascii="Tahoma" w:hAnsi="Tahoma" w:cs="Tahoma"/>
         </w:rPr>
-        <w:t>{{cargo}} – Proios S.A.</w:t>
+        <w:t xml:space="preserve">{{cargo}} – </w:t>
+      </w:r>
+      <w:proofErr w:type="spellStart"/>
+      <w:r>
+        <w:rPr>
+          <w:rFonts w:ascii="Tahoma" w:hAnsi="Tahoma" w:cs="Tahoma"/>
+        </w:rPr>
+        <w:t>Proios</w:t>
+      </w:r>
+      <w:proofErr w:type="spellEnd"/>
+      <w:r>
+        <w:rPr>
+          <w:rFonts w:ascii="Tahoma" w:hAnsi="Tahoma" w:cs="Tahoma"/>
+        </w:rPr>
+        <w:t xml:space="preserve"> S.A.</w:t>
       </w:r>
     </w:p>
     <w:p>
       <w:pPr>
+        <w:keepNext/>
+        <w:keepLines/>
         <w:rPr>
           <w:rFonts w:ascii="Tahoma" w:hAnsi="Tahoma" w:cs="Tahoma"/>
         </w:rPr>
@@ -2877,7 +2848,14 @@
         <w:t>}}</w:t>
       </w:r>
     </w:p>
-    <w:p/>
+    <w:p>
+      <w:pPr>
+        <w:spacing w:before="240" w:after="90"/>
+        <w:rPr>
+          <w:u w:val="single"/>
+        </w:rPr>
+      </w:pPr>
+    </w:p>
     <w:sectPr>
       <w:headerReference w:type="default" r:id="rId7"/>
       <w:footerReference w:type="default" r:id="rId8"/>
@@ -2891,7 +2869,7 @@
 </file>
 
 <file path=word/endnotes.xml><?xml version="1.0" encoding="utf-8"?>
-<w:endnotes xmlns:wpc="http://schemas.microsoft.com/office/word/2010/wordprocessingCanvas" xmlns:cx="http://schemas.microsoft.com/office/drawing/2014/chartex" xmlns:cx1="http://schemas.microsoft.com/office/drawing/2015/9/8/chartex" xmlns:cx2="http://schemas.microsoft.com/office/drawing/2015/10/21/chartex" xmlns:cx3="http://schemas.microsoft.com/office/drawing/2016/5/9/chartex" xmlns:cx4="http://schemas.microsoft.com/office/drawing/2016/5/10/chartex" xmlns:cx5="http://schemas.microsoft.com/office/drawing/2016/5/11/chartex" xmlns:cx6="http://schemas.microsoft.com/office/drawing/2016/5/12/chartex" xmlns:cx7="http://schemas.microsoft.com/office/drawing/2016/5/13/chartex" xmlns:cx8="http://schemas.microsoft.com/office/drawing/2016/5/14/chartex" xmlns:mc="http://schemas.openxmlformats.org/markup-compatibility/2006" xmlns:aink="http://schemas.microsoft.com/office/drawing/2016/ink" xmlns:am3d="http://schemas.microsoft.com/office/drawing/2017/model3d" xmlns:o="urn:schemas-microsoft-com:office:office" xmlns:oel="http://schemas.microsoft.com/office/2019/extlst" xmlns:r="http://schemas.openxmlformats.org/officeDocument/2006/relationships" xmlns:m="http://schemas.openxmlformats.org/officeDocument/2006/math" xmlns:v="urn:schemas-microsoft-com:vml" xmlns:wp14="http://schemas.microsoft.com/office/word/2010/wordprocessingDrawing" xmlns:wp="http://schemas.openxmlformats.org/drawingml/2006/wordprocessingDrawing" xmlns:w10="urn:schemas-microsoft-com:office:word" xmlns:w="http://schemas.openxmlformats.org/wordprocessingml/2006/main" xmlns:w14="http://schemas.microsoft.com/office/word/2010/wordml" xmlns:w15="http://schemas.microsoft.com/office/word/2012/wordml" xmlns:w16cex="http://schemas.microsoft.com/office/word/2018/wordml/cex" xmlns:w16cid="http://schemas.microsoft.com/office/word/2016/wordml/cid" xmlns:w16="http://schemas.microsoft.com/office/word/2018/wordml" xmlns:w16du="http://schemas.microsoft.com/office/word/2023/wordml/word16du" xmlns:w16sdtdh="http://schemas.microsoft.com/office/word/2020/wordml/sdtdatahash" xmlns:w16sdtfl="http://schemas.microsoft.com/office/word/2024/wordml/sdtformatlock" xmlns:w16se="http://schemas.microsoft.com/office/word/2015/wordml/symex" xmlns:wpg="http://schemas.microsoft.com/office/word/2010/wordprocessingGroup" xmlns:wpi="http://schemas.microsoft.com/office/word/2010/wordprocessingInk" xmlns:wne="http://schemas.microsoft.com/office/word/2006/wordml" xmlns:wps="http://schemas.microsoft.com/office/word/2010/wordprocessingShape" mc:Ignorable="w14 w15 w16se w16cid w16 w16cex w16sdtdh w16sdtfl w16du wp14">
+<w:endnotes xmlns:wpc="http://schemas.microsoft.com/office/word/2010/wordprocessingCanvas" xmlns:cx="http://schemas.microsoft.com/office/drawing/2014/chartex" xmlns:cx1="http://schemas.microsoft.com/office/drawing/2015/9/8/chartex" xmlns:cx2="http://schemas.microsoft.com/office/drawing/2015/10/21/chartex" xmlns:cx3="http://schemas.microsoft.com/office/drawing/2016/5/9/chartex" xmlns:cx4="http://schemas.microsoft.com/office/drawing/2016/5/10/chartex" xmlns:cx5="http://schemas.microsoft.com/office/drawing/2016/5/11/chartex" xmlns:cx6="http://schemas.microsoft.com/office/drawing/2016/5/12/chartex" xmlns:cx7="http://schemas.microsoft.com/office/drawing/2016/5/13/chartex" xmlns:cx8="http://schemas.microsoft.com/office/drawing/2016/5/14/chartex" xmlns:mc="http://schemas.openxmlformats.org/markup-compatibility/2006" xmlns:aink="http://schemas.microsoft.com/office/drawing/2016/ink" xmlns:am3d="http://schemas.microsoft.com/office/drawing/2017/model3d" xmlns:o="urn:schemas-microsoft-com:office:office" xmlns:r="http://schemas.openxmlformats.org/officeDocument/2006/relationships" xmlns:m="http://schemas.openxmlformats.org/officeDocument/2006/math" xmlns:v="urn:schemas-microsoft-com:vml" xmlns:wp14="http://schemas.microsoft.com/office/word/2010/wordprocessingDrawing" xmlns:wp="http://schemas.openxmlformats.org/drawingml/2006/wordprocessingDrawing" xmlns:w10="urn:schemas-microsoft-com:office:word" xmlns:w="http://schemas.openxmlformats.org/wordprocessingml/2006/main" xmlns:w14="http://schemas.microsoft.com/office/word/2010/wordml" xmlns:w15="http://schemas.microsoft.com/office/word/2012/wordml" xmlns:w16cex="http://schemas.microsoft.com/office/word/2018/wordml/cex" xmlns:w16cid="http://schemas.microsoft.com/office/word/2016/wordml/cid" xmlns:w16="http://schemas.microsoft.com/office/word/2018/wordml" xmlns:w16sdtdh="http://schemas.microsoft.com/office/word/2020/wordml/sdtdatahash" xmlns:w16se="http://schemas.microsoft.com/office/word/2015/wordml/symex" xmlns:wpg="http://schemas.microsoft.com/office/word/2010/wordprocessingGroup" xmlns:wpi="http://schemas.microsoft.com/office/word/2010/wordprocessingInk" xmlns:wne="http://schemas.microsoft.com/office/word/2006/wordml" xmlns:wps="http://schemas.microsoft.com/office/word/2010/wordprocessingShape" mc:Ignorable="w14 w15 w16se w16cid w16 w16cex w16sdtdh wp14">
   <w:endnote w:type="separator" w:id="-1">
     <w:p>
       <w:r>
@@ -2910,7 +2888,7 @@
 </file>
 
 <file path=word/footer1.xml><?xml version="1.0" encoding="utf-8"?>
-<w:ftr xmlns:wpc="http://schemas.microsoft.com/office/word/2010/wordprocessingCanvas" xmlns:cx="http://schemas.microsoft.com/office/drawing/2014/chartex" xmlns:cx1="http://schemas.microsoft.com/office/drawing/2015/9/8/chartex" xmlns:cx2="http://schemas.microsoft.com/office/drawing/2015/10/21/chartex" xmlns:cx3="http://schemas.microsoft.com/office/drawing/2016/5/9/chartex" xmlns:cx4="http://schemas.microsoft.com/office/drawing/2016/5/10/chartex" xmlns:cx5="http://schemas.microsoft.com/office/drawing/2016/5/11/chartex" xmlns:cx6="http://schemas.microsoft.com/office/drawing/2016/5/12/chartex" xmlns:cx7="http://schemas.microsoft.com/office/drawing/2016/5/13/chartex" xmlns:cx8="http://schemas.microsoft.com/office/drawing/2016/5/14/chartex" xmlns:mc="http://schemas.openxmlformats.org/markup-compatibility/2006" xmlns:aink="http://schemas.microsoft.com/office/drawing/2016/ink" xmlns:am3d="http://schemas.microsoft.com/office/drawing/2017/model3d" xmlns:o="urn:schemas-microsoft-com:office:office" xmlns:oel="http://schemas.microsoft.com/office/2019/extlst" xmlns:r="http://schemas.openxmlformats.org/officeDocument/2006/relationships" xmlns:m="http://schemas.openxmlformats.org/officeDocument/2006/math" xmlns:v="urn:schemas-microsoft-com:vml" xmlns:wp14="http://schemas.microsoft.com/office/word/2010/wordprocessingDrawing" xmlns:wp="http://schemas.openxmlformats.org/drawingml/2006/wordprocessingDrawing" xmlns:w10="urn:schemas-microsoft-com:office:word" xmlns:w="http://schemas.openxmlformats.org/wordprocessingml/2006/main" xmlns:w14="http://schemas.microsoft.com/office/word/2010/wordml" xmlns:w15="http://schemas.microsoft.com/office/word/2012/wordml" xmlns:w16cex="http://schemas.microsoft.com/office/word/2018/wordml/cex" xmlns:w16cid="http://schemas.microsoft.com/office/word/2016/wordml/cid" xmlns:w16="http://schemas.microsoft.com/office/word/2018/wordml" xmlns:w16du="http://schemas.microsoft.com/office/word/2023/wordml/word16du" xmlns:w16sdtdh="http://schemas.microsoft.com/office/word/2020/wordml/sdtdatahash" xmlns:w16sdtfl="http://schemas.microsoft.com/office/word/2024/wordml/sdtformatlock" xmlns:w16se="http://schemas.microsoft.com/office/word/2015/wordml/symex" xmlns:wpg="http://schemas.microsoft.com/office/word/2010/wordprocessingGroup" xmlns:wpi="http://schemas.microsoft.com/office/word/2010/wordprocessingInk" xmlns:wne="http://schemas.microsoft.com/office/word/2006/wordml" xmlns:wps="http://schemas.microsoft.com/office/word/2010/wordprocessingShape" mc:Ignorable="w14 w15 w16se w16cid w16 w16cex w16sdtdh w16sdtfl w16du wp14">
+<w:ftr xmlns:wpc="http://schemas.microsoft.com/office/word/2010/wordprocessingCanvas" xmlns:cx="http://schemas.microsoft.com/office/drawing/2014/chartex" xmlns:cx1="http://schemas.microsoft.com/office/drawing/2015/9/8/chartex" xmlns:cx2="http://schemas.microsoft.com/office/drawing/2015/10/21/chartex" xmlns:cx3="http://schemas.microsoft.com/office/drawing/2016/5/9/chartex" xmlns:cx4="http://schemas.microsoft.com/office/drawing/2016/5/10/chartex" xmlns:cx5="http://schemas.microsoft.com/office/drawing/2016/5/11/chartex" xmlns:cx6="http://schemas.microsoft.com/office/drawing/2016/5/12/chartex" xmlns:cx7="http://schemas.microsoft.com/office/drawing/2016/5/13/chartex" xmlns:cx8="http://schemas.microsoft.com/office/drawing/2016/5/14/chartex" xmlns:mc="http://schemas.openxmlformats.org/markup-compatibility/2006" xmlns:aink="http://schemas.microsoft.com/office/drawing/2016/ink" xmlns:am3d="http://schemas.microsoft.com/office/drawing/2017/model3d" xmlns:o="urn:schemas-microsoft-com:office:office" xmlns:r="http://schemas.openxmlformats.org/officeDocument/2006/relationships" xmlns:m="http://schemas.openxmlformats.org/officeDocument/2006/math" xmlns:v="urn:schemas-microsoft-com:vml" xmlns:wp14="http://schemas.microsoft.com/office/word/2010/wordprocessingDrawing" xmlns:wp="http://schemas.openxmlformats.org/drawingml/2006/wordprocessingDrawing" xmlns:w10="urn:schemas-microsoft-com:office:word" xmlns:w="http://schemas.openxmlformats.org/wordprocessingml/2006/main" xmlns:w14="http://schemas.microsoft.com/office/word/2010/wordml" xmlns:w15="http://schemas.microsoft.com/office/word/2012/wordml" xmlns:w16cex="http://schemas.microsoft.com/office/word/2018/wordml/cex" xmlns:w16cid="http://schemas.microsoft.com/office/word/2016/wordml/cid" xmlns:w16="http://schemas.microsoft.com/office/word/2018/wordml" xmlns:w16sdtdh="http://schemas.microsoft.com/office/word/2020/wordml/sdtdatahash" xmlns:w16se="http://schemas.microsoft.com/office/word/2015/wordml/symex" xmlns:wpg="http://schemas.microsoft.com/office/word/2010/wordprocessingGroup" xmlns:wpi="http://schemas.microsoft.com/office/word/2010/wordprocessingInk" xmlns:wne="http://schemas.microsoft.com/office/word/2006/wordml" xmlns:wps="http://schemas.microsoft.com/office/word/2010/wordprocessingShape" mc:Ignorable="w14 w15 w16se w16cid w16 w16cex w16sdtdh wp14">
   <w:p>
     <w:pPr>
       <w:pBdr>
@@ -2941,23 +2919,7 @@
         <w:sz w:val="14"/>
         <w:szCs w:val="14"/>
       </w:rPr>
-      <w:t xml:space="preserve">  </w:t>
-    </w:r>
-    <w:proofErr w:type="gramStart"/>
-    <w:r>
-      <w:rPr>
-        <w:sz w:val="14"/>
-        <w:szCs w:val="14"/>
-      </w:rPr>
-      <w:t>info@proios.com  ·</w:t>
-    </w:r>
-    <w:proofErr w:type="gramEnd"/>
-    <w:r>
-      <w:rPr>
-        <w:sz w:val="14"/>
-        <w:szCs w:val="14"/>
-      </w:rPr>
-      <w:t xml:space="preserve">  www.proios.com</w:t>
+      <w:t xml:space="preserve">  info@proios.com  ·  www.proios.com</w:t>
     </w:r>
     <w:r>
       <w:rPr>
@@ -3008,7 +2970,7 @@
 </file>
 
 <file path=word/footnotes.xml><?xml version="1.0" encoding="utf-8"?>
-<w:footnotes xmlns:wpc="http://schemas.microsoft.com/office/word/2010/wordprocessingCanvas" xmlns:cx="http://schemas.microsoft.com/office/drawing/2014/chartex" xmlns:cx1="http://schemas.microsoft.com/office/drawing/2015/9/8/chartex" xmlns:cx2="http://schemas.microsoft.com/office/drawing/2015/10/21/chartex" xmlns:cx3="http://schemas.microsoft.com/office/drawing/2016/5/9/chartex" xmlns:cx4="http://schemas.microsoft.com/office/drawing/2016/5/10/chartex" xmlns:cx5="http://schemas.microsoft.com/office/drawing/2016/5/11/chartex" xmlns:cx6="http://schemas.microsoft.com/office/drawing/2016/5/12/chartex" xmlns:cx7="http://schemas.microsoft.com/office/drawing/2016/5/13/chartex" xmlns:cx8="http://schemas.microsoft.com/office/drawing/2016/5/14/chartex" xmlns:mc="http://schemas.openxmlformats.org/markup-compatibility/2006" xmlns:aink="http://schemas.microsoft.com/office/drawing/2016/ink" xmlns:am3d="http://schemas.microsoft.com/office/drawing/2017/model3d" xmlns:o="urn:schemas-microsoft-com:office:office" xmlns:oel="http://schemas.microsoft.com/office/2019/extlst" xmlns:r="http://schemas.openxmlformats.org/officeDocument/2006/relationships" xmlns:m="http://schemas.openxmlformats.org/officeDocument/2006/math" xmlns:v="urn:schemas-microsoft-com:vml" xmlns:wp14="http://schemas.microsoft.com/office/word/2010/wordprocessingDrawing" xmlns:wp="http://schemas.openxmlformats.org/drawingml/2006/wordprocessingDrawing" xmlns:w10="urn:schemas-microsoft-com:office:word" xmlns:w="http://schemas.openxmlformats.org/wordprocessingml/2006/main" xmlns:w14="http://schemas.microsoft.com/office/word/2010/wordml" xmlns:w15="http://schemas.microsoft.com/office/word/2012/wordml" xmlns:w16cex="http://schemas.microsoft.com/office/word/2018/wordml/cex" xmlns:w16cid="http://schemas.microsoft.com/office/word/2016/wordml/cid" xmlns:w16="http://schemas.microsoft.com/office/word/2018/wordml" xmlns:w16du="http://schemas.microsoft.com/office/word/2023/wordml/word16du" xmlns:w16sdtdh="http://schemas.microsoft.com/office/word/2020/wordml/sdtdatahash" xmlns:w16sdtfl="http://schemas.microsoft.com/office/word/2024/wordml/sdtformatlock" xmlns:w16se="http://schemas.microsoft.com/office/word/2015/wordml/symex" xmlns:wpg="http://schemas.microsoft.com/office/word/2010/wordprocessingGroup" xmlns:wpi="http://schemas.microsoft.com/office/word/2010/wordprocessingInk" xmlns:wne="http://schemas.microsoft.com/office/word/2006/wordml" xmlns:wps="http://schemas.microsoft.com/office/word/2010/wordprocessingShape" mc:Ignorable="w14 w15 w16se w16cid w16 w16cex w16sdtdh w16sdtfl w16du wp14">
+<w:footnotes xmlns:wpc="http://schemas.microsoft.com/office/word/2010/wordprocessingCanvas" xmlns:cx="http://schemas.microsoft.com/office/drawing/2014/chartex" xmlns:cx1="http://schemas.microsoft.com/office/drawing/2015/9/8/chartex" xmlns:cx2="http://schemas.microsoft.com/office/drawing/2015/10/21/chartex" xmlns:cx3="http://schemas.microsoft.com/office/drawing/2016/5/9/chartex" xmlns:cx4="http://schemas.microsoft.com/office/drawing/2016/5/10/chartex" xmlns:cx5="http://schemas.microsoft.com/office/drawing/2016/5/11/chartex" xmlns:cx6="http://schemas.microsoft.com/office/drawing/2016/5/12/chartex" xmlns:cx7="http://schemas.microsoft.com/office/drawing/2016/5/13/chartex" xmlns:cx8="http://schemas.microsoft.com/office/drawing/2016/5/14/chartex" xmlns:mc="http://schemas.openxmlformats.org/markup-compatibility/2006" xmlns:aink="http://schemas.microsoft.com/office/drawing/2016/ink" xmlns:am3d="http://schemas.microsoft.com/office/drawing/2017/model3d" xmlns:o="urn:schemas-microsoft-com:office:office" xmlns:r="http://schemas.openxmlformats.org/officeDocument/2006/relationships" xmlns:m="http://schemas.openxmlformats.org/officeDocument/2006/math" xmlns:v="urn:schemas-microsoft-com:vml" xmlns:wp14="http://schemas.microsoft.com/office/word/2010/wordprocessingDrawing" xmlns:wp="http://schemas.openxmlformats.org/drawingml/2006/wordprocessingDrawing" xmlns:w10="urn:schemas-microsoft-com:office:word" xmlns:w="http://schemas.openxmlformats.org/wordprocessingml/2006/main" xmlns:w14="http://schemas.microsoft.com/office/word/2010/wordml" xmlns:w15="http://schemas.microsoft.com/office/word/2012/wordml" xmlns:w16cex="http://schemas.microsoft.com/office/word/2018/wordml/cex" xmlns:w16cid="http://schemas.microsoft.com/office/word/2016/wordml/cid" xmlns:w16="http://schemas.microsoft.com/office/word/2018/wordml" xmlns:w16sdtdh="http://schemas.microsoft.com/office/word/2020/wordml/sdtdatahash" xmlns:w16se="http://schemas.microsoft.com/office/word/2015/wordml/symex" xmlns:wpg="http://schemas.microsoft.com/office/word/2010/wordprocessingGroup" xmlns:wpi="http://schemas.microsoft.com/office/word/2010/wordprocessingInk" xmlns:wne="http://schemas.microsoft.com/office/word/2006/wordml" xmlns:wps="http://schemas.microsoft.com/office/word/2010/wordprocessingShape" mc:Ignorable="w14 w15 w16se w16cid w16 w16cex w16sdtdh wp14">
   <w:footnote w:type="separator" w:id="-1">
     <w:p>
       <w:r>
@@ -3027,7 +2989,7 @@
 </file>
 
 <file path=word/header1.xml><?xml version="1.0" encoding="utf-8"?>
-<w:hdr xmlns:wpc="http://schemas.microsoft.com/office/word/2010/wordprocessingCanvas" xmlns:cx="http://schemas.microsoft.com/office/drawing/2014/chartex" xmlns:cx1="http://schemas.microsoft.com/office/drawing/2015/9/8/chartex" xmlns:cx2="http://schemas.microsoft.com/office/drawing/2015/10/21/chartex" xmlns:cx3="http://schemas.microsoft.com/office/drawing/2016/5/9/chartex" xmlns:cx4="http://schemas.microsoft.com/office/drawing/2016/5/10/chartex" xmlns:cx5="http://schemas.microsoft.com/office/drawing/2016/5/11/chartex" xmlns:cx6="http://schemas.microsoft.com/office/drawing/2016/5/12/chartex" xmlns:cx7="http://schemas.microsoft.com/office/drawing/2016/5/13/chartex" xmlns:cx8="http://schemas.microsoft.com/office/drawing/2016/5/14/chartex" xmlns:mc="http://schemas.openxmlformats.org/markup-compatibility/2006" xmlns:aink="http://schemas.microsoft.com/office/drawing/2016/ink" xmlns:am3d="http://schemas.microsoft.com/office/drawing/2017/model3d" xmlns:o="urn:schemas-microsoft-com:office:office" xmlns:oel="http://schemas.microsoft.com/office/2019/extlst" xmlns:r="http://schemas.openxmlformats.org/officeDocument/2006/relationships" xmlns:m="http://schemas.openxmlformats.org/officeDocument/2006/math" xmlns:v="urn:schemas-microsoft-com:vml" xmlns:wp14="http://schemas.microsoft.com/office/word/2010/wordprocessingDrawing" xmlns:wp="http://schemas.openxmlformats.org/drawingml/2006/wordprocessingDrawing" xmlns:w10="urn:schemas-microsoft-com:office:word" xmlns:w="http://schemas.openxmlformats.org/wordprocessingml/2006/main" xmlns:w14="http://schemas.microsoft.com/office/word/2010/wordml" xmlns:w15="http://schemas.microsoft.com/office/word/2012/wordml" xmlns:w16cex="http://schemas.microsoft.com/office/word/2018/wordml/cex" xmlns:w16cid="http://schemas.microsoft.com/office/word/2016/wordml/cid" xmlns:w16="http://schemas.microsoft.com/office/word/2018/wordml" xmlns:w16du="http://schemas.microsoft.com/office/word/2023/wordml/word16du" xmlns:w16sdtdh="http://schemas.microsoft.com/office/word/2020/wordml/sdtdatahash" xmlns:w16sdtfl="http://schemas.microsoft.com/office/word/2024/wordml/sdtformatlock" xmlns:w16se="http://schemas.microsoft.com/office/word/2015/wordml/symex" xmlns:wpg="http://schemas.microsoft.com/office/word/2010/wordprocessingGroup" xmlns:wpi="http://schemas.microsoft.com/office/word/2010/wordprocessingInk" xmlns:wne="http://schemas.microsoft.com/office/word/2006/wordml" xmlns:wps="http://schemas.microsoft.com/office/word/2010/wordprocessingShape" mc:Ignorable="w14 w15 w16se w16cid w16 w16cex w16sdtdh w16sdtfl w16du wp14">
+<w:hdr xmlns:wpc="http://schemas.microsoft.com/office/word/2010/wordprocessingCanvas" xmlns:cx="http://schemas.microsoft.com/office/drawing/2014/chartex" xmlns:cx1="http://schemas.microsoft.com/office/drawing/2015/9/8/chartex" xmlns:cx2="http://schemas.microsoft.com/office/drawing/2015/10/21/chartex" xmlns:cx3="http://schemas.microsoft.com/office/drawing/2016/5/9/chartex" xmlns:cx4="http://schemas.microsoft.com/office/drawing/2016/5/10/chartex" xmlns:cx5="http://schemas.microsoft.com/office/drawing/2016/5/11/chartex" xmlns:cx6="http://schemas.microsoft.com/office/drawing/2016/5/12/chartex" xmlns:cx7="http://schemas.microsoft.com/office/drawing/2016/5/13/chartex" xmlns:cx8="http://schemas.microsoft.com/office/drawing/2016/5/14/chartex" xmlns:mc="http://schemas.openxmlformats.org/markup-compatibility/2006" xmlns:aink="http://schemas.microsoft.com/office/drawing/2016/ink" xmlns:am3d="http://schemas.microsoft.com/office/drawing/2017/model3d" xmlns:o="urn:schemas-microsoft-com:office:office" xmlns:r="http://schemas.openxmlformats.org/officeDocument/2006/relationships" xmlns:m="http://schemas.openxmlformats.org/officeDocument/2006/math" xmlns:v="urn:schemas-microsoft-com:vml" xmlns:wp14="http://schemas.microsoft.com/office/word/2010/wordprocessingDrawing" xmlns:wp="http://schemas.openxmlformats.org/drawingml/2006/wordprocessingDrawing" xmlns:w10="urn:schemas-microsoft-com:office:word" xmlns:w="http://schemas.openxmlformats.org/wordprocessingml/2006/main" xmlns:w14="http://schemas.microsoft.com/office/word/2010/wordml" xmlns:w15="http://schemas.microsoft.com/office/word/2012/wordml" xmlns:w16cex="http://schemas.microsoft.com/office/word/2018/wordml/cex" xmlns:w16cid="http://schemas.microsoft.com/office/word/2016/wordml/cid" xmlns:w16="http://schemas.microsoft.com/office/word/2018/wordml" xmlns:w16sdtdh="http://schemas.microsoft.com/office/word/2020/wordml/sdtdatahash" xmlns:w16se="http://schemas.microsoft.com/office/word/2015/wordml/symex" xmlns:wpg="http://schemas.microsoft.com/office/word/2010/wordprocessingGroup" xmlns:wpi="http://schemas.microsoft.com/office/word/2010/wordprocessingInk" xmlns:wne="http://schemas.microsoft.com/office/word/2006/wordml" xmlns:wps="http://schemas.microsoft.com/office/word/2010/wordprocessingShape" mc:Ignorable="w14 w15 w16se w16cid w16 w16cex w16sdtdh wp14">
   <w:tbl>
     <w:tblPr>
       <w:tblW w:w="9360" w:type="dxa"/>
@@ -3042,6 +3004,9 @@
       <w:gridCol w:w="3140"/>
     </w:tblGrid>
     <w:tr>
+      <w:trPr>
+        <w:trHeight w:hRule="exact" w:val="2410"/>
+      </w:trPr>
       <w:tc>
         <w:tcPr>
           <w:tcW w:w="8060" w:type="dxa"/>
@@ -3129,7 +3094,7 @@
 </file>
 
 <file path=word/numbering.xml><?xml version="1.0" encoding="utf-8"?>
-<w:numbering xmlns:wpc="http://schemas.microsoft.com/office/word/2010/wordprocessingCanvas" xmlns:cx="http://schemas.microsoft.com/office/drawing/2014/chartex" xmlns:cx1="http://schemas.microsoft.com/office/drawing/2015/9/8/chartex" xmlns:cx2="http://schemas.microsoft.com/office/drawing/2015/10/21/chartex" xmlns:cx3="http://schemas.microsoft.com/office/drawing/2016/5/9/chartex" xmlns:cx4="http://schemas.microsoft.com/office/drawing/2016/5/10/chartex" xmlns:cx5="http://schemas.microsoft.com/office/drawing/2016/5/11/chartex" xmlns:cx6="http://schemas.microsoft.com/office/drawing/2016/5/12/chartex" xmlns:cx7="http://schemas.microsoft.com/office/drawing/2016/5/13/chartex" xmlns:cx8="http://schemas.microsoft.com/office/drawing/2016/5/14/chartex" xmlns:mc="http://schemas.openxmlformats.org/markup-compatibility/2006" xmlns:aink="http://schemas.microsoft.com/office/drawing/2016/ink" xmlns:am3d="http://schemas.microsoft.com/office/drawing/2017/model3d" xmlns:o="urn:schemas-microsoft-com:office:office" xmlns:oel="http://schemas.microsoft.com/office/2019/extlst" xmlns:r="http://schemas.openxmlformats.org/officeDocument/2006/relationships" xmlns:m="http://schemas.openxmlformats.org/officeDocument/2006/math" xmlns:v="urn:schemas-microsoft-com:vml" xmlns:wp14="http://schemas.microsoft.com/office/word/2010/wordprocessingDrawing" xmlns:wp="http://schemas.openxmlformats.org/drawingml/2006/wordprocessingDrawing" xmlns:w10="urn:schemas-microsoft-com:office:word" xmlns:w="http://schemas.openxmlformats.org/wordprocessingml/2006/main" xmlns:w14="http://schemas.microsoft.com/office/word/2010/wordml" xmlns:w15="http://schemas.microsoft.com/office/word/2012/wordml" xmlns:w16cex="http://schemas.microsoft.com/office/word/2018/wordml/cex" xmlns:w16cid="http://schemas.microsoft.com/office/word/2016/wordml/cid" xmlns:w16="http://schemas.microsoft.com/office/word/2018/wordml" xmlns:w16du="http://schemas.microsoft.com/office/word/2023/wordml/word16du" xmlns:w16sdtdh="http://schemas.microsoft.com/office/word/2020/wordml/sdtdatahash" xmlns:w16sdtfl="http://schemas.microsoft.com/office/word/2024/wordml/sdtformatlock" xmlns:w16se="http://schemas.microsoft.com/office/word/2015/wordml/symex" xmlns:wpg="http://schemas.microsoft.com/office/word/2010/wordprocessingGroup" xmlns:wpi="http://schemas.microsoft.com/office/word/2010/wordprocessingInk" xmlns:wne="http://schemas.microsoft.com/office/word/2006/wordml" xmlns:wps="http://schemas.microsoft.com/office/word/2010/wordprocessingShape" mc:Ignorable="w14 w15 w16se w16cid w16 w16cex w16sdtdh w16sdtfl w16du wp14">
+<w:numbering xmlns:wpc="http://schemas.microsoft.com/office/word/2010/wordprocessingCanvas" xmlns:cx="http://schemas.microsoft.com/office/drawing/2014/chartex" xmlns:cx1="http://schemas.microsoft.com/office/drawing/2015/9/8/chartex" xmlns:cx2="http://schemas.microsoft.com/office/drawing/2015/10/21/chartex" xmlns:cx3="http://schemas.microsoft.com/office/drawing/2016/5/9/chartex" xmlns:cx4="http://schemas.microsoft.com/office/drawing/2016/5/10/chartex" xmlns:cx5="http://schemas.microsoft.com/office/drawing/2016/5/11/chartex" xmlns:cx6="http://schemas.microsoft.com/office/drawing/2016/5/12/chartex" xmlns:cx7="http://schemas.microsoft.com/office/drawing/2016/5/13/chartex" xmlns:cx8="http://schemas.microsoft.com/office/drawing/2016/5/14/chartex" xmlns:mc="http://schemas.openxmlformats.org/markup-compatibility/2006" xmlns:aink="http://schemas.microsoft.com/office/drawing/2016/ink" xmlns:am3d="http://schemas.microsoft.com/office/drawing/2017/model3d" xmlns:o="urn:schemas-microsoft-com:office:office" xmlns:r="http://schemas.openxmlformats.org/officeDocument/2006/relationships" xmlns:m="http://schemas.openxmlformats.org/officeDocument/2006/math" xmlns:v="urn:schemas-microsoft-com:vml" xmlns:wp14="http://schemas.microsoft.com/office/word/2010/wordprocessingDrawing" xmlns:wp="http://schemas.openxmlformats.org/drawingml/2006/wordprocessingDrawing" xmlns:w10="urn:schemas-microsoft-com:office:word" xmlns:w="http://schemas.openxmlformats.org/wordprocessingml/2006/main" xmlns:w14="http://schemas.microsoft.com/office/word/2010/wordml" xmlns:w15="http://schemas.microsoft.com/office/word/2012/wordml" xmlns:w16cex="http://schemas.microsoft.com/office/word/2018/wordml/cex" xmlns:w16cid="http://schemas.microsoft.com/office/word/2016/wordml/cid" xmlns:w16="http://schemas.microsoft.com/office/word/2018/wordml" xmlns:w16sdtdh="http://schemas.microsoft.com/office/word/2020/wordml/sdtdatahash" xmlns:w16se="http://schemas.microsoft.com/office/word/2015/wordml/symex" xmlns:wpg="http://schemas.microsoft.com/office/word/2010/wordprocessingGroup" xmlns:wpi="http://schemas.microsoft.com/office/word/2010/wordprocessingInk" xmlns:wne="http://schemas.microsoft.com/office/word/2006/wordml" xmlns:wps="http://schemas.microsoft.com/office/word/2010/wordprocessingShape" mc:Ignorable="w14 w15 w16se w16cid w16 w16cex w16sdtdh wp14">
   <w:abstractNum w:abstractNumId="0" w15:restartNumberingAfterBreak="0">
     <w:nsid w:val="090B0C57"/>
     <w:multiLevelType w:val="hybridMultilevel"/>
@@ -3270,13 +3235,13 @@
       <w:lvlJc w:val="left"/>
     </w:lvl>
   </w:abstractNum>
-  <w:num w:numId="1" w16cid:durableId="317617127">
+  <w:num w:numId="1">
     <w:abstractNumId w:val="0"/>
     <w:lvlOverride w:ilvl="0">
       <w:startOverride w:val="1"/>
     </w:lvlOverride>
   </w:num>
-  <w:num w:numId="2" w16cid:durableId="2049796851">
+  <w:num w:numId="2">
     <w:abstractNumId w:val="1"/>
     <w:lvlOverride w:ilvl="0">
       <w:startOverride w:val="1"/>
@@ -3286,7 +3251,7 @@
 </file>
 
 <file path=word/styles.xml><?xml version="1.0" encoding="utf-8"?>
-<w:styles xmlns:mc="http://schemas.openxmlformats.org/markup-compatibility/2006" xmlns:r="http://schemas.openxmlformats.org/officeDocument/2006/relationships" xmlns:w="http://schemas.openxmlformats.org/wordprocessingml/2006/main" xmlns:w14="http://schemas.microsoft.com/office/word/2010/wordml" xmlns:w15="http://schemas.microsoft.com/office/word/2012/wordml" xmlns:w16cex="http://schemas.microsoft.com/office/word/2018/wordml/cex" xmlns:w16cid="http://schemas.microsoft.com/office/word/2016/wordml/cid" xmlns:w16="http://schemas.microsoft.com/office/word/2018/wordml" xmlns:w16du="http://schemas.microsoft.com/office/word/2023/wordml/word16du" xmlns:w16sdtdh="http://schemas.microsoft.com/office/word/2020/wordml/sdtdatahash" xmlns:w16sdtfl="http://schemas.microsoft.com/office/word/2024/wordml/sdtformatlock" xmlns:w16se="http://schemas.microsoft.com/office/word/2015/wordml/symex" mc:Ignorable="w14 w15 w16se w16cid w16 w16cex w16sdtdh w16sdtfl w16du">
+<w:styles xmlns:mc="http://schemas.openxmlformats.org/markup-compatibility/2006" xmlns:r="http://schemas.openxmlformats.org/officeDocument/2006/relationships" xmlns:w="http://schemas.openxmlformats.org/wordprocessingml/2006/main" xmlns:w14="http://schemas.microsoft.com/office/word/2010/wordml" xmlns:w15="http://schemas.microsoft.com/office/word/2012/wordml" xmlns:w16cex="http://schemas.microsoft.com/office/word/2018/wordml/cex" xmlns:w16cid="http://schemas.microsoft.com/office/word/2016/wordml/cid" xmlns:w16="http://schemas.microsoft.com/office/word/2018/wordml" xmlns:w16sdtdh="http://schemas.microsoft.com/office/word/2020/wordml/sdtdatahash" xmlns:w16se="http://schemas.microsoft.com/office/word/2015/wordml/symex" mc:Ignorable="w14 w15 w16se w16cid w16 w16cex w16sdtdh">
   <w:docDefaults>
     <w:rPrDefault>
       <w:rPr>
